--- a/Notes/JS/Notes.docx
+++ b/Notes/JS/Notes.docx
@@ -20139,8 +20139,5955 @@
       <w:pPr>
         <w:pStyle w:val="NoSpacing"/>
       </w:pPr>
+    </w:p>
+    <w:p>
+      <w:pPr>
+        <w:pStyle w:val="NoSpacing"/>
+      </w:pPr>
+    </w:p>
+    <w:p>
+      <w:pPr>
+        <w:pStyle w:val="NoSpacing"/>
+      </w:pPr>
+    </w:p>
+    <w:p>
+      <w:pPr>
+        <w:pStyle w:val="NoSpacing"/>
+      </w:pPr>
+    </w:p>
+    <w:p>
+      <w:pPr>
+        <w:pStyle w:val="NoSpacing"/>
+      </w:pPr>
+      <w:proofErr w:type="gramStart"/>
+      <w:r>
+        <w:rPr>
+          <w:rStyle w:val="HTMLCode"/>
+          <w:rFonts w:ascii="Times New Roman" w:eastAsiaTheme="minorHAnsi" w:hAnsi="Times New Roman" w:cstheme="minorBidi"/>
+          <w:b/>
+          <w:sz w:val="24"/>
+          <w:szCs w:val="22"/>
+        </w:rPr>
+        <w:lastRenderedPageBreak/>
+        <w:t>find(</w:t>
+      </w:r>
+      <w:proofErr w:type="gramEnd"/>
+      <w:r>
+        <w:rPr>
+          <w:rStyle w:val="HTMLCode"/>
+          <w:rFonts w:ascii="Times New Roman" w:eastAsiaTheme="minorHAnsi" w:hAnsi="Times New Roman" w:cstheme="minorBidi"/>
+          <w:b/>
+          <w:sz w:val="24"/>
+          <w:szCs w:val="22"/>
+        </w:rPr>
+        <w:t>)</w:t>
+      </w:r>
+      <w:r>
+        <w:t xml:space="preserve"> is an array method used to </w:t>
+      </w:r>
+      <w:r>
+        <w:rPr>
+          <w:rStyle w:val="Strong"/>
+          <w:b w:val="0"/>
+          <w:bCs w:val="0"/>
+        </w:rPr>
+        <w:t>find the first element that satisfies a condition</w:t>
+      </w:r>
+      <w:r>
+        <w:t>.</w:t>
+      </w:r>
+    </w:p>
+    <w:p>
+      <w:pPr>
+        <w:pStyle w:val="NoSpacing"/>
+      </w:pPr>
+      <w:r>
+        <w:t>1. Basic syntax</w:t>
+      </w:r>
+    </w:p>
+    <w:p>
+      <w:pPr>
+        <w:pStyle w:val="NoSpacing"/>
+      </w:pPr>
+      <w:proofErr w:type="spellStart"/>
+      <w:proofErr w:type="gramStart"/>
+      <w:r>
+        <w:rPr>
+          <w:rStyle w:val="m"/>
+        </w:rPr>
+        <w:t>array</w:t>
+      </w:r>
+      <w:r>
+        <w:rPr>
+          <w:rStyle w:val="g"/>
+        </w:rPr>
+        <w:t>.</w:t>
+      </w:r>
+      <w:r>
+        <w:t>find</w:t>
+      </w:r>
+      <w:proofErr w:type="spellEnd"/>
+      <w:proofErr w:type="gramEnd"/>
+      <w:r>
+        <w:t>((</w:t>
+      </w:r>
+      <w:r>
+        <w:rPr>
+          <w:rStyle w:val="m"/>
+        </w:rPr>
+        <w:t>element</w:t>
+      </w:r>
+      <w:r>
+        <w:t>) =&gt; {</w:t>
+      </w:r>
+    </w:p>
+    <w:p>
+      <w:pPr>
+        <w:pStyle w:val="NoSpacing"/>
+      </w:pPr>
+      <w:r>
+        <w:t xml:space="preserve">    </w:t>
+      </w:r>
+      <w:r>
+        <w:rPr>
+          <w:rStyle w:val="g"/>
+        </w:rPr>
+        <w:t>return</w:t>
+      </w:r>
+      <w:r>
+        <w:t xml:space="preserve"> </w:t>
+      </w:r>
+      <w:r>
+        <w:rPr>
+          <w:rStyle w:val="m"/>
+        </w:rPr>
+        <w:t>condition</w:t>
+      </w:r>
+      <w:r>
+        <w:t>;</w:t>
+      </w:r>
+    </w:p>
+    <w:p>
+      <w:pPr>
+        <w:pStyle w:val="NoSpacing"/>
+      </w:pPr>
+      <w:r>
+        <w:t>});</w:t>
+      </w:r>
+    </w:p>
+    <w:p>
+      <w:pPr>
+        <w:pStyle w:val="NoSpacing"/>
+      </w:pPr>
+      <w:r>
+        <w:t>The important thing is:</w:t>
+      </w:r>
+    </w:p>
+    <w:p>
+      <w:pPr>
+        <w:pStyle w:val="NoSpacing"/>
+      </w:pPr>
+      <w:proofErr w:type="gramStart"/>
+      <w:r>
+        <w:rPr>
+          <w:rStyle w:val="HTMLCode"/>
+          <w:rFonts w:ascii="Times New Roman" w:eastAsiaTheme="minorHAnsi" w:hAnsi="Times New Roman" w:cstheme="minorBidi"/>
+          <w:sz w:val="24"/>
+          <w:szCs w:val="22"/>
+        </w:rPr>
+        <w:t>find(</w:t>
+      </w:r>
+      <w:proofErr w:type="gramEnd"/>
+      <w:r>
+        <w:rPr>
+          <w:rStyle w:val="HTMLCode"/>
+          <w:rFonts w:ascii="Times New Roman" w:eastAsiaTheme="minorHAnsi" w:hAnsi="Times New Roman" w:cstheme="minorBidi"/>
+          <w:sz w:val="24"/>
+          <w:szCs w:val="22"/>
+        </w:rPr>
+        <w:t>)</w:t>
+      </w:r>
+      <w:r>
+        <w:t xml:space="preserve"> returns the </w:t>
+      </w:r>
+      <w:r>
+        <w:rPr>
+          <w:rStyle w:val="Strong"/>
+          <w:b w:val="0"/>
+          <w:bCs w:val="0"/>
+        </w:rPr>
+        <w:t>first matching element</w:t>
+      </w:r>
+      <w:r>
+        <w:t>, not all matching elements.</w:t>
+      </w:r>
+    </w:p>
+    <w:p>
+      <w:pPr>
+        <w:pStyle w:val="NoSpacing"/>
+      </w:pPr>
+    </w:p>
+    <w:p>
+      <w:pPr>
+        <w:pStyle w:val="NoSpacing"/>
+      </w:pPr>
+      <w:r>
+        <w:t>Example</w:t>
+      </w:r>
+    </w:p>
+    <w:p>
+      <w:pPr>
+        <w:pStyle w:val="NoSpacing"/>
+      </w:pPr>
+      <w:r>
+        <w:rPr>
+          <w:rStyle w:val="g"/>
+        </w:rPr>
+        <w:t>const</w:t>
+      </w:r>
+      <w:r>
+        <w:t xml:space="preserve"> </w:t>
+      </w:r>
+      <w:r>
+        <w:rPr>
+          <w:rStyle w:val="m"/>
+        </w:rPr>
+        <w:t>numbers</w:t>
+      </w:r>
+      <w:r>
+        <w:t xml:space="preserve"> </w:t>
+      </w:r>
+      <w:r>
+        <w:rPr>
+          <w:rStyle w:val="g"/>
+        </w:rPr>
+        <w:t>=</w:t>
+      </w:r>
+      <w:r>
+        <w:t xml:space="preserve"> [</w:t>
+      </w:r>
+      <w:r>
+        <w:rPr>
+          <w:rStyle w:val="j"/>
+        </w:rPr>
+        <w:t>10</w:t>
+      </w:r>
+      <w:r>
+        <w:t xml:space="preserve">, </w:t>
+      </w:r>
+      <w:r>
+        <w:rPr>
+          <w:rStyle w:val="j"/>
+        </w:rPr>
+        <w:t>20</w:t>
+      </w:r>
+      <w:r>
+        <w:t xml:space="preserve">, </w:t>
+      </w:r>
+      <w:r>
+        <w:rPr>
+          <w:rStyle w:val="j"/>
+        </w:rPr>
+        <w:t>30</w:t>
+      </w:r>
+      <w:r>
+        <w:t xml:space="preserve">, </w:t>
+      </w:r>
+      <w:r>
+        <w:rPr>
+          <w:rStyle w:val="j"/>
+        </w:rPr>
+        <w:t>40</w:t>
+      </w:r>
+      <w:r>
+        <w:t xml:space="preserve">, </w:t>
+      </w:r>
+      <w:r>
+        <w:rPr>
+          <w:rStyle w:val="j"/>
+        </w:rPr>
+        <w:t>50</w:t>
+      </w:r>
+      <w:r>
+        <w:t>];</w:t>
+      </w:r>
+    </w:p>
+    <w:p>
+      <w:pPr>
+        <w:pStyle w:val="NoSpacing"/>
+      </w:pPr>
+      <w:r>
+        <w:rPr>
+          <w:rStyle w:val="g"/>
+        </w:rPr>
+        <w:t>const</w:t>
+      </w:r>
+      <w:r>
+        <w:t xml:space="preserve"> </w:t>
+      </w:r>
+      <w:r>
+        <w:rPr>
+          <w:rStyle w:val="m"/>
+        </w:rPr>
+        <w:t>result</w:t>
+      </w:r>
+      <w:r>
+        <w:t xml:space="preserve"> </w:t>
+      </w:r>
+      <w:r>
+        <w:rPr>
+          <w:rStyle w:val="g"/>
+        </w:rPr>
+        <w:t>=</w:t>
+      </w:r>
+      <w:r>
+        <w:t xml:space="preserve"> </w:t>
+      </w:r>
+      <w:proofErr w:type="spellStart"/>
+      <w:proofErr w:type="gramStart"/>
+      <w:r>
+        <w:rPr>
+          <w:rStyle w:val="m"/>
+        </w:rPr>
+        <w:t>numbers</w:t>
+      </w:r>
+      <w:r>
+        <w:rPr>
+          <w:rStyle w:val="g"/>
+        </w:rPr>
+        <w:t>.</w:t>
+      </w:r>
+      <w:r>
+        <w:t>find</w:t>
+      </w:r>
+      <w:proofErr w:type="spellEnd"/>
+      <w:proofErr w:type="gramEnd"/>
+      <w:r>
+        <w:t>((</w:t>
+      </w:r>
+      <w:proofErr w:type="spellStart"/>
+      <w:r>
+        <w:rPr>
+          <w:rStyle w:val="m"/>
+        </w:rPr>
+        <w:t>num</w:t>
+      </w:r>
+      <w:proofErr w:type="spellEnd"/>
+      <w:r>
+        <w:t>) =&gt; {</w:t>
+      </w:r>
+    </w:p>
+    <w:p>
+      <w:pPr>
+        <w:pStyle w:val="NoSpacing"/>
+      </w:pPr>
+      <w:r>
+        <w:t xml:space="preserve">    </w:t>
+      </w:r>
+      <w:r>
+        <w:rPr>
+          <w:rStyle w:val="g"/>
+        </w:rPr>
+        <w:t>return</w:t>
+      </w:r>
+      <w:r>
+        <w:t xml:space="preserve"> </w:t>
+      </w:r>
+      <w:proofErr w:type="spellStart"/>
+      <w:r>
+        <w:rPr>
+          <w:rStyle w:val="m"/>
+        </w:rPr>
+        <w:t>num</w:t>
+      </w:r>
+      <w:proofErr w:type="spellEnd"/>
+      <w:r>
+        <w:t xml:space="preserve"> </w:t>
+      </w:r>
+      <w:r>
+        <w:rPr>
+          <w:rStyle w:val="g"/>
+        </w:rPr>
+        <w:t>&gt;</w:t>
+      </w:r>
+      <w:r>
+        <w:t xml:space="preserve"> </w:t>
+      </w:r>
+      <w:r>
+        <w:rPr>
+          <w:rStyle w:val="j"/>
+        </w:rPr>
+        <w:t>25</w:t>
+      </w:r>
+      <w:r>
+        <w:t>;</w:t>
+      </w:r>
+    </w:p>
+    <w:p>
+      <w:pPr>
+        <w:pStyle w:val="NoSpacing"/>
+      </w:pPr>
+      <w:r>
+        <w:t>});</w:t>
+      </w:r>
+    </w:p>
+    <w:p>
+      <w:pPr>
+        <w:pStyle w:val="NoSpacing"/>
+      </w:pPr>
+      <w:r>
+        <w:rPr>
+          <w:rStyle w:val="m"/>
+        </w:rPr>
+        <w:t>console</w:t>
+      </w:r>
+      <w:r>
+        <w:rPr>
+          <w:rStyle w:val="g"/>
+        </w:rPr>
+        <w:t>.</w:t>
+      </w:r>
+      <w:r>
+        <w:t>log(</w:t>
+      </w:r>
+      <w:r>
+        <w:rPr>
+          <w:rStyle w:val="m"/>
+        </w:rPr>
+        <w:t>result</w:t>
+      </w:r>
+      <w:r>
+        <w:t>);</w:t>
+      </w:r>
+    </w:p>
+    <w:p>
+      <w:pPr>
+        <w:pStyle w:val="NoSpacing"/>
+      </w:pPr>
+    </w:p>
+    <w:p>
+      <w:pPr>
+        <w:pStyle w:val="NoSpacing"/>
+        <w:rPr>
+          <w:b/>
+        </w:rPr>
+      </w:pPr>
+      <w:r>
+        <w:rPr>
+          <w:b/>
+        </w:rPr>
+        <w:t>Output:</w:t>
+      </w:r>
+    </w:p>
+    <w:p>
+      <w:pPr>
+        <w:pStyle w:val="NoSpacing"/>
+      </w:pPr>
+      <w:r>
+        <w:t>30</w:t>
+      </w:r>
+    </w:p>
+    <w:p>
+      <w:pPr>
+        <w:pStyle w:val="NoSpacing"/>
+      </w:pPr>
+    </w:p>
+    <w:p>
+      <w:pPr>
+        <w:pStyle w:val="NoSpacing"/>
+        <w:rPr>
+          <w:b/>
+        </w:rPr>
+      </w:pPr>
+      <w:r>
+        <w:rPr>
+          <w:b/>
+        </w:rPr>
+        <w:t>Why?</w:t>
+      </w:r>
+    </w:p>
+    <w:p>
+      <w:pPr>
+        <w:pStyle w:val="NoSpacing"/>
+      </w:pPr>
+      <w:proofErr w:type="gramStart"/>
+      <w:r>
+        <w:rPr>
+          <w:rStyle w:val="HTMLCode"/>
+          <w:rFonts w:ascii="Times New Roman" w:eastAsiaTheme="minorHAnsi" w:hAnsi="Times New Roman" w:cstheme="minorBidi"/>
+          <w:sz w:val="24"/>
+          <w:szCs w:val="22"/>
+        </w:rPr>
+        <w:t>find(</w:t>
+      </w:r>
+      <w:proofErr w:type="gramEnd"/>
+      <w:r>
+        <w:rPr>
+          <w:rStyle w:val="HTMLCode"/>
+          <w:rFonts w:ascii="Times New Roman" w:eastAsiaTheme="minorHAnsi" w:hAnsi="Times New Roman" w:cstheme="minorBidi"/>
+          <w:sz w:val="24"/>
+          <w:szCs w:val="22"/>
+        </w:rPr>
+        <w:t>)</w:t>
+      </w:r>
+      <w:r>
+        <w:t xml:space="preserve"> checks each element:</w:t>
+      </w:r>
+    </w:p>
+    <w:p>
+      <w:pPr>
+        <w:pStyle w:val="NoSpacing"/>
+      </w:pPr>
+      <w:r>
+        <w:t xml:space="preserve">10 &gt; 25 </w:t>
+      </w:r>
+      <w:r>
+        <w:rPr>
+          <w:rFonts w:ascii="Segoe UI Emoji" w:hAnsi="Segoe UI Emoji" w:cs="Segoe UI Emoji"/>
+        </w:rPr>
+        <w:t>❌</w:t>
+      </w:r>
+    </w:p>
+    <w:p>
+      <w:pPr>
+        <w:pStyle w:val="NoSpacing"/>
+      </w:pPr>
+      <w:r>
+        <w:t xml:space="preserve">20 &gt; 25 </w:t>
+      </w:r>
+      <w:r>
+        <w:rPr>
+          <w:rFonts w:ascii="Segoe UI Emoji" w:hAnsi="Segoe UI Emoji" w:cs="Segoe UI Emoji"/>
+        </w:rPr>
+        <w:t>❌</w:t>
+      </w:r>
+    </w:p>
+    <w:p>
+      <w:pPr>
+        <w:pStyle w:val="NoSpacing"/>
+      </w:pPr>
+      <w:r>
+        <w:t xml:space="preserve">30 &gt; 25 </w:t>
+      </w:r>
+      <w:r>
+        <w:rPr>
+          <w:rFonts w:ascii="Segoe UI Emoji" w:hAnsi="Segoe UI Emoji" w:cs="Segoe UI Emoji"/>
+        </w:rPr>
+        <w:t>✅</w:t>
+      </w:r>
+    </w:p>
+    <w:p>
+      <w:pPr>
+        <w:pStyle w:val="NoSpacing"/>
+      </w:pPr>
+      <w:r>
+        <w:t xml:space="preserve">As soon as it finds </w:t>
+      </w:r>
+      <w:r>
+        <w:rPr>
+          <w:rStyle w:val="HTMLCode"/>
+          <w:rFonts w:ascii="Times New Roman" w:eastAsiaTheme="minorHAnsi" w:hAnsi="Times New Roman" w:cstheme="minorBidi"/>
+          <w:sz w:val="24"/>
+          <w:szCs w:val="22"/>
+        </w:rPr>
+        <w:t>30</w:t>
+      </w:r>
+      <w:r>
+        <w:t xml:space="preserve">, it </w:t>
+      </w:r>
+      <w:r>
+        <w:rPr>
+          <w:rStyle w:val="Strong"/>
+          <w:b w:val="0"/>
+          <w:bCs w:val="0"/>
+        </w:rPr>
+        <w:t>stops searching</w:t>
+      </w:r>
+      <w:r>
+        <w:t xml:space="preserve"> and returns </w:t>
+      </w:r>
+      <w:r>
+        <w:rPr>
+          <w:rStyle w:val="HTMLCode"/>
+          <w:rFonts w:ascii="Times New Roman" w:eastAsiaTheme="minorHAnsi" w:hAnsi="Times New Roman" w:cstheme="minorBidi"/>
+          <w:sz w:val="24"/>
+          <w:szCs w:val="22"/>
+        </w:rPr>
+        <w:t>30</w:t>
+      </w:r>
+      <w:r>
+        <w:t>.</w:t>
+      </w:r>
+    </w:p>
+    <w:p>
+      <w:pPr>
+        <w:pStyle w:val="NoSpacing"/>
+      </w:pPr>
+    </w:p>
+    <w:p>
+      <w:pPr>
+        <w:pStyle w:val="NoSpacing"/>
+        <w:numPr>
+          <w:ilvl w:val="0"/>
+          <w:numId w:val="24"/>
+        </w:numPr>
+      </w:pPr>
+      <w:proofErr w:type="gramStart"/>
+      <w:r>
+        <w:rPr>
+          <w:rStyle w:val="HTMLCode"/>
+          <w:rFonts w:ascii="Times New Roman" w:eastAsiaTheme="minorHAnsi" w:hAnsi="Times New Roman" w:cstheme="minorBidi"/>
+          <w:sz w:val="24"/>
+          <w:szCs w:val="22"/>
+        </w:rPr>
+        <w:t>find(</w:t>
+      </w:r>
+      <w:proofErr w:type="gramEnd"/>
+      <w:r>
+        <w:rPr>
+          <w:rStyle w:val="HTMLCode"/>
+          <w:rFonts w:ascii="Times New Roman" w:eastAsiaTheme="minorHAnsi" w:hAnsi="Times New Roman" w:cstheme="minorBidi"/>
+          <w:sz w:val="24"/>
+          <w:szCs w:val="22"/>
+        </w:rPr>
+        <w:t>)</w:t>
+      </w:r>
+      <w:r>
+        <w:t xml:space="preserve"> returns the </w:t>
+      </w:r>
+      <w:r>
+        <w:rPr>
+          <w:rStyle w:val="Strong"/>
+          <w:bCs w:val="0"/>
+        </w:rPr>
+        <w:t>entire object</w:t>
+      </w:r>
+      <w:r>
+        <w:t xml:space="preserve"> that matches.</w:t>
+      </w:r>
+    </w:p>
+    <w:p>
+      <w:pPr>
+        <w:pStyle w:val="NoSpacing"/>
+        <w:numPr>
+          <w:ilvl w:val="0"/>
+          <w:numId w:val="24"/>
+        </w:numPr>
+      </w:pPr>
+      <w:r>
+        <w:t xml:space="preserve">What happens if nothing matches: </w:t>
+      </w:r>
+      <w:r>
+        <w:rPr>
+          <w:b/>
+        </w:rPr>
+        <w:t>undefined</w:t>
+      </w:r>
+    </w:p>
+    <w:p>
+      <w:pPr>
+        <w:pStyle w:val="NoSpacing"/>
+        <w:numPr>
+          <w:ilvl w:val="0"/>
+          <w:numId w:val="24"/>
+        </w:numPr>
+      </w:pPr>
+      <w:proofErr w:type="gramStart"/>
+      <w:r>
+        <w:rPr>
+          <w:rStyle w:val="HTMLCode"/>
+          <w:rFonts w:ascii="Times New Roman" w:eastAsiaTheme="minorHAnsi" w:hAnsi="Times New Roman" w:cstheme="minorBidi"/>
+          <w:sz w:val="24"/>
+          <w:szCs w:val="22"/>
+        </w:rPr>
+        <w:t>find(</w:t>
+      </w:r>
+      <w:proofErr w:type="gramEnd"/>
+      <w:r>
+        <w:rPr>
+          <w:rStyle w:val="HTMLCode"/>
+          <w:rFonts w:ascii="Times New Roman" w:eastAsiaTheme="minorHAnsi" w:hAnsi="Times New Roman" w:cstheme="minorBidi"/>
+          <w:sz w:val="24"/>
+          <w:szCs w:val="22"/>
+        </w:rPr>
+        <w:t>)</w:t>
+      </w:r>
+      <w:r>
+        <w:t xml:space="preserve"> returns only the </w:t>
+      </w:r>
+      <w:r>
+        <w:rPr>
+          <w:b/>
+        </w:rPr>
+        <w:t>first match</w:t>
+      </w:r>
+    </w:p>
+    <w:p>
+      <w:pPr>
+        <w:pStyle w:val="NoSpacing"/>
+      </w:pPr>
+    </w:p>
+    <w:p>
+      <w:pPr>
+        <w:pStyle w:val="NoSpacing"/>
+        <w:rPr>
+          <w:b/>
+        </w:rPr>
+      </w:pPr>
+      <w:r>
+        <w:rPr>
+          <w:b/>
+        </w:rPr>
+        <w:t xml:space="preserve">Difference between </w:t>
+      </w:r>
+      <w:proofErr w:type="gramStart"/>
+      <w:r>
+        <w:rPr>
+          <w:rStyle w:val="HTMLCode"/>
+          <w:rFonts w:ascii="Times New Roman" w:eastAsiaTheme="minorHAnsi" w:hAnsi="Times New Roman" w:cstheme="minorBidi"/>
+          <w:b/>
+          <w:sz w:val="24"/>
+          <w:szCs w:val="22"/>
+        </w:rPr>
+        <w:t>find(</w:t>
+      </w:r>
+      <w:proofErr w:type="gramEnd"/>
+      <w:r>
+        <w:rPr>
+          <w:rStyle w:val="HTMLCode"/>
+          <w:rFonts w:ascii="Times New Roman" w:eastAsiaTheme="minorHAnsi" w:hAnsi="Times New Roman" w:cstheme="minorBidi"/>
+          <w:b/>
+          <w:sz w:val="24"/>
+          <w:szCs w:val="22"/>
+        </w:rPr>
+        <w:t>)</w:t>
+      </w:r>
+      <w:r>
+        <w:rPr>
+          <w:b/>
+        </w:rPr>
+        <w:t xml:space="preserve"> and </w:t>
+      </w:r>
+      <w:r>
+        <w:rPr>
+          <w:rStyle w:val="HTMLCode"/>
+          <w:rFonts w:ascii="Times New Roman" w:eastAsiaTheme="minorHAnsi" w:hAnsi="Times New Roman" w:cstheme="minorBidi"/>
+          <w:b/>
+          <w:sz w:val="24"/>
+          <w:szCs w:val="22"/>
+        </w:rPr>
+        <w:t>filter()</w:t>
+      </w:r>
+    </w:p>
+    <w:p>
+      <w:pPr>
+        <w:pStyle w:val="NoSpacing"/>
+      </w:pPr>
+    </w:p>
+    <w:p>
+      <w:pPr>
+        <w:pStyle w:val="NoSpacing"/>
+        <w:rPr>
+          <w:b/>
+        </w:rPr>
+      </w:pPr>
+      <w:proofErr w:type="gramStart"/>
+      <w:r>
+        <w:rPr>
+          <w:rStyle w:val="HTMLCode"/>
+          <w:rFonts w:ascii="Times New Roman" w:eastAsiaTheme="minorHAnsi" w:hAnsi="Times New Roman" w:cstheme="minorBidi"/>
+          <w:b/>
+          <w:sz w:val="24"/>
+          <w:szCs w:val="22"/>
+        </w:rPr>
+        <w:t>find(</w:t>
+      </w:r>
+      <w:proofErr w:type="gramEnd"/>
+      <w:r>
+        <w:rPr>
+          <w:rStyle w:val="HTMLCode"/>
+          <w:rFonts w:ascii="Times New Roman" w:eastAsiaTheme="minorHAnsi" w:hAnsi="Times New Roman" w:cstheme="minorBidi"/>
+          <w:b/>
+          <w:sz w:val="24"/>
+          <w:szCs w:val="22"/>
+        </w:rPr>
+        <w:t>)</w:t>
+      </w:r>
+    </w:p>
+    <w:p>
+      <w:pPr>
+        <w:pStyle w:val="NoSpacing"/>
+      </w:pPr>
+      <w:r>
+        <w:t xml:space="preserve">Returns </w:t>
+      </w:r>
+      <w:r>
+        <w:rPr>
+          <w:rStyle w:val="Strong"/>
+          <w:b w:val="0"/>
+          <w:bCs w:val="0"/>
+        </w:rPr>
+        <w:t>one element</w:t>
+      </w:r>
+      <w:r>
+        <w:t xml:space="preserve"> — the first matching element.</w:t>
+      </w:r>
+    </w:p>
+    <w:p>
+      <w:pPr>
+        <w:pStyle w:val="NoSpacing"/>
+      </w:pPr>
+      <w:r>
+        <w:rPr>
+          <w:rStyle w:val="g"/>
+        </w:rPr>
+        <w:t>const</w:t>
+      </w:r>
+      <w:r>
+        <w:t xml:space="preserve"> </w:t>
+      </w:r>
+      <w:r>
+        <w:rPr>
+          <w:rStyle w:val="m"/>
+        </w:rPr>
+        <w:t>numbers</w:t>
+      </w:r>
+      <w:r>
+        <w:t xml:space="preserve"> </w:t>
+      </w:r>
+      <w:r>
+        <w:rPr>
+          <w:rStyle w:val="g"/>
+        </w:rPr>
+        <w:t>=</w:t>
+      </w:r>
+      <w:r>
+        <w:t xml:space="preserve"> [</w:t>
+      </w:r>
+      <w:r>
+        <w:rPr>
+          <w:rStyle w:val="j"/>
+        </w:rPr>
+        <w:t>10</w:t>
+      </w:r>
+      <w:r>
+        <w:t xml:space="preserve">, </w:t>
+      </w:r>
+      <w:r>
+        <w:rPr>
+          <w:rStyle w:val="j"/>
+        </w:rPr>
+        <w:t>20</w:t>
+      </w:r>
+      <w:r>
+        <w:t xml:space="preserve">, </w:t>
+      </w:r>
+      <w:r>
+        <w:rPr>
+          <w:rStyle w:val="j"/>
+        </w:rPr>
+        <w:t>30</w:t>
+      </w:r>
+      <w:r>
+        <w:t xml:space="preserve">, </w:t>
+      </w:r>
+      <w:r>
+        <w:rPr>
+          <w:rStyle w:val="j"/>
+        </w:rPr>
+        <w:t>40</w:t>
+      </w:r>
+      <w:r>
+        <w:t xml:space="preserve">, </w:t>
+      </w:r>
+      <w:r>
+        <w:rPr>
+          <w:rStyle w:val="j"/>
+        </w:rPr>
+        <w:t>50</w:t>
+      </w:r>
+      <w:r>
+        <w:t>];</w:t>
+      </w:r>
+    </w:p>
+    <w:p>
+      <w:pPr>
+        <w:pStyle w:val="NoSpacing"/>
+      </w:pPr>
+    </w:p>
+    <w:p>
+      <w:pPr>
+        <w:pStyle w:val="NoSpacing"/>
+      </w:pPr>
+      <w:r>
+        <w:rPr>
+          <w:rStyle w:val="g"/>
+        </w:rPr>
+        <w:t>const</w:t>
+      </w:r>
+      <w:r>
+        <w:t xml:space="preserve"> </w:t>
+      </w:r>
+      <w:r>
+        <w:rPr>
+          <w:rStyle w:val="m"/>
+        </w:rPr>
+        <w:t>result</w:t>
+      </w:r>
+      <w:r>
+        <w:t xml:space="preserve"> </w:t>
+      </w:r>
+      <w:r>
+        <w:rPr>
+          <w:rStyle w:val="g"/>
+        </w:rPr>
+        <w:t>=</w:t>
+      </w:r>
+      <w:r>
+        <w:t xml:space="preserve"> </w:t>
+      </w:r>
+      <w:proofErr w:type="spellStart"/>
+      <w:proofErr w:type="gramStart"/>
+      <w:r>
+        <w:rPr>
+          <w:rStyle w:val="m"/>
+        </w:rPr>
+        <w:t>numbers</w:t>
+      </w:r>
+      <w:r>
+        <w:rPr>
+          <w:rStyle w:val="g"/>
+        </w:rPr>
+        <w:t>.</w:t>
+      </w:r>
+      <w:r>
+        <w:t>find</w:t>
+      </w:r>
+      <w:proofErr w:type="spellEnd"/>
+      <w:proofErr w:type="gramEnd"/>
+      <w:r>
+        <w:t>(</w:t>
+      </w:r>
+      <w:proofErr w:type="spellStart"/>
+      <w:r>
+        <w:rPr>
+          <w:rStyle w:val="m"/>
+        </w:rPr>
+        <w:t>num</w:t>
+      </w:r>
+      <w:proofErr w:type="spellEnd"/>
+      <w:r>
+        <w:t xml:space="preserve"> =&gt; </w:t>
+      </w:r>
+      <w:proofErr w:type="spellStart"/>
+      <w:r>
+        <w:rPr>
+          <w:rStyle w:val="m"/>
+        </w:rPr>
+        <w:t>num</w:t>
+      </w:r>
+      <w:proofErr w:type="spellEnd"/>
+      <w:r>
+        <w:t xml:space="preserve"> </w:t>
+      </w:r>
+      <w:r>
+        <w:rPr>
+          <w:rStyle w:val="g"/>
+        </w:rPr>
+        <w:t>&gt;</w:t>
+      </w:r>
+      <w:r>
+        <w:t xml:space="preserve"> </w:t>
+      </w:r>
+      <w:r>
+        <w:rPr>
+          <w:rStyle w:val="j"/>
+        </w:rPr>
+        <w:t>20</w:t>
+      </w:r>
+      <w:r>
+        <w:t>);</w:t>
+      </w:r>
+    </w:p>
+    <w:p>
+      <w:pPr>
+        <w:pStyle w:val="NoSpacing"/>
+      </w:pPr>
+      <w:r>
+        <w:rPr>
+          <w:rStyle w:val="m"/>
+        </w:rPr>
+        <w:t>console</w:t>
+      </w:r>
+      <w:r>
+        <w:rPr>
+          <w:rStyle w:val="g"/>
+        </w:rPr>
+        <w:t>.</w:t>
+      </w:r>
+      <w:r>
+        <w:t>log(</w:t>
+      </w:r>
+      <w:r>
+        <w:rPr>
+          <w:rStyle w:val="m"/>
+        </w:rPr>
+        <w:t>result</w:t>
+      </w:r>
+      <w:r>
+        <w:t>);</w:t>
+      </w:r>
+    </w:p>
+    <w:p>
+      <w:pPr>
+        <w:pStyle w:val="NoSpacing"/>
+      </w:pPr>
+      <w:r>
+        <w:rPr>
+          <w:b/>
+        </w:rPr>
+        <w:t>Output</w:t>
+      </w:r>
+      <w:r>
+        <w:t>:</w:t>
+      </w:r>
+    </w:p>
+    <w:p>
+      <w:pPr>
+        <w:pStyle w:val="NoSpacing"/>
+      </w:pPr>
+      <w:r>
+        <w:t>30</w:t>
+      </w:r>
+    </w:p>
+    <w:p>
+      <w:pPr>
+        <w:pStyle w:val="NoSpacing"/>
+      </w:pPr>
+    </w:p>
+    <w:p>
+      <w:pPr>
+        <w:pStyle w:val="NoSpacing"/>
+        <w:rPr>
+          <w:b/>
+        </w:rPr>
+      </w:pPr>
+      <w:proofErr w:type="gramStart"/>
+      <w:r>
+        <w:rPr>
+          <w:rStyle w:val="HTMLCode"/>
+          <w:rFonts w:ascii="Times New Roman" w:eastAsiaTheme="minorHAnsi" w:hAnsi="Times New Roman" w:cstheme="minorBidi"/>
+          <w:b/>
+          <w:sz w:val="24"/>
+          <w:szCs w:val="22"/>
+        </w:rPr>
+        <w:t>filter(</w:t>
+      </w:r>
+      <w:proofErr w:type="gramEnd"/>
+      <w:r>
+        <w:rPr>
+          <w:rStyle w:val="HTMLCode"/>
+          <w:rFonts w:ascii="Times New Roman" w:eastAsiaTheme="minorHAnsi" w:hAnsi="Times New Roman" w:cstheme="minorBidi"/>
+          <w:b/>
+          <w:sz w:val="24"/>
+          <w:szCs w:val="22"/>
+        </w:rPr>
+        <w:t>)</w:t>
+      </w:r>
+    </w:p>
+    <w:p>
+      <w:pPr>
+        <w:pStyle w:val="NoSpacing"/>
+      </w:pPr>
+      <w:r>
+        <w:t xml:space="preserve">Returns </w:t>
+      </w:r>
+      <w:r>
+        <w:rPr>
+          <w:rStyle w:val="Strong"/>
+          <w:b w:val="0"/>
+          <w:bCs w:val="0"/>
+        </w:rPr>
+        <w:t>all matching elements</w:t>
+      </w:r>
+      <w:r>
+        <w:t xml:space="preserve"> in a new array.</w:t>
+      </w:r>
+    </w:p>
+    <w:p>
+      <w:pPr>
+        <w:pStyle w:val="NoSpacing"/>
+      </w:pPr>
+      <w:r>
+        <w:rPr>
+          <w:rStyle w:val="g"/>
+        </w:rPr>
+        <w:t>const</w:t>
+      </w:r>
+      <w:r>
+        <w:t xml:space="preserve"> </w:t>
+      </w:r>
+      <w:r>
+        <w:rPr>
+          <w:rStyle w:val="m"/>
+        </w:rPr>
+        <w:t>numbers</w:t>
+      </w:r>
+      <w:r>
+        <w:t xml:space="preserve"> </w:t>
+      </w:r>
+      <w:r>
+        <w:rPr>
+          <w:rStyle w:val="g"/>
+        </w:rPr>
+        <w:t>=</w:t>
+      </w:r>
+      <w:r>
+        <w:t xml:space="preserve"> [</w:t>
+      </w:r>
+      <w:r>
+        <w:rPr>
+          <w:rStyle w:val="j"/>
+        </w:rPr>
+        <w:t>10</w:t>
+      </w:r>
+      <w:r>
+        <w:t xml:space="preserve">, </w:t>
+      </w:r>
+      <w:r>
+        <w:rPr>
+          <w:rStyle w:val="j"/>
+        </w:rPr>
+        <w:t>20</w:t>
+      </w:r>
+      <w:r>
+        <w:t xml:space="preserve">, </w:t>
+      </w:r>
+      <w:r>
+        <w:rPr>
+          <w:rStyle w:val="j"/>
+        </w:rPr>
+        <w:t>30</w:t>
+      </w:r>
+      <w:r>
+        <w:t xml:space="preserve">, </w:t>
+      </w:r>
+      <w:r>
+        <w:rPr>
+          <w:rStyle w:val="j"/>
+        </w:rPr>
+        <w:t>40</w:t>
+      </w:r>
+      <w:r>
+        <w:t xml:space="preserve">, </w:t>
+      </w:r>
+      <w:r>
+        <w:rPr>
+          <w:rStyle w:val="j"/>
+        </w:rPr>
+        <w:t>50</w:t>
+      </w:r>
+      <w:r>
+        <w:t>];</w:t>
+      </w:r>
+    </w:p>
+    <w:p>
+      <w:pPr>
+        <w:pStyle w:val="NoSpacing"/>
+      </w:pPr>
+    </w:p>
+    <w:p>
+      <w:pPr>
+        <w:pStyle w:val="NoSpacing"/>
+      </w:pPr>
+      <w:r>
+        <w:rPr>
+          <w:rStyle w:val="g"/>
+        </w:rPr>
+        <w:t>const</w:t>
+      </w:r>
+      <w:r>
+        <w:t xml:space="preserve"> </w:t>
+      </w:r>
+      <w:r>
+        <w:rPr>
+          <w:rStyle w:val="m"/>
+        </w:rPr>
+        <w:t>result</w:t>
+      </w:r>
+      <w:r>
+        <w:t xml:space="preserve"> </w:t>
+      </w:r>
+      <w:r>
+        <w:rPr>
+          <w:rStyle w:val="g"/>
+        </w:rPr>
+        <w:t>=</w:t>
+      </w:r>
+      <w:r>
+        <w:t xml:space="preserve"> </w:t>
+      </w:r>
+      <w:proofErr w:type="spellStart"/>
+      <w:proofErr w:type="gramStart"/>
+      <w:r>
+        <w:rPr>
+          <w:rStyle w:val="m"/>
+        </w:rPr>
+        <w:t>numbers</w:t>
+      </w:r>
+      <w:r>
+        <w:rPr>
+          <w:rStyle w:val="g"/>
+        </w:rPr>
+        <w:t>.</w:t>
+      </w:r>
+      <w:r>
+        <w:t>filter</w:t>
+      </w:r>
+      <w:proofErr w:type="spellEnd"/>
+      <w:proofErr w:type="gramEnd"/>
+      <w:r>
+        <w:t>(</w:t>
+      </w:r>
+      <w:proofErr w:type="spellStart"/>
+      <w:r>
+        <w:rPr>
+          <w:rStyle w:val="m"/>
+        </w:rPr>
+        <w:t>num</w:t>
+      </w:r>
+      <w:proofErr w:type="spellEnd"/>
+      <w:r>
+        <w:t xml:space="preserve"> =&gt; </w:t>
+      </w:r>
+      <w:proofErr w:type="spellStart"/>
+      <w:r>
+        <w:rPr>
+          <w:rStyle w:val="m"/>
+        </w:rPr>
+        <w:t>num</w:t>
+      </w:r>
+      <w:proofErr w:type="spellEnd"/>
+      <w:r>
+        <w:t xml:space="preserve"> </w:t>
+      </w:r>
+      <w:r>
+        <w:rPr>
+          <w:rStyle w:val="g"/>
+        </w:rPr>
+        <w:t>&gt;</w:t>
+      </w:r>
+      <w:r>
+        <w:t xml:space="preserve"> </w:t>
+      </w:r>
+      <w:r>
+        <w:rPr>
+          <w:rStyle w:val="j"/>
+        </w:rPr>
+        <w:t>20</w:t>
+      </w:r>
+      <w:r>
+        <w:t>);</w:t>
+      </w:r>
+    </w:p>
+    <w:p>
+      <w:pPr>
+        <w:pStyle w:val="NoSpacing"/>
+      </w:pPr>
+      <w:r>
+        <w:rPr>
+          <w:rStyle w:val="m"/>
+        </w:rPr>
+        <w:t>console</w:t>
+      </w:r>
+      <w:r>
+        <w:rPr>
+          <w:rStyle w:val="g"/>
+        </w:rPr>
+        <w:t>.</w:t>
+      </w:r>
+      <w:r>
+        <w:t>log(</w:t>
+      </w:r>
+      <w:r>
+        <w:rPr>
+          <w:rStyle w:val="m"/>
+        </w:rPr>
+        <w:t>result</w:t>
+      </w:r>
+      <w:r>
+        <w:t>);</w:t>
+      </w:r>
+    </w:p>
+    <w:p>
+      <w:pPr>
+        <w:pStyle w:val="NoSpacing"/>
+      </w:pPr>
+    </w:p>
+    <w:p>
+      <w:pPr>
+        <w:pStyle w:val="NoSpacing"/>
+        <w:rPr>
+          <w:b/>
+        </w:rPr>
+      </w:pPr>
+      <w:r>
+        <w:rPr>
+          <w:b/>
+        </w:rPr>
+        <w:t>Output:</w:t>
+      </w:r>
+    </w:p>
+    <w:p>
+      <w:pPr>
+        <w:pStyle w:val="NoSpacing"/>
+      </w:pPr>
+      <w:r>
+        <w:t>[</w:t>
+      </w:r>
+      <w:r>
+        <w:rPr>
+          <w:rStyle w:val="j"/>
+        </w:rPr>
+        <w:t>30</w:t>
+      </w:r>
+      <w:r>
+        <w:t xml:space="preserve">, </w:t>
+      </w:r>
+      <w:r>
+        <w:rPr>
+          <w:rStyle w:val="j"/>
+        </w:rPr>
+        <w:t>40</w:t>
+      </w:r>
+      <w:r>
+        <w:t xml:space="preserve">, </w:t>
+      </w:r>
+      <w:r>
+        <w:rPr>
+          <w:rStyle w:val="j"/>
+        </w:rPr>
+        <w:t>50</w:t>
+      </w:r>
+      <w:r>
+        <w:t>]</w:t>
+      </w:r>
+    </w:p>
+    <w:p>
+      <w:pPr>
+        <w:pStyle w:val="NoSpacing"/>
+        <w:rPr>
+          <w:b/>
+        </w:rPr>
+      </w:pPr>
+      <w:r>
+        <w:rPr>
+          <w:b/>
+        </w:rPr>
+        <w:lastRenderedPageBreak/>
+        <w:t>Easy way to remember</w:t>
+      </w:r>
+    </w:p>
+    <w:p>
+      <w:pPr>
+        <w:pStyle w:val="NoSpacing"/>
+      </w:pPr>
+      <w:r>
+        <w:t>find   → Find ONE</w:t>
+      </w:r>
+    </w:p>
+    <w:p>
+      <w:pPr>
+        <w:pStyle w:val="NoSpacing"/>
+      </w:pPr>
+      <w:r>
+        <w:t>filter → Filter ALL</w:t>
+      </w:r>
+    </w:p>
+    <w:p>
+      <w:pPr>
+        <w:pStyle w:val="NoSpacing"/>
+      </w:pPr>
+    </w:p>
+    <w:p>
+      <w:pPr>
+        <w:pStyle w:val="NoSpacing"/>
+        <w:rPr>
+          <w:b/>
+        </w:rPr>
+      </w:pPr>
+      <w:proofErr w:type="gramStart"/>
+      <w:r>
+        <w:rPr>
+          <w:rStyle w:val="HTMLCode"/>
+          <w:rFonts w:ascii="Times New Roman" w:eastAsiaTheme="minorHAnsi" w:hAnsi="Times New Roman" w:cstheme="minorBidi"/>
+          <w:b/>
+          <w:sz w:val="24"/>
+          <w:szCs w:val="22"/>
+        </w:rPr>
+        <w:t>find(</w:t>
+      </w:r>
+      <w:proofErr w:type="gramEnd"/>
+      <w:r>
+        <w:rPr>
+          <w:rStyle w:val="HTMLCode"/>
+          <w:rFonts w:ascii="Times New Roman" w:eastAsiaTheme="minorHAnsi" w:hAnsi="Times New Roman" w:cstheme="minorBidi"/>
+          <w:b/>
+          <w:sz w:val="24"/>
+          <w:szCs w:val="22"/>
+        </w:rPr>
+        <w:t>)</w:t>
+      </w:r>
+      <w:r>
+        <w:rPr>
+          <w:b/>
+        </w:rPr>
+        <w:t xml:space="preserve"> vs </w:t>
+      </w:r>
+      <w:proofErr w:type="spellStart"/>
+      <w:r>
+        <w:rPr>
+          <w:rStyle w:val="HTMLCode"/>
+          <w:rFonts w:ascii="Times New Roman" w:eastAsiaTheme="minorHAnsi" w:hAnsi="Times New Roman" w:cstheme="minorBidi"/>
+          <w:b/>
+          <w:sz w:val="24"/>
+          <w:szCs w:val="22"/>
+        </w:rPr>
+        <w:t>findIndex</w:t>
+      </w:r>
+      <w:proofErr w:type="spellEnd"/>
+      <w:r>
+        <w:rPr>
+          <w:rStyle w:val="HTMLCode"/>
+          <w:rFonts w:ascii="Times New Roman" w:eastAsiaTheme="minorHAnsi" w:hAnsi="Times New Roman" w:cstheme="minorBidi"/>
+          <w:b/>
+          <w:sz w:val="24"/>
+          <w:szCs w:val="22"/>
+        </w:rPr>
+        <w:t>()</w:t>
+      </w:r>
+    </w:p>
+    <w:p>
+      <w:pPr>
+        <w:pStyle w:val="NoSpacing"/>
+      </w:pPr>
+      <w:r>
+        <w:t xml:space="preserve">There is also a method called </w:t>
+      </w:r>
+      <w:proofErr w:type="spellStart"/>
+      <w:proofErr w:type="gramStart"/>
+      <w:r>
+        <w:rPr>
+          <w:rStyle w:val="HTMLCode"/>
+          <w:rFonts w:ascii="Times New Roman" w:eastAsiaTheme="minorHAnsi" w:hAnsi="Times New Roman" w:cstheme="minorBidi"/>
+          <w:sz w:val="24"/>
+          <w:szCs w:val="22"/>
+        </w:rPr>
+        <w:t>findIndex</w:t>
+      </w:r>
+      <w:proofErr w:type="spellEnd"/>
+      <w:r>
+        <w:rPr>
+          <w:rStyle w:val="HTMLCode"/>
+          <w:rFonts w:ascii="Times New Roman" w:eastAsiaTheme="minorHAnsi" w:hAnsi="Times New Roman" w:cstheme="minorBidi"/>
+          <w:sz w:val="24"/>
+          <w:szCs w:val="22"/>
+        </w:rPr>
+        <w:t>(</w:t>
+      </w:r>
+      <w:proofErr w:type="gramEnd"/>
+      <w:r>
+        <w:rPr>
+          <w:rStyle w:val="HTMLCode"/>
+          <w:rFonts w:ascii="Times New Roman" w:eastAsiaTheme="minorHAnsi" w:hAnsi="Times New Roman" w:cstheme="minorBidi"/>
+          <w:sz w:val="24"/>
+          <w:szCs w:val="22"/>
+        </w:rPr>
+        <w:t>)</w:t>
+      </w:r>
+      <w:r>
+        <w:t>.</w:t>
+      </w:r>
+    </w:p>
+    <w:p>
+      <w:pPr>
+        <w:pStyle w:val="NoSpacing"/>
+      </w:pPr>
+    </w:p>
+    <w:p>
+      <w:pPr>
+        <w:pStyle w:val="NoSpacing"/>
+        <w:rPr>
+          <w:b/>
+        </w:rPr>
+      </w:pPr>
+      <w:proofErr w:type="gramStart"/>
+      <w:r>
+        <w:rPr>
+          <w:rStyle w:val="HTMLCode"/>
+          <w:rFonts w:ascii="Times New Roman" w:eastAsiaTheme="minorHAnsi" w:hAnsi="Times New Roman" w:cstheme="minorBidi"/>
+          <w:b/>
+          <w:sz w:val="24"/>
+          <w:szCs w:val="22"/>
+        </w:rPr>
+        <w:t>find(</w:t>
+      </w:r>
+      <w:proofErr w:type="gramEnd"/>
+      <w:r>
+        <w:rPr>
+          <w:rStyle w:val="HTMLCode"/>
+          <w:rFonts w:ascii="Times New Roman" w:eastAsiaTheme="minorHAnsi" w:hAnsi="Times New Roman" w:cstheme="minorBidi"/>
+          <w:b/>
+          <w:sz w:val="24"/>
+          <w:szCs w:val="22"/>
+        </w:rPr>
+        <w:t>)</w:t>
+      </w:r>
+    </w:p>
+    <w:p>
+      <w:pPr>
+        <w:pStyle w:val="NoSpacing"/>
+      </w:pPr>
+      <w:r>
+        <w:t>Returns the actual element.</w:t>
+      </w:r>
+    </w:p>
+    <w:p>
+      <w:pPr>
+        <w:pStyle w:val="NoSpacing"/>
+      </w:pPr>
+      <w:r>
+        <w:rPr>
+          <w:rStyle w:val="g"/>
+        </w:rPr>
+        <w:t>const</w:t>
+      </w:r>
+      <w:r>
+        <w:t xml:space="preserve"> </w:t>
+      </w:r>
+      <w:r>
+        <w:rPr>
+          <w:rStyle w:val="m"/>
+        </w:rPr>
+        <w:t>numbers</w:t>
+      </w:r>
+      <w:r>
+        <w:t xml:space="preserve"> </w:t>
+      </w:r>
+      <w:r>
+        <w:rPr>
+          <w:rStyle w:val="g"/>
+        </w:rPr>
+        <w:t>=</w:t>
+      </w:r>
+      <w:r>
+        <w:t xml:space="preserve"> [</w:t>
+      </w:r>
+      <w:r>
+        <w:rPr>
+          <w:rStyle w:val="j"/>
+        </w:rPr>
+        <w:t>10</w:t>
+      </w:r>
+      <w:r>
+        <w:t xml:space="preserve">, </w:t>
+      </w:r>
+      <w:r>
+        <w:rPr>
+          <w:rStyle w:val="j"/>
+        </w:rPr>
+        <w:t>20</w:t>
+      </w:r>
+      <w:r>
+        <w:t xml:space="preserve">, </w:t>
+      </w:r>
+      <w:r>
+        <w:rPr>
+          <w:rStyle w:val="j"/>
+        </w:rPr>
+        <w:t>30</w:t>
+      </w:r>
+      <w:r>
+        <w:t xml:space="preserve">, </w:t>
+      </w:r>
+      <w:r>
+        <w:rPr>
+          <w:rStyle w:val="j"/>
+        </w:rPr>
+        <w:t>40</w:t>
+      </w:r>
+      <w:r>
+        <w:t>];</w:t>
+      </w:r>
+    </w:p>
+    <w:p>
+      <w:pPr>
+        <w:pStyle w:val="NoSpacing"/>
+      </w:pPr>
+    </w:p>
+    <w:p>
+      <w:pPr>
+        <w:pStyle w:val="NoSpacing"/>
+      </w:pPr>
+      <w:r>
+        <w:rPr>
+          <w:rStyle w:val="g"/>
+        </w:rPr>
+        <w:t>const</w:t>
+      </w:r>
+      <w:r>
+        <w:t xml:space="preserve"> </w:t>
+      </w:r>
+      <w:r>
+        <w:rPr>
+          <w:rStyle w:val="m"/>
+        </w:rPr>
+        <w:t>result</w:t>
+      </w:r>
+      <w:r>
+        <w:t xml:space="preserve"> </w:t>
+      </w:r>
+      <w:r>
+        <w:rPr>
+          <w:rStyle w:val="g"/>
+        </w:rPr>
+        <w:t>=</w:t>
+      </w:r>
+      <w:r>
+        <w:t xml:space="preserve"> </w:t>
+      </w:r>
+      <w:proofErr w:type="spellStart"/>
+      <w:proofErr w:type="gramStart"/>
+      <w:r>
+        <w:rPr>
+          <w:rStyle w:val="m"/>
+        </w:rPr>
+        <w:t>numbers</w:t>
+      </w:r>
+      <w:r>
+        <w:rPr>
+          <w:rStyle w:val="g"/>
+        </w:rPr>
+        <w:t>.</w:t>
+      </w:r>
+      <w:r>
+        <w:t>find</w:t>
+      </w:r>
+      <w:proofErr w:type="spellEnd"/>
+      <w:proofErr w:type="gramEnd"/>
+      <w:r>
+        <w:t>(</w:t>
+      </w:r>
+      <w:proofErr w:type="spellStart"/>
+      <w:r>
+        <w:rPr>
+          <w:rStyle w:val="m"/>
+        </w:rPr>
+        <w:t>num</w:t>
+      </w:r>
+      <w:proofErr w:type="spellEnd"/>
+      <w:r>
+        <w:t xml:space="preserve"> =&gt; </w:t>
+      </w:r>
+      <w:proofErr w:type="spellStart"/>
+      <w:r>
+        <w:rPr>
+          <w:rStyle w:val="m"/>
+        </w:rPr>
+        <w:t>num</w:t>
+      </w:r>
+      <w:proofErr w:type="spellEnd"/>
+      <w:r>
+        <w:t xml:space="preserve"> </w:t>
+      </w:r>
+      <w:r>
+        <w:rPr>
+          <w:rStyle w:val="g"/>
+        </w:rPr>
+        <w:t>&gt;</w:t>
+      </w:r>
+      <w:r>
+        <w:t xml:space="preserve"> </w:t>
+      </w:r>
+      <w:r>
+        <w:rPr>
+          <w:rStyle w:val="j"/>
+        </w:rPr>
+        <w:t>20</w:t>
+      </w:r>
+      <w:r>
+        <w:t>);</w:t>
+      </w:r>
+    </w:p>
+    <w:p>
+      <w:pPr>
+        <w:pStyle w:val="NoSpacing"/>
+      </w:pPr>
+      <w:r>
+        <w:rPr>
+          <w:rStyle w:val="m"/>
+        </w:rPr>
+        <w:t>console</w:t>
+      </w:r>
+      <w:r>
+        <w:rPr>
+          <w:rStyle w:val="g"/>
+        </w:rPr>
+        <w:t>.</w:t>
+      </w:r>
+      <w:r>
+        <w:t>log(</w:t>
+      </w:r>
+      <w:r>
+        <w:rPr>
+          <w:rStyle w:val="m"/>
+        </w:rPr>
+        <w:t>result</w:t>
+      </w:r>
+      <w:r>
+        <w:t>);</w:t>
+      </w:r>
+    </w:p>
+    <w:p>
+      <w:pPr>
+        <w:pStyle w:val="NoSpacing"/>
+      </w:pPr>
+    </w:p>
+    <w:p>
+      <w:pPr>
+        <w:pStyle w:val="NoSpacing"/>
+      </w:pPr>
+      <w:r>
+        <w:t>Output:</w:t>
+      </w:r>
+    </w:p>
+    <w:p>
+      <w:pPr>
+        <w:pStyle w:val="NoSpacing"/>
+      </w:pPr>
+      <w:r>
+        <w:t>30</w:t>
+      </w:r>
+    </w:p>
+    <w:p>
+      <w:pPr>
+        <w:pStyle w:val="NoSpacing"/>
+      </w:pPr>
+    </w:p>
+    <w:p>
+      <w:pPr>
+        <w:pStyle w:val="NoSpacing"/>
+        <w:rPr>
+          <w:b/>
+        </w:rPr>
+      </w:pPr>
+      <w:proofErr w:type="spellStart"/>
+      <w:proofErr w:type="gramStart"/>
+      <w:r>
+        <w:rPr>
+          <w:rStyle w:val="HTMLCode"/>
+          <w:rFonts w:ascii="Times New Roman" w:eastAsiaTheme="minorHAnsi" w:hAnsi="Times New Roman" w:cstheme="minorBidi"/>
+          <w:b/>
+          <w:sz w:val="24"/>
+          <w:szCs w:val="22"/>
+        </w:rPr>
+        <w:t>findIndex</w:t>
+      </w:r>
+      <w:proofErr w:type="spellEnd"/>
+      <w:r>
+        <w:rPr>
+          <w:rStyle w:val="HTMLCode"/>
+          <w:rFonts w:ascii="Times New Roman" w:eastAsiaTheme="minorHAnsi" w:hAnsi="Times New Roman" w:cstheme="minorBidi"/>
+          <w:b/>
+          <w:sz w:val="24"/>
+          <w:szCs w:val="22"/>
+        </w:rPr>
+        <w:t>(</w:t>
+      </w:r>
+      <w:proofErr w:type="gramEnd"/>
+      <w:r>
+        <w:rPr>
+          <w:rStyle w:val="HTMLCode"/>
+          <w:rFonts w:ascii="Times New Roman" w:eastAsiaTheme="minorHAnsi" w:hAnsi="Times New Roman" w:cstheme="minorBidi"/>
+          <w:b/>
+          <w:sz w:val="24"/>
+          <w:szCs w:val="22"/>
+        </w:rPr>
+        <w:t>)</w:t>
+      </w:r>
+    </w:p>
+    <w:p>
+      <w:pPr>
+        <w:pStyle w:val="NoSpacing"/>
+      </w:pPr>
+      <w:r>
+        <w:t>Returns the index of the first matching element.</w:t>
+      </w:r>
+    </w:p>
+    <w:p>
+      <w:pPr>
+        <w:pStyle w:val="NoSpacing"/>
+      </w:pPr>
+      <w:r>
+        <w:rPr>
+          <w:rStyle w:val="g"/>
+        </w:rPr>
+        <w:t>const</w:t>
+      </w:r>
+      <w:r>
+        <w:t xml:space="preserve"> </w:t>
+      </w:r>
+      <w:r>
+        <w:rPr>
+          <w:rStyle w:val="m"/>
+        </w:rPr>
+        <w:t>numbers</w:t>
+      </w:r>
+      <w:r>
+        <w:t xml:space="preserve"> </w:t>
+      </w:r>
+      <w:r>
+        <w:rPr>
+          <w:rStyle w:val="g"/>
+        </w:rPr>
+        <w:t>=</w:t>
+      </w:r>
+      <w:r>
+        <w:t xml:space="preserve"> [</w:t>
+      </w:r>
+      <w:r>
+        <w:rPr>
+          <w:rStyle w:val="j"/>
+        </w:rPr>
+        <w:t>10</w:t>
+      </w:r>
+      <w:r>
+        <w:t xml:space="preserve">, </w:t>
+      </w:r>
+      <w:r>
+        <w:rPr>
+          <w:rStyle w:val="j"/>
+        </w:rPr>
+        <w:t>20</w:t>
+      </w:r>
+      <w:r>
+        <w:t xml:space="preserve">, </w:t>
+      </w:r>
+      <w:r>
+        <w:rPr>
+          <w:rStyle w:val="j"/>
+        </w:rPr>
+        <w:t>30</w:t>
+      </w:r>
+      <w:r>
+        <w:t xml:space="preserve">, </w:t>
+      </w:r>
+      <w:r>
+        <w:rPr>
+          <w:rStyle w:val="j"/>
+        </w:rPr>
+        <w:t>40</w:t>
+      </w:r>
+      <w:r>
+        <w:t>];</w:t>
+      </w:r>
+    </w:p>
+    <w:p>
+      <w:pPr>
+        <w:pStyle w:val="NoSpacing"/>
+      </w:pPr>
+    </w:p>
+    <w:p>
+      <w:pPr>
+        <w:pStyle w:val="NoSpacing"/>
+      </w:pPr>
+      <w:r>
+        <w:rPr>
+          <w:rStyle w:val="g"/>
+        </w:rPr>
+        <w:t>const</w:t>
+      </w:r>
+      <w:r>
+        <w:t xml:space="preserve"> </w:t>
+      </w:r>
+      <w:r>
+        <w:rPr>
+          <w:rStyle w:val="m"/>
+        </w:rPr>
+        <w:t>result</w:t>
+      </w:r>
+      <w:r>
+        <w:t xml:space="preserve"> </w:t>
+      </w:r>
+      <w:r>
+        <w:rPr>
+          <w:rStyle w:val="g"/>
+        </w:rPr>
+        <w:t>=</w:t>
+      </w:r>
+      <w:r>
+        <w:t xml:space="preserve"> </w:t>
+      </w:r>
+      <w:proofErr w:type="spellStart"/>
+      <w:proofErr w:type="gramStart"/>
+      <w:r>
+        <w:rPr>
+          <w:rStyle w:val="m"/>
+        </w:rPr>
+        <w:t>numbers</w:t>
+      </w:r>
+      <w:r>
+        <w:rPr>
+          <w:rStyle w:val="g"/>
+        </w:rPr>
+        <w:t>.</w:t>
+      </w:r>
+      <w:r>
+        <w:t>findIndex</w:t>
+      </w:r>
+      <w:proofErr w:type="spellEnd"/>
+      <w:proofErr w:type="gramEnd"/>
+      <w:r>
+        <w:t>(</w:t>
+      </w:r>
+      <w:proofErr w:type="spellStart"/>
+      <w:r>
+        <w:rPr>
+          <w:rStyle w:val="m"/>
+        </w:rPr>
+        <w:t>num</w:t>
+      </w:r>
+      <w:proofErr w:type="spellEnd"/>
+      <w:r>
+        <w:t xml:space="preserve"> =&gt; </w:t>
+      </w:r>
+      <w:proofErr w:type="spellStart"/>
+      <w:r>
+        <w:rPr>
+          <w:rStyle w:val="m"/>
+        </w:rPr>
+        <w:t>num</w:t>
+      </w:r>
+      <w:proofErr w:type="spellEnd"/>
+      <w:r>
+        <w:t xml:space="preserve"> </w:t>
+      </w:r>
+      <w:r>
+        <w:rPr>
+          <w:rStyle w:val="g"/>
+        </w:rPr>
+        <w:t>&gt;</w:t>
+      </w:r>
+      <w:r>
+        <w:t xml:space="preserve"> </w:t>
+      </w:r>
+      <w:r>
+        <w:rPr>
+          <w:rStyle w:val="j"/>
+        </w:rPr>
+        <w:t>20</w:t>
+      </w:r>
+      <w:r>
+        <w:t>);</w:t>
+      </w:r>
+    </w:p>
+    <w:p>
+      <w:pPr>
+        <w:pStyle w:val="NoSpacing"/>
+      </w:pPr>
+      <w:r>
+        <w:rPr>
+          <w:rStyle w:val="m"/>
+        </w:rPr>
+        <w:t>console</w:t>
+      </w:r>
+      <w:r>
+        <w:rPr>
+          <w:rStyle w:val="g"/>
+        </w:rPr>
+        <w:t>.</w:t>
+      </w:r>
+      <w:r>
+        <w:t>log(</w:t>
+      </w:r>
+      <w:r>
+        <w:rPr>
+          <w:rStyle w:val="m"/>
+        </w:rPr>
+        <w:t>result</w:t>
+      </w:r>
+      <w:r>
+        <w:t>);</w:t>
+      </w:r>
+    </w:p>
+    <w:p>
+      <w:pPr>
+        <w:pStyle w:val="NoSpacing"/>
+      </w:pPr>
+    </w:p>
+    <w:p>
+      <w:pPr>
+        <w:pStyle w:val="NoSpacing"/>
+        <w:rPr>
+          <w:b/>
+        </w:rPr>
+      </w:pPr>
+      <w:r>
+        <w:rPr>
+          <w:b/>
+        </w:rPr>
+        <w:t>Output:</w:t>
+      </w:r>
+    </w:p>
+    <w:p>
+      <w:pPr>
+        <w:pStyle w:val="NoSpacing"/>
+      </w:pPr>
+      <w:r>
+        <w:t>2</w:t>
+      </w:r>
+    </w:p>
+    <w:p>
+      <w:pPr>
+        <w:pStyle w:val="NoSpacing"/>
+      </w:pPr>
+    </w:p>
+    <w:tbl>
+      <w:tblPr>
+        <w:tblW w:w="0" w:type="auto"/>
+        <w:tblCellSpacing w:w="15" w:type="dxa"/>
+        <w:tblCellMar>
+          <w:top w:w="15" w:type="dxa"/>
+          <w:left w:w="15" w:type="dxa"/>
+          <w:bottom w:w="15" w:type="dxa"/>
+          <w:right w:w="15" w:type="dxa"/>
+        </w:tblCellMar>
+        <w:tblLook w:val="04A0" w:firstRow="1" w:lastRow="0" w:firstColumn="1" w:lastColumn="0" w:noHBand="0" w:noVBand="1"/>
+      </w:tblPr>
+      <w:tblGrid>
+        <w:gridCol w:w="1156"/>
+        <w:gridCol w:w="3099"/>
+        <w:gridCol w:w="1156"/>
+      </w:tblGrid>
+      <w:tr>
+        <w:trPr>
+          <w:tblHeader/>
+          <w:tblCellSpacing w:w="15" w:type="dxa"/>
+        </w:trPr>
+        <w:tc>
+          <w:tcPr>
+            <w:tcW w:w="0" w:type="auto"/>
+            <w:vAlign w:val="center"/>
+            <w:hideMark/>
+          </w:tcPr>
+          <w:p>
+            <w:pPr>
+              <w:spacing w:after="0" w:line="240" w:lineRule="auto"/>
+              <w:jc w:val="center"/>
+              <w:rPr>
+                <w:rFonts w:eastAsia="Times New Roman" w:cs="Times New Roman"/>
+                <w:b/>
+                <w:bCs/>
+                <w:szCs w:val="24"/>
+                <w:lang w:eastAsia="en-IN"/>
+              </w:rPr>
+            </w:pPr>
+            <w:r>
+              <w:rPr>
+                <w:rFonts w:eastAsia="Times New Roman" w:cs="Times New Roman"/>
+                <w:b/>
+                <w:bCs/>
+                <w:szCs w:val="24"/>
+                <w:lang w:eastAsia="en-IN"/>
+              </w:rPr>
+              <w:t>Method</w:t>
+            </w:r>
+          </w:p>
+        </w:tc>
+        <w:tc>
+          <w:tcPr>
+            <w:tcW w:w="0" w:type="auto"/>
+            <w:vAlign w:val="center"/>
+            <w:hideMark/>
+          </w:tcPr>
+          <w:p>
+            <w:pPr>
+              <w:spacing w:after="0" w:line="240" w:lineRule="auto"/>
+              <w:jc w:val="center"/>
+              <w:rPr>
+                <w:rFonts w:eastAsia="Times New Roman" w:cs="Times New Roman"/>
+                <w:b/>
+                <w:bCs/>
+                <w:szCs w:val="24"/>
+                <w:lang w:eastAsia="en-IN"/>
+              </w:rPr>
+            </w:pPr>
+            <w:r>
+              <w:rPr>
+                <w:rFonts w:eastAsia="Times New Roman" w:cs="Times New Roman"/>
+                <w:b/>
+                <w:bCs/>
+                <w:szCs w:val="24"/>
+                <w:lang w:eastAsia="en-IN"/>
+              </w:rPr>
+              <w:t>Purpose</w:t>
+            </w:r>
+          </w:p>
+        </w:tc>
+        <w:tc>
+          <w:tcPr>
+            <w:tcW w:w="0" w:type="auto"/>
+            <w:vAlign w:val="center"/>
+            <w:hideMark/>
+          </w:tcPr>
+          <w:p>
+            <w:pPr>
+              <w:spacing w:after="0" w:line="240" w:lineRule="auto"/>
+              <w:jc w:val="center"/>
+              <w:rPr>
+                <w:rFonts w:eastAsia="Times New Roman" w:cs="Times New Roman"/>
+                <w:b/>
+                <w:bCs/>
+                <w:szCs w:val="24"/>
+                <w:lang w:eastAsia="en-IN"/>
+              </w:rPr>
+            </w:pPr>
+            <w:r>
+              <w:rPr>
+                <w:rFonts w:eastAsia="Times New Roman" w:cs="Times New Roman"/>
+                <w:b/>
+                <w:bCs/>
+                <w:szCs w:val="24"/>
+                <w:lang w:eastAsia="en-IN"/>
+              </w:rPr>
+              <w:t>Returns</w:t>
+            </w:r>
+          </w:p>
+        </w:tc>
+      </w:tr>
+      <w:tr>
+        <w:trPr>
+          <w:tblCellSpacing w:w="15" w:type="dxa"/>
+        </w:trPr>
+        <w:tc>
+          <w:tcPr>
+            <w:tcW w:w="0" w:type="auto"/>
+            <w:vAlign w:val="center"/>
+            <w:hideMark/>
+          </w:tcPr>
+          <w:p>
+            <w:pPr>
+              <w:spacing w:after="0" w:line="240" w:lineRule="auto"/>
+              <w:rPr>
+                <w:rFonts w:eastAsia="Times New Roman" w:cs="Times New Roman"/>
+                <w:szCs w:val="24"/>
+                <w:lang w:eastAsia="en-IN"/>
+              </w:rPr>
+            </w:pPr>
+            <w:proofErr w:type="gramStart"/>
+            <w:r>
+              <w:rPr>
+                <w:rFonts w:ascii="Courier New" w:eastAsia="Times New Roman" w:hAnsi="Courier New" w:cs="Courier New"/>
+                <w:sz w:val="20"/>
+                <w:szCs w:val="20"/>
+                <w:lang w:eastAsia="en-IN"/>
+              </w:rPr>
+              <w:t>find(</w:t>
+            </w:r>
+            <w:proofErr w:type="gramEnd"/>
+            <w:r>
+              <w:rPr>
+                <w:rFonts w:ascii="Courier New" w:eastAsia="Times New Roman" w:hAnsi="Courier New" w:cs="Courier New"/>
+                <w:sz w:val="20"/>
+                <w:szCs w:val="20"/>
+                <w:lang w:eastAsia="en-IN"/>
+              </w:rPr>
+              <w:t>)</w:t>
+            </w:r>
+          </w:p>
+        </w:tc>
+        <w:tc>
+          <w:tcPr>
+            <w:tcW w:w="0" w:type="auto"/>
+            <w:vAlign w:val="center"/>
+            <w:hideMark/>
+          </w:tcPr>
+          <w:p>
+            <w:pPr>
+              <w:spacing w:after="0" w:line="240" w:lineRule="auto"/>
+              <w:rPr>
+                <w:rFonts w:eastAsia="Times New Roman" w:cs="Times New Roman"/>
+                <w:szCs w:val="24"/>
+                <w:lang w:eastAsia="en-IN"/>
+              </w:rPr>
+            </w:pPr>
+            <w:r>
+              <w:rPr>
+                <w:rFonts w:eastAsia="Times New Roman" w:cs="Times New Roman"/>
+                <w:szCs w:val="24"/>
+                <w:lang w:eastAsia="en-IN"/>
+              </w:rPr>
+              <w:t>Find first matching element</w:t>
+            </w:r>
+          </w:p>
+        </w:tc>
+        <w:tc>
+          <w:tcPr>
+            <w:tcW w:w="0" w:type="auto"/>
+            <w:vAlign w:val="center"/>
+            <w:hideMark/>
+          </w:tcPr>
+          <w:p>
+            <w:pPr>
+              <w:spacing w:after="0" w:line="240" w:lineRule="auto"/>
+              <w:rPr>
+                <w:rFonts w:eastAsia="Times New Roman" w:cs="Times New Roman"/>
+                <w:szCs w:val="24"/>
+                <w:lang w:eastAsia="en-IN"/>
+              </w:rPr>
+            </w:pPr>
+            <w:r>
+              <w:rPr>
+                <w:rFonts w:eastAsia="Times New Roman" w:cs="Times New Roman"/>
+                <w:szCs w:val="24"/>
+                <w:lang w:eastAsia="en-IN"/>
+              </w:rPr>
+              <w:t>Element</w:t>
+            </w:r>
+          </w:p>
+        </w:tc>
+      </w:tr>
+      <w:tr>
+        <w:trPr>
+          <w:tblCellSpacing w:w="15" w:type="dxa"/>
+        </w:trPr>
+        <w:tc>
+          <w:tcPr>
+            <w:tcW w:w="0" w:type="auto"/>
+            <w:vAlign w:val="center"/>
+            <w:hideMark/>
+          </w:tcPr>
+          <w:p>
+            <w:pPr>
+              <w:spacing w:after="0" w:line="240" w:lineRule="auto"/>
+              <w:rPr>
+                <w:rFonts w:eastAsia="Times New Roman" w:cs="Times New Roman"/>
+                <w:szCs w:val="24"/>
+                <w:lang w:eastAsia="en-IN"/>
+              </w:rPr>
+            </w:pPr>
+            <w:proofErr w:type="gramStart"/>
+            <w:r>
+              <w:rPr>
+                <w:rFonts w:ascii="Courier New" w:eastAsia="Times New Roman" w:hAnsi="Courier New" w:cs="Courier New"/>
+                <w:sz w:val="20"/>
+                <w:szCs w:val="20"/>
+                <w:lang w:eastAsia="en-IN"/>
+              </w:rPr>
+              <w:t>filter(</w:t>
+            </w:r>
+            <w:proofErr w:type="gramEnd"/>
+            <w:r>
+              <w:rPr>
+                <w:rFonts w:ascii="Courier New" w:eastAsia="Times New Roman" w:hAnsi="Courier New" w:cs="Courier New"/>
+                <w:sz w:val="20"/>
+                <w:szCs w:val="20"/>
+                <w:lang w:eastAsia="en-IN"/>
+              </w:rPr>
+              <w:t>)</w:t>
+            </w:r>
+          </w:p>
+        </w:tc>
+        <w:tc>
+          <w:tcPr>
+            <w:tcW w:w="0" w:type="auto"/>
+            <w:vAlign w:val="center"/>
+            <w:hideMark/>
+          </w:tcPr>
+          <w:p>
+            <w:pPr>
+              <w:spacing w:after="0" w:line="240" w:lineRule="auto"/>
+              <w:rPr>
+                <w:rFonts w:eastAsia="Times New Roman" w:cs="Times New Roman"/>
+                <w:szCs w:val="24"/>
+                <w:lang w:eastAsia="en-IN"/>
+              </w:rPr>
+            </w:pPr>
+            <w:r>
+              <w:rPr>
+                <w:rFonts w:eastAsia="Times New Roman" w:cs="Times New Roman"/>
+                <w:szCs w:val="24"/>
+                <w:lang w:eastAsia="en-IN"/>
+              </w:rPr>
+              <w:t>Find all matching elements</w:t>
+            </w:r>
+          </w:p>
+        </w:tc>
+        <w:tc>
+          <w:tcPr>
+            <w:tcW w:w="0" w:type="auto"/>
+            <w:vAlign w:val="center"/>
+            <w:hideMark/>
+          </w:tcPr>
+          <w:p>
+            <w:pPr>
+              <w:spacing w:after="0" w:line="240" w:lineRule="auto"/>
+              <w:rPr>
+                <w:rFonts w:eastAsia="Times New Roman" w:cs="Times New Roman"/>
+                <w:szCs w:val="24"/>
+                <w:lang w:eastAsia="en-IN"/>
+              </w:rPr>
+            </w:pPr>
+            <w:r>
+              <w:rPr>
+                <w:rFonts w:eastAsia="Times New Roman" w:cs="Times New Roman"/>
+                <w:szCs w:val="24"/>
+                <w:lang w:eastAsia="en-IN"/>
+              </w:rPr>
+              <w:t>New array</w:t>
+            </w:r>
+          </w:p>
+        </w:tc>
+      </w:tr>
+      <w:tr>
+        <w:trPr>
+          <w:tblCellSpacing w:w="15" w:type="dxa"/>
+        </w:trPr>
+        <w:tc>
+          <w:tcPr>
+            <w:tcW w:w="0" w:type="auto"/>
+            <w:vAlign w:val="center"/>
+            <w:hideMark/>
+          </w:tcPr>
+          <w:p>
+            <w:pPr>
+              <w:spacing w:after="0" w:line="240" w:lineRule="auto"/>
+              <w:rPr>
+                <w:rFonts w:eastAsia="Times New Roman" w:cs="Times New Roman"/>
+                <w:szCs w:val="24"/>
+                <w:lang w:eastAsia="en-IN"/>
+              </w:rPr>
+            </w:pPr>
+            <w:proofErr w:type="gramStart"/>
+            <w:r>
+              <w:rPr>
+                <w:rFonts w:ascii="Courier New" w:eastAsia="Times New Roman" w:hAnsi="Courier New" w:cs="Courier New"/>
+                <w:sz w:val="20"/>
+                <w:szCs w:val="20"/>
+                <w:lang w:eastAsia="en-IN"/>
+              </w:rPr>
+              <w:t>map(</w:t>
+            </w:r>
+            <w:proofErr w:type="gramEnd"/>
+            <w:r>
+              <w:rPr>
+                <w:rFonts w:ascii="Courier New" w:eastAsia="Times New Roman" w:hAnsi="Courier New" w:cs="Courier New"/>
+                <w:sz w:val="20"/>
+                <w:szCs w:val="20"/>
+                <w:lang w:eastAsia="en-IN"/>
+              </w:rPr>
+              <w:t>)</w:t>
+            </w:r>
+          </w:p>
+        </w:tc>
+        <w:tc>
+          <w:tcPr>
+            <w:tcW w:w="0" w:type="auto"/>
+            <w:vAlign w:val="center"/>
+            <w:hideMark/>
+          </w:tcPr>
+          <w:p>
+            <w:pPr>
+              <w:spacing w:after="0" w:line="240" w:lineRule="auto"/>
+              <w:rPr>
+                <w:rFonts w:eastAsia="Times New Roman" w:cs="Times New Roman"/>
+                <w:szCs w:val="24"/>
+                <w:lang w:eastAsia="en-IN"/>
+              </w:rPr>
+            </w:pPr>
+            <w:r>
+              <w:rPr>
+                <w:rFonts w:eastAsia="Times New Roman" w:cs="Times New Roman"/>
+                <w:szCs w:val="24"/>
+                <w:lang w:eastAsia="en-IN"/>
+              </w:rPr>
+              <w:t>Transform every element</w:t>
+            </w:r>
+          </w:p>
+        </w:tc>
+        <w:tc>
+          <w:tcPr>
+            <w:tcW w:w="0" w:type="auto"/>
+            <w:vAlign w:val="center"/>
+            <w:hideMark/>
+          </w:tcPr>
+          <w:p>
+            <w:pPr>
+              <w:spacing w:after="0" w:line="240" w:lineRule="auto"/>
+              <w:rPr>
+                <w:rFonts w:eastAsia="Times New Roman" w:cs="Times New Roman"/>
+                <w:szCs w:val="24"/>
+                <w:lang w:eastAsia="en-IN"/>
+              </w:rPr>
+            </w:pPr>
+            <w:r>
+              <w:rPr>
+                <w:rFonts w:eastAsia="Times New Roman" w:cs="Times New Roman"/>
+                <w:szCs w:val="24"/>
+                <w:lang w:eastAsia="en-IN"/>
+              </w:rPr>
+              <w:t>New array</w:t>
+            </w:r>
+          </w:p>
+        </w:tc>
+      </w:tr>
+      <w:tr>
+        <w:trPr>
+          <w:tblCellSpacing w:w="15" w:type="dxa"/>
+        </w:trPr>
+        <w:tc>
+          <w:tcPr>
+            <w:tcW w:w="0" w:type="auto"/>
+            <w:vAlign w:val="center"/>
+            <w:hideMark/>
+          </w:tcPr>
+          <w:p>
+            <w:pPr>
+              <w:spacing w:after="0" w:line="240" w:lineRule="auto"/>
+              <w:rPr>
+                <w:rFonts w:eastAsia="Times New Roman" w:cs="Times New Roman"/>
+                <w:szCs w:val="24"/>
+                <w:lang w:eastAsia="en-IN"/>
+              </w:rPr>
+            </w:pPr>
+            <w:proofErr w:type="spellStart"/>
+            <w:proofErr w:type="gramStart"/>
+            <w:r>
+              <w:rPr>
+                <w:rFonts w:ascii="Courier New" w:eastAsia="Times New Roman" w:hAnsi="Courier New" w:cs="Courier New"/>
+                <w:sz w:val="20"/>
+                <w:szCs w:val="20"/>
+                <w:lang w:eastAsia="en-IN"/>
+              </w:rPr>
+              <w:t>forEach</w:t>
+            </w:r>
+            <w:proofErr w:type="spellEnd"/>
+            <w:r>
+              <w:rPr>
+                <w:rFonts w:ascii="Courier New" w:eastAsia="Times New Roman" w:hAnsi="Courier New" w:cs="Courier New"/>
+                <w:sz w:val="20"/>
+                <w:szCs w:val="20"/>
+                <w:lang w:eastAsia="en-IN"/>
+              </w:rPr>
+              <w:t>(</w:t>
+            </w:r>
+            <w:proofErr w:type="gramEnd"/>
+            <w:r>
+              <w:rPr>
+                <w:rFonts w:ascii="Courier New" w:eastAsia="Times New Roman" w:hAnsi="Courier New" w:cs="Courier New"/>
+                <w:sz w:val="20"/>
+                <w:szCs w:val="20"/>
+                <w:lang w:eastAsia="en-IN"/>
+              </w:rPr>
+              <w:t>)</w:t>
+            </w:r>
+          </w:p>
+        </w:tc>
+        <w:tc>
+          <w:tcPr>
+            <w:tcW w:w="0" w:type="auto"/>
+            <w:vAlign w:val="center"/>
+            <w:hideMark/>
+          </w:tcPr>
+          <w:p>
+            <w:pPr>
+              <w:spacing w:after="0" w:line="240" w:lineRule="auto"/>
+              <w:rPr>
+                <w:rFonts w:eastAsia="Times New Roman" w:cs="Times New Roman"/>
+                <w:szCs w:val="24"/>
+                <w:lang w:eastAsia="en-IN"/>
+              </w:rPr>
+            </w:pPr>
+            <w:r>
+              <w:rPr>
+                <w:rFonts w:eastAsia="Times New Roman" w:cs="Times New Roman"/>
+                <w:szCs w:val="24"/>
+                <w:lang w:eastAsia="en-IN"/>
+              </w:rPr>
+              <w:t>Execute code for every element</w:t>
+            </w:r>
+          </w:p>
+        </w:tc>
+        <w:tc>
+          <w:tcPr>
+            <w:tcW w:w="0" w:type="auto"/>
+            <w:vAlign w:val="center"/>
+            <w:hideMark/>
+          </w:tcPr>
+          <w:p>
+            <w:pPr>
+              <w:spacing w:after="0" w:line="240" w:lineRule="auto"/>
+              <w:rPr>
+                <w:rFonts w:eastAsia="Times New Roman" w:cs="Times New Roman"/>
+                <w:szCs w:val="24"/>
+                <w:lang w:eastAsia="en-IN"/>
+              </w:rPr>
+            </w:pPr>
+            <w:r>
+              <w:rPr>
+                <w:rFonts w:ascii="Courier New" w:eastAsia="Times New Roman" w:hAnsi="Courier New" w:cs="Courier New"/>
+                <w:sz w:val="20"/>
+                <w:szCs w:val="20"/>
+                <w:lang w:eastAsia="en-IN"/>
+              </w:rPr>
+              <w:t>undefined</w:t>
+            </w:r>
+          </w:p>
+        </w:tc>
+      </w:tr>
+    </w:tbl>
+    <w:p>
+      <w:pPr>
+        <w:pStyle w:val="NoSpacing"/>
+      </w:pPr>
+    </w:p>
+    <w:p>
+      <w:pPr>
+        <w:pStyle w:val="NoSpacing"/>
+      </w:pPr>
+      <w:proofErr w:type="gramStart"/>
+      <w:r>
+        <w:rPr>
+          <w:rStyle w:val="HTMLCode"/>
+          <w:rFonts w:ascii="Times New Roman" w:eastAsiaTheme="minorHAnsi" w:hAnsi="Times New Roman" w:cstheme="minorBidi"/>
+          <w:b/>
+          <w:sz w:val="24"/>
+          <w:szCs w:val="22"/>
+        </w:rPr>
+        <w:t>find(</w:t>
+      </w:r>
+      <w:proofErr w:type="gramEnd"/>
+      <w:r>
+        <w:rPr>
+          <w:rStyle w:val="HTMLCode"/>
+          <w:rFonts w:ascii="Times New Roman" w:eastAsiaTheme="minorHAnsi" w:hAnsi="Times New Roman" w:cstheme="minorBidi"/>
+          <w:b/>
+          <w:sz w:val="24"/>
+          <w:szCs w:val="22"/>
+        </w:rPr>
+        <w:t>)</w:t>
+      </w:r>
+      <w:r>
+        <w:t xml:space="preserve"> is an array method that returns the first element that satisfies a given condition. If no element satisfies the condition, it returns </w:t>
+      </w:r>
+      <w:r>
+        <w:rPr>
+          <w:rStyle w:val="HTMLCode"/>
+          <w:rFonts w:ascii="Times New Roman" w:eastAsiaTheme="minorHAnsi" w:hAnsi="Times New Roman" w:cstheme="minorBidi"/>
+          <w:sz w:val="24"/>
+          <w:szCs w:val="22"/>
+        </w:rPr>
+        <w:t>undefined</w:t>
+      </w:r>
+      <w:r>
+        <w:t>. It stops searching as soon as it finds the first match.</w:t>
+      </w:r>
+    </w:p>
+    <w:p>
+      <w:pPr>
+        <w:pStyle w:val="NoSpacing"/>
+      </w:pPr>
+    </w:p>
+    <w:p>
+      <w:pPr>
+        <w:pStyle w:val="NoSpacing"/>
+        <w:rPr>
+          <w:rStyle w:val="Strong"/>
+          <w:b w:val="0"/>
+          <w:bCs w:val="0"/>
+        </w:rPr>
+      </w:pPr>
+      <w:proofErr w:type="gramStart"/>
+      <w:r>
+        <w:rPr>
+          <w:rStyle w:val="HTMLCode"/>
+          <w:rFonts w:ascii="Times New Roman" w:eastAsiaTheme="minorHAnsi" w:hAnsi="Times New Roman" w:cstheme="minorBidi"/>
+          <w:sz w:val="24"/>
+          <w:szCs w:val="22"/>
+        </w:rPr>
+        <w:t>find(</w:t>
+      </w:r>
+      <w:proofErr w:type="gramEnd"/>
+      <w:r>
+        <w:rPr>
+          <w:rStyle w:val="HTMLCode"/>
+          <w:rFonts w:ascii="Times New Roman" w:eastAsiaTheme="minorHAnsi" w:hAnsi="Times New Roman" w:cstheme="minorBidi"/>
+          <w:sz w:val="24"/>
+          <w:szCs w:val="22"/>
+        </w:rPr>
+        <w:t>)</w:t>
+      </w:r>
+      <w:r>
+        <w:rPr>
+          <w:rStyle w:val="Strong"/>
+          <w:b w:val="0"/>
+          <w:bCs w:val="0"/>
+        </w:rPr>
+        <w:t xml:space="preserve"> → first matching element</w:t>
+      </w:r>
+      <w:r>
+        <w:br/>
+      </w:r>
+      <w:r>
+        <w:rPr>
+          <w:rStyle w:val="HTMLCode"/>
+          <w:rFonts w:ascii="Times New Roman" w:eastAsiaTheme="minorHAnsi" w:hAnsi="Times New Roman" w:cstheme="minorBidi"/>
+          <w:sz w:val="24"/>
+          <w:szCs w:val="22"/>
+        </w:rPr>
+        <w:t>filter()</w:t>
+      </w:r>
+      <w:r>
+        <w:rPr>
+          <w:rStyle w:val="Strong"/>
+          <w:b w:val="0"/>
+          <w:bCs w:val="0"/>
+        </w:rPr>
+        <w:t xml:space="preserve"> → all matching elements</w:t>
+      </w:r>
+      <w:r>
+        <w:br/>
+      </w:r>
+      <w:proofErr w:type="spellStart"/>
+      <w:r>
+        <w:rPr>
+          <w:rStyle w:val="HTMLCode"/>
+          <w:rFonts w:ascii="Times New Roman" w:eastAsiaTheme="minorHAnsi" w:hAnsi="Times New Roman" w:cstheme="minorBidi"/>
+          <w:sz w:val="24"/>
+          <w:szCs w:val="22"/>
+        </w:rPr>
+        <w:t>findIndex</w:t>
+      </w:r>
+      <w:proofErr w:type="spellEnd"/>
+      <w:r>
+        <w:rPr>
+          <w:rStyle w:val="HTMLCode"/>
+          <w:rFonts w:ascii="Times New Roman" w:eastAsiaTheme="minorHAnsi" w:hAnsi="Times New Roman" w:cstheme="minorBidi"/>
+          <w:sz w:val="24"/>
+          <w:szCs w:val="22"/>
+        </w:rPr>
+        <w:t>()</w:t>
+      </w:r>
+      <w:r>
+        <w:rPr>
+          <w:rStyle w:val="Strong"/>
+          <w:b w:val="0"/>
+          <w:bCs w:val="0"/>
+        </w:rPr>
+        <w:t xml:space="preserve"> → index of first matching element</w:t>
+      </w:r>
+    </w:p>
+    <w:p>
+      <w:pPr>
+        <w:pStyle w:val="NoSpacing"/>
+      </w:pPr>
+    </w:p>
+    <w:p>
+      <w:pPr>
+        <w:pStyle w:val="NoSpacing"/>
+      </w:pPr>
+    </w:p>
+    <w:p>
+      <w:pPr>
+        <w:pStyle w:val="NoSpacing"/>
+      </w:pPr>
+    </w:p>
+    <w:p>
+      <w:pPr>
+        <w:pStyle w:val="NoSpacing"/>
+      </w:pPr>
+    </w:p>
+    <w:p>
+      <w:pPr>
+        <w:pStyle w:val="NoSpacing"/>
+      </w:pPr>
+    </w:p>
+    <w:p>
+      <w:pPr>
+        <w:pStyle w:val="NoSpacing"/>
+      </w:pPr>
+    </w:p>
+    <w:p>
+      <w:pPr>
+        <w:pStyle w:val="NoSpacing"/>
+      </w:pPr>
+    </w:p>
+    <w:p>
+      <w:pPr>
+        <w:pStyle w:val="NoSpacing"/>
+      </w:pPr>
+    </w:p>
+    <w:p>
+      <w:pPr>
+        <w:pStyle w:val="NoSpacing"/>
+      </w:pPr>
+    </w:p>
+    <w:p>
+      <w:pPr>
+        <w:pStyle w:val="NoSpacing"/>
+        <w:rPr>
+          <w:b/>
+        </w:rPr>
+      </w:pPr>
+      <w:r>
+        <w:rPr>
+          <w:b/>
+        </w:rPr>
+        <w:lastRenderedPageBreak/>
+        <w:t xml:space="preserve">What is </w:t>
+      </w:r>
+      <w:proofErr w:type="spellStart"/>
+      <w:proofErr w:type="gramStart"/>
+      <w:r>
+        <w:rPr>
+          <w:rStyle w:val="HTMLCode"/>
+          <w:rFonts w:ascii="Times New Roman" w:eastAsiaTheme="minorHAnsi" w:hAnsi="Times New Roman" w:cstheme="minorBidi"/>
+          <w:b/>
+          <w:sz w:val="24"/>
+          <w:szCs w:val="22"/>
+        </w:rPr>
+        <w:t>findIndex</w:t>
+      </w:r>
+      <w:proofErr w:type="spellEnd"/>
+      <w:r>
+        <w:rPr>
+          <w:rStyle w:val="HTMLCode"/>
+          <w:rFonts w:ascii="Times New Roman" w:eastAsiaTheme="minorHAnsi" w:hAnsi="Times New Roman" w:cstheme="minorBidi"/>
+          <w:b/>
+          <w:sz w:val="24"/>
+          <w:szCs w:val="22"/>
+        </w:rPr>
+        <w:t>(</w:t>
+      </w:r>
+      <w:proofErr w:type="gramEnd"/>
+      <w:r>
+        <w:rPr>
+          <w:rStyle w:val="HTMLCode"/>
+          <w:rFonts w:ascii="Times New Roman" w:eastAsiaTheme="minorHAnsi" w:hAnsi="Times New Roman" w:cstheme="minorBidi"/>
+          <w:b/>
+          <w:sz w:val="24"/>
+          <w:szCs w:val="22"/>
+        </w:rPr>
+        <w:t>)</w:t>
+      </w:r>
+      <w:r>
+        <w:rPr>
+          <w:b/>
+        </w:rPr>
+        <w:t>?</w:t>
+      </w:r>
+    </w:p>
+    <w:p>
+      <w:pPr>
+        <w:pStyle w:val="NoSpacing"/>
+      </w:pPr>
+      <w:proofErr w:type="spellStart"/>
+      <w:proofErr w:type="gramStart"/>
+      <w:r>
+        <w:rPr>
+          <w:rStyle w:val="HTMLCode"/>
+          <w:rFonts w:ascii="Times New Roman" w:eastAsiaTheme="minorHAnsi" w:hAnsi="Times New Roman" w:cstheme="minorBidi"/>
+          <w:sz w:val="24"/>
+          <w:szCs w:val="22"/>
+        </w:rPr>
+        <w:t>findIndex</w:t>
+      </w:r>
+      <w:proofErr w:type="spellEnd"/>
+      <w:r>
+        <w:rPr>
+          <w:rStyle w:val="HTMLCode"/>
+          <w:rFonts w:ascii="Times New Roman" w:eastAsiaTheme="minorHAnsi" w:hAnsi="Times New Roman" w:cstheme="minorBidi"/>
+          <w:sz w:val="24"/>
+          <w:szCs w:val="22"/>
+        </w:rPr>
+        <w:t>(</w:t>
+      </w:r>
+      <w:proofErr w:type="gramEnd"/>
+      <w:r>
+        <w:rPr>
+          <w:rStyle w:val="HTMLCode"/>
+          <w:rFonts w:ascii="Times New Roman" w:eastAsiaTheme="minorHAnsi" w:hAnsi="Times New Roman" w:cstheme="minorBidi"/>
+          <w:sz w:val="24"/>
+          <w:szCs w:val="22"/>
+        </w:rPr>
+        <w:t>)</w:t>
+      </w:r>
+      <w:r>
+        <w:t xml:space="preserve"> searches an array and returns the </w:t>
+      </w:r>
+      <w:r>
+        <w:rPr>
+          <w:rStyle w:val="Strong"/>
+          <w:b w:val="0"/>
+          <w:bCs w:val="0"/>
+        </w:rPr>
+        <w:t>index of the first element that matches a condition</w:t>
+      </w:r>
+      <w:r>
+        <w:t>.</w:t>
+      </w:r>
+    </w:p>
+    <w:p>
+      <w:pPr>
+        <w:pStyle w:val="NoSpacing"/>
+        <w:rPr>
+          <w:b/>
+        </w:rPr>
+      </w:pPr>
+      <w:r>
+        <w:rPr>
+          <w:b/>
+        </w:rPr>
+        <w:t>Syntax</w:t>
+      </w:r>
+    </w:p>
+    <w:p>
+      <w:pPr>
+        <w:pStyle w:val="NoSpacing"/>
+      </w:pPr>
+      <w:proofErr w:type="spellStart"/>
+      <w:proofErr w:type="gramStart"/>
+      <w:r>
+        <w:rPr>
+          <w:rStyle w:val="m"/>
+        </w:rPr>
+        <w:t>array</w:t>
+      </w:r>
+      <w:r>
+        <w:rPr>
+          <w:rStyle w:val="g"/>
+        </w:rPr>
+        <w:t>.</w:t>
+      </w:r>
+      <w:r>
+        <w:t>findIndex</w:t>
+      </w:r>
+      <w:proofErr w:type="spellEnd"/>
+      <w:proofErr w:type="gramEnd"/>
+      <w:r>
+        <w:t>((</w:t>
+      </w:r>
+      <w:r>
+        <w:rPr>
+          <w:rStyle w:val="m"/>
+        </w:rPr>
+        <w:t>element</w:t>
+      </w:r>
+      <w:r>
+        <w:t xml:space="preserve">, </w:t>
+      </w:r>
+      <w:r>
+        <w:rPr>
+          <w:rStyle w:val="m"/>
+        </w:rPr>
+        <w:t>index</w:t>
+      </w:r>
+      <w:r>
+        <w:t xml:space="preserve">, </w:t>
+      </w:r>
+      <w:r>
+        <w:rPr>
+          <w:rStyle w:val="m"/>
+        </w:rPr>
+        <w:t>array</w:t>
+      </w:r>
+      <w:r>
+        <w:t>) =&gt; {</w:t>
+      </w:r>
+    </w:p>
+    <w:p>
+      <w:pPr>
+        <w:pStyle w:val="NoSpacing"/>
+      </w:pPr>
+      <w:r>
+        <w:t xml:space="preserve">    </w:t>
+      </w:r>
+      <w:r>
+        <w:rPr>
+          <w:rStyle w:val="e"/>
+        </w:rPr>
+        <w:t>// condition</w:t>
+      </w:r>
+    </w:p>
+    <w:p>
+      <w:pPr>
+        <w:pStyle w:val="NoSpacing"/>
+      </w:pPr>
+      <w:r>
+        <w:t>});</w:t>
+      </w:r>
+    </w:p>
+    <w:p>
+      <w:pPr>
+        <w:pStyle w:val="NoSpacing"/>
+      </w:pPr>
+    </w:p>
+    <w:p>
+      <w:pPr>
+        <w:pStyle w:val="NoSpacing"/>
+      </w:pPr>
+      <w:r>
+        <w:t>The most important part is the return value:</w:t>
+      </w:r>
+    </w:p>
+    <w:p>
+      <w:pPr>
+        <w:pStyle w:val="NoSpacing"/>
+      </w:pPr>
+      <w:r>
+        <w:t xml:space="preserve">Match found → returns its </w:t>
+      </w:r>
+      <w:r>
+        <w:rPr>
+          <w:rStyle w:val="Strong"/>
+          <w:b w:val="0"/>
+          <w:bCs w:val="0"/>
+        </w:rPr>
+        <w:t>index</w:t>
+      </w:r>
+      <w:r>
+        <w:t xml:space="preserve"> </w:t>
+      </w:r>
+    </w:p>
+    <w:p>
+      <w:pPr>
+        <w:pStyle w:val="NoSpacing"/>
+      </w:pPr>
+      <w:r>
+        <w:t xml:space="preserve">No match → returns </w:t>
+      </w:r>
+      <w:r>
+        <w:rPr>
+          <w:rStyle w:val="Strong"/>
+          <w:b w:val="0"/>
+          <w:bCs w:val="0"/>
+        </w:rPr>
+        <w:t>-1</w:t>
+      </w:r>
+    </w:p>
+    <w:p>
+      <w:pPr>
+        <w:pStyle w:val="NoSpacing"/>
+      </w:pPr>
+    </w:p>
+    <w:p>
+      <w:pPr>
+        <w:pStyle w:val="NoSpacing"/>
+        <w:rPr>
+          <w:b/>
+        </w:rPr>
+      </w:pPr>
+      <w:r>
+        <w:rPr>
+          <w:b/>
+        </w:rPr>
+        <w:t>Example</w:t>
+      </w:r>
+    </w:p>
+    <w:p>
+      <w:pPr>
+        <w:pStyle w:val="NoSpacing"/>
+      </w:pPr>
+      <w:r>
+        <w:rPr>
+          <w:rStyle w:val="g"/>
+        </w:rPr>
+        <w:t>const</w:t>
+      </w:r>
+      <w:r>
+        <w:t xml:space="preserve"> </w:t>
+      </w:r>
+      <w:r>
+        <w:rPr>
+          <w:rStyle w:val="m"/>
+        </w:rPr>
+        <w:t>numbers</w:t>
+      </w:r>
+      <w:r>
+        <w:t xml:space="preserve"> </w:t>
+      </w:r>
+      <w:r>
+        <w:rPr>
+          <w:rStyle w:val="g"/>
+        </w:rPr>
+        <w:t>=</w:t>
+      </w:r>
+      <w:r>
+        <w:t xml:space="preserve"> [</w:t>
+      </w:r>
+      <w:r>
+        <w:rPr>
+          <w:rStyle w:val="j"/>
+        </w:rPr>
+        <w:t>10</w:t>
+      </w:r>
+      <w:r>
+        <w:t xml:space="preserve">, </w:t>
+      </w:r>
+      <w:r>
+        <w:rPr>
+          <w:rStyle w:val="j"/>
+        </w:rPr>
+        <w:t>20</w:t>
+      </w:r>
+      <w:r>
+        <w:t xml:space="preserve">, </w:t>
+      </w:r>
+      <w:r>
+        <w:rPr>
+          <w:rStyle w:val="j"/>
+        </w:rPr>
+        <w:t>30</w:t>
+      </w:r>
+      <w:r>
+        <w:t xml:space="preserve">, </w:t>
+      </w:r>
+      <w:r>
+        <w:rPr>
+          <w:rStyle w:val="j"/>
+        </w:rPr>
+        <w:t>40</w:t>
+      </w:r>
+      <w:r>
+        <w:t>]</w:t>
+      </w:r>
+      <w:r>
+        <w:t>;</w:t>
+      </w:r>
+    </w:p>
+    <w:p>
+      <w:pPr>
+        <w:pStyle w:val="NoSpacing"/>
+      </w:pPr>
+      <w:r>
+        <w:rPr>
+          <w:rStyle w:val="g"/>
+        </w:rPr>
+        <w:t>const</w:t>
+      </w:r>
+      <w:r>
+        <w:t xml:space="preserve"> </w:t>
+      </w:r>
+      <w:r>
+        <w:rPr>
+          <w:rStyle w:val="m"/>
+        </w:rPr>
+        <w:t>index</w:t>
+      </w:r>
+      <w:r>
+        <w:t xml:space="preserve"> </w:t>
+      </w:r>
+      <w:r>
+        <w:rPr>
+          <w:rStyle w:val="g"/>
+        </w:rPr>
+        <w:t>=</w:t>
+      </w:r>
+      <w:r>
+        <w:t xml:space="preserve"> </w:t>
+      </w:r>
+      <w:proofErr w:type="spellStart"/>
+      <w:proofErr w:type="gramStart"/>
+      <w:r>
+        <w:rPr>
+          <w:rStyle w:val="m"/>
+        </w:rPr>
+        <w:t>numbers</w:t>
+      </w:r>
+      <w:r>
+        <w:rPr>
+          <w:rStyle w:val="g"/>
+        </w:rPr>
+        <w:t>.</w:t>
+      </w:r>
+      <w:r>
+        <w:t>findIndex</w:t>
+      </w:r>
+      <w:proofErr w:type="spellEnd"/>
+      <w:proofErr w:type="gramEnd"/>
+      <w:r>
+        <w:t>((</w:t>
+      </w:r>
+      <w:r>
+        <w:rPr>
+          <w:rStyle w:val="m"/>
+        </w:rPr>
+        <w:t>number</w:t>
+      </w:r>
+      <w:r>
+        <w:t xml:space="preserve">) =&gt; </w:t>
+      </w:r>
+      <w:r>
+        <w:rPr>
+          <w:rStyle w:val="m"/>
+        </w:rPr>
+        <w:t>number</w:t>
+      </w:r>
+      <w:r>
+        <w:t xml:space="preserve"> </w:t>
+      </w:r>
+      <w:r>
+        <w:rPr>
+          <w:rStyle w:val="g"/>
+        </w:rPr>
+        <w:t>===</w:t>
+      </w:r>
+      <w:r>
+        <w:t xml:space="preserve"> </w:t>
+      </w:r>
+      <w:r>
+        <w:rPr>
+          <w:rStyle w:val="j"/>
+        </w:rPr>
+        <w:t>30</w:t>
+      </w:r>
+      <w:r>
+        <w:t>);</w:t>
+      </w:r>
+    </w:p>
+    <w:p>
+      <w:pPr>
+        <w:pStyle w:val="NoSpacing"/>
+      </w:pPr>
+      <w:r>
+        <w:rPr>
+          <w:rStyle w:val="m"/>
+        </w:rPr>
+        <w:t>console</w:t>
+      </w:r>
+      <w:r>
+        <w:rPr>
+          <w:rStyle w:val="g"/>
+        </w:rPr>
+        <w:t>.</w:t>
+      </w:r>
+      <w:r>
+        <w:t>log(</w:t>
+      </w:r>
+      <w:r>
+        <w:rPr>
+          <w:rStyle w:val="m"/>
+        </w:rPr>
+        <w:t>index</w:t>
+      </w:r>
+      <w:r>
+        <w:t>);</w:t>
+      </w:r>
+    </w:p>
+    <w:p>
+      <w:pPr>
+        <w:pStyle w:val="NoSpacing"/>
+      </w:pPr>
+    </w:p>
+    <w:p>
+      <w:pPr>
+        <w:pStyle w:val="NoSpacing"/>
+        <w:rPr>
+          <w:b/>
+        </w:rPr>
+      </w:pPr>
+      <w:r>
+        <w:rPr>
+          <w:b/>
+        </w:rPr>
+        <w:t>Output:</w:t>
+      </w:r>
+    </w:p>
+    <w:p>
+      <w:pPr>
+        <w:pStyle w:val="NoSpacing"/>
+      </w:pPr>
+      <w:r>
+        <w:t>2</w:t>
+      </w:r>
+    </w:p>
+    <w:p>
+      <w:pPr>
+        <w:pStyle w:val="NoSpacing"/>
+      </w:pPr>
+    </w:p>
+    <w:p>
+      <w:pPr>
+        <w:pStyle w:val="NoSpacing"/>
+        <w:rPr>
+          <w:b/>
+        </w:rPr>
+      </w:pPr>
+      <w:r>
+        <w:rPr>
+          <w:b/>
+        </w:rPr>
+        <w:t xml:space="preserve">Why is </w:t>
+      </w:r>
+      <w:proofErr w:type="spellStart"/>
+      <w:proofErr w:type="gramStart"/>
+      <w:r>
+        <w:rPr>
+          <w:rStyle w:val="HTMLCode"/>
+          <w:rFonts w:ascii="Times New Roman" w:eastAsiaTheme="minorHAnsi" w:hAnsi="Times New Roman" w:cstheme="minorBidi"/>
+          <w:b/>
+          <w:sz w:val="24"/>
+          <w:szCs w:val="22"/>
+        </w:rPr>
+        <w:t>findIndex</w:t>
+      </w:r>
+      <w:proofErr w:type="spellEnd"/>
+      <w:r>
+        <w:rPr>
+          <w:rStyle w:val="HTMLCode"/>
+          <w:rFonts w:ascii="Times New Roman" w:eastAsiaTheme="minorHAnsi" w:hAnsi="Times New Roman" w:cstheme="minorBidi"/>
+          <w:b/>
+          <w:sz w:val="24"/>
+          <w:szCs w:val="22"/>
+        </w:rPr>
+        <w:t>(</w:t>
+      </w:r>
+      <w:proofErr w:type="gramEnd"/>
+      <w:r>
+        <w:rPr>
+          <w:rStyle w:val="HTMLCode"/>
+          <w:rFonts w:ascii="Times New Roman" w:eastAsiaTheme="minorHAnsi" w:hAnsi="Times New Roman" w:cstheme="minorBidi"/>
+          <w:b/>
+          <w:sz w:val="24"/>
+          <w:szCs w:val="22"/>
+        </w:rPr>
+        <w:t>)</w:t>
+      </w:r>
+      <w:r>
+        <w:rPr>
+          <w:b/>
+        </w:rPr>
+        <w:t xml:space="preserve"> useful?</w:t>
+      </w:r>
+    </w:p>
+    <w:p>
+      <w:pPr>
+        <w:pStyle w:val="NoSpacing"/>
+        <w:numPr>
+          <w:ilvl w:val="0"/>
+          <w:numId w:val="27"/>
+        </w:numPr>
+      </w:pPr>
+      <w:r>
+        <w:t xml:space="preserve">One of the biggest use cases is when you know </w:t>
+      </w:r>
+      <w:r>
+        <w:rPr>
+          <w:rStyle w:val="Strong"/>
+          <w:b w:val="0"/>
+          <w:bCs w:val="0"/>
+        </w:rPr>
+        <w:t>which object you want to modify</w:t>
+      </w:r>
+      <w:r>
+        <w:t xml:space="preserve">, but you need </w:t>
+      </w:r>
+      <w:proofErr w:type="gramStart"/>
+      <w:r>
+        <w:t>its</w:t>
+      </w:r>
+      <w:proofErr w:type="gramEnd"/>
+      <w:r>
+        <w:t xml:space="preserve"> position in the array.</w:t>
+      </w:r>
+    </w:p>
+    <w:p>
+      <w:pPr>
+        <w:pStyle w:val="NoSpacing"/>
+        <w:numPr>
+          <w:ilvl w:val="0"/>
+          <w:numId w:val="27"/>
+        </w:numPr>
+      </w:pPr>
+      <w:r>
+        <w:t xml:space="preserve">Updating an object using </w:t>
+      </w:r>
+      <w:proofErr w:type="spellStart"/>
+      <w:proofErr w:type="gramStart"/>
+      <w:r>
+        <w:rPr>
+          <w:rStyle w:val="HTMLCode"/>
+          <w:rFonts w:ascii="Times New Roman" w:eastAsiaTheme="minorHAnsi" w:hAnsi="Times New Roman" w:cstheme="minorBidi"/>
+          <w:sz w:val="24"/>
+          <w:szCs w:val="22"/>
+        </w:rPr>
+        <w:t>findIndex</w:t>
+      </w:r>
+      <w:proofErr w:type="spellEnd"/>
+      <w:r>
+        <w:rPr>
+          <w:rStyle w:val="HTMLCode"/>
+          <w:rFonts w:ascii="Times New Roman" w:eastAsiaTheme="minorHAnsi" w:hAnsi="Times New Roman" w:cstheme="minorBidi"/>
+          <w:sz w:val="24"/>
+          <w:szCs w:val="22"/>
+        </w:rPr>
+        <w:t>(</w:t>
+      </w:r>
+      <w:proofErr w:type="gramEnd"/>
+      <w:r>
+        <w:rPr>
+          <w:rStyle w:val="HTMLCode"/>
+          <w:rFonts w:ascii="Times New Roman" w:eastAsiaTheme="minorHAnsi" w:hAnsi="Times New Roman" w:cstheme="minorBidi"/>
+          <w:sz w:val="24"/>
+          <w:szCs w:val="22"/>
+        </w:rPr>
+        <w:t>)</w:t>
+      </w:r>
+    </w:p>
+    <w:p>
+      <w:pPr>
+        <w:pStyle w:val="NoSpacing"/>
+      </w:pPr>
+    </w:p>
+    <w:p>
+      <w:pPr>
+        <w:pStyle w:val="NoSpacing"/>
+        <w:rPr>
+          <w:rStyle w:val="HTMLCode"/>
+          <w:rFonts w:ascii="Times New Roman" w:eastAsiaTheme="minorHAnsi" w:hAnsi="Times New Roman" w:cstheme="minorBidi"/>
+          <w:b/>
+          <w:sz w:val="24"/>
+          <w:szCs w:val="22"/>
+        </w:rPr>
+      </w:pPr>
+      <w:proofErr w:type="spellStart"/>
+      <w:proofErr w:type="gramStart"/>
+      <w:r>
+        <w:rPr>
+          <w:rStyle w:val="HTMLCode"/>
+          <w:rFonts w:ascii="Times New Roman" w:eastAsiaTheme="minorHAnsi" w:hAnsi="Times New Roman" w:cstheme="minorBidi"/>
+          <w:b/>
+          <w:sz w:val="24"/>
+          <w:szCs w:val="22"/>
+        </w:rPr>
+        <w:t>findIndex</w:t>
+      </w:r>
+      <w:proofErr w:type="spellEnd"/>
+      <w:r>
+        <w:rPr>
+          <w:rStyle w:val="HTMLCode"/>
+          <w:rFonts w:ascii="Times New Roman" w:eastAsiaTheme="minorHAnsi" w:hAnsi="Times New Roman" w:cstheme="minorBidi"/>
+          <w:b/>
+          <w:sz w:val="24"/>
+          <w:szCs w:val="22"/>
+        </w:rPr>
+        <w:t>(</w:t>
+      </w:r>
+      <w:proofErr w:type="gramEnd"/>
+      <w:r>
+        <w:rPr>
+          <w:rStyle w:val="HTMLCode"/>
+          <w:rFonts w:ascii="Times New Roman" w:eastAsiaTheme="minorHAnsi" w:hAnsi="Times New Roman" w:cstheme="minorBidi"/>
+          <w:b/>
+          <w:sz w:val="24"/>
+          <w:szCs w:val="22"/>
+        </w:rPr>
+        <w:t>)</w:t>
+      </w:r>
+      <w:r>
+        <w:rPr>
+          <w:b/>
+        </w:rPr>
+        <w:t xml:space="preserve"> vs </w:t>
+      </w:r>
+      <w:proofErr w:type="spellStart"/>
+      <w:r>
+        <w:rPr>
+          <w:rStyle w:val="HTMLCode"/>
+          <w:rFonts w:ascii="Times New Roman" w:eastAsiaTheme="minorHAnsi" w:hAnsi="Times New Roman" w:cstheme="minorBidi"/>
+          <w:b/>
+          <w:sz w:val="24"/>
+          <w:szCs w:val="22"/>
+        </w:rPr>
+        <w:t>indexOf</w:t>
+      </w:r>
+      <w:proofErr w:type="spellEnd"/>
+      <w:r>
+        <w:rPr>
+          <w:rStyle w:val="HTMLCode"/>
+          <w:rFonts w:ascii="Times New Roman" w:eastAsiaTheme="minorHAnsi" w:hAnsi="Times New Roman" w:cstheme="minorBidi"/>
+          <w:b/>
+          <w:sz w:val="24"/>
+          <w:szCs w:val="22"/>
+        </w:rPr>
+        <w:t>()</w:t>
+      </w:r>
+    </w:p>
+    <w:p>
+      <w:pPr>
+        <w:pStyle w:val="NoSpacing"/>
+        <w:rPr>
+          <w:b/>
+        </w:rPr>
+      </w:pPr>
+    </w:p>
+    <w:p>
+      <w:pPr>
+        <w:pStyle w:val="NoSpacing"/>
+        <w:rPr>
+          <w:b/>
+        </w:rPr>
+      </w:pPr>
+      <w:proofErr w:type="spellStart"/>
+      <w:proofErr w:type="gramStart"/>
+      <w:r>
+        <w:rPr>
+          <w:rStyle w:val="HTMLCode"/>
+          <w:rFonts w:ascii="Times New Roman" w:eastAsiaTheme="minorHAnsi" w:hAnsi="Times New Roman" w:cstheme="minorBidi"/>
+          <w:b/>
+          <w:sz w:val="24"/>
+          <w:szCs w:val="22"/>
+        </w:rPr>
+        <w:t>indexOf</w:t>
+      </w:r>
+      <w:proofErr w:type="spellEnd"/>
+      <w:r>
+        <w:rPr>
+          <w:rStyle w:val="HTMLCode"/>
+          <w:rFonts w:ascii="Times New Roman" w:eastAsiaTheme="minorHAnsi" w:hAnsi="Times New Roman" w:cstheme="minorBidi"/>
+          <w:b/>
+          <w:sz w:val="24"/>
+          <w:szCs w:val="22"/>
+        </w:rPr>
+        <w:t>(</w:t>
+      </w:r>
+      <w:proofErr w:type="gramEnd"/>
+      <w:r>
+        <w:rPr>
+          <w:rStyle w:val="HTMLCode"/>
+          <w:rFonts w:ascii="Times New Roman" w:eastAsiaTheme="minorHAnsi" w:hAnsi="Times New Roman" w:cstheme="minorBidi"/>
+          <w:b/>
+          <w:sz w:val="24"/>
+          <w:szCs w:val="22"/>
+        </w:rPr>
+        <w:t>)</w:t>
+      </w:r>
+    </w:p>
+    <w:p>
+      <w:pPr>
+        <w:pStyle w:val="NoSpacing"/>
+      </w:pPr>
+      <w:r>
+        <w:t xml:space="preserve">Good when you are looking for an </w:t>
+      </w:r>
+      <w:r>
+        <w:rPr>
+          <w:rStyle w:val="Strong"/>
+          <w:b w:val="0"/>
+          <w:bCs w:val="0"/>
+        </w:rPr>
+        <w:t>exact value</w:t>
+      </w:r>
+      <w:r>
+        <w:t>.</w:t>
+      </w:r>
+    </w:p>
+    <w:p>
+      <w:pPr>
+        <w:pStyle w:val="NoSpacing"/>
+      </w:pPr>
+    </w:p>
+    <w:p>
+      <w:pPr>
+        <w:pStyle w:val="NoSpacing"/>
+      </w:pPr>
+      <w:r>
+        <w:rPr>
+          <w:rStyle w:val="g"/>
+        </w:rPr>
+        <w:t>const</w:t>
+      </w:r>
+      <w:r>
+        <w:t xml:space="preserve"> </w:t>
+      </w:r>
+      <w:r>
+        <w:rPr>
+          <w:rStyle w:val="m"/>
+        </w:rPr>
+        <w:t>numbers</w:t>
+      </w:r>
+      <w:r>
+        <w:t xml:space="preserve"> </w:t>
+      </w:r>
+      <w:r>
+        <w:rPr>
+          <w:rStyle w:val="g"/>
+        </w:rPr>
+        <w:t>=</w:t>
+      </w:r>
+      <w:r>
+        <w:t xml:space="preserve"> [</w:t>
+      </w:r>
+      <w:r>
+        <w:rPr>
+          <w:rStyle w:val="j"/>
+        </w:rPr>
+        <w:t>10</w:t>
+      </w:r>
+      <w:r>
+        <w:t xml:space="preserve">, </w:t>
+      </w:r>
+      <w:r>
+        <w:rPr>
+          <w:rStyle w:val="j"/>
+        </w:rPr>
+        <w:t>20</w:t>
+      </w:r>
+      <w:r>
+        <w:t xml:space="preserve">, </w:t>
+      </w:r>
+      <w:r>
+        <w:rPr>
+          <w:rStyle w:val="j"/>
+        </w:rPr>
+        <w:t>30</w:t>
+      </w:r>
+      <w:r>
+        <w:t>];</w:t>
+      </w:r>
+    </w:p>
+    <w:p>
+      <w:pPr>
+        <w:pStyle w:val="NoSpacing"/>
+      </w:pPr>
+      <w:r>
+        <w:rPr>
+          <w:rStyle w:val="m"/>
+        </w:rPr>
+        <w:t>console</w:t>
+      </w:r>
+      <w:r>
+        <w:rPr>
+          <w:rStyle w:val="g"/>
+        </w:rPr>
+        <w:t>.</w:t>
+      </w:r>
+      <w:r>
+        <w:t>log(</w:t>
+      </w:r>
+      <w:proofErr w:type="spellStart"/>
+      <w:proofErr w:type="gramStart"/>
+      <w:r>
+        <w:rPr>
+          <w:rStyle w:val="m"/>
+        </w:rPr>
+        <w:t>numbers</w:t>
+      </w:r>
+      <w:r>
+        <w:rPr>
+          <w:rStyle w:val="g"/>
+        </w:rPr>
+        <w:t>.</w:t>
+      </w:r>
+      <w:r>
+        <w:t>indexOf</w:t>
+      </w:r>
+      <w:proofErr w:type="spellEnd"/>
+      <w:proofErr w:type="gramEnd"/>
+      <w:r>
+        <w:t>(</w:t>
+      </w:r>
+      <w:r>
+        <w:rPr>
+          <w:rStyle w:val="j"/>
+        </w:rPr>
+        <w:t>20</w:t>
+      </w:r>
+      <w:r>
+        <w:t>));</w:t>
+      </w:r>
+    </w:p>
+    <w:p>
+      <w:pPr>
+        <w:pStyle w:val="NoSpacing"/>
+      </w:pPr>
+    </w:p>
+    <w:p>
+      <w:pPr>
+        <w:pStyle w:val="NoSpacing"/>
+        <w:rPr>
+          <w:b/>
+        </w:rPr>
+      </w:pPr>
+      <w:r>
+        <w:rPr>
+          <w:b/>
+        </w:rPr>
+        <w:t>Output:</w:t>
+      </w:r>
+    </w:p>
+    <w:p>
+      <w:pPr>
+        <w:pStyle w:val="NoSpacing"/>
+      </w:pPr>
+      <w:r>
+        <w:t>1</w:t>
+      </w:r>
+    </w:p>
+    <w:p>
+      <w:pPr>
+        <w:pStyle w:val="NoSpacing"/>
+      </w:pPr>
+    </w:p>
+    <w:p>
+      <w:pPr>
+        <w:pStyle w:val="NoSpacing"/>
+        <w:rPr>
+          <w:b/>
+        </w:rPr>
+      </w:pPr>
+      <w:proofErr w:type="spellStart"/>
+      <w:proofErr w:type="gramStart"/>
+      <w:r>
+        <w:rPr>
+          <w:rStyle w:val="HTMLCode"/>
+          <w:rFonts w:ascii="Times New Roman" w:eastAsiaTheme="minorHAnsi" w:hAnsi="Times New Roman" w:cstheme="minorBidi"/>
+          <w:b/>
+          <w:sz w:val="24"/>
+          <w:szCs w:val="22"/>
+        </w:rPr>
+        <w:t>findIndex</w:t>
+      </w:r>
+      <w:proofErr w:type="spellEnd"/>
+      <w:r>
+        <w:rPr>
+          <w:rStyle w:val="HTMLCode"/>
+          <w:rFonts w:ascii="Times New Roman" w:eastAsiaTheme="minorHAnsi" w:hAnsi="Times New Roman" w:cstheme="minorBidi"/>
+          <w:b/>
+          <w:sz w:val="24"/>
+          <w:szCs w:val="22"/>
+        </w:rPr>
+        <w:t>(</w:t>
+      </w:r>
+      <w:proofErr w:type="gramEnd"/>
+      <w:r>
+        <w:rPr>
+          <w:rStyle w:val="HTMLCode"/>
+          <w:rFonts w:ascii="Times New Roman" w:eastAsiaTheme="minorHAnsi" w:hAnsi="Times New Roman" w:cstheme="minorBidi"/>
+          <w:b/>
+          <w:sz w:val="24"/>
+          <w:szCs w:val="22"/>
+        </w:rPr>
+        <w:t>)</w:t>
+      </w:r>
+    </w:p>
+    <w:p>
+      <w:pPr>
+        <w:pStyle w:val="NoSpacing"/>
+      </w:pPr>
+      <w:r>
+        <w:t xml:space="preserve">Good when you need to search based on a </w:t>
+      </w:r>
+      <w:r>
+        <w:rPr>
+          <w:rStyle w:val="Strong"/>
+          <w:b w:val="0"/>
+          <w:bCs w:val="0"/>
+        </w:rPr>
+        <w:t>condition</w:t>
+      </w:r>
+      <w:r>
+        <w:t>.</w:t>
+      </w:r>
+    </w:p>
+    <w:p>
+      <w:pPr>
+        <w:pStyle w:val="NoSpacing"/>
+      </w:pPr>
+    </w:p>
+    <w:p>
+      <w:pPr>
+        <w:pStyle w:val="NoSpacing"/>
+      </w:pPr>
+      <w:r>
+        <w:rPr>
+          <w:rStyle w:val="g"/>
+        </w:rPr>
+        <w:t>const</w:t>
+      </w:r>
+      <w:r>
+        <w:t xml:space="preserve"> </w:t>
+      </w:r>
+      <w:r>
+        <w:rPr>
+          <w:rStyle w:val="m"/>
+        </w:rPr>
+        <w:t>users</w:t>
+      </w:r>
+      <w:r>
+        <w:t xml:space="preserve"> </w:t>
+      </w:r>
+      <w:r>
+        <w:rPr>
+          <w:rStyle w:val="g"/>
+        </w:rPr>
+        <w:t>=</w:t>
+      </w:r>
+      <w:r>
+        <w:t xml:space="preserve"> [</w:t>
+      </w:r>
+    </w:p>
+    <w:p>
+      <w:pPr>
+        <w:pStyle w:val="NoSpacing"/>
+      </w:pPr>
+      <w:r>
+        <w:t xml:space="preserve">    </w:t>
+      </w:r>
+      <w:proofErr w:type="gramStart"/>
+      <w:r>
+        <w:t>{ id</w:t>
+      </w:r>
+      <w:proofErr w:type="gramEnd"/>
+      <w:r>
+        <w:t xml:space="preserve">: </w:t>
+      </w:r>
+      <w:r>
+        <w:rPr>
+          <w:rStyle w:val="j"/>
+        </w:rPr>
+        <w:t>1</w:t>
+      </w:r>
+      <w:r>
+        <w:t xml:space="preserve">, name: </w:t>
+      </w:r>
+      <w:r>
+        <w:rPr>
+          <w:rStyle w:val="k"/>
+        </w:rPr>
+        <w:t>"Anand"</w:t>
+      </w:r>
+      <w:r>
+        <w:t xml:space="preserve"> },</w:t>
+      </w:r>
+    </w:p>
+    <w:p>
+      <w:pPr>
+        <w:pStyle w:val="NoSpacing"/>
+      </w:pPr>
+      <w:r>
+        <w:t xml:space="preserve">    </w:t>
+      </w:r>
+      <w:proofErr w:type="gramStart"/>
+      <w:r>
+        <w:t>{ id</w:t>
+      </w:r>
+      <w:proofErr w:type="gramEnd"/>
+      <w:r>
+        <w:t xml:space="preserve">: </w:t>
+      </w:r>
+      <w:r>
+        <w:rPr>
+          <w:rStyle w:val="j"/>
+        </w:rPr>
+        <w:t>2</w:t>
+      </w:r>
+      <w:r>
+        <w:t xml:space="preserve">, name: </w:t>
+      </w:r>
+      <w:r>
+        <w:rPr>
+          <w:rStyle w:val="k"/>
+        </w:rPr>
+        <w:t>"Rahul"</w:t>
+      </w:r>
+      <w:r>
+        <w:t xml:space="preserve"> }</w:t>
+      </w:r>
+    </w:p>
+    <w:p>
+      <w:pPr>
+        <w:pStyle w:val="NoSpacing"/>
+      </w:pPr>
+      <w:r>
+        <w:t>];</w:t>
+      </w:r>
+    </w:p>
+    <w:p>
+      <w:pPr>
+        <w:pStyle w:val="NoSpacing"/>
+      </w:pPr>
+    </w:p>
+    <w:p>
+      <w:pPr>
+        <w:pStyle w:val="NoSpacing"/>
+      </w:pPr>
+      <w:r>
+        <w:rPr>
+          <w:rStyle w:val="g"/>
+        </w:rPr>
+        <w:t>const</w:t>
+      </w:r>
+      <w:r>
+        <w:t xml:space="preserve"> </w:t>
+      </w:r>
+      <w:r>
+        <w:rPr>
+          <w:rStyle w:val="m"/>
+        </w:rPr>
+        <w:t>index</w:t>
+      </w:r>
+      <w:r>
+        <w:t xml:space="preserve"> </w:t>
+      </w:r>
+      <w:r>
+        <w:rPr>
+          <w:rStyle w:val="g"/>
+        </w:rPr>
+        <w:t>=</w:t>
+      </w:r>
+      <w:r>
+        <w:t xml:space="preserve"> </w:t>
+      </w:r>
+      <w:proofErr w:type="spellStart"/>
+      <w:proofErr w:type="gramStart"/>
+      <w:r>
+        <w:rPr>
+          <w:rStyle w:val="m"/>
+        </w:rPr>
+        <w:t>users</w:t>
+      </w:r>
+      <w:r>
+        <w:rPr>
+          <w:rStyle w:val="g"/>
+        </w:rPr>
+        <w:t>.</w:t>
+      </w:r>
+      <w:r>
+        <w:t>findIndex</w:t>
+      </w:r>
+      <w:proofErr w:type="spellEnd"/>
+      <w:proofErr w:type="gramEnd"/>
+      <w:r>
+        <w:t>(</w:t>
+      </w:r>
+    </w:p>
+    <w:p>
+      <w:pPr>
+        <w:pStyle w:val="NoSpacing"/>
+      </w:pPr>
+      <w:r>
+        <w:t xml:space="preserve">    (</w:t>
+      </w:r>
+      <w:r>
+        <w:rPr>
+          <w:rStyle w:val="m"/>
+        </w:rPr>
+        <w:t>user</w:t>
+      </w:r>
+      <w:r>
+        <w:t xml:space="preserve">) =&gt; </w:t>
+      </w:r>
+      <w:r>
+        <w:rPr>
+          <w:rStyle w:val="m"/>
+        </w:rPr>
+        <w:t>user</w:t>
+      </w:r>
+      <w:r>
+        <w:rPr>
+          <w:rStyle w:val="g"/>
+        </w:rPr>
+        <w:t>.</w:t>
+      </w:r>
+      <w:r>
+        <w:t xml:space="preserve">id </w:t>
+      </w:r>
+      <w:r>
+        <w:rPr>
+          <w:rStyle w:val="g"/>
+        </w:rPr>
+        <w:t>===</w:t>
+      </w:r>
+      <w:r>
+        <w:t xml:space="preserve"> </w:t>
+      </w:r>
+      <w:r>
+        <w:rPr>
+          <w:rStyle w:val="j"/>
+        </w:rPr>
+        <w:t>2</w:t>
+      </w:r>
+    </w:p>
+    <w:p>
+      <w:pPr>
+        <w:pStyle w:val="NoSpacing"/>
+      </w:pPr>
+      <w:r>
+        <w:t>);</w:t>
+      </w:r>
+    </w:p>
+    <w:p>
+      <w:pPr>
+        <w:pStyle w:val="NoSpacing"/>
+      </w:pPr>
+    </w:p>
+    <w:p>
+      <w:pPr>
+        <w:pStyle w:val="NoSpacing"/>
+      </w:pPr>
+      <w:r>
+        <w:rPr>
+          <w:rStyle w:val="m"/>
+        </w:rPr>
+        <w:t>console</w:t>
+      </w:r>
+      <w:r>
+        <w:rPr>
+          <w:rStyle w:val="g"/>
+        </w:rPr>
+        <w:t>.</w:t>
+      </w:r>
+      <w:r>
+        <w:t>log(</w:t>
+      </w:r>
+      <w:r>
+        <w:rPr>
+          <w:rStyle w:val="m"/>
+        </w:rPr>
+        <w:t>index</w:t>
+      </w:r>
+      <w:r>
+        <w:t>);</w:t>
+      </w:r>
+    </w:p>
+    <w:p>
+      <w:pPr>
+        <w:pStyle w:val="NoSpacing"/>
+      </w:pPr>
+    </w:p>
+    <w:p>
+      <w:pPr>
+        <w:pStyle w:val="NoSpacing"/>
+        <w:rPr>
+          <w:b/>
+        </w:rPr>
+      </w:pPr>
+      <w:r>
+        <w:rPr>
+          <w:b/>
+        </w:rPr>
+        <w:lastRenderedPageBreak/>
+        <w:t>Output:</w:t>
+      </w:r>
+    </w:p>
+    <w:p>
+      <w:pPr>
+        <w:pStyle w:val="NoSpacing"/>
+      </w:pPr>
+      <w:r>
+        <w:t>1</w:t>
+      </w:r>
+    </w:p>
+    <w:p>
+      <w:pPr>
+        <w:pStyle w:val="NoSpacing"/>
+      </w:pPr>
+    </w:p>
+    <w:p>
+      <w:pPr>
+        <w:pStyle w:val="NoSpacing"/>
+        <w:rPr>
+          <w:b/>
+        </w:rPr>
+      </w:pPr>
+      <w:r>
+        <w:rPr>
+          <w:b/>
+        </w:rPr>
+        <w:t>Easy way to remember</w:t>
+      </w:r>
+    </w:p>
+    <w:p>
+      <w:pPr>
+        <w:pStyle w:val="NoSpacing"/>
+        <w:rPr>
+          <w:b/>
+        </w:rPr>
+      </w:pPr>
+    </w:p>
+    <w:p>
+      <w:pPr>
+        <w:pStyle w:val="NoSpacing"/>
+      </w:pPr>
+      <w:proofErr w:type="spellStart"/>
+      <w:proofErr w:type="gramStart"/>
+      <w:r>
+        <w:t>indexOf</w:t>
+      </w:r>
+      <w:proofErr w:type="spellEnd"/>
+      <w:r>
+        <w:t>(</w:t>
+      </w:r>
+      <w:proofErr w:type="gramEnd"/>
+      <w:r>
+        <w:t>)</w:t>
+      </w:r>
+    </w:p>
+    <w:p>
+      <w:pPr>
+        <w:pStyle w:val="NoSpacing"/>
+      </w:pPr>
+      <w:r>
+        <w:t xml:space="preserve">    ↓</w:t>
+      </w:r>
+    </w:p>
+    <w:p>
+      <w:pPr>
+        <w:pStyle w:val="NoSpacing"/>
+      </w:pPr>
+      <w:r>
+        <w:t>Find this exact value</w:t>
+      </w:r>
+    </w:p>
+    <w:p>
+      <w:pPr>
+        <w:pStyle w:val="NoSpacing"/>
+      </w:pPr>
+    </w:p>
+    <w:p>
+      <w:pPr>
+        <w:pStyle w:val="NoSpacing"/>
+      </w:pPr>
+      <w:proofErr w:type="spellStart"/>
+      <w:proofErr w:type="gramStart"/>
+      <w:r>
+        <w:t>findIndex</w:t>
+      </w:r>
+      <w:proofErr w:type="spellEnd"/>
+      <w:r>
+        <w:t>(</w:t>
+      </w:r>
+      <w:proofErr w:type="gramEnd"/>
+      <w:r>
+        <w:t>)</w:t>
+      </w:r>
+    </w:p>
+    <w:p>
+      <w:pPr>
+        <w:pStyle w:val="NoSpacing"/>
+      </w:pPr>
+      <w:r>
+        <w:t xml:space="preserve">    ↓</w:t>
+      </w:r>
+    </w:p>
+    <w:p>
+      <w:pPr>
+        <w:pStyle w:val="NoSpacing"/>
+      </w:pPr>
+      <w:r>
+        <w:t>Find the index based on a condition</w:t>
+      </w:r>
+    </w:p>
+    <w:p>
+      <w:pPr>
+        <w:pStyle w:val="NoSpacing"/>
+      </w:pPr>
+    </w:p>
+    <w:tbl>
+      <w:tblPr>
+        <w:tblW w:w="0" w:type="auto"/>
+        <w:tblCellSpacing w:w="15" w:type="dxa"/>
+        <w:tblCellMar>
+          <w:top w:w="15" w:type="dxa"/>
+          <w:left w:w="15" w:type="dxa"/>
+          <w:bottom w:w="15" w:type="dxa"/>
+          <w:right w:w="15" w:type="dxa"/>
+        </w:tblCellMar>
+        <w:tblLook w:val="04A0" w:firstRow="1" w:lastRow="0" w:firstColumn="1" w:lastColumn="0" w:noHBand="0" w:noVBand="1"/>
+      </w:tblPr>
+      <w:tblGrid>
+        <w:gridCol w:w="1168"/>
+        <w:gridCol w:w="1287"/>
+        <w:gridCol w:w="2088"/>
+      </w:tblGrid>
+      <w:tr>
+        <w:trPr>
+          <w:tblHeader/>
+          <w:tblCellSpacing w:w="15" w:type="dxa"/>
+        </w:trPr>
+        <w:tc>
+          <w:tcPr>
+            <w:tcW w:w="0" w:type="auto"/>
+            <w:vAlign w:val="center"/>
+            <w:hideMark/>
+          </w:tcPr>
+          <w:p>
+            <w:pPr>
+              <w:spacing w:after="0" w:line="240" w:lineRule="auto"/>
+              <w:jc w:val="center"/>
+              <w:rPr>
+                <w:rFonts w:eastAsia="Times New Roman" w:cs="Times New Roman"/>
+                <w:b/>
+                <w:bCs/>
+                <w:szCs w:val="24"/>
+                <w:lang w:eastAsia="en-IN"/>
+              </w:rPr>
+            </w:pPr>
+            <w:r>
+              <w:rPr>
+                <w:rFonts w:eastAsia="Times New Roman" w:cs="Times New Roman"/>
+                <w:b/>
+                <w:bCs/>
+                <w:szCs w:val="24"/>
+                <w:lang w:eastAsia="en-IN"/>
+              </w:rPr>
+              <w:t>Method</w:t>
+            </w:r>
+          </w:p>
+        </w:tc>
+        <w:tc>
+          <w:tcPr>
+            <w:tcW w:w="0" w:type="auto"/>
+            <w:vAlign w:val="center"/>
+            <w:hideMark/>
+          </w:tcPr>
+          <w:p>
+            <w:pPr>
+              <w:spacing w:after="0" w:line="240" w:lineRule="auto"/>
+              <w:jc w:val="center"/>
+              <w:rPr>
+                <w:rFonts w:eastAsia="Times New Roman" w:cs="Times New Roman"/>
+                <w:b/>
+                <w:bCs/>
+                <w:szCs w:val="24"/>
+                <w:lang w:eastAsia="en-IN"/>
+              </w:rPr>
+            </w:pPr>
+            <w:r>
+              <w:rPr>
+                <w:rFonts w:eastAsia="Times New Roman" w:cs="Times New Roman"/>
+                <w:b/>
+                <w:bCs/>
+                <w:szCs w:val="24"/>
+                <w:lang w:eastAsia="en-IN"/>
+              </w:rPr>
+              <w:t>Returns</w:t>
+            </w:r>
+          </w:p>
+        </w:tc>
+        <w:tc>
+          <w:tcPr>
+            <w:tcW w:w="0" w:type="auto"/>
+            <w:vAlign w:val="center"/>
+            <w:hideMark/>
+          </w:tcPr>
+          <w:p>
+            <w:pPr>
+              <w:spacing w:after="0" w:line="240" w:lineRule="auto"/>
+              <w:jc w:val="center"/>
+              <w:rPr>
+                <w:rFonts w:eastAsia="Times New Roman" w:cs="Times New Roman"/>
+                <w:b/>
+                <w:bCs/>
+                <w:szCs w:val="24"/>
+                <w:lang w:eastAsia="en-IN"/>
+              </w:rPr>
+            </w:pPr>
+            <w:r>
+              <w:rPr>
+                <w:rFonts w:eastAsia="Times New Roman" w:cs="Times New Roman"/>
+                <w:b/>
+                <w:bCs/>
+                <w:szCs w:val="24"/>
+                <w:lang w:eastAsia="en-IN"/>
+              </w:rPr>
+              <w:t>Multiple results?</w:t>
+            </w:r>
+          </w:p>
+        </w:tc>
+      </w:tr>
+      <w:tr>
+        <w:trPr>
+          <w:tblCellSpacing w:w="15" w:type="dxa"/>
+        </w:trPr>
+        <w:tc>
+          <w:tcPr>
+            <w:tcW w:w="0" w:type="auto"/>
+            <w:vAlign w:val="center"/>
+            <w:hideMark/>
+          </w:tcPr>
+          <w:p>
+            <w:pPr>
+              <w:pStyle w:val="NoSpacing"/>
+            </w:pPr>
+            <w:proofErr w:type="gramStart"/>
+            <w:r>
+              <w:t>find(</w:t>
+            </w:r>
+            <w:proofErr w:type="gramEnd"/>
+            <w:r>
+              <w:t>)</w:t>
+            </w:r>
+          </w:p>
+        </w:tc>
+        <w:tc>
+          <w:tcPr>
+            <w:tcW w:w="0" w:type="auto"/>
+            <w:vAlign w:val="center"/>
+            <w:hideMark/>
+          </w:tcPr>
+          <w:p>
+            <w:pPr>
+              <w:pStyle w:val="NoSpacing"/>
+            </w:pPr>
+            <w:r>
+              <w:t>Object/value</w:t>
+            </w:r>
+          </w:p>
+        </w:tc>
+        <w:tc>
+          <w:tcPr>
+            <w:tcW w:w="0" w:type="auto"/>
+            <w:vAlign w:val="center"/>
+            <w:hideMark/>
+          </w:tcPr>
+          <w:p>
+            <w:pPr>
+              <w:pStyle w:val="NoSpacing"/>
+            </w:pPr>
+            <w:r>
+              <w:t>No, first match</w:t>
+            </w:r>
+          </w:p>
+        </w:tc>
+      </w:tr>
+      <w:tr>
+        <w:trPr>
+          <w:tblCellSpacing w:w="15" w:type="dxa"/>
+        </w:trPr>
+        <w:tc>
+          <w:tcPr>
+            <w:tcW w:w="0" w:type="auto"/>
+            <w:vAlign w:val="center"/>
+            <w:hideMark/>
+          </w:tcPr>
+          <w:p>
+            <w:pPr>
+              <w:pStyle w:val="NoSpacing"/>
+            </w:pPr>
+            <w:proofErr w:type="spellStart"/>
+            <w:proofErr w:type="gramStart"/>
+            <w:r>
+              <w:t>findIndex</w:t>
+            </w:r>
+            <w:proofErr w:type="spellEnd"/>
+            <w:r>
+              <w:t>(</w:t>
+            </w:r>
+            <w:proofErr w:type="gramEnd"/>
+            <w:r>
+              <w:t>)</w:t>
+            </w:r>
+          </w:p>
+        </w:tc>
+        <w:tc>
+          <w:tcPr>
+            <w:tcW w:w="0" w:type="auto"/>
+            <w:vAlign w:val="center"/>
+            <w:hideMark/>
+          </w:tcPr>
+          <w:p>
+            <w:pPr>
+              <w:pStyle w:val="NoSpacing"/>
+            </w:pPr>
+            <w:r>
+              <w:t>Index</w:t>
+            </w:r>
+          </w:p>
+        </w:tc>
+        <w:tc>
+          <w:tcPr>
+            <w:tcW w:w="0" w:type="auto"/>
+            <w:vAlign w:val="center"/>
+            <w:hideMark/>
+          </w:tcPr>
+          <w:p>
+            <w:pPr>
+              <w:pStyle w:val="NoSpacing"/>
+            </w:pPr>
+            <w:r>
+              <w:t>No, first match</w:t>
+            </w:r>
+          </w:p>
+        </w:tc>
+      </w:tr>
+      <w:tr>
+        <w:trPr>
+          <w:tblCellSpacing w:w="15" w:type="dxa"/>
+        </w:trPr>
+        <w:tc>
+          <w:tcPr>
+            <w:tcW w:w="0" w:type="auto"/>
+            <w:vAlign w:val="center"/>
+            <w:hideMark/>
+          </w:tcPr>
+          <w:p>
+            <w:pPr>
+              <w:pStyle w:val="NoSpacing"/>
+            </w:pPr>
+            <w:proofErr w:type="gramStart"/>
+            <w:r>
+              <w:t>filter(</w:t>
+            </w:r>
+            <w:proofErr w:type="gramEnd"/>
+            <w:r>
+              <w:t>)</w:t>
+            </w:r>
+          </w:p>
+        </w:tc>
+        <w:tc>
+          <w:tcPr>
+            <w:tcW w:w="0" w:type="auto"/>
+            <w:vAlign w:val="center"/>
+            <w:hideMark/>
+          </w:tcPr>
+          <w:p>
+            <w:pPr>
+              <w:pStyle w:val="NoSpacing"/>
+            </w:pPr>
+            <w:r>
+              <w:t>New array</w:t>
+            </w:r>
+          </w:p>
+        </w:tc>
+        <w:tc>
+          <w:tcPr>
+            <w:tcW w:w="0" w:type="auto"/>
+            <w:vAlign w:val="center"/>
+            <w:hideMark/>
+          </w:tcPr>
+          <w:p>
+            <w:pPr>
+              <w:pStyle w:val="NoSpacing"/>
+            </w:pPr>
+            <w:r>
+              <w:t>Yes</w:t>
+            </w:r>
+          </w:p>
+        </w:tc>
+      </w:tr>
+      <w:tr>
+        <w:trPr>
+          <w:tblCellSpacing w:w="15" w:type="dxa"/>
+        </w:trPr>
+        <w:tc>
+          <w:tcPr>
+            <w:tcW w:w="0" w:type="auto"/>
+            <w:vAlign w:val="center"/>
+            <w:hideMark/>
+          </w:tcPr>
+          <w:p>
+            <w:pPr>
+              <w:pStyle w:val="NoSpacing"/>
+            </w:pPr>
+            <w:proofErr w:type="spellStart"/>
+            <w:proofErr w:type="gramStart"/>
+            <w:r>
+              <w:t>indexOf</w:t>
+            </w:r>
+            <w:proofErr w:type="spellEnd"/>
+            <w:r>
+              <w:t>(</w:t>
+            </w:r>
+            <w:proofErr w:type="gramEnd"/>
+            <w:r>
+              <w:t>)</w:t>
+            </w:r>
+          </w:p>
+        </w:tc>
+        <w:tc>
+          <w:tcPr>
+            <w:tcW w:w="0" w:type="auto"/>
+            <w:vAlign w:val="center"/>
+            <w:hideMark/>
+          </w:tcPr>
+          <w:p>
+            <w:pPr>
+              <w:pStyle w:val="NoSpacing"/>
+            </w:pPr>
+            <w:r>
+              <w:t>Index</w:t>
+            </w:r>
+          </w:p>
+        </w:tc>
+        <w:tc>
+          <w:tcPr>
+            <w:tcW w:w="0" w:type="auto"/>
+            <w:vAlign w:val="center"/>
+            <w:hideMark/>
+          </w:tcPr>
+          <w:p>
+            <w:pPr>
+              <w:pStyle w:val="NoSpacing"/>
+            </w:pPr>
+            <w:r>
+              <w:t>No, first exact match</w:t>
+            </w:r>
+          </w:p>
+        </w:tc>
+      </w:tr>
+    </w:tbl>
+    <w:p>
+      <w:pPr>
+        <w:pStyle w:val="NoSpacing"/>
+      </w:pPr>
+    </w:p>
+    <w:p>
+      <w:pPr>
+        <w:pStyle w:val="NoSpacing"/>
+      </w:pPr>
+      <w:proofErr w:type="spellStart"/>
+      <w:proofErr w:type="gramStart"/>
+      <w:r>
+        <w:rPr>
+          <w:rStyle w:val="HTMLCode"/>
+          <w:rFonts w:ascii="Times New Roman" w:eastAsiaTheme="minorHAnsi" w:hAnsi="Times New Roman" w:cstheme="minorBidi"/>
+          <w:sz w:val="24"/>
+          <w:szCs w:val="22"/>
+        </w:rPr>
+        <w:t>findIndex</w:t>
+      </w:r>
+      <w:proofErr w:type="spellEnd"/>
+      <w:r>
+        <w:rPr>
+          <w:rStyle w:val="HTMLCode"/>
+          <w:rFonts w:ascii="Times New Roman" w:eastAsiaTheme="minorHAnsi" w:hAnsi="Times New Roman" w:cstheme="minorBidi"/>
+          <w:sz w:val="24"/>
+          <w:szCs w:val="22"/>
+        </w:rPr>
+        <w:t>(</w:t>
+      </w:r>
+      <w:proofErr w:type="gramEnd"/>
+      <w:r>
+        <w:rPr>
+          <w:rStyle w:val="HTMLCode"/>
+          <w:rFonts w:ascii="Times New Roman" w:eastAsiaTheme="minorHAnsi" w:hAnsi="Times New Roman" w:cstheme="minorBidi"/>
+          <w:sz w:val="24"/>
+          <w:szCs w:val="22"/>
+        </w:rPr>
+        <w:t>)</w:t>
+      </w:r>
+      <w:r>
+        <w:t xml:space="preserve"> is an array method that searches for the first element satisfying a given condition and returns its index. If no element satisfies the condition, it returns </w:t>
+      </w:r>
+      <w:r>
+        <w:rPr>
+          <w:rStyle w:val="HTMLCode"/>
+          <w:rFonts w:ascii="Times New Roman" w:eastAsiaTheme="minorHAnsi" w:hAnsi="Times New Roman" w:cstheme="minorBidi"/>
+          <w:sz w:val="24"/>
+          <w:szCs w:val="22"/>
+        </w:rPr>
+        <w:t>-1</w:t>
+      </w:r>
+      <w:r>
+        <w:t>. It is especially useful when we need to locate an object in an array by an ID and then update or remove that object.</w:t>
+      </w:r>
+    </w:p>
+    <w:p>
+      <w:pPr>
+        <w:pStyle w:val="NoSpacing"/>
+      </w:pPr>
+    </w:p>
+    <w:p>
+      <w:pPr>
+        <w:pStyle w:val="NoSpacing"/>
+      </w:pPr>
+      <w:r>
+        <w:t>JavaScript ES6+</w:t>
+      </w:r>
+      <w:r>
+        <w:t xml:space="preserve"> concepts</w:t>
+      </w:r>
+    </w:p>
+    <w:p>
+      <w:pPr>
+        <w:pStyle w:val="NoSpacing"/>
+      </w:pPr>
+    </w:p>
+    <w:tbl>
+      <w:tblPr>
+        <w:tblW w:w="0" w:type="auto"/>
+        <w:tblCellSpacing w:w="15" w:type="dxa"/>
+        <w:tblCellMar>
+          <w:top w:w="15" w:type="dxa"/>
+          <w:left w:w="15" w:type="dxa"/>
+          <w:bottom w:w="15" w:type="dxa"/>
+          <w:right w:w="15" w:type="dxa"/>
+        </w:tblCellMar>
+        <w:tblLook w:val="04A0" w:firstRow="1" w:lastRow="0" w:firstColumn="1" w:lastColumn="0" w:noHBand="0" w:noVBand="1"/>
+      </w:tblPr>
+      <w:tblGrid>
+        <w:gridCol w:w="2268"/>
+        <w:gridCol w:w="2552"/>
+      </w:tblGrid>
+      <w:tr>
+        <w:trPr>
+          <w:tblHeader/>
+          <w:tblCellSpacing w:w="15" w:type="dxa"/>
+        </w:trPr>
+        <w:tc>
+          <w:tcPr>
+            <w:tcW w:w="2223" w:type="dxa"/>
+            <w:vAlign w:val="center"/>
+            <w:hideMark/>
+          </w:tcPr>
+          <w:p>
+            <w:pPr>
+              <w:spacing w:after="0" w:line="240" w:lineRule="auto"/>
+              <w:jc w:val="center"/>
+              <w:rPr>
+                <w:rFonts w:eastAsia="Times New Roman" w:cs="Times New Roman"/>
+                <w:b/>
+                <w:bCs/>
+                <w:szCs w:val="24"/>
+                <w:lang w:eastAsia="en-IN"/>
+              </w:rPr>
+            </w:pPr>
+            <w:r>
+              <w:rPr>
+                <w:rFonts w:eastAsia="Times New Roman" w:cs="Times New Roman"/>
+                <w:b/>
+                <w:bCs/>
+                <w:szCs w:val="24"/>
+                <w:lang w:eastAsia="en-IN"/>
+              </w:rPr>
+              <w:t>Feature</w:t>
+            </w:r>
+          </w:p>
+        </w:tc>
+        <w:tc>
+          <w:tcPr>
+            <w:tcW w:w="2507" w:type="dxa"/>
+            <w:vAlign w:val="center"/>
+            <w:hideMark/>
+          </w:tcPr>
+          <w:p>
+            <w:pPr>
+              <w:spacing w:after="0" w:line="240" w:lineRule="auto"/>
+              <w:jc w:val="center"/>
+              <w:rPr>
+                <w:rFonts w:eastAsia="Times New Roman" w:cs="Times New Roman"/>
+                <w:b/>
+                <w:bCs/>
+                <w:szCs w:val="24"/>
+                <w:lang w:eastAsia="en-IN"/>
+              </w:rPr>
+            </w:pPr>
+            <w:r>
+              <w:rPr>
+                <w:rFonts w:eastAsia="Times New Roman" w:cs="Times New Roman"/>
+                <w:b/>
+                <w:bCs/>
+                <w:szCs w:val="24"/>
+                <w:lang w:eastAsia="en-IN"/>
+              </w:rPr>
+              <w:t>Syntax</w:t>
+            </w:r>
+          </w:p>
+        </w:tc>
+      </w:tr>
+      <w:tr>
+        <w:trPr>
+          <w:tblCellSpacing w:w="15" w:type="dxa"/>
+        </w:trPr>
+        <w:tc>
+          <w:tcPr>
+            <w:tcW w:w="2223" w:type="dxa"/>
+            <w:vAlign w:val="center"/>
+            <w:hideMark/>
+          </w:tcPr>
+          <w:p>
+            <w:pPr>
+              <w:pStyle w:val="NoSpacing"/>
+            </w:pPr>
+            <w:r>
+              <w:t>Variable</w:t>
+            </w:r>
+          </w:p>
+        </w:tc>
+        <w:tc>
+          <w:tcPr>
+            <w:tcW w:w="2507" w:type="dxa"/>
+            <w:vAlign w:val="center"/>
+            <w:hideMark/>
+          </w:tcPr>
+          <w:p>
+            <w:pPr>
+              <w:pStyle w:val="NoSpacing"/>
+            </w:pPr>
+            <w:r>
+              <w:t>let, const</w:t>
+            </w:r>
+          </w:p>
+        </w:tc>
+      </w:tr>
+      <w:tr>
+        <w:trPr>
+          <w:tblCellSpacing w:w="15" w:type="dxa"/>
+        </w:trPr>
+        <w:tc>
+          <w:tcPr>
+            <w:tcW w:w="2223" w:type="dxa"/>
+            <w:vAlign w:val="center"/>
+            <w:hideMark/>
+          </w:tcPr>
+          <w:p>
+            <w:pPr>
+              <w:pStyle w:val="NoSpacing"/>
+            </w:pPr>
+            <w:r>
+              <w:t>Arrow function</w:t>
+            </w:r>
+          </w:p>
+        </w:tc>
+        <w:tc>
+          <w:tcPr>
+            <w:tcW w:w="2507" w:type="dxa"/>
+            <w:vAlign w:val="center"/>
+            <w:hideMark/>
+          </w:tcPr>
+          <w:p>
+            <w:pPr>
+              <w:pStyle w:val="NoSpacing"/>
+            </w:pPr>
+            <w:r>
+              <w:t>() =&gt; {}</w:t>
+            </w:r>
+          </w:p>
+        </w:tc>
+      </w:tr>
+      <w:tr>
+        <w:trPr>
+          <w:tblCellSpacing w:w="15" w:type="dxa"/>
+        </w:trPr>
+        <w:tc>
+          <w:tcPr>
+            <w:tcW w:w="2223" w:type="dxa"/>
+            <w:vAlign w:val="center"/>
+            <w:hideMark/>
+          </w:tcPr>
+          <w:p>
+            <w:pPr>
+              <w:pStyle w:val="NoSpacing"/>
+            </w:pPr>
+            <w:r>
+              <w:t>Template literals</w:t>
+            </w:r>
+          </w:p>
+        </w:tc>
+        <w:tc>
+          <w:tcPr>
+            <w:tcW w:w="2507" w:type="dxa"/>
+            <w:vAlign w:val="center"/>
+            <w:hideMark/>
+          </w:tcPr>
+          <w:p>
+            <w:pPr>
+              <w:pStyle w:val="NoSpacing"/>
+            </w:pPr>
+            <w:r>
+              <w:t>`Hello ${name}`</w:t>
+            </w:r>
+          </w:p>
+        </w:tc>
+      </w:tr>
+      <w:tr>
+        <w:trPr>
+          <w:tblCellSpacing w:w="15" w:type="dxa"/>
+        </w:trPr>
+        <w:tc>
+          <w:tcPr>
+            <w:tcW w:w="2223" w:type="dxa"/>
+            <w:vAlign w:val="center"/>
+            <w:hideMark/>
+          </w:tcPr>
+          <w:p>
+            <w:pPr>
+              <w:pStyle w:val="NoSpacing"/>
+            </w:pPr>
+            <w:proofErr w:type="spellStart"/>
+            <w:r>
+              <w:t>Destructuring</w:t>
+            </w:r>
+            <w:proofErr w:type="spellEnd"/>
+          </w:p>
+        </w:tc>
+        <w:tc>
+          <w:tcPr>
+            <w:tcW w:w="2507" w:type="dxa"/>
+            <w:vAlign w:val="center"/>
+            <w:hideMark/>
+          </w:tcPr>
+          <w:p>
+            <w:pPr>
+              <w:pStyle w:val="NoSpacing"/>
+            </w:pPr>
+            <w:r>
+              <w:t xml:space="preserve">const {name} = </w:t>
+            </w:r>
+            <w:proofErr w:type="spellStart"/>
+            <w:r>
+              <w:t>obj</w:t>
+            </w:r>
+            <w:proofErr w:type="spellEnd"/>
+          </w:p>
+        </w:tc>
+      </w:tr>
+      <w:tr>
+        <w:trPr>
+          <w:tblCellSpacing w:w="15" w:type="dxa"/>
+        </w:trPr>
+        <w:tc>
+          <w:tcPr>
+            <w:tcW w:w="2223" w:type="dxa"/>
+            <w:vAlign w:val="center"/>
+            <w:hideMark/>
+          </w:tcPr>
+          <w:p>
+            <w:pPr>
+              <w:pStyle w:val="NoSpacing"/>
+            </w:pPr>
+            <w:r>
+              <w:t>Spread</w:t>
+            </w:r>
+          </w:p>
+        </w:tc>
+        <w:tc>
+          <w:tcPr>
+            <w:tcW w:w="2507" w:type="dxa"/>
+            <w:vAlign w:val="center"/>
+            <w:hideMark/>
+          </w:tcPr>
+          <w:p>
+            <w:pPr>
+              <w:pStyle w:val="NoSpacing"/>
+            </w:pPr>
+            <w:r>
+              <w:t>...array</w:t>
+            </w:r>
+          </w:p>
+        </w:tc>
+      </w:tr>
+      <w:tr>
+        <w:trPr>
+          <w:tblCellSpacing w:w="15" w:type="dxa"/>
+        </w:trPr>
+        <w:tc>
+          <w:tcPr>
+            <w:tcW w:w="2223" w:type="dxa"/>
+            <w:vAlign w:val="center"/>
+            <w:hideMark/>
+          </w:tcPr>
+          <w:p>
+            <w:pPr>
+              <w:pStyle w:val="NoSpacing"/>
+            </w:pPr>
+            <w:r>
+              <w:t>Rest</w:t>
+            </w:r>
+          </w:p>
+        </w:tc>
+        <w:tc>
+          <w:tcPr>
+            <w:tcW w:w="2507" w:type="dxa"/>
+            <w:vAlign w:val="center"/>
+            <w:hideMark/>
+          </w:tcPr>
+          <w:p>
+            <w:pPr>
+              <w:pStyle w:val="NoSpacing"/>
+            </w:pPr>
+            <w:proofErr w:type="gramStart"/>
+            <w:r>
+              <w:t>function(</w:t>
+            </w:r>
+            <w:proofErr w:type="gramEnd"/>
+            <w:r>
+              <w:t>...</w:t>
+            </w:r>
+            <w:proofErr w:type="spellStart"/>
+            <w:r>
+              <w:t>args</w:t>
+            </w:r>
+            <w:proofErr w:type="spellEnd"/>
+            <w:r>
+              <w:t>)</w:t>
+            </w:r>
+          </w:p>
+        </w:tc>
+      </w:tr>
+      <w:tr>
+        <w:trPr>
+          <w:tblCellSpacing w:w="15" w:type="dxa"/>
+        </w:trPr>
+        <w:tc>
+          <w:tcPr>
+            <w:tcW w:w="2223" w:type="dxa"/>
+            <w:vAlign w:val="center"/>
+            <w:hideMark/>
+          </w:tcPr>
+          <w:p>
+            <w:pPr>
+              <w:pStyle w:val="NoSpacing"/>
+            </w:pPr>
+            <w:r>
+              <w:t>Default parameters</w:t>
+            </w:r>
+          </w:p>
+        </w:tc>
+        <w:tc>
+          <w:tcPr>
+            <w:tcW w:w="2507" w:type="dxa"/>
+            <w:vAlign w:val="center"/>
+            <w:hideMark/>
+          </w:tcPr>
+          <w:p>
+            <w:pPr>
+              <w:pStyle w:val="NoSpacing"/>
+            </w:pPr>
+            <w:proofErr w:type="gramStart"/>
+            <w:r>
+              <w:t>function(</w:t>
+            </w:r>
+            <w:proofErr w:type="gramEnd"/>
+            <w:r>
+              <w:t>x = 0)</w:t>
+            </w:r>
+          </w:p>
+        </w:tc>
+      </w:tr>
+      <w:tr>
+        <w:trPr>
+          <w:tblCellSpacing w:w="15" w:type="dxa"/>
+        </w:trPr>
+        <w:tc>
+          <w:tcPr>
+            <w:tcW w:w="2223" w:type="dxa"/>
+            <w:vAlign w:val="center"/>
+            <w:hideMark/>
+          </w:tcPr>
+          <w:p>
+            <w:pPr>
+              <w:pStyle w:val="NoSpacing"/>
+            </w:pPr>
+            <w:r>
+              <w:t>Classes</w:t>
+            </w:r>
+          </w:p>
+        </w:tc>
+        <w:tc>
+          <w:tcPr>
+            <w:tcW w:w="2507" w:type="dxa"/>
+            <w:vAlign w:val="center"/>
+            <w:hideMark/>
+          </w:tcPr>
+          <w:p>
+            <w:pPr>
+              <w:pStyle w:val="NoSpacing"/>
+            </w:pPr>
+            <w:r>
+              <w:t>class Person {}</w:t>
+            </w:r>
+          </w:p>
+        </w:tc>
+      </w:tr>
+      <w:tr>
+        <w:trPr>
+          <w:tblCellSpacing w:w="15" w:type="dxa"/>
+        </w:trPr>
+        <w:tc>
+          <w:tcPr>
+            <w:tcW w:w="2223" w:type="dxa"/>
+            <w:vAlign w:val="center"/>
+            <w:hideMark/>
+          </w:tcPr>
+          <w:p>
+            <w:pPr>
+              <w:pStyle w:val="NoSpacing"/>
+            </w:pPr>
+            <w:r>
+              <w:t>Modules</w:t>
+            </w:r>
+          </w:p>
+        </w:tc>
+        <w:tc>
+          <w:tcPr>
+            <w:tcW w:w="2507" w:type="dxa"/>
+            <w:vAlign w:val="center"/>
+            <w:hideMark/>
+          </w:tcPr>
+          <w:p>
+            <w:pPr>
+              <w:pStyle w:val="NoSpacing"/>
+            </w:pPr>
+            <w:r>
+              <w:t>import, export</w:t>
+            </w:r>
+          </w:p>
+        </w:tc>
+      </w:tr>
+      <w:tr>
+        <w:trPr>
+          <w:tblCellSpacing w:w="15" w:type="dxa"/>
+        </w:trPr>
+        <w:tc>
+          <w:tcPr>
+            <w:tcW w:w="2223" w:type="dxa"/>
+            <w:vAlign w:val="center"/>
+            <w:hideMark/>
+          </w:tcPr>
+          <w:p>
+            <w:pPr>
+              <w:pStyle w:val="NoSpacing"/>
+            </w:pPr>
+            <w:r>
+              <w:t>Promises</w:t>
+            </w:r>
+          </w:p>
+        </w:tc>
+        <w:tc>
+          <w:tcPr>
+            <w:tcW w:w="2507" w:type="dxa"/>
+            <w:vAlign w:val="center"/>
+            <w:hideMark/>
+          </w:tcPr>
+          <w:p>
+            <w:pPr>
+              <w:pStyle w:val="NoSpacing"/>
+            </w:pPr>
+            <w:r>
+              <w:t xml:space="preserve">new </w:t>
+            </w:r>
+            <w:proofErr w:type="gramStart"/>
+            <w:r>
+              <w:t>Promise(</w:t>
+            </w:r>
+            <w:proofErr w:type="gramEnd"/>
+            <w:r>
+              <w:t>)</w:t>
+            </w:r>
+          </w:p>
+        </w:tc>
+      </w:tr>
+      <w:tr>
+        <w:trPr>
+          <w:tblCellSpacing w:w="15" w:type="dxa"/>
+        </w:trPr>
+        <w:tc>
+          <w:tcPr>
+            <w:tcW w:w="2223" w:type="dxa"/>
+            <w:vAlign w:val="center"/>
+            <w:hideMark/>
+          </w:tcPr>
+          <w:p>
+            <w:pPr>
+              <w:pStyle w:val="NoSpacing"/>
+            </w:pPr>
+            <w:r>
+              <w:t>Async/Await</w:t>
+            </w:r>
+          </w:p>
+        </w:tc>
+        <w:tc>
+          <w:tcPr>
+            <w:tcW w:w="2507" w:type="dxa"/>
+            <w:vAlign w:val="center"/>
+            <w:hideMark/>
+          </w:tcPr>
+          <w:p>
+            <w:pPr>
+              <w:pStyle w:val="NoSpacing"/>
+            </w:pPr>
+            <w:r>
+              <w:t xml:space="preserve">await </w:t>
+            </w:r>
+            <w:proofErr w:type="gramStart"/>
+            <w:r>
+              <w:t>fetch(</w:t>
+            </w:r>
+            <w:proofErr w:type="gramEnd"/>
+            <w:r>
+              <w:t>)</w:t>
+            </w:r>
+          </w:p>
+        </w:tc>
+      </w:tr>
+      <w:tr>
+        <w:trPr>
+          <w:tblCellSpacing w:w="15" w:type="dxa"/>
+        </w:trPr>
+        <w:tc>
+          <w:tcPr>
+            <w:tcW w:w="2223" w:type="dxa"/>
+            <w:vAlign w:val="center"/>
+            <w:hideMark/>
+          </w:tcPr>
+          <w:p>
+            <w:pPr>
+              <w:pStyle w:val="NoSpacing"/>
+            </w:pPr>
+            <w:r>
+              <w:t>Optional chaining</w:t>
+            </w:r>
+          </w:p>
+        </w:tc>
+        <w:tc>
+          <w:tcPr>
+            <w:tcW w:w="2507" w:type="dxa"/>
+            <w:vAlign w:val="center"/>
+            <w:hideMark/>
+          </w:tcPr>
+          <w:p>
+            <w:pPr>
+              <w:pStyle w:val="NoSpacing"/>
+            </w:pPr>
+            <w:proofErr w:type="spellStart"/>
+            <w:proofErr w:type="gramStart"/>
+            <w:r>
+              <w:t>obj</w:t>
+            </w:r>
+            <w:proofErr w:type="spellEnd"/>
+            <w:r>
+              <w:t>?.</w:t>
+            </w:r>
+            <w:proofErr w:type="gramEnd"/>
+            <w:r>
+              <w:t>prop</w:t>
+            </w:r>
+          </w:p>
+        </w:tc>
+      </w:tr>
+      <w:tr>
+        <w:trPr>
+          <w:tblCellSpacing w:w="15" w:type="dxa"/>
+        </w:trPr>
+        <w:tc>
+          <w:tcPr>
+            <w:tcW w:w="2223" w:type="dxa"/>
+            <w:vAlign w:val="center"/>
+            <w:hideMark/>
+          </w:tcPr>
+          <w:p>
+            <w:pPr>
+              <w:pStyle w:val="NoSpacing"/>
+            </w:pPr>
+            <w:proofErr w:type="spellStart"/>
+            <w:r>
+              <w:t>Nullish</w:t>
+            </w:r>
+            <w:proofErr w:type="spellEnd"/>
+            <w:r>
+              <w:t xml:space="preserve"> coalescing</w:t>
+            </w:r>
+          </w:p>
+        </w:tc>
+        <w:tc>
+          <w:tcPr>
+            <w:tcW w:w="2507" w:type="dxa"/>
+            <w:vAlign w:val="center"/>
+            <w:hideMark/>
+          </w:tcPr>
+          <w:p>
+            <w:pPr>
+              <w:pStyle w:val="NoSpacing"/>
+            </w:pPr>
+            <w:r>
+              <w:t>value ?? default</w:t>
+            </w:r>
+          </w:p>
+        </w:tc>
+      </w:tr>
+      <w:tr>
+        <w:trPr>
+          <w:tblCellSpacing w:w="15" w:type="dxa"/>
+        </w:trPr>
+        <w:tc>
+          <w:tcPr>
+            <w:tcW w:w="2223" w:type="dxa"/>
+            <w:vAlign w:val="center"/>
+            <w:hideMark/>
+          </w:tcPr>
+          <w:p>
+            <w:pPr>
+              <w:pStyle w:val="NoSpacing"/>
+            </w:pPr>
+            <w:r>
+              <w:t>Map</w:t>
+            </w:r>
+          </w:p>
+        </w:tc>
+        <w:tc>
+          <w:tcPr>
+            <w:tcW w:w="2507" w:type="dxa"/>
+            <w:vAlign w:val="center"/>
+            <w:hideMark/>
+          </w:tcPr>
+          <w:p>
+            <w:pPr>
+              <w:pStyle w:val="NoSpacing"/>
+            </w:pPr>
+            <w:r>
+              <w:t xml:space="preserve">new </w:t>
+            </w:r>
+            <w:proofErr w:type="gramStart"/>
+            <w:r>
+              <w:t>Map(</w:t>
+            </w:r>
+            <w:proofErr w:type="gramEnd"/>
+            <w:r>
+              <w:t>)</w:t>
+            </w:r>
+          </w:p>
+        </w:tc>
+      </w:tr>
+      <w:tr>
+        <w:trPr>
+          <w:tblCellSpacing w:w="15" w:type="dxa"/>
+        </w:trPr>
+        <w:tc>
+          <w:tcPr>
+            <w:tcW w:w="2223" w:type="dxa"/>
+            <w:vAlign w:val="center"/>
+            <w:hideMark/>
+          </w:tcPr>
+          <w:p>
+            <w:pPr>
+              <w:pStyle w:val="NoSpacing"/>
+            </w:pPr>
+            <w:r>
+              <w:t>Set</w:t>
+            </w:r>
+          </w:p>
+        </w:tc>
+        <w:tc>
+          <w:tcPr>
+            <w:tcW w:w="2507" w:type="dxa"/>
+            <w:vAlign w:val="center"/>
+            <w:hideMark/>
+          </w:tcPr>
+          <w:p>
+            <w:pPr>
+              <w:pStyle w:val="NoSpacing"/>
+            </w:pPr>
+            <w:r>
+              <w:t xml:space="preserve">new </w:t>
+            </w:r>
+            <w:proofErr w:type="gramStart"/>
+            <w:r>
+              <w:t>Set(</w:t>
+            </w:r>
+            <w:proofErr w:type="gramEnd"/>
+            <w:r>
+              <w:t>)</w:t>
+            </w:r>
+          </w:p>
+        </w:tc>
+      </w:tr>
+      <w:tr>
+        <w:trPr>
+          <w:tblCellSpacing w:w="15" w:type="dxa"/>
+        </w:trPr>
+        <w:tc>
+          <w:tcPr>
+            <w:tcW w:w="2223" w:type="dxa"/>
+            <w:vAlign w:val="center"/>
+            <w:hideMark/>
+          </w:tcPr>
+          <w:p>
+            <w:pPr>
+              <w:pStyle w:val="NoSpacing"/>
+            </w:pPr>
+            <w:r>
+              <w:t>Array methods</w:t>
+            </w:r>
+          </w:p>
+        </w:tc>
+        <w:tc>
+          <w:tcPr>
+            <w:tcW w:w="2507" w:type="dxa"/>
+            <w:vAlign w:val="center"/>
+            <w:hideMark/>
+          </w:tcPr>
+          <w:p>
+            <w:pPr>
+              <w:pStyle w:val="NoSpacing"/>
+            </w:pPr>
+            <w:r>
+              <w:t>map, filter, find, reduce</w:t>
+            </w:r>
+          </w:p>
+        </w:tc>
+      </w:tr>
+    </w:tbl>
+    <w:p>
+      <w:pPr>
+        <w:pStyle w:val="NoSpacing"/>
+      </w:pPr>
+    </w:p>
+    <w:p>
+      <w:pPr>
+        <w:pStyle w:val="NoSpacing"/>
+      </w:pPr>
+    </w:p>
+    <w:p>
+      <w:pPr>
+        <w:pStyle w:val="NoSpacing"/>
+      </w:pPr>
+    </w:p>
+    <w:p>
+      <w:pPr>
+        <w:pStyle w:val="NoSpacing"/>
+      </w:pPr>
+      <w:r>
+        <w:lastRenderedPageBreak/>
+        <w:t xml:space="preserve">An </w:t>
+      </w:r>
+      <w:r>
+        <w:rPr>
+          <w:rStyle w:val="Strong"/>
+          <w:b w:val="0"/>
+          <w:bCs w:val="0"/>
+        </w:rPr>
+        <w:t>arrow function</w:t>
+      </w:r>
+      <w:r>
+        <w:t xml:space="preserve"> is a shorter way to write a function in JavaScript. It was introduced in </w:t>
+      </w:r>
+      <w:r>
+        <w:rPr>
+          <w:rStyle w:val="Strong"/>
+          <w:b w:val="0"/>
+          <w:bCs w:val="0"/>
+        </w:rPr>
+        <w:t>ES6 (ES2015)</w:t>
+      </w:r>
+      <w:r>
+        <w:t>.</w:t>
+      </w:r>
+    </w:p>
+    <w:p>
+      <w:pPr>
+        <w:pStyle w:val="NoSpacing"/>
+      </w:pPr>
+    </w:p>
+    <w:p>
+      <w:pPr>
+        <w:pStyle w:val="NoSpacing"/>
+      </w:pPr>
+      <w:r>
+        <w:t>const add = (a, b) =&gt; {</w:t>
+      </w:r>
+    </w:p>
+    <w:p>
+      <w:pPr>
+        <w:pStyle w:val="NoSpacing"/>
+      </w:pPr>
+      <w:r>
+        <w:t xml:space="preserve">  return a + b;</w:t>
+      </w:r>
+    </w:p>
+    <w:p>
+      <w:pPr>
+        <w:pStyle w:val="NoSpacing"/>
+      </w:pPr>
+      <w:r>
+        <w:t>};</w:t>
+      </w:r>
+    </w:p>
+    <w:p>
+      <w:pPr>
+        <w:pStyle w:val="NoSpacing"/>
+      </w:pPr>
+    </w:p>
+    <w:p>
+      <w:pPr>
+        <w:pStyle w:val="NoSpacing"/>
+        <w:rPr>
+          <w:b/>
+          <w:sz w:val="48"/>
+        </w:rPr>
+      </w:pPr>
+      <w:r>
+        <w:rPr>
+          <w:b/>
+        </w:rPr>
+        <w:t>Implicit return</w:t>
+      </w:r>
+    </w:p>
+    <w:p>
+      <w:pPr>
+        <w:pStyle w:val="NoSpacing"/>
+      </w:pPr>
+      <w:r>
+        <w:t>This is one of the most important features of arrow functions.</w:t>
+      </w:r>
+    </w:p>
+    <w:p>
+      <w:pPr>
+        <w:pStyle w:val="NoSpacing"/>
+      </w:pPr>
+      <w:r>
+        <w:t xml:space="preserve">If your function contains </w:t>
+      </w:r>
+      <w:r>
+        <w:rPr>
+          <w:rStyle w:val="Strong"/>
+        </w:rPr>
+        <w:t>only one expression</w:t>
+      </w:r>
+      <w:r>
+        <w:t xml:space="preserve">, you can remove </w:t>
+      </w:r>
+      <w:r>
+        <w:rPr>
+          <w:rStyle w:val="HTMLCode"/>
+          <w:rFonts w:eastAsiaTheme="minorHAnsi"/>
+        </w:rPr>
+        <w:t>{}</w:t>
+      </w:r>
+      <w:r>
+        <w:t xml:space="preserve"> and </w:t>
+      </w:r>
+      <w:r>
+        <w:rPr>
+          <w:rStyle w:val="HTMLCode"/>
+          <w:rFonts w:eastAsiaTheme="minorHAnsi"/>
+        </w:rPr>
+        <w:t>return</w:t>
+      </w:r>
+      <w:r>
+        <w:t>.</w:t>
+      </w:r>
+    </w:p>
+    <w:p>
+      <w:pPr>
+        <w:pStyle w:val="NoSpacing"/>
+      </w:pPr>
+    </w:p>
+    <w:p>
+      <w:pPr>
+        <w:pStyle w:val="NoSpacing"/>
+        <w:rPr>
+          <w:b/>
+        </w:rPr>
+      </w:pPr>
+      <w:r>
+        <w:rPr>
+          <w:b/>
+        </w:rPr>
+        <w:t xml:space="preserve">The most important difference: </w:t>
+      </w:r>
+      <w:r>
+        <w:rPr>
+          <w:rStyle w:val="HTMLCode"/>
+          <w:rFonts w:ascii="Times New Roman" w:eastAsiaTheme="minorHAnsi" w:hAnsi="Times New Roman" w:cstheme="minorBidi"/>
+          <w:b/>
+          <w:sz w:val="24"/>
+          <w:szCs w:val="22"/>
+        </w:rPr>
+        <w:t>this</w:t>
+      </w:r>
+    </w:p>
+    <w:p>
+      <w:pPr>
+        <w:pStyle w:val="NoSpacing"/>
+      </w:pPr>
+      <w:r>
+        <w:t>This is one of the biggest differences between normal functions and arrow functions.</w:t>
+      </w:r>
+    </w:p>
+    <w:p>
+      <w:pPr>
+        <w:pStyle w:val="NoSpacing"/>
+      </w:pPr>
+      <w:r>
+        <w:t>Normal function</w:t>
+      </w:r>
+    </w:p>
+    <w:p>
+      <w:pPr>
+        <w:pStyle w:val="NoSpacing"/>
+      </w:pPr>
+      <w:r>
+        <w:t xml:space="preserve">A normal function gets its own </w:t>
+      </w:r>
+      <w:r>
+        <w:rPr>
+          <w:rStyle w:val="HTMLCode"/>
+          <w:rFonts w:ascii="Times New Roman" w:eastAsiaTheme="minorHAnsi" w:hAnsi="Times New Roman" w:cstheme="minorBidi"/>
+          <w:sz w:val="24"/>
+          <w:szCs w:val="22"/>
+        </w:rPr>
+        <w:t>this</w:t>
+      </w:r>
+      <w:r>
+        <w:t xml:space="preserve"> depending on </w:t>
+      </w:r>
+      <w:r>
+        <w:rPr>
+          <w:rStyle w:val="Strong"/>
+          <w:b w:val="0"/>
+          <w:bCs w:val="0"/>
+        </w:rPr>
+        <w:t>how it is called</w:t>
+      </w:r>
+      <w:r>
+        <w:t>.</w:t>
+      </w:r>
+    </w:p>
+    <w:p>
+      <w:pPr>
+        <w:pStyle w:val="NoSpacing"/>
+      </w:pPr>
+      <w:r>
+        <w:t>Arrow function</w:t>
+      </w:r>
+    </w:p>
+    <w:p>
+      <w:pPr>
+        <w:pStyle w:val="NoSpacing"/>
+      </w:pPr>
+      <w:r>
+        <w:t xml:space="preserve">An arrow function </w:t>
+      </w:r>
+      <w:r>
+        <w:rPr>
+          <w:rStyle w:val="Strong"/>
+          <w:b w:val="0"/>
+          <w:bCs w:val="0"/>
+        </w:rPr>
+        <w:t xml:space="preserve">does not have its own </w:t>
+      </w:r>
+      <w:r>
+        <w:rPr>
+          <w:rStyle w:val="HTMLCode"/>
+          <w:rFonts w:ascii="Times New Roman" w:eastAsiaTheme="minorHAnsi" w:hAnsi="Times New Roman" w:cstheme="minorBidi"/>
+          <w:sz w:val="24"/>
+          <w:szCs w:val="22"/>
+        </w:rPr>
+        <w:t>this</w:t>
+      </w:r>
+      <w:r>
+        <w:t>.</w:t>
+      </w:r>
+    </w:p>
+    <w:p>
+      <w:pPr>
+        <w:pStyle w:val="NoSpacing"/>
+      </w:pPr>
+      <w:r>
+        <w:t xml:space="preserve">It takes </w:t>
+      </w:r>
+      <w:r>
+        <w:rPr>
+          <w:rStyle w:val="HTMLCode"/>
+          <w:rFonts w:ascii="Times New Roman" w:eastAsiaTheme="minorHAnsi" w:hAnsi="Times New Roman" w:cstheme="minorBidi"/>
+          <w:sz w:val="24"/>
+          <w:szCs w:val="22"/>
+        </w:rPr>
+        <w:t>this</w:t>
+      </w:r>
+      <w:r>
+        <w:t xml:space="preserve"> from its surrounding/lexical scope.</w:t>
+      </w:r>
+    </w:p>
+    <w:p>
+      <w:pPr>
+        <w:pStyle w:val="NoSpacing"/>
+      </w:pPr>
+    </w:p>
+    <w:tbl>
+      <w:tblPr>
+        <w:tblW w:w="0" w:type="auto"/>
+        <w:tblCellSpacing w:w="15" w:type="dxa"/>
+        <w:tblCellMar>
+          <w:top w:w="15" w:type="dxa"/>
+          <w:left w:w="15" w:type="dxa"/>
+          <w:bottom w:w="15" w:type="dxa"/>
+          <w:right w:w="15" w:type="dxa"/>
+        </w:tblCellMar>
+        <w:tblLook w:val="04A0" w:firstRow="1" w:lastRow="0" w:firstColumn="1" w:lastColumn="0" w:noHBand="0" w:noVBand="1"/>
+      </w:tblPr>
+      <w:tblGrid>
+        <w:gridCol w:w="3161"/>
+        <w:gridCol w:w="2618"/>
+      </w:tblGrid>
+      <w:tr>
+        <w:trPr>
+          <w:tblHeader/>
+          <w:tblCellSpacing w:w="15" w:type="dxa"/>
+        </w:trPr>
+        <w:tc>
+          <w:tcPr>
+            <w:tcW w:w="0" w:type="auto"/>
+            <w:vAlign w:val="center"/>
+            <w:hideMark/>
+          </w:tcPr>
+          <w:p>
+            <w:pPr>
+              <w:spacing w:after="0" w:line="240" w:lineRule="auto"/>
+              <w:jc w:val="center"/>
+              <w:rPr>
+                <w:rFonts w:eastAsia="Times New Roman" w:cs="Times New Roman"/>
+                <w:b/>
+                <w:bCs/>
+                <w:szCs w:val="24"/>
+                <w:lang w:eastAsia="en-IN"/>
+              </w:rPr>
+            </w:pPr>
+            <w:r>
+              <w:rPr>
+                <w:rFonts w:eastAsia="Times New Roman" w:cs="Times New Roman"/>
+                <w:b/>
+                <w:bCs/>
+                <w:szCs w:val="24"/>
+                <w:lang w:eastAsia="en-IN"/>
+              </w:rPr>
+              <w:t>Situation</w:t>
+            </w:r>
+          </w:p>
+        </w:tc>
+        <w:tc>
+          <w:tcPr>
+            <w:tcW w:w="0" w:type="auto"/>
+            <w:vAlign w:val="center"/>
+            <w:hideMark/>
+          </w:tcPr>
+          <w:p>
+            <w:pPr>
+              <w:spacing w:after="0" w:line="240" w:lineRule="auto"/>
+              <w:jc w:val="center"/>
+              <w:rPr>
+                <w:rFonts w:eastAsia="Times New Roman" w:cs="Times New Roman"/>
+                <w:b/>
+                <w:bCs/>
+                <w:szCs w:val="24"/>
+                <w:lang w:eastAsia="en-IN"/>
+              </w:rPr>
+            </w:pPr>
+            <w:r>
+              <w:rPr>
+                <w:rFonts w:eastAsia="Times New Roman" w:cs="Times New Roman"/>
+                <w:b/>
+                <w:bCs/>
+                <w:szCs w:val="24"/>
+                <w:lang w:eastAsia="en-IN"/>
+              </w:rPr>
+              <w:t>Syntax</w:t>
+            </w:r>
+          </w:p>
+        </w:tc>
+      </w:tr>
+      <w:tr>
+        <w:trPr>
+          <w:tblCellSpacing w:w="15" w:type="dxa"/>
+        </w:trPr>
+        <w:tc>
+          <w:tcPr>
+            <w:tcW w:w="0" w:type="auto"/>
+            <w:vAlign w:val="center"/>
+            <w:hideMark/>
+          </w:tcPr>
+          <w:p>
+            <w:pPr>
+              <w:pStyle w:val="NoSpacing"/>
+            </w:pPr>
+            <w:r>
+              <w:t>No parameter</w:t>
+            </w:r>
+          </w:p>
+        </w:tc>
+        <w:tc>
+          <w:tcPr>
+            <w:tcW w:w="0" w:type="auto"/>
+            <w:vAlign w:val="center"/>
+            <w:hideMark/>
+          </w:tcPr>
+          <w:p>
+            <w:pPr>
+              <w:pStyle w:val="NoSpacing"/>
+            </w:pPr>
+            <w:r>
+              <w:t>() =&gt; ...</w:t>
+            </w:r>
+          </w:p>
+        </w:tc>
+      </w:tr>
+      <w:tr>
+        <w:trPr>
+          <w:tblCellSpacing w:w="15" w:type="dxa"/>
+        </w:trPr>
+        <w:tc>
+          <w:tcPr>
+            <w:tcW w:w="0" w:type="auto"/>
+            <w:vAlign w:val="center"/>
+            <w:hideMark/>
+          </w:tcPr>
+          <w:p>
+            <w:pPr>
+              <w:pStyle w:val="NoSpacing"/>
+            </w:pPr>
+            <w:r>
+              <w:t>One parameter</w:t>
+            </w:r>
+          </w:p>
+        </w:tc>
+        <w:tc>
+          <w:tcPr>
+            <w:tcW w:w="0" w:type="auto"/>
+            <w:vAlign w:val="center"/>
+            <w:hideMark/>
+          </w:tcPr>
+          <w:p>
+            <w:pPr>
+              <w:pStyle w:val="NoSpacing"/>
+            </w:pPr>
+            <w:r>
+              <w:t>x =&gt; ...</w:t>
+            </w:r>
+          </w:p>
+        </w:tc>
+      </w:tr>
+      <w:tr>
+        <w:trPr>
+          <w:tblCellSpacing w:w="15" w:type="dxa"/>
+        </w:trPr>
+        <w:tc>
+          <w:tcPr>
+            <w:tcW w:w="0" w:type="auto"/>
+            <w:vAlign w:val="center"/>
+            <w:hideMark/>
+          </w:tcPr>
+          <w:p>
+            <w:pPr>
+              <w:pStyle w:val="NoSpacing"/>
+            </w:pPr>
+            <w:r>
+              <w:t>One parameter with parentheses</w:t>
+            </w:r>
+          </w:p>
+        </w:tc>
+        <w:tc>
+          <w:tcPr>
+            <w:tcW w:w="0" w:type="auto"/>
+            <w:vAlign w:val="center"/>
+            <w:hideMark/>
+          </w:tcPr>
+          <w:p>
+            <w:pPr>
+              <w:pStyle w:val="NoSpacing"/>
+            </w:pPr>
+            <w:r>
+              <w:t>(x) =&gt; ...</w:t>
+            </w:r>
+          </w:p>
+        </w:tc>
+      </w:tr>
+      <w:tr>
+        <w:trPr>
+          <w:tblCellSpacing w:w="15" w:type="dxa"/>
+        </w:trPr>
+        <w:tc>
+          <w:tcPr>
+            <w:tcW w:w="0" w:type="auto"/>
+            <w:vAlign w:val="center"/>
+            <w:hideMark/>
+          </w:tcPr>
+          <w:p>
+            <w:pPr>
+              <w:pStyle w:val="NoSpacing"/>
+            </w:pPr>
+            <w:r>
+              <w:t>Multiple parameters</w:t>
+            </w:r>
+          </w:p>
+        </w:tc>
+        <w:tc>
+          <w:tcPr>
+            <w:tcW w:w="0" w:type="auto"/>
+            <w:vAlign w:val="center"/>
+            <w:hideMark/>
+          </w:tcPr>
+          <w:p>
+            <w:pPr>
+              <w:pStyle w:val="NoSpacing"/>
+            </w:pPr>
+            <w:r>
+              <w:t>(x, y) =&gt; ...</w:t>
+            </w:r>
+          </w:p>
+        </w:tc>
+      </w:tr>
+      <w:tr>
+        <w:trPr>
+          <w:tblCellSpacing w:w="15" w:type="dxa"/>
+        </w:trPr>
+        <w:tc>
+          <w:tcPr>
+            <w:tcW w:w="0" w:type="auto"/>
+            <w:vAlign w:val="center"/>
+            <w:hideMark/>
+          </w:tcPr>
+          <w:p>
+            <w:pPr>
+              <w:pStyle w:val="NoSpacing"/>
+            </w:pPr>
+            <w:r>
+              <w:t>Multiple statements</w:t>
+            </w:r>
+          </w:p>
+        </w:tc>
+        <w:tc>
+          <w:tcPr>
+            <w:tcW w:w="0" w:type="auto"/>
+            <w:vAlign w:val="center"/>
+            <w:hideMark/>
+          </w:tcPr>
+          <w:p>
+            <w:pPr>
+              <w:pStyle w:val="NoSpacing"/>
+            </w:pPr>
+            <w:r>
+              <w:t>(x) =&gt; { ... }</w:t>
+            </w:r>
+          </w:p>
+        </w:tc>
+      </w:tr>
+      <w:tr>
+        <w:trPr>
+          <w:tblCellSpacing w:w="15" w:type="dxa"/>
+        </w:trPr>
+        <w:tc>
+          <w:tcPr>
+            <w:tcW w:w="0" w:type="auto"/>
+            <w:vAlign w:val="center"/>
+            <w:hideMark/>
+          </w:tcPr>
+          <w:p>
+            <w:pPr>
+              <w:pStyle w:val="NoSpacing"/>
+            </w:pPr>
+            <w:r>
+              <w:t>Implicit return</w:t>
+            </w:r>
+          </w:p>
+        </w:tc>
+        <w:tc>
+          <w:tcPr>
+            <w:tcW w:w="0" w:type="auto"/>
+            <w:vAlign w:val="center"/>
+            <w:hideMark/>
+          </w:tcPr>
+          <w:p>
+            <w:pPr>
+              <w:pStyle w:val="NoSpacing"/>
+            </w:pPr>
+            <w:r>
+              <w:t>(x) =&gt; x * 2</w:t>
+            </w:r>
+          </w:p>
+        </w:tc>
+      </w:tr>
+      <w:tr>
+        <w:trPr>
+          <w:tblCellSpacing w:w="15" w:type="dxa"/>
+        </w:trPr>
+        <w:tc>
+          <w:tcPr>
+            <w:tcW w:w="0" w:type="auto"/>
+            <w:vAlign w:val="center"/>
+            <w:hideMark/>
+          </w:tcPr>
+          <w:p>
+            <w:pPr>
+              <w:pStyle w:val="NoSpacing"/>
+            </w:pPr>
+            <w:r>
+              <w:t>Explicit return</w:t>
+            </w:r>
+          </w:p>
+        </w:tc>
+        <w:tc>
+          <w:tcPr>
+            <w:tcW w:w="0" w:type="auto"/>
+            <w:vAlign w:val="center"/>
+            <w:hideMark/>
+          </w:tcPr>
+          <w:p>
+            <w:pPr>
+              <w:pStyle w:val="NoSpacing"/>
+            </w:pPr>
+            <w:r>
+              <w:t xml:space="preserve">(x) =&gt; </w:t>
+            </w:r>
+            <w:proofErr w:type="gramStart"/>
+            <w:r>
+              <w:t>{ return</w:t>
+            </w:r>
+            <w:proofErr w:type="gramEnd"/>
+            <w:r>
+              <w:t xml:space="preserve"> x * 2; }</w:t>
+            </w:r>
+          </w:p>
+        </w:tc>
+      </w:tr>
+      <w:tr>
+        <w:trPr>
+          <w:tblCellSpacing w:w="15" w:type="dxa"/>
+        </w:trPr>
+        <w:tc>
+          <w:tcPr>
+            <w:tcW w:w="0" w:type="auto"/>
+            <w:vAlign w:val="center"/>
+            <w:hideMark/>
+          </w:tcPr>
+          <w:p>
+            <w:pPr>
+              <w:pStyle w:val="NoSpacing"/>
+            </w:pPr>
+            <w:r>
+              <w:t>Return object</w:t>
+            </w:r>
+          </w:p>
+        </w:tc>
+        <w:tc>
+          <w:tcPr>
+            <w:tcW w:w="0" w:type="auto"/>
+            <w:vAlign w:val="center"/>
+            <w:hideMark/>
+          </w:tcPr>
+          <w:p>
+            <w:pPr>
+              <w:pStyle w:val="NoSpacing"/>
+            </w:pPr>
+            <w:r>
+              <w:t xml:space="preserve">() =&gt; </w:t>
+            </w:r>
+            <w:proofErr w:type="gramStart"/>
+            <w:r>
+              <w:t>({ name</w:t>
+            </w:r>
+            <w:proofErr w:type="gramEnd"/>
+            <w:r>
+              <w:t>: "Anand" })</w:t>
+            </w:r>
+          </w:p>
+        </w:tc>
+      </w:tr>
+    </w:tbl>
+    <w:p>
+      <w:pPr>
+        <w:pStyle w:val="NoSpacing"/>
+      </w:pPr>
+    </w:p>
+    <w:p>
+      <w:pPr>
+        <w:pStyle w:val="NoSpacing"/>
+        <w:numPr>
+          <w:ilvl w:val="0"/>
+          <w:numId w:val="28"/>
+        </w:numPr>
+      </w:pPr>
+      <w:r>
+        <w:t xml:space="preserve">Arrow functions provide a shorter syntax for writing functions and are especially useful for </w:t>
+      </w:r>
+      <w:proofErr w:type="spellStart"/>
+      <w:r>
+        <w:t>callbacks</w:t>
+      </w:r>
+      <w:proofErr w:type="spellEnd"/>
+      <w:r>
+        <w:t xml:space="preserve">. Unlike regular functions, arrow functions don't have their own </w:t>
+      </w:r>
+      <w:r>
+        <w:rPr>
+          <w:rStyle w:val="HTMLCode"/>
+          <w:rFonts w:ascii="Times New Roman" w:eastAsiaTheme="minorHAnsi" w:hAnsi="Times New Roman" w:cstheme="minorBidi"/>
+          <w:sz w:val="24"/>
+          <w:szCs w:val="22"/>
+        </w:rPr>
+        <w:t>this</w:t>
+      </w:r>
+      <w:r>
+        <w:t xml:space="preserve">, </w:t>
+      </w:r>
+      <w:r>
+        <w:rPr>
+          <w:rStyle w:val="HTMLCode"/>
+          <w:rFonts w:ascii="Times New Roman" w:eastAsiaTheme="minorHAnsi" w:hAnsi="Times New Roman" w:cstheme="minorBidi"/>
+          <w:sz w:val="24"/>
+          <w:szCs w:val="22"/>
+        </w:rPr>
+        <w:t>arguments</w:t>
+      </w:r>
+      <w:r>
+        <w:t xml:space="preserve">, or </w:t>
+      </w:r>
+      <w:r>
+        <w:rPr>
+          <w:rStyle w:val="HTMLCode"/>
+          <w:rFonts w:ascii="Times New Roman" w:eastAsiaTheme="minorHAnsi" w:hAnsi="Times New Roman" w:cstheme="minorBidi"/>
+          <w:sz w:val="24"/>
+          <w:szCs w:val="22"/>
+        </w:rPr>
+        <w:t>prototype</w:t>
+      </w:r>
+      <w:r>
+        <w:t xml:space="preserve">, and they inherit </w:t>
+      </w:r>
+      <w:r>
+        <w:rPr>
+          <w:rStyle w:val="HTMLCode"/>
+          <w:rFonts w:ascii="Times New Roman" w:eastAsiaTheme="minorHAnsi" w:hAnsi="Times New Roman" w:cstheme="minorBidi"/>
+          <w:sz w:val="24"/>
+          <w:szCs w:val="22"/>
+        </w:rPr>
+        <w:t>this</w:t>
+      </w:r>
+      <w:r>
+        <w:t xml:space="preserve"> from their surrounding lexical scope.</w:t>
+      </w:r>
+    </w:p>
+    <w:p>
+      <w:pPr>
+        <w:pStyle w:val="NoSpacing"/>
+      </w:pPr>
+    </w:p>
+    <w:p>
+      <w:pPr>
+        <w:pStyle w:val="NoSpacing"/>
+        <w:numPr>
+          <w:ilvl w:val="0"/>
+          <w:numId w:val="28"/>
+        </w:numPr>
+      </w:pPr>
+      <w:r>
+        <w:t xml:space="preserve">They are commonly used in React for event handlers, </w:t>
+      </w:r>
+      <w:proofErr w:type="spellStart"/>
+      <w:r>
+        <w:t>callbacks</w:t>
+      </w:r>
+      <w:proofErr w:type="spellEnd"/>
+      <w:r>
+        <w:t xml:space="preserve">, array methods like </w:t>
+      </w:r>
       <w:bookmarkStart w:id="0" w:name="_GoBack"/>
       <w:bookmarkEnd w:id="0"/>
+      <w:r>
+        <w:t>map/filter/reduce, and functional components.</w:t>
+      </w:r>
     </w:p>
     <w:sectPr>
       <w:pgSz w:w="11906" w:h="16838"/>
@@ -21727,9 +27674,158 @@
     </w:lvl>
   </w:abstractNum>
   <w:abstractNum w:abstractNumId="12" w15:restartNumberingAfterBreak="0">
-    <w:nsid w:val="4F536D34"/>
+    <w:nsid w:val="463C3195"/>
+    <w:multiLevelType w:val="multilevel"/>
+    <w:tmpl w:val="B4EA0068"/>
+    <w:lvl w:ilvl="0">
+      <w:start w:val="1"/>
+      <w:numFmt w:val="bullet"/>
+      <w:lvlText w:val=""/>
+      <w:lvlJc w:val="left"/>
+      <w:pPr>
+        <w:tabs>
+          <w:tab w:val="num" w:pos="720"/>
+        </w:tabs>
+        <w:ind w:left="720" w:hanging="360"/>
+      </w:pPr>
+      <w:rPr>
+        <w:rFonts w:ascii="Symbol" w:hAnsi="Symbol" w:hint="default"/>
+        <w:sz w:val="20"/>
+      </w:rPr>
+    </w:lvl>
+    <w:lvl w:ilvl="1" w:tentative="1">
+      <w:start w:val="1"/>
+      <w:numFmt w:val="bullet"/>
+      <w:lvlText w:val="o"/>
+      <w:lvlJc w:val="left"/>
+      <w:pPr>
+        <w:tabs>
+          <w:tab w:val="num" w:pos="1440"/>
+        </w:tabs>
+        <w:ind w:left="1440" w:hanging="360"/>
+      </w:pPr>
+      <w:rPr>
+        <w:rFonts w:ascii="Courier New" w:hAnsi="Courier New" w:hint="default"/>
+        <w:sz w:val="20"/>
+      </w:rPr>
+    </w:lvl>
+    <w:lvl w:ilvl="2" w:tentative="1">
+      <w:start w:val="1"/>
+      <w:numFmt w:val="bullet"/>
+      <w:lvlText w:val=""/>
+      <w:lvlJc w:val="left"/>
+      <w:pPr>
+        <w:tabs>
+          <w:tab w:val="num" w:pos="2160"/>
+        </w:tabs>
+        <w:ind w:left="2160" w:hanging="360"/>
+      </w:pPr>
+      <w:rPr>
+        <w:rFonts w:ascii="Wingdings" w:hAnsi="Wingdings" w:hint="default"/>
+        <w:sz w:val="20"/>
+      </w:rPr>
+    </w:lvl>
+    <w:lvl w:ilvl="3" w:tentative="1">
+      <w:start w:val="1"/>
+      <w:numFmt w:val="bullet"/>
+      <w:lvlText w:val=""/>
+      <w:lvlJc w:val="left"/>
+      <w:pPr>
+        <w:tabs>
+          <w:tab w:val="num" w:pos="2880"/>
+        </w:tabs>
+        <w:ind w:left="2880" w:hanging="360"/>
+      </w:pPr>
+      <w:rPr>
+        <w:rFonts w:ascii="Wingdings" w:hAnsi="Wingdings" w:hint="default"/>
+        <w:sz w:val="20"/>
+      </w:rPr>
+    </w:lvl>
+    <w:lvl w:ilvl="4" w:tentative="1">
+      <w:start w:val="1"/>
+      <w:numFmt w:val="bullet"/>
+      <w:lvlText w:val=""/>
+      <w:lvlJc w:val="left"/>
+      <w:pPr>
+        <w:tabs>
+          <w:tab w:val="num" w:pos="3600"/>
+        </w:tabs>
+        <w:ind w:left="3600" w:hanging="360"/>
+      </w:pPr>
+      <w:rPr>
+        <w:rFonts w:ascii="Wingdings" w:hAnsi="Wingdings" w:hint="default"/>
+        <w:sz w:val="20"/>
+      </w:rPr>
+    </w:lvl>
+    <w:lvl w:ilvl="5" w:tentative="1">
+      <w:start w:val="1"/>
+      <w:numFmt w:val="bullet"/>
+      <w:lvlText w:val=""/>
+      <w:lvlJc w:val="left"/>
+      <w:pPr>
+        <w:tabs>
+          <w:tab w:val="num" w:pos="4320"/>
+        </w:tabs>
+        <w:ind w:left="4320" w:hanging="360"/>
+      </w:pPr>
+      <w:rPr>
+        <w:rFonts w:ascii="Wingdings" w:hAnsi="Wingdings" w:hint="default"/>
+        <w:sz w:val="20"/>
+      </w:rPr>
+    </w:lvl>
+    <w:lvl w:ilvl="6" w:tentative="1">
+      <w:start w:val="1"/>
+      <w:numFmt w:val="bullet"/>
+      <w:lvlText w:val=""/>
+      <w:lvlJc w:val="left"/>
+      <w:pPr>
+        <w:tabs>
+          <w:tab w:val="num" w:pos="5040"/>
+        </w:tabs>
+        <w:ind w:left="5040" w:hanging="360"/>
+      </w:pPr>
+      <w:rPr>
+        <w:rFonts w:ascii="Wingdings" w:hAnsi="Wingdings" w:hint="default"/>
+        <w:sz w:val="20"/>
+      </w:rPr>
+    </w:lvl>
+    <w:lvl w:ilvl="7" w:tentative="1">
+      <w:start w:val="1"/>
+      <w:numFmt w:val="bullet"/>
+      <w:lvlText w:val=""/>
+      <w:lvlJc w:val="left"/>
+      <w:pPr>
+        <w:tabs>
+          <w:tab w:val="num" w:pos="5760"/>
+        </w:tabs>
+        <w:ind w:left="5760" w:hanging="360"/>
+      </w:pPr>
+      <w:rPr>
+        <w:rFonts w:ascii="Wingdings" w:hAnsi="Wingdings" w:hint="default"/>
+        <w:sz w:val="20"/>
+      </w:rPr>
+    </w:lvl>
+    <w:lvl w:ilvl="8" w:tentative="1">
+      <w:start w:val="1"/>
+      <w:numFmt w:val="bullet"/>
+      <w:lvlText w:val=""/>
+      <w:lvlJc w:val="left"/>
+      <w:pPr>
+        <w:tabs>
+          <w:tab w:val="num" w:pos="6480"/>
+        </w:tabs>
+        <w:ind w:left="6480" w:hanging="360"/>
+      </w:pPr>
+      <w:rPr>
+        <w:rFonts w:ascii="Wingdings" w:hAnsi="Wingdings" w:hint="default"/>
+        <w:sz w:val="20"/>
+      </w:rPr>
+    </w:lvl>
+  </w:abstractNum>
+  <w:abstractNum w:abstractNumId="13" w15:restartNumberingAfterBreak="0">
+    <w:nsid w:val="49824108"/>
     <w:multiLevelType w:val="hybridMultilevel"/>
-    <w:tmpl w:val="5A12C9B0"/>
+    <w:tmpl w:val="33E664E6"/>
     <w:lvl w:ilvl="0" w:tplc="40090001">
       <w:start w:val="1"/>
       <w:numFmt w:val="bullet"/>
@@ -21839,10 +27935,10 @@
       </w:rPr>
     </w:lvl>
   </w:abstractNum>
-  <w:abstractNum w:abstractNumId="13" w15:restartNumberingAfterBreak="0">
-    <w:nsid w:val="4F5A78B9"/>
+  <w:abstractNum w:abstractNumId="14" w15:restartNumberingAfterBreak="0">
+    <w:nsid w:val="4F536D34"/>
     <w:multiLevelType w:val="hybridMultilevel"/>
-    <w:tmpl w:val="56BAB812"/>
+    <w:tmpl w:val="5A12C9B0"/>
     <w:lvl w:ilvl="0" w:tplc="40090001">
       <w:start w:val="1"/>
       <w:numFmt w:val="bullet"/>
@@ -21952,10 +28048,10 @@
       </w:rPr>
     </w:lvl>
   </w:abstractNum>
-  <w:abstractNum w:abstractNumId="14" w15:restartNumberingAfterBreak="0">
-    <w:nsid w:val="502B45C5"/>
+  <w:abstractNum w:abstractNumId="15" w15:restartNumberingAfterBreak="0">
+    <w:nsid w:val="4F5A78B9"/>
     <w:multiLevelType w:val="hybridMultilevel"/>
-    <w:tmpl w:val="C3FAF634"/>
+    <w:tmpl w:val="56BAB812"/>
     <w:lvl w:ilvl="0" w:tplc="40090001">
       <w:start w:val="1"/>
       <w:numFmt w:val="bullet"/>
@@ -22065,10 +28161,10 @@
       </w:rPr>
     </w:lvl>
   </w:abstractNum>
-  <w:abstractNum w:abstractNumId="15" w15:restartNumberingAfterBreak="0">
-    <w:nsid w:val="56EF5396"/>
+  <w:abstractNum w:abstractNumId="16" w15:restartNumberingAfterBreak="0">
+    <w:nsid w:val="502B45C5"/>
     <w:multiLevelType w:val="hybridMultilevel"/>
-    <w:tmpl w:val="BE123260"/>
+    <w:tmpl w:val="C3FAF634"/>
     <w:lvl w:ilvl="0" w:tplc="40090001">
       <w:start w:val="1"/>
       <w:numFmt w:val="bullet"/>
@@ -22178,10 +28274,10 @@
       </w:rPr>
     </w:lvl>
   </w:abstractNum>
-  <w:abstractNum w:abstractNumId="16" w15:restartNumberingAfterBreak="0">
-    <w:nsid w:val="57BF7367"/>
+  <w:abstractNum w:abstractNumId="17" w15:restartNumberingAfterBreak="0">
+    <w:nsid w:val="56EF5396"/>
     <w:multiLevelType w:val="hybridMultilevel"/>
-    <w:tmpl w:val="F27405BC"/>
+    <w:tmpl w:val="BE123260"/>
     <w:lvl w:ilvl="0" w:tplc="40090001">
       <w:start w:val="1"/>
       <w:numFmt w:val="bullet"/>
@@ -22291,10 +28387,10 @@
       </w:rPr>
     </w:lvl>
   </w:abstractNum>
-  <w:abstractNum w:abstractNumId="17" w15:restartNumberingAfterBreak="0">
-    <w:nsid w:val="5CE74C5C"/>
+  <w:abstractNum w:abstractNumId="18" w15:restartNumberingAfterBreak="0">
+    <w:nsid w:val="57BF7367"/>
     <w:multiLevelType w:val="hybridMultilevel"/>
-    <w:tmpl w:val="3B3CC878"/>
+    <w:tmpl w:val="F27405BC"/>
     <w:lvl w:ilvl="0" w:tplc="40090001">
       <w:start w:val="1"/>
       <w:numFmt w:val="bullet"/>
@@ -22404,10 +28500,10 @@
       </w:rPr>
     </w:lvl>
   </w:abstractNum>
-  <w:abstractNum w:abstractNumId="18" w15:restartNumberingAfterBreak="0">
-    <w:nsid w:val="5E1B7FF3"/>
+  <w:abstractNum w:abstractNumId="19" w15:restartNumberingAfterBreak="0">
+    <w:nsid w:val="58ED5799"/>
     <w:multiLevelType w:val="hybridMultilevel"/>
-    <w:tmpl w:val="CCE40520"/>
+    <w:tmpl w:val="8D8480C2"/>
     <w:lvl w:ilvl="0" w:tplc="40090001">
       <w:start w:val="1"/>
       <w:numFmt w:val="bullet"/>
@@ -22517,10 +28613,10 @@
       </w:rPr>
     </w:lvl>
   </w:abstractNum>
-  <w:abstractNum w:abstractNumId="19" w15:restartNumberingAfterBreak="0">
-    <w:nsid w:val="5F6B4F73"/>
+  <w:abstractNum w:abstractNumId="20" w15:restartNumberingAfterBreak="0">
+    <w:nsid w:val="5CE74C5C"/>
     <w:multiLevelType w:val="hybridMultilevel"/>
-    <w:tmpl w:val="4DD0AF4A"/>
+    <w:tmpl w:val="3B3CC878"/>
     <w:lvl w:ilvl="0" w:tplc="40090001">
       <w:start w:val="1"/>
       <w:numFmt w:val="bullet"/>
@@ -22630,10 +28726,10 @@
       </w:rPr>
     </w:lvl>
   </w:abstractNum>
-  <w:abstractNum w:abstractNumId="20" w15:restartNumberingAfterBreak="0">
-    <w:nsid w:val="6EEA5337"/>
+  <w:abstractNum w:abstractNumId="21" w15:restartNumberingAfterBreak="0">
+    <w:nsid w:val="5E1B7FF3"/>
     <w:multiLevelType w:val="hybridMultilevel"/>
-    <w:tmpl w:val="67C8E4F2"/>
+    <w:tmpl w:val="CCE40520"/>
     <w:lvl w:ilvl="0" w:tplc="40090001">
       <w:start w:val="1"/>
       <w:numFmt w:val="bullet"/>
@@ -22743,10 +28839,10 @@
       </w:rPr>
     </w:lvl>
   </w:abstractNum>
-  <w:abstractNum w:abstractNumId="21" w15:restartNumberingAfterBreak="0">
-    <w:nsid w:val="700C4900"/>
+  <w:abstractNum w:abstractNumId="22" w15:restartNumberingAfterBreak="0">
+    <w:nsid w:val="5F6B4F73"/>
     <w:multiLevelType w:val="hybridMultilevel"/>
-    <w:tmpl w:val="8F2C004A"/>
+    <w:tmpl w:val="4DD0AF4A"/>
     <w:lvl w:ilvl="0" w:tplc="40090001">
       <w:start w:val="1"/>
       <w:numFmt w:val="bullet"/>
@@ -22856,7 +28952,459 @@
       </w:rPr>
     </w:lvl>
   </w:abstractNum>
-  <w:abstractNum w:abstractNumId="22" w15:restartNumberingAfterBreak="0">
+  <w:abstractNum w:abstractNumId="23" w15:restartNumberingAfterBreak="0">
+    <w:nsid w:val="68973354"/>
+    <w:multiLevelType w:val="hybridMultilevel"/>
+    <w:tmpl w:val="92763DFA"/>
+    <w:lvl w:ilvl="0" w:tplc="40090001">
+      <w:start w:val="1"/>
+      <w:numFmt w:val="bullet"/>
+      <w:lvlText w:val=""/>
+      <w:lvlJc w:val="left"/>
+      <w:pPr>
+        <w:ind w:left="720" w:hanging="360"/>
+      </w:pPr>
+      <w:rPr>
+        <w:rFonts w:ascii="Symbol" w:hAnsi="Symbol" w:hint="default"/>
+      </w:rPr>
+    </w:lvl>
+    <w:lvl w:ilvl="1" w:tplc="40090003" w:tentative="1">
+      <w:start w:val="1"/>
+      <w:numFmt w:val="bullet"/>
+      <w:lvlText w:val="o"/>
+      <w:lvlJc w:val="left"/>
+      <w:pPr>
+        <w:ind w:left="1440" w:hanging="360"/>
+      </w:pPr>
+      <w:rPr>
+        <w:rFonts w:ascii="Courier New" w:hAnsi="Courier New" w:cs="Courier New" w:hint="default"/>
+      </w:rPr>
+    </w:lvl>
+    <w:lvl w:ilvl="2" w:tplc="40090005" w:tentative="1">
+      <w:start w:val="1"/>
+      <w:numFmt w:val="bullet"/>
+      <w:lvlText w:val=""/>
+      <w:lvlJc w:val="left"/>
+      <w:pPr>
+        <w:ind w:left="2160" w:hanging="360"/>
+      </w:pPr>
+      <w:rPr>
+        <w:rFonts w:ascii="Wingdings" w:hAnsi="Wingdings" w:hint="default"/>
+      </w:rPr>
+    </w:lvl>
+    <w:lvl w:ilvl="3" w:tplc="40090001" w:tentative="1">
+      <w:start w:val="1"/>
+      <w:numFmt w:val="bullet"/>
+      <w:lvlText w:val=""/>
+      <w:lvlJc w:val="left"/>
+      <w:pPr>
+        <w:ind w:left="2880" w:hanging="360"/>
+      </w:pPr>
+      <w:rPr>
+        <w:rFonts w:ascii="Symbol" w:hAnsi="Symbol" w:hint="default"/>
+      </w:rPr>
+    </w:lvl>
+    <w:lvl w:ilvl="4" w:tplc="40090003" w:tentative="1">
+      <w:start w:val="1"/>
+      <w:numFmt w:val="bullet"/>
+      <w:lvlText w:val="o"/>
+      <w:lvlJc w:val="left"/>
+      <w:pPr>
+        <w:ind w:left="3600" w:hanging="360"/>
+      </w:pPr>
+      <w:rPr>
+        <w:rFonts w:ascii="Courier New" w:hAnsi="Courier New" w:cs="Courier New" w:hint="default"/>
+      </w:rPr>
+    </w:lvl>
+    <w:lvl w:ilvl="5" w:tplc="40090005" w:tentative="1">
+      <w:start w:val="1"/>
+      <w:numFmt w:val="bullet"/>
+      <w:lvlText w:val=""/>
+      <w:lvlJc w:val="left"/>
+      <w:pPr>
+        <w:ind w:left="4320" w:hanging="360"/>
+      </w:pPr>
+      <w:rPr>
+        <w:rFonts w:ascii="Wingdings" w:hAnsi="Wingdings" w:hint="default"/>
+      </w:rPr>
+    </w:lvl>
+    <w:lvl w:ilvl="6" w:tplc="40090001" w:tentative="1">
+      <w:start w:val="1"/>
+      <w:numFmt w:val="bullet"/>
+      <w:lvlText w:val=""/>
+      <w:lvlJc w:val="left"/>
+      <w:pPr>
+        <w:ind w:left="5040" w:hanging="360"/>
+      </w:pPr>
+      <w:rPr>
+        <w:rFonts w:ascii="Symbol" w:hAnsi="Symbol" w:hint="default"/>
+      </w:rPr>
+    </w:lvl>
+    <w:lvl w:ilvl="7" w:tplc="40090003" w:tentative="1">
+      <w:start w:val="1"/>
+      <w:numFmt w:val="bullet"/>
+      <w:lvlText w:val="o"/>
+      <w:lvlJc w:val="left"/>
+      <w:pPr>
+        <w:ind w:left="5760" w:hanging="360"/>
+      </w:pPr>
+      <w:rPr>
+        <w:rFonts w:ascii="Courier New" w:hAnsi="Courier New" w:cs="Courier New" w:hint="default"/>
+      </w:rPr>
+    </w:lvl>
+    <w:lvl w:ilvl="8" w:tplc="40090005" w:tentative="1">
+      <w:start w:val="1"/>
+      <w:numFmt w:val="bullet"/>
+      <w:lvlText w:val=""/>
+      <w:lvlJc w:val="left"/>
+      <w:pPr>
+        <w:ind w:left="6480" w:hanging="360"/>
+      </w:pPr>
+      <w:rPr>
+        <w:rFonts w:ascii="Wingdings" w:hAnsi="Wingdings" w:hint="default"/>
+      </w:rPr>
+    </w:lvl>
+  </w:abstractNum>
+  <w:abstractNum w:abstractNumId="24" w15:restartNumberingAfterBreak="0">
+    <w:nsid w:val="6EEA5337"/>
+    <w:multiLevelType w:val="hybridMultilevel"/>
+    <w:tmpl w:val="67C8E4F2"/>
+    <w:lvl w:ilvl="0" w:tplc="40090001">
+      <w:start w:val="1"/>
+      <w:numFmt w:val="bullet"/>
+      <w:lvlText w:val=""/>
+      <w:lvlJc w:val="left"/>
+      <w:pPr>
+        <w:ind w:left="720" w:hanging="360"/>
+      </w:pPr>
+      <w:rPr>
+        <w:rFonts w:ascii="Symbol" w:hAnsi="Symbol" w:hint="default"/>
+      </w:rPr>
+    </w:lvl>
+    <w:lvl w:ilvl="1" w:tplc="40090003" w:tentative="1">
+      <w:start w:val="1"/>
+      <w:numFmt w:val="bullet"/>
+      <w:lvlText w:val="o"/>
+      <w:lvlJc w:val="left"/>
+      <w:pPr>
+        <w:ind w:left="1440" w:hanging="360"/>
+      </w:pPr>
+      <w:rPr>
+        <w:rFonts w:ascii="Courier New" w:hAnsi="Courier New" w:cs="Courier New" w:hint="default"/>
+      </w:rPr>
+    </w:lvl>
+    <w:lvl w:ilvl="2" w:tplc="40090005" w:tentative="1">
+      <w:start w:val="1"/>
+      <w:numFmt w:val="bullet"/>
+      <w:lvlText w:val=""/>
+      <w:lvlJc w:val="left"/>
+      <w:pPr>
+        <w:ind w:left="2160" w:hanging="360"/>
+      </w:pPr>
+      <w:rPr>
+        <w:rFonts w:ascii="Wingdings" w:hAnsi="Wingdings" w:hint="default"/>
+      </w:rPr>
+    </w:lvl>
+    <w:lvl w:ilvl="3" w:tplc="40090001" w:tentative="1">
+      <w:start w:val="1"/>
+      <w:numFmt w:val="bullet"/>
+      <w:lvlText w:val=""/>
+      <w:lvlJc w:val="left"/>
+      <w:pPr>
+        <w:ind w:left="2880" w:hanging="360"/>
+      </w:pPr>
+      <w:rPr>
+        <w:rFonts w:ascii="Symbol" w:hAnsi="Symbol" w:hint="default"/>
+      </w:rPr>
+    </w:lvl>
+    <w:lvl w:ilvl="4" w:tplc="40090003" w:tentative="1">
+      <w:start w:val="1"/>
+      <w:numFmt w:val="bullet"/>
+      <w:lvlText w:val="o"/>
+      <w:lvlJc w:val="left"/>
+      <w:pPr>
+        <w:ind w:left="3600" w:hanging="360"/>
+      </w:pPr>
+      <w:rPr>
+        <w:rFonts w:ascii="Courier New" w:hAnsi="Courier New" w:cs="Courier New" w:hint="default"/>
+      </w:rPr>
+    </w:lvl>
+    <w:lvl w:ilvl="5" w:tplc="40090005" w:tentative="1">
+      <w:start w:val="1"/>
+      <w:numFmt w:val="bullet"/>
+      <w:lvlText w:val=""/>
+      <w:lvlJc w:val="left"/>
+      <w:pPr>
+        <w:ind w:left="4320" w:hanging="360"/>
+      </w:pPr>
+      <w:rPr>
+        <w:rFonts w:ascii="Wingdings" w:hAnsi="Wingdings" w:hint="default"/>
+      </w:rPr>
+    </w:lvl>
+    <w:lvl w:ilvl="6" w:tplc="40090001" w:tentative="1">
+      <w:start w:val="1"/>
+      <w:numFmt w:val="bullet"/>
+      <w:lvlText w:val=""/>
+      <w:lvlJc w:val="left"/>
+      <w:pPr>
+        <w:ind w:left="5040" w:hanging="360"/>
+      </w:pPr>
+      <w:rPr>
+        <w:rFonts w:ascii="Symbol" w:hAnsi="Symbol" w:hint="default"/>
+      </w:rPr>
+    </w:lvl>
+    <w:lvl w:ilvl="7" w:tplc="40090003" w:tentative="1">
+      <w:start w:val="1"/>
+      <w:numFmt w:val="bullet"/>
+      <w:lvlText w:val="o"/>
+      <w:lvlJc w:val="left"/>
+      <w:pPr>
+        <w:ind w:left="5760" w:hanging="360"/>
+      </w:pPr>
+      <w:rPr>
+        <w:rFonts w:ascii="Courier New" w:hAnsi="Courier New" w:cs="Courier New" w:hint="default"/>
+      </w:rPr>
+    </w:lvl>
+    <w:lvl w:ilvl="8" w:tplc="40090005" w:tentative="1">
+      <w:start w:val="1"/>
+      <w:numFmt w:val="bullet"/>
+      <w:lvlText w:val=""/>
+      <w:lvlJc w:val="left"/>
+      <w:pPr>
+        <w:ind w:left="6480" w:hanging="360"/>
+      </w:pPr>
+      <w:rPr>
+        <w:rFonts w:ascii="Wingdings" w:hAnsi="Wingdings" w:hint="default"/>
+      </w:rPr>
+    </w:lvl>
+  </w:abstractNum>
+  <w:abstractNum w:abstractNumId="25" w15:restartNumberingAfterBreak="0">
+    <w:nsid w:val="700C4900"/>
+    <w:multiLevelType w:val="hybridMultilevel"/>
+    <w:tmpl w:val="8F2C004A"/>
+    <w:lvl w:ilvl="0" w:tplc="40090001">
+      <w:start w:val="1"/>
+      <w:numFmt w:val="bullet"/>
+      <w:lvlText w:val=""/>
+      <w:lvlJc w:val="left"/>
+      <w:pPr>
+        <w:ind w:left="720" w:hanging="360"/>
+      </w:pPr>
+      <w:rPr>
+        <w:rFonts w:ascii="Symbol" w:hAnsi="Symbol" w:hint="default"/>
+      </w:rPr>
+    </w:lvl>
+    <w:lvl w:ilvl="1" w:tplc="40090003" w:tentative="1">
+      <w:start w:val="1"/>
+      <w:numFmt w:val="bullet"/>
+      <w:lvlText w:val="o"/>
+      <w:lvlJc w:val="left"/>
+      <w:pPr>
+        <w:ind w:left="1440" w:hanging="360"/>
+      </w:pPr>
+      <w:rPr>
+        <w:rFonts w:ascii="Courier New" w:hAnsi="Courier New" w:cs="Courier New" w:hint="default"/>
+      </w:rPr>
+    </w:lvl>
+    <w:lvl w:ilvl="2" w:tplc="40090005" w:tentative="1">
+      <w:start w:val="1"/>
+      <w:numFmt w:val="bullet"/>
+      <w:lvlText w:val=""/>
+      <w:lvlJc w:val="left"/>
+      <w:pPr>
+        <w:ind w:left="2160" w:hanging="360"/>
+      </w:pPr>
+      <w:rPr>
+        <w:rFonts w:ascii="Wingdings" w:hAnsi="Wingdings" w:hint="default"/>
+      </w:rPr>
+    </w:lvl>
+    <w:lvl w:ilvl="3" w:tplc="40090001" w:tentative="1">
+      <w:start w:val="1"/>
+      <w:numFmt w:val="bullet"/>
+      <w:lvlText w:val=""/>
+      <w:lvlJc w:val="left"/>
+      <w:pPr>
+        <w:ind w:left="2880" w:hanging="360"/>
+      </w:pPr>
+      <w:rPr>
+        <w:rFonts w:ascii="Symbol" w:hAnsi="Symbol" w:hint="default"/>
+      </w:rPr>
+    </w:lvl>
+    <w:lvl w:ilvl="4" w:tplc="40090003" w:tentative="1">
+      <w:start w:val="1"/>
+      <w:numFmt w:val="bullet"/>
+      <w:lvlText w:val="o"/>
+      <w:lvlJc w:val="left"/>
+      <w:pPr>
+        <w:ind w:left="3600" w:hanging="360"/>
+      </w:pPr>
+      <w:rPr>
+        <w:rFonts w:ascii="Courier New" w:hAnsi="Courier New" w:cs="Courier New" w:hint="default"/>
+      </w:rPr>
+    </w:lvl>
+    <w:lvl w:ilvl="5" w:tplc="40090005" w:tentative="1">
+      <w:start w:val="1"/>
+      <w:numFmt w:val="bullet"/>
+      <w:lvlText w:val=""/>
+      <w:lvlJc w:val="left"/>
+      <w:pPr>
+        <w:ind w:left="4320" w:hanging="360"/>
+      </w:pPr>
+      <w:rPr>
+        <w:rFonts w:ascii="Wingdings" w:hAnsi="Wingdings" w:hint="default"/>
+      </w:rPr>
+    </w:lvl>
+    <w:lvl w:ilvl="6" w:tplc="40090001" w:tentative="1">
+      <w:start w:val="1"/>
+      <w:numFmt w:val="bullet"/>
+      <w:lvlText w:val=""/>
+      <w:lvlJc w:val="left"/>
+      <w:pPr>
+        <w:ind w:left="5040" w:hanging="360"/>
+      </w:pPr>
+      <w:rPr>
+        <w:rFonts w:ascii="Symbol" w:hAnsi="Symbol" w:hint="default"/>
+      </w:rPr>
+    </w:lvl>
+    <w:lvl w:ilvl="7" w:tplc="40090003" w:tentative="1">
+      <w:start w:val="1"/>
+      <w:numFmt w:val="bullet"/>
+      <w:lvlText w:val="o"/>
+      <w:lvlJc w:val="left"/>
+      <w:pPr>
+        <w:ind w:left="5760" w:hanging="360"/>
+      </w:pPr>
+      <w:rPr>
+        <w:rFonts w:ascii="Courier New" w:hAnsi="Courier New" w:cs="Courier New" w:hint="default"/>
+      </w:rPr>
+    </w:lvl>
+    <w:lvl w:ilvl="8" w:tplc="40090005" w:tentative="1">
+      <w:start w:val="1"/>
+      <w:numFmt w:val="bullet"/>
+      <w:lvlText w:val=""/>
+      <w:lvlJc w:val="left"/>
+      <w:pPr>
+        <w:ind w:left="6480" w:hanging="360"/>
+      </w:pPr>
+      <w:rPr>
+        <w:rFonts w:ascii="Wingdings" w:hAnsi="Wingdings" w:hint="default"/>
+      </w:rPr>
+    </w:lvl>
+  </w:abstractNum>
+  <w:abstractNum w:abstractNumId="26" w15:restartNumberingAfterBreak="0">
+    <w:nsid w:val="733921CC"/>
+    <w:multiLevelType w:val="hybridMultilevel"/>
+    <w:tmpl w:val="C3145C06"/>
+    <w:lvl w:ilvl="0" w:tplc="40090001">
+      <w:start w:val="1"/>
+      <w:numFmt w:val="bullet"/>
+      <w:lvlText w:val=""/>
+      <w:lvlJc w:val="left"/>
+      <w:pPr>
+        <w:ind w:left="720" w:hanging="360"/>
+      </w:pPr>
+      <w:rPr>
+        <w:rFonts w:ascii="Symbol" w:hAnsi="Symbol" w:hint="default"/>
+      </w:rPr>
+    </w:lvl>
+    <w:lvl w:ilvl="1" w:tplc="40090003" w:tentative="1">
+      <w:start w:val="1"/>
+      <w:numFmt w:val="bullet"/>
+      <w:lvlText w:val="o"/>
+      <w:lvlJc w:val="left"/>
+      <w:pPr>
+        <w:ind w:left="1440" w:hanging="360"/>
+      </w:pPr>
+      <w:rPr>
+        <w:rFonts w:ascii="Courier New" w:hAnsi="Courier New" w:cs="Courier New" w:hint="default"/>
+      </w:rPr>
+    </w:lvl>
+    <w:lvl w:ilvl="2" w:tplc="40090005" w:tentative="1">
+      <w:start w:val="1"/>
+      <w:numFmt w:val="bullet"/>
+      <w:lvlText w:val=""/>
+      <w:lvlJc w:val="left"/>
+      <w:pPr>
+        <w:ind w:left="2160" w:hanging="360"/>
+      </w:pPr>
+      <w:rPr>
+        <w:rFonts w:ascii="Wingdings" w:hAnsi="Wingdings" w:hint="default"/>
+      </w:rPr>
+    </w:lvl>
+    <w:lvl w:ilvl="3" w:tplc="40090001" w:tentative="1">
+      <w:start w:val="1"/>
+      <w:numFmt w:val="bullet"/>
+      <w:lvlText w:val=""/>
+      <w:lvlJc w:val="left"/>
+      <w:pPr>
+        <w:ind w:left="2880" w:hanging="360"/>
+      </w:pPr>
+      <w:rPr>
+        <w:rFonts w:ascii="Symbol" w:hAnsi="Symbol" w:hint="default"/>
+      </w:rPr>
+    </w:lvl>
+    <w:lvl w:ilvl="4" w:tplc="40090003" w:tentative="1">
+      <w:start w:val="1"/>
+      <w:numFmt w:val="bullet"/>
+      <w:lvlText w:val="o"/>
+      <w:lvlJc w:val="left"/>
+      <w:pPr>
+        <w:ind w:left="3600" w:hanging="360"/>
+      </w:pPr>
+      <w:rPr>
+        <w:rFonts w:ascii="Courier New" w:hAnsi="Courier New" w:cs="Courier New" w:hint="default"/>
+      </w:rPr>
+    </w:lvl>
+    <w:lvl w:ilvl="5" w:tplc="40090005" w:tentative="1">
+      <w:start w:val="1"/>
+      <w:numFmt w:val="bullet"/>
+      <w:lvlText w:val=""/>
+      <w:lvlJc w:val="left"/>
+      <w:pPr>
+        <w:ind w:left="4320" w:hanging="360"/>
+      </w:pPr>
+      <w:rPr>
+        <w:rFonts w:ascii="Wingdings" w:hAnsi="Wingdings" w:hint="default"/>
+      </w:rPr>
+    </w:lvl>
+    <w:lvl w:ilvl="6" w:tplc="40090001" w:tentative="1">
+      <w:start w:val="1"/>
+      <w:numFmt w:val="bullet"/>
+      <w:lvlText w:val=""/>
+      <w:lvlJc w:val="left"/>
+      <w:pPr>
+        <w:ind w:left="5040" w:hanging="360"/>
+      </w:pPr>
+      <w:rPr>
+        <w:rFonts w:ascii="Symbol" w:hAnsi="Symbol" w:hint="default"/>
+      </w:rPr>
+    </w:lvl>
+    <w:lvl w:ilvl="7" w:tplc="40090003" w:tentative="1">
+      <w:start w:val="1"/>
+      <w:numFmt w:val="bullet"/>
+      <w:lvlText w:val="o"/>
+      <w:lvlJc w:val="left"/>
+      <w:pPr>
+        <w:ind w:left="5760" w:hanging="360"/>
+      </w:pPr>
+      <w:rPr>
+        <w:rFonts w:ascii="Courier New" w:hAnsi="Courier New" w:cs="Courier New" w:hint="default"/>
+      </w:rPr>
+    </w:lvl>
+    <w:lvl w:ilvl="8" w:tplc="40090005" w:tentative="1">
+      <w:start w:val="1"/>
+      <w:numFmt w:val="bullet"/>
+      <w:lvlText w:val=""/>
+      <w:lvlJc w:val="left"/>
+      <w:pPr>
+        <w:ind w:left="6480" w:hanging="360"/>
+      </w:pPr>
+      <w:rPr>
+        <w:rFonts w:ascii="Wingdings" w:hAnsi="Wingdings" w:hint="default"/>
+      </w:rPr>
+    </w:lvl>
+  </w:abstractNum>
+  <w:abstractNum w:abstractNumId="27" w15:restartNumberingAfterBreak="0">
     <w:nsid w:val="7EF84F3F"/>
     <w:multiLevelType w:val="multilevel"/>
     <w:tmpl w:val="E2D6C89A"/>
@@ -22973,16 +29521,16 @@
     <w:abstractNumId w:val="7"/>
   </w:num>
   <w:num w:numId="2">
-    <w:abstractNumId w:val="20"/>
+    <w:abstractNumId w:val="24"/>
   </w:num>
   <w:num w:numId="3">
-    <w:abstractNumId w:val="19"/>
+    <w:abstractNumId w:val="22"/>
   </w:num>
   <w:num w:numId="4">
     <w:abstractNumId w:val="4"/>
   </w:num>
   <w:num w:numId="5">
-    <w:abstractNumId w:val="16"/>
+    <w:abstractNumId w:val="18"/>
   </w:num>
   <w:num w:numId="6">
     <w:abstractNumId w:val="8"/>
@@ -22997,16 +29545,16 @@
     <w:abstractNumId w:val="1"/>
   </w:num>
   <w:num w:numId="10">
-    <w:abstractNumId w:val="17"/>
+    <w:abstractNumId w:val="20"/>
   </w:num>
   <w:num w:numId="11">
-    <w:abstractNumId w:val="22"/>
+    <w:abstractNumId w:val="27"/>
   </w:num>
   <w:num w:numId="12">
-    <w:abstractNumId w:val="13"/>
+    <w:abstractNumId w:val="15"/>
   </w:num>
   <w:num w:numId="13">
-    <w:abstractNumId w:val="14"/>
+    <w:abstractNumId w:val="16"/>
   </w:num>
   <w:num w:numId="14">
     <w:abstractNumId w:val="3"/>
@@ -23015,28 +29563,43 @@
     <w:abstractNumId w:val="9"/>
   </w:num>
   <w:num w:numId="16">
-    <w:abstractNumId w:val="15"/>
+    <w:abstractNumId w:val="17"/>
   </w:num>
   <w:num w:numId="17">
     <w:abstractNumId w:val="11"/>
   </w:num>
   <w:num w:numId="18">
-    <w:abstractNumId w:val="18"/>
+    <w:abstractNumId w:val="21"/>
   </w:num>
   <w:num w:numId="19">
     <w:abstractNumId w:val="10"/>
   </w:num>
   <w:num w:numId="20">
-    <w:abstractNumId w:val="12"/>
+    <w:abstractNumId w:val="14"/>
   </w:num>
   <w:num w:numId="21">
-    <w:abstractNumId w:val="21"/>
+    <w:abstractNumId w:val="25"/>
   </w:num>
   <w:num w:numId="22">
     <w:abstractNumId w:val="5"/>
   </w:num>
   <w:num w:numId="23">
     <w:abstractNumId w:val="2"/>
+  </w:num>
+  <w:num w:numId="24">
+    <w:abstractNumId w:val="26"/>
+  </w:num>
+  <w:num w:numId="25">
+    <w:abstractNumId w:val="19"/>
+  </w:num>
+  <w:num w:numId="26">
+    <w:abstractNumId w:val="12"/>
+  </w:num>
+  <w:num w:numId="27">
+    <w:abstractNumId w:val="13"/>
+  </w:num>
+  <w:num w:numId="28">
+    <w:abstractNumId w:val="23"/>
   </w:num>
 </w:numbering>
 </file>

--- a/Notes/JS/Notes.docx
+++ b/Notes/JS/Notes.docx
@@ -24604,10 +24604,7 @@
         <w:pStyle w:val="NoSpacing"/>
       </w:pPr>
       <w:r>
-        <w:t>JavaScript ES6+</w:t>
-      </w:r>
-      <w:r>
-        <w:t xml:space="preserve"> concepts</w:t>
+        <w:t>JavaScript ES6+ concepts</w:t>
       </w:r>
     </w:p>
     <w:p>
@@ -26081,13 +26078,7193 @@
       </w:r>
       <w:proofErr w:type="spellEnd"/>
       <w:r>
-        <w:t xml:space="preserve">, array methods like </w:t>
-      </w:r>
+        <w:t>, array methods like map/filter/reduce, and functional components.</w:t>
+      </w:r>
+    </w:p>
+    <w:p>
+      <w:pPr>
+        <w:pStyle w:val="ListParagraph"/>
+      </w:pPr>
+    </w:p>
+    <w:p>
+      <w:pPr>
+        <w:pStyle w:val="NoSpacing"/>
+      </w:pPr>
+    </w:p>
+    <w:p>
+      <w:pPr>
+        <w:pStyle w:val="NoSpacing"/>
+      </w:pPr>
+    </w:p>
+    <w:p>
+      <w:pPr>
+        <w:pStyle w:val="NoSpacing"/>
+      </w:pPr>
+    </w:p>
+    <w:p>
+      <w:pPr>
+        <w:pStyle w:val="NoSpacing"/>
+      </w:pPr>
+    </w:p>
+    <w:p>
+      <w:pPr>
+        <w:pStyle w:val="NoSpacing"/>
+      </w:pPr>
+    </w:p>
+    <w:p>
+      <w:pPr>
+        <w:pStyle w:val="NoSpacing"/>
+      </w:pPr>
+    </w:p>
+    <w:p>
+      <w:pPr>
+        <w:pStyle w:val="NoSpacing"/>
+      </w:pPr>
+    </w:p>
+    <w:p>
+      <w:pPr>
+        <w:pStyle w:val="NoSpacing"/>
+      </w:pPr>
+    </w:p>
+    <w:p>
+      <w:pPr>
+        <w:pStyle w:val="NoSpacing"/>
+      </w:pPr>
+    </w:p>
+    <w:p>
+      <w:pPr>
+        <w:pStyle w:val="NoSpacing"/>
+      </w:pPr>
+    </w:p>
+    <w:p>
+      <w:pPr>
+        <w:pStyle w:val="NoSpacing"/>
+        <w:rPr>
+          <w:b/>
+        </w:rPr>
+      </w:pPr>
+      <w:r>
+        <w:rPr>
+          <w:b/>
+        </w:rPr>
+        <w:lastRenderedPageBreak/>
+        <w:t>Session Storage vs Local Storage</w:t>
+      </w:r>
+    </w:p>
+    <w:p>
+      <w:pPr>
+        <w:pStyle w:val="NoSpacing"/>
+      </w:pPr>
+      <w:r>
+        <w:t xml:space="preserve">Both </w:t>
+      </w:r>
+      <w:proofErr w:type="spellStart"/>
+      <w:r>
+        <w:rPr>
+          <w:rStyle w:val="HTMLCode"/>
+          <w:rFonts w:ascii="Times New Roman" w:eastAsiaTheme="minorHAnsi" w:hAnsi="Times New Roman" w:cstheme="minorBidi"/>
+          <w:sz w:val="24"/>
+          <w:szCs w:val="22"/>
+        </w:rPr>
+        <w:t>localStorage</w:t>
+      </w:r>
+      <w:proofErr w:type="spellEnd"/>
+      <w:r>
+        <w:t xml:space="preserve"> and </w:t>
+      </w:r>
+      <w:proofErr w:type="spellStart"/>
+      <w:r>
+        <w:rPr>
+          <w:rStyle w:val="HTMLCode"/>
+          <w:rFonts w:ascii="Times New Roman" w:eastAsiaTheme="minorHAnsi" w:hAnsi="Times New Roman" w:cstheme="minorBidi"/>
+          <w:sz w:val="24"/>
+          <w:szCs w:val="22"/>
+        </w:rPr>
+        <w:t>sessionStorage</w:t>
+      </w:r>
+      <w:proofErr w:type="spellEnd"/>
+      <w:r>
+        <w:t xml:space="preserve"> are browser Web Storage APIs used to store data in the browser as </w:t>
+      </w:r>
+      <w:r>
+        <w:rPr>
+          <w:rStyle w:val="w6asjqtextbase1"/>
+        </w:rPr>
+        <w:t>key-value pairs</w:t>
+      </w:r>
+      <w:r>
+        <w:t>.</w:t>
+      </w:r>
+    </w:p>
+    <w:p>
+      <w:pPr>
+        <w:pStyle w:val="NoSpacing"/>
+      </w:pPr>
+    </w:p>
+    <w:p>
+      <w:pPr>
+        <w:pStyle w:val="NoSpacing"/>
+        <w:rPr>
+          <w:b/>
+        </w:rPr>
+      </w:pPr>
+      <w:r>
+        <w:rPr>
+          <w:b/>
+        </w:rPr>
+        <w:t>Key difference</w:t>
+      </w:r>
+    </w:p>
+    <w:p>
+      <w:pPr>
+        <w:pStyle w:val="NoSpacing"/>
+        <w:rPr>
+          <w:b/>
+        </w:rPr>
+      </w:pPr>
+    </w:p>
+    <w:p>
+      <w:pPr>
+        <w:pStyle w:val="NoSpacing"/>
+        <w:rPr>
+          <w:b/>
+        </w:rPr>
+      </w:pPr>
+      <w:proofErr w:type="spellStart"/>
+      <w:r>
+        <w:rPr>
+          <w:b/>
+        </w:rPr>
+        <w:t>sessionStorage</w:t>
+      </w:r>
+      <w:proofErr w:type="spellEnd"/>
+    </w:p>
+    <w:p>
+      <w:pPr>
+        <w:pStyle w:val="NoSpacing"/>
+      </w:pPr>
+      <w:r>
+        <w:t>Temporary</w:t>
+      </w:r>
+    </w:p>
+    <w:p>
+      <w:pPr>
+        <w:pStyle w:val="NoSpacing"/>
+      </w:pPr>
+      <w:r>
+        <w:t xml:space="preserve">Data exists only for the </w:t>
+      </w:r>
+      <w:r>
+        <w:rPr>
+          <w:rStyle w:val="w6asjqtextbase1"/>
+        </w:rPr>
+        <w:t>current browser tab</w:t>
+      </w:r>
+      <w:r>
+        <w:t>. When that tab is closed, the data is removed automatically.</w:t>
+      </w:r>
+    </w:p>
+    <w:p>
+      <w:pPr>
+        <w:pStyle w:val="NoSpacing"/>
+      </w:pPr>
+    </w:p>
+    <w:p>
+      <w:pPr>
+        <w:pStyle w:val="NoSpacing"/>
+        <w:rPr>
+          <w:b/>
+        </w:rPr>
+      </w:pPr>
+      <w:proofErr w:type="spellStart"/>
+      <w:r>
+        <w:rPr>
+          <w:b/>
+        </w:rPr>
+        <w:t>localStorage</w:t>
+      </w:r>
+      <w:proofErr w:type="spellEnd"/>
+    </w:p>
+    <w:p>
+      <w:pPr>
+        <w:pStyle w:val="NoSpacing"/>
+      </w:pPr>
+      <w:r>
+        <w:t>Persistent</w:t>
+      </w:r>
+    </w:p>
+    <w:p>
+      <w:pPr>
+        <w:pStyle w:val="NoSpacing"/>
+      </w:pPr>
+      <w:r>
+        <w:t>Data remains even after closing the browser and reopening it. It stays until the application or user clears it.</w:t>
+      </w:r>
+    </w:p>
+    <w:p>
+      <w:pPr>
+        <w:pStyle w:val="NoSpacing"/>
+      </w:pPr>
+    </w:p>
+    <w:tbl>
+      <w:tblPr>
+        <w:tblW w:w="0" w:type="auto"/>
+        <w:tblCellSpacing w:w="15" w:type="dxa"/>
+        <w:tblCellMar>
+          <w:top w:w="15" w:type="dxa"/>
+          <w:left w:w="15" w:type="dxa"/>
+          <w:bottom w:w="15" w:type="dxa"/>
+          <w:right w:w="15" w:type="dxa"/>
+        </w:tblCellMar>
+        <w:tblLook w:val="04A0" w:firstRow="1" w:lastRow="0" w:firstColumn="1" w:lastColumn="0" w:noHBand="0" w:noVBand="1"/>
+      </w:tblPr>
+      <w:tblGrid>
+        <w:gridCol w:w="2475"/>
+        <w:gridCol w:w="3280"/>
+        <w:gridCol w:w="1815"/>
+      </w:tblGrid>
+      <w:tr>
+        <w:trPr>
+          <w:tblCellSpacing w:w="15" w:type="dxa"/>
+        </w:trPr>
+        <w:tc>
+          <w:tcPr>
+            <w:tcW w:w="0" w:type="auto"/>
+            <w:vAlign w:val="center"/>
+            <w:hideMark/>
+          </w:tcPr>
+          <w:p>
+            <w:pPr>
+              <w:pStyle w:val="NoSpacing"/>
+            </w:pPr>
+            <w:r>
+              <w:t>Feature</w:t>
+            </w:r>
+          </w:p>
+        </w:tc>
+        <w:tc>
+          <w:tcPr>
+            <w:tcW w:w="0" w:type="auto"/>
+            <w:vAlign w:val="center"/>
+            <w:hideMark/>
+          </w:tcPr>
+          <w:p>
+            <w:pPr>
+              <w:pStyle w:val="NoSpacing"/>
+            </w:pPr>
+            <w:proofErr w:type="spellStart"/>
+            <w:r>
+              <w:t>localStorage</w:t>
+            </w:r>
+            <w:proofErr w:type="spellEnd"/>
+          </w:p>
+        </w:tc>
+        <w:tc>
+          <w:tcPr>
+            <w:tcW w:w="0" w:type="auto"/>
+            <w:vAlign w:val="center"/>
+            <w:hideMark/>
+          </w:tcPr>
+          <w:p>
+            <w:pPr>
+              <w:pStyle w:val="NoSpacing"/>
+            </w:pPr>
+            <w:proofErr w:type="spellStart"/>
+            <w:r>
+              <w:t>sessionStorage</w:t>
+            </w:r>
+            <w:proofErr w:type="spellEnd"/>
+          </w:p>
+        </w:tc>
+      </w:tr>
+      <w:tr>
+        <w:trPr>
+          <w:tblCellSpacing w:w="15" w:type="dxa"/>
+        </w:trPr>
+        <w:tc>
+          <w:tcPr>
+            <w:tcW w:w="0" w:type="auto"/>
+            <w:vAlign w:val="center"/>
+            <w:hideMark/>
+          </w:tcPr>
+          <w:p>
+            <w:pPr>
+              <w:pStyle w:val="NoSpacing"/>
+            </w:pPr>
+            <w:r>
+              <w:t>Data lifetime</w:t>
+            </w:r>
+          </w:p>
+        </w:tc>
+        <w:tc>
+          <w:tcPr>
+            <w:tcW w:w="0" w:type="auto"/>
+            <w:vAlign w:val="center"/>
+            <w:hideMark/>
+          </w:tcPr>
+          <w:p>
+            <w:pPr>
+              <w:pStyle w:val="NoSpacing"/>
+            </w:pPr>
+            <w:r>
+              <w:t>Until manually deleted</w:t>
+            </w:r>
+          </w:p>
+        </w:tc>
+        <w:tc>
+          <w:tcPr>
+            <w:tcW w:w="0" w:type="auto"/>
+            <w:vAlign w:val="center"/>
+            <w:hideMark/>
+          </w:tcPr>
+          <w:p>
+            <w:pPr>
+              <w:pStyle w:val="NoSpacing"/>
+            </w:pPr>
+            <w:r>
+              <w:t>Until tab is closed</w:t>
+            </w:r>
+          </w:p>
+        </w:tc>
+      </w:tr>
+      <w:tr>
+        <w:trPr>
+          <w:tblCellSpacing w:w="15" w:type="dxa"/>
+        </w:trPr>
+        <w:tc>
+          <w:tcPr>
+            <w:tcW w:w="0" w:type="auto"/>
+            <w:vAlign w:val="center"/>
+            <w:hideMark/>
+          </w:tcPr>
+          <w:p>
+            <w:pPr>
+              <w:pStyle w:val="NoSpacing"/>
+            </w:pPr>
+            <w:r>
+              <w:t>Browser restart</w:t>
+            </w:r>
+          </w:p>
+        </w:tc>
+        <w:tc>
+          <w:tcPr>
+            <w:tcW w:w="0" w:type="auto"/>
+            <w:vAlign w:val="center"/>
+            <w:hideMark/>
+          </w:tcPr>
+          <w:p>
+            <w:pPr>
+              <w:pStyle w:val="NoSpacing"/>
+            </w:pPr>
+            <w:r>
+              <w:t>Data remains</w:t>
+            </w:r>
+          </w:p>
+        </w:tc>
+        <w:tc>
+          <w:tcPr>
+            <w:tcW w:w="0" w:type="auto"/>
+            <w:vAlign w:val="center"/>
+            <w:hideMark/>
+          </w:tcPr>
+          <w:p>
+            <w:pPr>
+              <w:pStyle w:val="NoSpacing"/>
+            </w:pPr>
+            <w:r>
+              <w:t>Data removed</w:t>
+            </w:r>
+          </w:p>
+        </w:tc>
+      </w:tr>
+      <w:tr>
+        <w:trPr>
+          <w:tblCellSpacing w:w="15" w:type="dxa"/>
+        </w:trPr>
+        <w:tc>
+          <w:tcPr>
+            <w:tcW w:w="0" w:type="auto"/>
+            <w:vAlign w:val="center"/>
+            <w:hideMark/>
+          </w:tcPr>
+          <w:p>
+            <w:pPr>
+              <w:pStyle w:val="NoSpacing"/>
+            </w:pPr>
+            <w:r>
+              <w:t>Scope</w:t>
+            </w:r>
+          </w:p>
+        </w:tc>
+        <w:tc>
+          <w:tcPr>
+            <w:tcW w:w="0" w:type="auto"/>
+            <w:vAlign w:val="center"/>
+            <w:hideMark/>
+          </w:tcPr>
+          <w:p>
+            <w:pPr>
+              <w:pStyle w:val="NoSpacing"/>
+            </w:pPr>
+            <w:r>
+              <w:t>Shared across tabs of same origin</w:t>
+            </w:r>
+          </w:p>
+        </w:tc>
+        <w:tc>
+          <w:tcPr>
+            <w:tcW w:w="0" w:type="auto"/>
+            <w:vAlign w:val="center"/>
+            <w:hideMark/>
+          </w:tcPr>
+          <w:p>
+            <w:pPr>
+              <w:pStyle w:val="NoSpacing"/>
+            </w:pPr>
+            <w:r>
+              <w:t>Only current tab</w:t>
+            </w:r>
+          </w:p>
+        </w:tc>
+      </w:tr>
+      <w:tr>
+        <w:trPr>
+          <w:tblCellSpacing w:w="15" w:type="dxa"/>
+        </w:trPr>
+        <w:tc>
+          <w:tcPr>
+            <w:tcW w:w="0" w:type="auto"/>
+            <w:vAlign w:val="center"/>
+            <w:hideMark/>
+          </w:tcPr>
+          <w:p>
+            <w:pPr>
+              <w:pStyle w:val="NoSpacing"/>
+            </w:pPr>
+            <w:r>
+              <w:t>Storage type</w:t>
+            </w:r>
+          </w:p>
+        </w:tc>
+        <w:tc>
+          <w:tcPr>
+            <w:tcW w:w="0" w:type="auto"/>
+            <w:vAlign w:val="center"/>
+            <w:hideMark/>
+          </w:tcPr>
+          <w:p>
+            <w:pPr>
+              <w:pStyle w:val="NoSpacing"/>
+            </w:pPr>
+            <w:r>
+              <w:t>Key-value pairs</w:t>
+            </w:r>
+          </w:p>
+        </w:tc>
+        <w:tc>
+          <w:tcPr>
+            <w:tcW w:w="0" w:type="auto"/>
+            <w:vAlign w:val="center"/>
+            <w:hideMark/>
+          </w:tcPr>
+          <w:p>
+            <w:pPr>
+              <w:pStyle w:val="NoSpacing"/>
+            </w:pPr>
+            <w:r>
+              <w:t>Key-value pairs</w:t>
+            </w:r>
+          </w:p>
+        </w:tc>
+      </w:tr>
+      <w:tr>
+        <w:trPr>
+          <w:tblCellSpacing w:w="15" w:type="dxa"/>
+        </w:trPr>
+        <w:tc>
+          <w:tcPr>
+            <w:tcW w:w="0" w:type="auto"/>
+            <w:vAlign w:val="center"/>
+            <w:hideMark/>
+          </w:tcPr>
+          <w:p>
+            <w:pPr>
+              <w:pStyle w:val="NoSpacing"/>
+            </w:pPr>
+            <w:r>
+              <w:t>Capacity</w:t>
+            </w:r>
+          </w:p>
+        </w:tc>
+        <w:tc>
+          <w:tcPr>
+            <w:tcW w:w="0" w:type="auto"/>
+            <w:vAlign w:val="center"/>
+            <w:hideMark/>
+          </w:tcPr>
+          <w:p>
+            <w:pPr>
+              <w:pStyle w:val="NoSpacing"/>
+            </w:pPr>
+            <w:r>
+              <w:t>Around 5–10 MB</w:t>
+            </w:r>
+          </w:p>
+        </w:tc>
+        <w:tc>
+          <w:tcPr>
+            <w:tcW w:w="0" w:type="auto"/>
+            <w:vAlign w:val="center"/>
+            <w:hideMark/>
+          </w:tcPr>
+          <w:p>
+            <w:pPr>
+              <w:pStyle w:val="NoSpacing"/>
+            </w:pPr>
+            <w:r>
+              <w:t>Around 5–10 MB</w:t>
+            </w:r>
+          </w:p>
+        </w:tc>
+      </w:tr>
+      <w:tr>
+        <w:trPr>
+          <w:tblCellSpacing w:w="15" w:type="dxa"/>
+        </w:trPr>
+        <w:tc>
+          <w:tcPr>
+            <w:tcW w:w="0" w:type="auto"/>
+            <w:vAlign w:val="center"/>
+            <w:hideMark/>
+          </w:tcPr>
+          <w:p>
+            <w:pPr>
+              <w:pStyle w:val="NoSpacing"/>
+            </w:pPr>
+            <w:r>
+              <w:t>Accessible by JavaScript</w:t>
+            </w:r>
+          </w:p>
+        </w:tc>
+        <w:tc>
+          <w:tcPr>
+            <w:tcW w:w="0" w:type="auto"/>
+            <w:vAlign w:val="center"/>
+            <w:hideMark/>
+          </w:tcPr>
+          <w:p>
+            <w:pPr>
+              <w:pStyle w:val="NoSpacing"/>
+            </w:pPr>
+            <w:r>
+              <w:t>Yes</w:t>
+            </w:r>
+          </w:p>
+        </w:tc>
+        <w:tc>
+          <w:tcPr>
+            <w:tcW w:w="0" w:type="auto"/>
+            <w:vAlign w:val="center"/>
+            <w:hideMark/>
+          </w:tcPr>
+          <w:p>
+            <w:pPr>
+              <w:pStyle w:val="NoSpacing"/>
+            </w:pPr>
+            <w:r>
+              <w:t>Yes</w:t>
+            </w:r>
+          </w:p>
+        </w:tc>
+      </w:tr>
+    </w:tbl>
+    <w:p>
+      <w:pPr>
+        <w:pStyle w:val="NoSpacing"/>
+      </w:pPr>
+    </w:p>
+    <w:p>
+      <w:pPr>
+        <w:pStyle w:val="NoSpacing"/>
+        <w:rPr>
+          <w:b/>
+        </w:rPr>
+      </w:pPr>
+      <w:r>
+        <w:rPr>
+          <w:b/>
+        </w:rPr>
+        <w:t>Real-world use cases</w:t>
+      </w:r>
+    </w:p>
+    <w:p>
+      <w:pPr>
+        <w:pStyle w:val="NoSpacing"/>
+        <w:rPr>
+          <w:b/>
+        </w:rPr>
+      </w:pPr>
+    </w:p>
+    <w:p>
+      <w:pPr>
+        <w:pStyle w:val="NoSpacing"/>
+        <w:rPr>
+          <w:b/>
+        </w:rPr>
+      </w:pPr>
+      <w:proofErr w:type="spellStart"/>
+      <w:r>
+        <w:rPr>
+          <w:b/>
+        </w:rPr>
+        <w:t>localStorage</w:t>
+      </w:r>
+      <w:proofErr w:type="spellEnd"/>
+    </w:p>
+    <w:p>
+      <w:pPr>
+        <w:pStyle w:val="NoSpacing"/>
+        <w:numPr>
+          <w:ilvl w:val="0"/>
+          <w:numId w:val="31"/>
+        </w:numPr>
+      </w:pPr>
+      <w:r>
+        <w:t>Dark/light theme</w:t>
+      </w:r>
+    </w:p>
+    <w:p>
+      <w:pPr>
+        <w:pStyle w:val="NoSpacing"/>
+        <w:numPr>
+          <w:ilvl w:val="0"/>
+          <w:numId w:val="31"/>
+        </w:numPr>
+      </w:pPr>
+      <w:r>
+        <w:t>Language preference</w:t>
+      </w:r>
+    </w:p>
+    <w:p>
+      <w:pPr>
+        <w:pStyle w:val="NoSpacing"/>
+        <w:numPr>
+          <w:ilvl w:val="0"/>
+          <w:numId w:val="31"/>
+        </w:numPr>
+      </w:pPr>
+      <w:r>
+        <w:t>Sidebar collapsed state</w:t>
+      </w:r>
+    </w:p>
+    <w:p>
+      <w:pPr>
+        <w:pStyle w:val="NoSpacing"/>
+        <w:numPr>
+          <w:ilvl w:val="0"/>
+          <w:numId w:val="31"/>
+        </w:numPr>
+      </w:pPr>
+      <w:r>
+        <w:t>Remember username</w:t>
+      </w:r>
+    </w:p>
+    <w:p>
+      <w:pPr>
+        <w:pStyle w:val="NoSpacing"/>
+        <w:numPr>
+          <w:ilvl w:val="0"/>
+          <w:numId w:val="31"/>
+        </w:numPr>
+      </w:pPr>
+      <w:r>
+        <w:t>User UI preferences</w:t>
+      </w:r>
+    </w:p>
+    <w:p>
+      <w:pPr>
+        <w:pStyle w:val="NoSpacing"/>
+      </w:pPr>
+    </w:p>
+    <w:p>
+      <w:pPr>
+        <w:pStyle w:val="NoSpacing"/>
+        <w:rPr>
+          <w:b/>
+        </w:rPr>
+      </w:pPr>
+      <w:proofErr w:type="spellStart"/>
+      <w:r>
+        <w:rPr>
+          <w:b/>
+        </w:rPr>
+        <w:t>sessionStorage</w:t>
+      </w:r>
+      <w:proofErr w:type="spellEnd"/>
+    </w:p>
+    <w:p>
+      <w:pPr>
+        <w:pStyle w:val="NoSpacing"/>
+        <w:numPr>
+          <w:ilvl w:val="0"/>
+          <w:numId w:val="32"/>
+        </w:numPr>
+      </w:pPr>
+      <w:r>
+        <w:t>Multi-step form data</w:t>
+      </w:r>
+    </w:p>
+    <w:p>
+      <w:pPr>
+        <w:pStyle w:val="NoSpacing"/>
+        <w:numPr>
+          <w:ilvl w:val="0"/>
+          <w:numId w:val="32"/>
+        </w:numPr>
+      </w:pPr>
+      <w:r>
+        <w:t>Temporary filters</w:t>
+      </w:r>
+    </w:p>
+    <w:p>
+      <w:pPr>
+        <w:pStyle w:val="NoSpacing"/>
+        <w:numPr>
+          <w:ilvl w:val="0"/>
+          <w:numId w:val="32"/>
+        </w:numPr>
+      </w:pPr>
+      <w:r>
+        <w:t>Wizard progress</w:t>
+      </w:r>
+    </w:p>
+    <w:p>
+      <w:pPr>
+        <w:pStyle w:val="NoSpacing"/>
+        <w:numPr>
+          <w:ilvl w:val="0"/>
+          <w:numId w:val="32"/>
+        </w:numPr>
+      </w:pPr>
+      <w:r>
+        <w:t>One-tab temporary state</w:t>
+      </w:r>
+    </w:p>
+    <w:p>
+      <w:pPr>
+        <w:pStyle w:val="NoSpacing"/>
+        <w:numPr>
+          <w:ilvl w:val="0"/>
+          <w:numId w:val="32"/>
+        </w:numPr>
+      </w:pPr>
+      <w:r>
+        <w:t>Checkout intermediate data</w:t>
+      </w:r>
+    </w:p>
+    <w:p>
+      <w:pPr>
+        <w:pStyle w:val="NoSpacing"/>
+      </w:pPr>
+    </w:p>
+    <w:p>
+      <w:pPr>
+        <w:pStyle w:val="NoSpacing"/>
+        <w:numPr>
+          <w:ilvl w:val="0"/>
+          <w:numId w:val="32"/>
+        </w:numPr>
+        <w:rPr>
+          <w:lang w:eastAsia="en-IN"/>
+        </w:rPr>
+      </w:pPr>
+      <w:r>
+        <w:rPr>
+          <w:lang w:eastAsia="en-IN"/>
+        </w:rPr>
+        <w:t xml:space="preserve">Use </w:t>
+      </w:r>
+      <w:proofErr w:type="spellStart"/>
+      <w:r>
+        <w:rPr>
+          <w:lang w:eastAsia="en-IN"/>
+        </w:rPr>
+        <w:t>localStorage</w:t>
+      </w:r>
+      <w:proofErr w:type="spellEnd"/>
+      <w:r>
+        <w:rPr>
+          <w:lang w:eastAsia="en-IN"/>
+        </w:rPr>
+        <w:t xml:space="preserve"> when data should persist.</w:t>
+      </w:r>
+    </w:p>
+    <w:p>
+      <w:pPr>
+        <w:pStyle w:val="NoSpacing"/>
+        <w:numPr>
+          <w:ilvl w:val="0"/>
+          <w:numId w:val="32"/>
+        </w:numPr>
+        <w:rPr>
+          <w:lang w:eastAsia="en-IN"/>
+        </w:rPr>
+      </w:pPr>
+      <w:r>
+        <w:rPr>
+          <w:lang w:eastAsia="en-IN"/>
+        </w:rPr>
+        <w:t xml:space="preserve">Use </w:t>
+      </w:r>
+      <w:proofErr w:type="spellStart"/>
+      <w:r>
+        <w:rPr>
+          <w:lang w:eastAsia="en-IN"/>
+        </w:rPr>
+        <w:t>sessionStorage</w:t>
+      </w:r>
+      <w:proofErr w:type="spellEnd"/>
+      <w:r>
+        <w:rPr>
+          <w:lang w:eastAsia="en-IN"/>
+        </w:rPr>
+        <w:t xml:space="preserve"> when data is needed only for the current tab.</w:t>
+      </w:r>
+    </w:p>
+    <w:p>
+      <w:pPr>
+        <w:pStyle w:val="NoSpacing"/>
+        <w:numPr>
+          <w:ilvl w:val="0"/>
+          <w:numId w:val="32"/>
+        </w:numPr>
+        <w:rPr>
+          <w:lang w:eastAsia="en-IN"/>
+        </w:rPr>
+      </w:pPr>
+      <w:r>
+        <w:rPr>
+          <w:lang w:eastAsia="en-IN"/>
+        </w:rPr>
+        <w:t>Both store data as key-value string pairs and use the same API methods.</w:t>
+      </w:r>
+    </w:p>
+    <w:p>
+      <w:pPr>
+        <w:pStyle w:val="NoSpacing"/>
+        <w:numPr>
+          <w:ilvl w:val="0"/>
+          <w:numId w:val="32"/>
+        </w:numPr>
+        <w:rPr>
+          <w:lang w:eastAsia="en-IN"/>
+        </w:rPr>
+      </w:pPr>
+      <w:r>
+        <w:rPr>
+          <w:lang w:eastAsia="en-IN"/>
+        </w:rPr>
+        <w:t xml:space="preserve">Use </w:t>
+      </w:r>
+      <w:proofErr w:type="spellStart"/>
+      <w:r>
+        <w:rPr>
+          <w:lang w:eastAsia="en-IN"/>
+        </w:rPr>
+        <w:t>JSON.stringify</w:t>
+      </w:r>
+      <w:proofErr w:type="spellEnd"/>
+      <w:r>
+        <w:rPr>
+          <w:lang w:eastAsia="en-IN"/>
+        </w:rPr>
+        <w:t xml:space="preserve">() and </w:t>
+      </w:r>
+      <w:proofErr w:type="spellStart"/>
+      <w:r>
+        <w:rPr>
+          <w:lang w:eastAsia="en-IN"/>
+        </w:rPr>
+        <w:t>JSON.parse</w:t>
+      </w:r>
+      <w:proofErr w:type="spellEnd"/>
+      <w:r>
+        <w:rPr>
+          <w:lang w:eastAsia="en-IN"/>
+        </w:rPr>
+        <w:t>() for objects and arrays.</w:t>
+      </w:r>
+    </w:p>
+    <w:p>
+      <w:pPr>
+        <w:pStyle w:val="NoSpacing"/>
+      </w:pPr>
+    </w:p>
+    <w:p>
+      <w:pPr>
+        <w:pStyle w:val="NoSpacing"/>
+      </w:pPr>
+      <w:proofErr w:type="spellStart"/>
+      <w:r>
+        <w:t>localStorage</w:t>
+      </w:r>
+      <w:proofErr w:type="spellEnd"/>
+      <w:r>
+        <w:t xml:space="preserve"> persists data across browser sessions and is shared by tabs of the same origin, whereas </w:t>
+      </w:r>
+      <w:proofErr w:type="spellStart"/>
+      <w:r>
+        <w:t>sessionStorage</w:t>
+      </w:r>
+      <w:proofErr w:type="spellEnd"/>
+      <w:r>
+        <w:t xml:space="preserve"> is isolated to a single tab and is automatically cleared when that tab is closed.</w:t>
+      </w:r>
+    </w:p>
+    <w:p>
+      <w:pPr>
+        <w:pStyle w:val="NoSpacing"/>
+        <w:rPr>
+          <w:b/>
+        </w:rPr>
+      </w:pPr>
+      <w:r>
+        <w:rPr>
+          <w:b/>
+        </w:rPr>
+        <w:lastRenderedPageBreak/>
+        <w:t>Can JWT handle authorization?</w:t>
+      </w:r>
+    </w:p>
+    <w:p>
+      <w:pPr>
+        <w:pStyle w:val="NoSpacing"/>
+      </w:pPr>
+      <w:r>
+        <w:t>JWT can carry identity and authorization claims such as roles and permissions. The frontend can use those claims to control UI visibility, but authorization must ultimately be enforced by the backend after validating the JWT. JWT alone also doesn't provide single-device login or token revocation; those require server-side session/revocation mechanisms.</w:t>
+      </w:r>
+    </w:p>
+    <w:p>
+      <w:pPr>
+        <w:pStyle w:val="NoSpacing"/>
+      </w:pPr>
+    </w:p>
+    <w:p>
+      <w:pPr>
+        <w:pStyle w:val="NoSpacing"/>
+        <w:rPr>
+          <w:b/>
+          <w:sz w:val="48"/>
+        </w:rPr>
+      </w:pPr>
+      <w:r>
+        <w:rPr>
+          <w:b/>
+        </w:rPr>
+        <w:t>What is TypeScript?</w:t>
+      </w:r>
+    </w:p>
+    <w:p>
+      <w:pPr>
+        <w:pStyle w:val="NoSpacing"/>
+      </w:pPr>
+      <w:r>
+        <w:rPr>
+          <w:rStyle w:val="Strong"/>
+        </w:rPr>
+        <w:t>TypeScript is a superset of JavaScript that adds static typing to JavaScript.</w:t>
+      </w:r>
+    </w:p>
+    <w:p>
+      <w:pPr>
+        <w:pStyle w:val="NoSpacing"/>
+      </w:pPr>
+    </w:p>
+    <w:p>
+      <w:pPr>
+        <w:pStyle w:val="NoSpacing"/>
+      </w:pPr>
+      <w:r>
+        <w:t>TypeScript code is eventually converted/</w:t>
+      </w:r>
+      <w:proofErr w:type="spellStart"/>
+      <w:r>
+        <w:t>transpiled</w:t>
+      </w:r>
+      <w:proofErr w:type="spellEnd"/>
+      <w:r>
+        <w:t xml:space="preserve"> into JavaScript because browsers understand JavaScript, not TypeScript directly.</w:t>
+      </w:r>
+    </w:p>
+    <w:p>
+      <w:pPr>
+        <w:pStyle w:val="NoSpacing"/>
+      </w:pPr>
+    </w:p>
+    <w:p>
+      <w:pPr>
+        <w:pStyle w:val="NoSpacing"/>
+        <w:rPr>
+          <w:b/>
+        </w:rPr>
+      </w:pPr>
+      <w:r>
+        <w:rPr>
+          <w:b/>
+        </w:rPr>
+        <w:t>Why do we use TypeScript?</w:t>
+      </w:r>
+    </w:p>
+    <w:p>
+      <w:pPr>
+        <w:pStyle w:val="NoSpacing"/>
+      </w:pPr>
+      <w:r>
+        <w:t>The main advantages are:</w:t>
+      </w:r>
+    </w:p>
+    <w:p>
+      <w:pPr>
+        <w:pStyle w:val="NoSpacing"/>
+        <w:numPr>
+          <w:ilvl w:val="0"/>
+          <w:numId w:val="34"/>
+        </w:numPr>
+      </w:pPr>
+      <w:r>
+        <w:t xml:space="preserve">Type safety </w:t>
+      </w:r>
+    </w:p>
+    <w:p>
+      <w:pPr>
+        <w:pStyle w:val="NoSpacing"/>
+        <w:numPr>
+          <w:ilvl w:val="0"/>
+          <w:numId w:val="34"/>
+        </w:numPr>
+      </w:pPr>
+      <w:r>
+        <w:t xml:space="preserve">Better code completion </w:t>
+      </w:r>
+    </w:p>
+    <w:p>
+      <w:pPr>
+        <w:pStyle w:val="NoSpacing"/>
+        <w:numPr>
+          <w:ilvl w:val="0"/>
+          <w:numId w:val="34"/>
+        </w:numPr>
+      </w:pPr>
+      <w:r>
+        <w:t xml:space="preserve">Early error detection </w:t>
+      </w:r>
+    </w:p>
+    <w:p>
+      <w:pPr>
+        <w:pStyle w:val="NoSpacing"/>
+        <w:numPr>
+          <w:ilvl w:val="0"/>
+          <w:numId w:val="34"/>
+        </w:numPr>
+      </w:pPr>
+      <w:r>
+        <w:t xml:space="preserve">Better maintainability </w:t>
+      </w:r>
+    </w:p>
+    <w:p>
+      <w:pPr>
+        <w:pStyle w:val="NoSpacing"/>
+        <w:numPr>
+          <w:ilvl w:val="0"/>
+          <w:numId w:val="34"/>
+        </w:numPr>
+      </w:pPr>
+      <w:r>
+        <w:t xml:space="preserve">Easier refactoring </w:t>
+      </w:r>
+    </w:p>
+    <w:p>
+      <w:pPr>
+        <w:pStyle w:val="NoSpacing"/>
+        <w:numPr>
+          <w:ilvl w:val="0"/>
+          <w:numId w:val="34"/>
+        </w:numPr>
+      </w:pPr>
+      <w:r>
+        <w:t xml:space="preserve">Better documentation </w:t>
+      </w:r>
+    </w:p>
+    <w:p>
+      <w:pPr>
+        <w:pStyle w:val="NoSpacing"/>
+        <w:numPr>
+          <w:ilvl w:val="0"/>
+          <w:numId w:val="34"/>
+        </w:numPr>
+      </w:pPr>
+      <w:r>
+        <w:t>Better support for large applications</w:t>
+      </w:r>
+    </w:p>
+    <w:p>
+      <w:pPr>
+        <w:pStyle w:val="NoSpacing"/>
+      </w:pPr>
+    </w:p>
+    <w:tbl>
+      <w:tblPr>
+        <w:tblW w:w="0" w:type="auto"/>
+        <w:tblCellSpacing w:w="15" w:type="dxa"/>
+        <w:tblCellMar>
+          <w:top w:w="15" w:type="dxa"/>
+          <w:left w:w="15" w:type="dxa"/>
+          <w:bottom w:w="15" w:type="dxa"/>
+          <w:right w:w="15" w:type="dxa"/>
+        </w:tblCellMar>
+        <w:tblLook w:val="04A0" w:firstRow="1" w:lastRow="0" w:firstColumn="1" w:lastColumn="0" w:noHBand="0" w:noVBand="1"/>
+      </w:tblPr>
+      <w:tblGrid>
+        <w:gridCol w:w="2968"/>
+        <w:gridCol w:w="3941"/>
+      </w:tblGrid>
+      <w:tr>
+        <w:trPr>
+          <w:tblHeader/>
+          <w:tblCellSpacing w:w="15" w:type="dxa"/>
+        </w:trPr>
+        <w:tc>
+          <w:tcPr>
+            <w:tcW w:w="0" w:type="auto"/>
+            <w:vAlign w:val="center"/>
+            <w:hideMark/>
+          </w:tcPr>
+          <w:p>
+            <w:pPr>
+              <w:spacing w:after="0" w:line="240" w:lineRule="auto"/>
+              <w:jc w:val="center"/>
+              <w:rPr>
+                <w:rFonts w:eastAsia="Times New Roman" w:cs="Times New Roman"/>
+                <w:b/>
+                <w:bCs/>
+                <w:szCs w:val="24"/>
+                <w:lang w:eastAsia="en-IN"/>
+              </w:rPr>
+            </w:pPr>
+            <w:r>
+              <w:rPr>
+                <w:rFonts w:eastAsia="Times New Roman" w:cs="Times New Roman"/>
+                <w:b/>
+                <w:bCs/>
+                <w:szCs w:val="24"/>
+                <w:lang w:eastAsia="en-IN"/>
+              </w:rPr>
+              <w:t>JavaScript</w:t>
+            </w:r>
+          </w:p>
+        </w:tc>
+        <w:tc>
+          <w:tcPr>
+            <w:tcW w:w="0" w:type="auto"/>
+            <w:vAlign w:val="center"/>
+            <w:hideMark/>
+          </w:tcPr>
+          <w:p>
+            <w:pPr>
+              <w:spacing w:after="0" w:line="240" w:lineRule="auto"/>
+              <w:jc w:val="center"/>
+              <w:rPr>
+                <w:rFonts w:eastAsia="Times New Roman" w:cs="Times New Roman"/>
+                <w:b/>
+                <w:bCs/>
+                <w:szCs w:val="24"/>
+                <w:lang w:eastAsia="en-IN"/>
+              </w:rPr>
+            </w:pPr>
+            <w:r>
+              <w:rPr>
+                <w:rFonts w:eastAsia="Times New Roman" w:cs="Times New Roman"/>
+                <w:b/>
+                <w:bCs/>
+                <w:szCs w:val="24"/>
+                <w:lang w:eastAsia="en-IN"/>
+              </w:rPr>
+              <w:t>TypeScript</w:t>
+            </w:r>
+          </w:p>
+        </w:tc>
+      </w:tr>
+      <w:tr>
+        <w:trPr>
+          <w:tblCellSpacing w:w="15" w:type="dxa"/>
+        </w:trPr>
+        <w:tc>
+          <w:tcPr>
+            <w:tcW w:w="0" w:type="auto"/>
+            <w:vAlign w:val="center"/>
+            <w:hideMark/>
+          </w:tcPr>
+          <w:p>
+            <w:pPr>
+              <w:pStyle w:val="NoSpacing"/>
+            </w:pPr>
+            <w:r>
+              <w:t>Dynamically typed</w:t>
+            </w:r>
+          </w:p>
+        </w:tc>
+        <w:tc>
+          <w:tcPr>
+            <w:tcW w:w="0" w:type="auto"/>
+            <w:vAlign w:val="center"/>
+            <w:hideMark/>
+          </w:tcPr>
+          <w:p>
+            <w:pPr>
+              <w:pStyle w:val="NoSpacing"/>
+            </w:pPr>
+            <w:r>
+              <w:t>Statically typed</w:t>
+            </w:r>
+          </w:p>
+        </w:tc>
+      </w:tr>
+      <w:tr>
+        <w:trPr>
+          <w:tblCellSpacing w:w="15" w:type="dxa"/>
+        </w:trPr>
+        <w:tc>
+          <w:tcPr>
+            <w:tcW w:w="0" w:type="auto"/>
+            <w:vAlign w:val="center"/>
+            <w:hideMark/>
+          </w:tcPr>
+          <w:p>
+            <w:pPr>
+              <w:pStyle w:val="NoSpacing"/>
+            </w:pPr>
+            <w:r>
+              <w:t>Errors often appear at runtime</w:t>
+            </w:r>
+          </w:p>
+        </w:tc>
+        <w:tc>
+          <w:tcPr>
+            <w:tcW w:w="0" w:type="auto"/>
+            <w:vAlign w:val="center"/>
+            <w:hideMark/>
+          </w:tcPr>
+          <w:p>
+            <w:pPr>
+              <w:pStyle w:val="NoSpacing"/>
+            </w:pPr>
+            <w:r>
+              <w:t>Many errors caught during development</w:t>
+            </w:r>
+          </w:p>
+        </w:tc>
+      </w:tr>
+      <w:tr>
+        <w:trPr>
+          <w:tblCellSpacing w:w="15" w:type="dxa"/>
+        </w:trPr>
+        <w:tc>
+          <w:tcPr>
+            <w:tcW w:w="0" w:type="auto"/>
+            <w:vAlign w:val="center"/>
+            <w:hideMark/>
+          </w:tcPr>
+          <w:p>
+            <w:pPr>
+              <w:pStyle w:val="NoSpacing"/>
+            </w:pPr>
+            <w:r>
+              <w:t>No compilation required</w:t>
+            </w:r>
+          </w:p>
+        </w:tc>
+        <w:tc>
+          <w:tcPr>
+            <w:tcW w:w="0" w:type="auto"/>
+            <w:vAlign w:val="center"/>
+            <w:hideMark/>
+          </w:tcPr>
+          <w:p>
+            <w:pPr>
+              <w:pStyle w:val="NoSpacing"/>
+            </w:pPr>
+            <w:proofErr w:type="spellStart"/>
+            <w:r>
+              <w:t>Transpiled</w:t>
+            </w:r>
+            <w:proofErr w:type="spellEnd"/>
+            <w:r>
+              <w:t>/compiled to JavaScript</w:t>
+            </w:r>
+          </w:p>
+        </w:tc>
+      </w:tr>
+      <w:tr>
+        <w:trPr>
+          <w:tblCellSpacing w:w="15" w:type="dxa"/>
+        </w:trPr>
+        <w:tc>
+          <w:tcPr>
+            <w:tcW w:w="0" w:type="auto"/>
+            <w:vAlign w:val="center"/>
+            <w:hideMark/>
+          </w:tcPr>
+          <w:p>
+            <w:pPr>
+              <w:pStyle w:val="NoSpacing"/>
+            </w:pPr>
+            <w:r>
+              <w:t>Easier to start</w:t>
+            </w:r>
+          </w:p>
+        </w:tc>
+        <w:tc>
+          <w:tcPr>
+            <w:tcW w:w="0" w:type="auto"/>
+            <w:vAlign w:val="center"/>
+            <w:hideMark/>
+          </w:tcPr>
+          <w:p>
+            <w:pPr>
+              <w:pStyle w:val="NoSpacing"/>
+            </w:pPr>
+            <w:r>
+              <w:t>Slightly more setup/learning</w:t>
+            </w:r>
+          </w:p>
+        </w:tc>
+      </w:tr>
+      <w:tr>
+        <w:trPr>
+          <w:tblCellSpacing w:w="15" w:type="dxa"/>
+        </w:trPr>
+        <w:tc>
+          <w:tcPr>
+            <w:tcW w:w="0" w:type="auto"/>
+            <w:vAlign w:val="center"/>
+            <w:hideMark/>
+          </w:tcPr>
+          <w:p>
+            <w:pPr>
+              <w:pStyle w:val="NoSpacing"/>
+            </w:pPr>
+            <w:r>
+              <w:t>Good for small projects</w:t>
+            </w:r>
+          </w:p>
+        </w:tc>
+        <w:tc>
+          <w:tcPr>
+            <w:tcW w:w="0" w:type="auto"/>
+            <w:vAlign w:val="center"/>
+            <w:hideMark/>
+          </w:tcPr>
+          <w:p>
+            <w:pPr>
+              <w:pStyle w:val="NoSpacing"/>
+            </w:pPr>
+            <w:r>
+              <w:t>Excellent for large projects</w:t>
+            </w:r>
+          </w:p>
+        </w:tc>
+      </w:tr>
+      <w:tr>
+        <w:trPr>
+          <w:tblCellSpacing w:w="15" w:type="dxa"/>
+        </w:trPr>
+        <w:tc>
+          <w:tcPr>
+            <w:tcW w:w="0" w:type="auto"/>
+            <w:vAlign w:val="center"/>
+            <w:hideMark/>
+          </w:tcPr>
+          <w:p>
+            <w:pPr>
+              <w:pStyle w:val="NoSpacing"/>
+            </w:pPr>
+            <w:r>
+              <w:t>.</w:t>
+            </w:r>
+            <w:proofErr w:type="spellStart"/>
+            <w:r>
+              <w:t>js</w:t>
+            </w:r>
+            <w:proofErr w:type="spellEnd"/>
+            <w:proofErr w:type="gramStart"/>
+            <w:r>
+              <w:t>, .</w:t>
+            </w:r>
+            <w:proofErr w:type="spellStart"/>
+            <w:r>
+              <w:t>jsx</w:t>
+            </w:r>
+            <w:proofErr w:type="spellEnd"/>
+            <w:proofErr w:type="gramEnd"/>
+          </w:p>
+        </w:tc>
+        <w:tc>
+          <w:tcPr>
+            <w:tcW w:w="0" w:type="auto"/>
+            <w:vAlign w:val="center"/>
+            <w:hideMark/>
+          </w:tcPr>
+          <w:p>
+            <w:pPr>
+              <w:pStyle w:val="NoSpacing"/>
+            </w:pPr>
+            <w:r>
+              <w:t>.</w:t>
+            </w:r>
+            <w:proofErr w:type="spellStart"/>
+            <w:r>
+              <w:t>ts</w:t>
+            </w:r>
+            <w:proofErr w:type="spellEnd"/>
+            <w:proofErr w:type="gramStart"/>
+            <w:r>
+              <w:t>, .</w:t>
+            </w:r>
+            <w:proofErr w:type="spellStart"/>
+            <w:r>
+              <w:t>tsx</w:t>
+            </w:r>
+            <w:proofErr w:type="spellEnd"/>
+            <w:proofErr w:type="gramEnd"/>
+          </w:p>
+        </w:tc>
+      </w:tr>
+    </w:tbl>
+    <w:p>
+      <w:pPr>
+        <w:pStyle w:val="NoSpacing"/>
+      </w:pPr>
+    </w:p>
+    <w:p>
+      <w:pPr>
+        <w:pStyle w:val="NoSpacing"/>
+        <w:rPr>
+          <w:b/>
+        </w:rPr>
+      </w:pPr>
+      <w:r>
+        <w:rPr>
+          <w:b/>
+        </w:rPr>
+        <w:t>Basic Types</w:t>
+      </w:r>
+    </w:p>
+    <w:p>
+      <w:pPr>
+        <w:pStyle w:val="NoSpacing"/>
+        <w:numPr>
+          <w:ilvl w:val="0"/>
+          <w:numId w:val="35"/>
+        </w:numPr>
+      </w:pPr>
+      <w:r>
+        <w:t>let name: string = "John";</w:t>
+      </w:r>
+    </w:p>
+    <w:p>
+      <w:pPr>
+        <w:pStyle w:val="NoSpacing"/>
+        <w:numPr>
+          <w:ilvl w:val="0"/>
+          <w:numId w:val="35"/>
+        </w:numPr>
+      </w:pPr>
+      <w:r>
+        <w:t>let age: number = 30;</w:t>
+      </w:r>
+    </w:p>
+    <w:p>
+      <w:pPr>
+        <w:pStyle w:val="NoSpacing"/>
+        <w:numPr>
+          <w:ilvl w:val="0"/>
+          <w:numId w:val="35"/>
+        </w:numPr>
+      </w:pPr>
+      <w:r>
+        <w:t xml:space="preserve">let </w:t>
+      </w:r>
+      <w:proofErr w:type="spellStart"/>
+      <w:r>
+        <w:t>isActive</w:t>
+      </w:r>
+      <w:proofErr w:type="spellEnd"/>
+      <w:r>
+        <w:t xml:space="preserve">: </w:t>
+      </w:r>
+      <w:proofErr w:type="spellStart"/>
+      <w:r>
+        <w:t>boolean</w:t>
+      </w:r>
+      <w:proofErr w:type="spellEnd"/>
+      <w:r>
+        <w:t xml:space="preserve"> = true;</w:t>
+      </w:r>
+    </w:p>
+    <w:p>
+      <w:pPr>
+        <w:pStyle w:val="NoSpacing"/>
+      </w:pPr>
+    </w:p>
+    <w:p>
+      <w:pPr>
+        <w:pStyle w:val="NoSpacing"/>
+        <w:rPr>
+          <w:b/>
+          <w:sz w:val="27"/>
+        </w:rPr>
+      </w:pPr>
+      <w:r>
+        <w:rPr>
+          <w:b/>
+        </w:rPr>
+        <w:t>Array</w:t>
+      </w:r>
+    </w:p>
+    <w:p>
+      <w:pPr>
+        <w:pStyle w:val="NoSpacing"/>
+      </w:pPr>
+      <w:r>
+        <w:rPr>
+          <w:rStyle w:val="g"/>
+        </w:rPr>
+        <w:t>let</w:t>
+      </w:r>
+      <w:r>
+        <w:t xml:space="preserve"> </w:t>
+      </w:r>
+      <w:r>
+        <w:rPr>
+          <w:rStyle w:val="m"/>
+        </w:rPr>
+        <w:t>numbers</w:t>
+      </w:r>
+      <w:r>
+        <w:t xml:space="preserve">: </w:t>
+      </w:r>
+      <w:proofErr w:type="gramStart"/>
+      <w:r>
+        <w:rPr>
+          <w:rStyle w:val="m"/>
+        </w:rPr>
+        <w:t>number</w:t>
+      </w:r>
+      <w:r>
+        <w:t>[</w:t>
+      </w:r>
+      <w:proofErr w:type="gramEnd"/>
+      <w:r>
+        <w:t xml:space="preserve">] </w:t>
+      </w:r>
+      <w:r>
+        <w:rPr>
+          <w:rStyle w:val="g"/>
+        </w:rPr>
+        <w:t>=</w:t>
+      </w:r>
+      <w:r>
+        <w:t xml:space="preserve"> [</w:t>
+      </w:r>
+      <w:r>
+        <w:rPr>
+          <w:rStyle w:val="j"/>
+        </w:rPr>
+        <w:t>10</w:t>
+      </w:r>
+      <w:r>
+        <w:t xml:space="preserve">, </w:t>
+      </w:r>
+      <w:r>
+        <w:rPr>
+          <w:rStyle w:val="j"/>
+        </w:rPr>
+        <w:t>20</w:t>
+      </w:r>
+      <w:r>
+        <w:t xml:space="preserve">, </w:t>
+      </w:r>
+      <w:r>
+        <w:rPr>
+          <w:rStyle w:val="j"/>
+        </w:rPr>
+        <w:t>30</w:t>
+      </w:r>
+      <w:r>
+        <w:t>];</w:t>
+      </w:r>
+    </w:p>
+    <w:p>
+      <w:pPr>
+        <w:pStyle w:val="NoSpacing"/>
+      </w:pPr>
+    </w:p>
+    <w:p>
+      <w:pPr>
+        <w:pStyle w:val="NoSpacing"/>
+      </w:pPr>
+      <w:r>
+        <w:rPr>
+          <w:rStyle w:val="g"/>
+        </w:rPr>
+        <w:t>let</w:t>
+      </w:r>
+      <w:r>
+        <w:t xml:space="preserve"> </w:t>
+      </w:r>
+      <w:r>
+        <w:rPr>
+          <w:rStyle w:val="m"/>
+        </w:rPr>
+        <w:t>names</w:t>
+      </w:r>
+      <w:r>
+        <w:t xml:space="preserve">: </w:t>
+      </w:r>
+      <w:proofErr w:type="gramStart"/>
+      <w:r>
+        <w:rPr>
+          <w:rStyle w:val="m"/>
+        </w:rPr>
+        <w:t>string</w:t>
+      </w:r>
+      <w:r>
+        <w:t>[</w:t>
+      </w:r>
+      <w:proofErr w:type="gramEnd"/>
+      <w:r>
+        <w:t xml:space="preserve">] </w:t>
+      </w:r>
+      <w:r>
+        <w:rPr>
+          <w:rStyle w:val="g"/>
+        </w:rPr>
+        <w:t>=</w:t>
+      </w:r>
+      <w:r>
+        <w:t xml:space="preserve"> [</w:t>
+      </w:r>
+      <w:r>
+        <w:rPr>
+          <w:rStyle w:val="k"/>
+        </w:rPr>
+        <w:t>"John"</w:t>
+      </w:r>
+      <w:r>
+        <w:t xml:space="preserve">, </w:t>
+      </w:r>
+      <w:r>
+        <w:rPr>
+          <w:rStyle w:val="k"/>
+        </w:rPr>
+        <w:t>"David"</w:t>
+      </w:r>
+      <w:r>
+        <w:t xml:space="preserve">, </w:t>
+      </w:r>
+      <w:r>
+        <w:rPr>
+          <w:rStyle w:val="k"/>
+        </w:rPr>
+        <w:t>"Sam"</w:t>
+      </w:r>
+      <w:r>
+        <w:t>];</w:t>
+      </w:r>
+    </w:p>
+    <w:p>
+      <w:pPr>
+        <w:pStyle w:val="NoSpacing"/>
+      </w:pPr>
+    </w:p>
+    <w:p>
+      <w:pPr>
+        <w:pStyle w:val="NoSpacing"/>
+        <w:rPr>
+          <w:b/>
+        </w:rPr>
+      </w:pPr>
+      <w:r>
+        <w:rPr>
+          <w:b/>
+        </w:rPr>
+        <w:t>Another syntax:</w:t>
+      </w:r>
+    </w:p>
+    <w:p>
+      <w:pPr>
+        <w:pStyle w:val="NoSpacing"/>
+      </w:pPr>
+      <w:r>
+        <w:rPr>
+          <w:rStyle w:val="g"/>
+        </w:rPr>
+        <w:t>let</w:t>
+      </w:r>
+      <w:r>
+        <w:t xml:space="preserve"> </w:t>
+      </w:r>
+      <w:r>
+        <w:rPr>
+          <w:rStyle w:val="m"/>
+        </w:rPr>
+        <w:t>numbers</w:t>
+      </w:r>
+      <w:r>
+        <w:t xml:space="preserve">: </w:t>
+      </w:r>
+      <w:r>
+        <w:rPr>
+          <w:rStyle w:val="m"/>
+        </w:rPr>
+        <w:t>Array</w:t>
+      </w:r>
+      <w:r>
+        <w:t>&lt;</w:t>
+      </w:r>
+      <w:r>
+        <w:rPr>
+          <w:rStyle w:val="m"/>
+        </w:rPr>
+        <w:t>number</w:t>
+      </w:r>
+      <w:r>
+        <w:t xml:space="preserve">&gt; </w:t>
+      </w:r>
+      <w:r>
+        <w:rPr>
+          <w:rStyle w:val="g"/>
+        </w:rPr>
+        <w:t>=</w:t>
+      </w:r>
+      <w:r>
+        <w:t xml:space="preserve"> [</w:t>
+      </w:r>
+      <w:r>
+        <w:rPr>
+          <w:rStyle w:val="j"/>
+        </w:rPr>
+        <w:t>10</w:t>
+      </w:r>
+      <w:r>
+        <w:t xml:space="preserve">, </w:t>
+      </w:r>
+      <w:r>
+        <w:rPr>
+          <w:rStyle w:val="j"/>
+        </w:rPr>
+        <w:t>20</w:t>
+      </w:r>
+      <w:r>
+        <w:t xml:space="preserve">, </w:t>
+      </w:r>
+      <w:r>
+        <w:rPr>
+          <w:rStyle w:val="j"/>
+        </w:rPr>
+        <w:t>30</w:t>
+      </w:r>
+      <w:r>
+        <w:t>];</w:t>
+      </w:r>
+    </w:p>
+    <w:p>
+      <w:pPr>
+        <w:pStyle w:val="NoSpacing"/>
+      </w:pPr>
+    </w:p>
+    <w:p>
+      <w:pPr>
+        <w:pStyle w:val="NoSpacing"/>
+      </w:pPr>
+      <w:r>
+        <w:t xml:space="preserve">let </w:t>
+      </w:r>
+      <w:proofErr w:type="spellStart"/>
+      <w:proofErr w:type="gramStart"/>
+      <w:r>
+        <w:t>uname</w:t>
+      </w:r>
+      <w:proofErr w:type="spellEnd"/>
+      <w:r>
+        <w:t xml:space="preserve"> :</w:t>
+      </w:r>
+      <w:proofErr w:type="gramEnd"/>
+      <w:r>
+        <w:t xml:space="preserve"> Array&lt;string&gt; = ["10","20","30","40"]</w:t>
+      </w:r>
+    </w:p>
+    <w:p>
+      <w:pPr>
+        <w:pStyle w:val="NoSpacing"/>
+      </w:pPr>
+    </w:p>
+    <w:p>
+      <w:pPr>
+        <w:pStyle w:val="NoSpacing"/>
+      </w:pPr>
+    </w:p>
+    <w:p>
+      <w:pPr>
+        <w:pStyle w:val="NoSpacing"/>
+      </w:pPr>
+    </w:p>
+    <w:p>
+      <w:pPr>
+        <w:pStyle w:val="NoSpacing"/>
+      </w:pPr>
+    </w:p>
+    <w:p>
+      <w:pPr>
+        <w:pStyle w:val="NoSpacing"/>
+      </w:pPr>
+    </w:p>
+    <w:p>
+      <w:pPr>
+        <w:pStyle w:val="NoSpacing"/>
+      </w:pPr>
+    </w:p>
+    <w:p>
+      <w:pPr>
+        <w:pStyle w:val="NoSpacing"/>
+      </w:pPr>
+    </w:p>
+    <w:p>
+      <w:pPr>
+        <w:pStyle w:val="NoSpacing"/>
+        <w:rPr>
+          <w:b/>
+        </w:rPr>
+      </w:pPr>
+      <w:r>
+        <w:rPr>
+          <w:b/>
+        </w:rPr>
+        <w:t>Object Types</w:t>
+      </w:r>
+    </w:p>
+    <w:p>
+      <w:pPr>
+        <w:pStyle w:val="NoSpacing"/>
+      </w:pPr>
+      <w:r>
+        <w:t>You can define the structure of an object.</w:t>
+      </w:r>
+    </w:p>
+    <w:p>
+      <w:pPr>
+        <w:pStyle w:val="NoSpacing"/>
+      </w:pPr>
+      <w:r>
+        <w:rPr>
+          <w:rStyle w:val="g"/>
+        </w:rPr>
+        <w:t>let</w:t>
+      </w:r>
+      <w:r>
+        <w:t xml:space="preserve"> </w:t>
+      </w:r>
+      <w:r>
+        <w:rPr>
+          <w:rStyle w:val="m"/>
+        </w:rPr>
+        <w:t>user</w:t>
+      </w:r>
+      <w:r>
+        <w:t>: {</w:t>
+      </w:r>
+    </w:p>
+    <w:p>
+      <w:pPr>
+        <w:pStyle w:val="NoSpacing"/>
+      </w:pPr>
+      <w:r>
+        <w:t xml:space="preserve">    name: </w:t>
+      </w:r>
+      <w:r>
+        <w:rPr>
+          <w:rStyle w:val="m"/>
+        </w:rPr>
+        <w:t>string</w:t>
+      </w:r>
+      <w:r>
+        <w:t>;</w:t>
+      </w:r>
+    </w:p>
+    <w:p>
+      <w:pPr>
+        <w:pStyle w:val="NoSpacing"/>
+      </w:pPr>
+      <w:r>
+        <w:t xml:space="preserve">    age: </w:t>
+      </w:r>
+      <w:r>
+        <w:rPr>
+          <w:rStyle w:val="m"/>
+        </w:rPr>
+        <w:t>number</w:t>
+      </w:r>
+      <w:r>
+        <w:t>;</w:t>
+      </w:r>
+    </w:p>
+    <w:p>
+      <w:pPr>
+        <w:pStyle w:val="NoSpacing"/>
+      </w:pPr>
+      <w:r>
+        <w:t xml:space="preserve">    </w:t>
+      </w:r>
+      <w:proofErr w:type="spellStart"/>
+      <w:r>
+        <w:t>isAdmin</w:t>
+      </w:r>
+      <w:proofErr w:type="spellEnd"/>
+      <w:r>
+        <w:t xml:space="preserve">: </w:t>
+      </w:r>
+      <w:proofErr w:type="spellStart"/>
+      <w:r>
+        <w:rPr>
+          <w:rStyle w:val="m"/>
+        </w:rPr>
+        <w:t>boolean</w:t>
+      </w:r>
+      <w:proofErr w:type="spellEnd"/>
+      <w:r>
+        <w:t>;</w:t>
+      </w:r>
+    </w:p>
+    <w:p>
+      <w:pPr>
+        <w:pStyle w:val="NoSpacing"/>
+      </w:pPr>
+      <w:r>
+        <w:t xml:space="preserve">} </w:t>
+      </w:r>
+      <w:r>
+        <w:rPr>
+          <w:rStyle w:val="g"/>
+        </w:rPr>
+        <w:t>=</w:t>
+      </w:r>
+      <w:r>
+        <w:t xml:space="preserve"> {</w:t>
+      </w:r>
+    </w:p>
+    <w:p>
+      <w:pPr>
+        <w:pStyle w:val="NoSpacing"/>
+      </w:pPr>
+      <w:r>
+        <w:t xml:space="preserve">    name: </w:t>
+      </w:r>
+      <w:r>
+        <w:rPr>
+          <w:rStyle w:val="k"/>
+        </w:rPr>
+        <w:t>"John"</w:t>
+      </w:r>
+      <w:r>
+        <w:t>,</w:t>
+      </w:r>
+    </w:p>
+    <w:p>
+      <w:pPr>
+        <w:pStyle w:val="NoSpacing"/>
+      </w:pPr>
+      <w:r>
+        <w:t xml:space="preserve">    age: </w:t>
+      </w:r>
+      <w:r>
+        <w:rPr>
+          <w:rStyle w:val="j"/>
+        </w:rPr>
+        <w:t>30</w:t>
+      </w:r>
+      <w:r>
+        <w:t>,</w:t>
+      </w:r>
+    </w:p>
+    <w:p>
+      <w:pPr>
+        <w:pStyle w:val="NoSpacing"/>
+      </w:pPr>
+      <w:r>
+        <w:t xml:space="preserve">    </w:t>
+      </w:r>
+      <w:proofErr w:type="spellStart"/>
+      <w:r>
+        <w:t>isAdmin</w:t>
+      </w:r>
+      <w:proofErr w:type="spellEnd"/>
+      <w:r>
+        <w:t xml:space="preserve">: </w:t>
+      </w:r>
+      <w:r>
+        <w:rPr>
+          <w:rStyle w:val="j"/>
+        </w:rPr>
+        <w:t>true</w:t>
+      </w:r>
+    </w:p>
+    <w:p>
+      <w:pPr>
+        <w:pStyle w:val="NoSpacing"/>
+      </w:pPr>
+      <w:r>
+        <w:t>};</w:t>
+      </w:r>
+    </w:p>
+    <w:p>
+      <w:pPr>
+        <w:pStyle w:val="NoSpacing"/>
+      </w:pPr>
+      <w:r>
+        <w:t xml:space="preserve">Now TypeScript knows exactly what properties </w:t>
+      </w:r>
+      <w:r>
+        <w:rPr>
+          <w:rStyle w:val="HTMLCode"/>
+          <w:rFonts w:ascii="Times New Roman" w:eastAsiaTheme="minorHAnsi" w:hAnsi="Times New Roman" w:cstheme="minorBidi"/>
+          <w:sz w:val="24"/>
+          <w:szCs w:val="22"/>
+        </w:rPr>
+        <w:t>user</w:t>
+      </w:r>
+      <w:r>
+        <w:t xml:space="preserve"> should have.</w:t>
+      </w:r>
+    </w:p>
+    <w:p>
+      <w:pPr>
+        <w:pStyle w:val="NoSpacing"/>
+      </w:pPr>
+      <w:r>
+        <w:t>This will produce an error:</w:t>
+      </w:r>
+    </w:p>
+    <w:p>
+      <w:pPr>
+        <w:pStyle w:val="NoSpacing"/>
+      </w:pPr>
+      <w:proofErr w:type="spellStart"/>
+      <w:r>
+        <w:rPr>
+          <w:rStyle w:val="m"/>
+        </w:rPr>
+        <w:t>user</w:t>
+      </w:r>
+      <w:r>
+        <w:rPr>
+          <w:rStyle w:val="g"/>
+        </w:rPr>
+        <w:t>.</w:t>
+      </w:r>
+      <w:r>
+        <w:t>age</w:t>
+      </w:r>
+      <w:proofErr w:type="spellEnd"/>
+      <w:r>
+        <w:t xml:space="preserve"> </w:t>
+      </w:r>
+      <w:r>
+        <w:rPr>
+          <w:rStyle w:val="g"/>
+        </w:rPr>
+        <w:t>=</w:t>
+      </w:r>
+      <w:r>
+        <w:t xml:space="preserve"> </w:t>
+      </w:r>
+      <w:r>
+        <w:rPr>
+          <w:rStyle w:val="k"/>
+        </w:rPr>
+        <w:t>"30"</w:t>
+      </w:r>
+      <w:r>
+        <w:t xml:space="preserve">; </w:t>
+      </w:r>
+      <w:r>
+        <w:rPr>
+          <w:rStyle w:val="e"/>
+        </w:rPr>
+        <w:t xml:space="preserve">// </w:t>
+      </w:r>
+      <w:r>
+        <w:rPr>
+          <w:rStyle w:val="e"/>
+          <w:rFonts w:ascii="Segoe UI Emoji" w:hAnsi="Segoe UI Emoji" w:cs="Segoe UI Emoji"/>
+        </w:rPr>
+        <w:t>❌</w:t>
+      </w:r>
+    </w:p>
+    <w:p>
+      <w:pPr>
+        <w:pStyle w:val="NoSpacing"/>
+      </w:pPr>
+      <w:r>
+        <w:t xml:space="preserve">Because </w:t>
+      </w:r>
+      <w:r>
+        <w:rPr>
+          <w:rStyle w:val="HTMLCode"/>
+          <w:rFonts w:ascii="Times New Roman" w:eastAsiaTheme="minorHAnsi" w:hAnsi="Times New Roman" w:cstheme="minorBidi"/>
+          <w:sz w:val="24"/>
+          <w:szCs w:val="22"/>
+        </w:rPr>
+        <w:t>age</w:t>
+      </w:r>
+      <w:r>
+        <w:t xml:space="preserve"> should be a number.</w:t>
+      </w:r>
+    </w:p>
+    <w:p>
+      <w:pPr>
+        <w:pStyle w:val="NoSpacing"/>
+      </w:pPr>
+    </w:p>
+    <w:p>
+      <w:pPr>
+        <w:pStyle w:val="NoSpacing"/>
+        <w:rPr>
+          <w:b/>
+        </w:rPr>
+      </w:pPr>
+      <w:r>
+        <w:rPr>
+          <w:b/>
+        </w:rPr>
+        <w:t>Type Alias</w:t>
+      </w:r>
+    </w:p>
+    <w:p>
+      <w:pPr>
+        <w:pStyle w:val="NoSpacing"/>
+      </w:pPr>
+      <w:r>
+        <w:t>Instead of repeatedly writing an object structure, we can create a type.</w:t>
+      </w:r>
+    </w:p>
+    <w:p>
+      <w:pPr>
+        <w:pStyle w:val="NoSpacing"/>
+      </w:pPr>
+      <w:r>
+        <w:rPr>
+          <w:rStyle w:val="g"/>
+        </w:rPr>
+        <w:t>type</w:t>
+      </w:r>
+      <w:r>
+        <w:t xml:space="preserve"> </w:t>
+      </w:r>
+      <w:r>
+        <w:rPr>
+          <w:rStyle w:val="m"/>
+        </w:rPr>
+        <w:t>User</w:t>
+      </w:r>
+      <w:r>
+        <w:t xml:space="preserve"> </w:t>
+      </w:r>
+      <w:r>
+        <w:rPr>
+          <w:rStyle w:val="g"/>
+        </w:rPr>
+        <w:t>=</w:t>
+      </w:r>
+      <w:r>
+        <w:t xml:space="preserve"> {</w:t>
+      </w:r>
+    </w:p>
+    <w:p>
+      <w:pPr>
+        <w:pStyle w:val="NoSpacing"/>
+      </w:pPr>
+      <w:r>
+        <w:t xml:space="preserve">    name: </w:t>
+      </w:r>
+      <w:r>
+        <w:rPr>
+          <w:rStyle w:val="m"/>
+        </w:rPr>
+        <w:t>string</w:t>
+      </w:r>
+      <w:r>
+        <w:t>;</w:t>
+      </w:r>
+    </w:p>
+    <w:p>
+      <w:pPr>
+        <w:pStyle w:val="NoSpacing"/>
+      </w:pPr>
+      <w:r>
+        <w:t xml:space="preserve">    age: </w:t>
+      </w:r>
+      <w:r>
+        <w:rPr>
+          <w:rStyle w:val="m"/>
+        </w:rPr>
+        <w:t>number</w:t>
+      </w:r>
+      <w:r>
+        <w:t>;</w:t>
+      </w:r>
+    </w:p>
+    <w:p>
+      <w:pPr>
+        <w:pStyle w:val="NoSpacing"/>
+      </w:pPr>
+      <w:r>
+        <w:t xml:space="preserve">    email: </w:t>
+      </w:r>
+      <w:r>
+        <w:rPr>
+          <w:rStyle w:val="m"/>
+        </w:rPr>
+        <w:t>string</w:t>
+      </w:r>
+      <w:r>
+        <w:t>;</w:t>
+      </w:r>
+    </w:p>
+    <w:p>
+      <w:pPr>
+        <w:pStyle w:val="NoSpacing"/>
+      </w:pPr>
+      <w:r>
+        <w:t>};</w:t>
+      </w:r>
+    </w:p>
+    <w:p>
+      <w:pPr>
+        <w:pStyle w:val="NoSpacing"/>
+      </w:pPr>
+    </w:p>
+    <w:p>
+      <w:pPr>
+        <w:pStyle w:val="NoSpacing"/>
+      </w:pPr>
+      <w:r>
+        <w:t>Then:</w:t>
+      </w:r>
+    </w:p>
+    <w:p>
+      <w:pPr>
+        <w:pStyle w:val="NoSpacing"/>
+      </w:pPr>
+      <w:r>
+        <w:rPr>
+          <w:rStyle w:val="g"/>
+        </w:rPr>
+        <w:t>const</w:t>
+      </w:r>
+      <w:r>
+        <w:t xml:space="preserve"> </w:t>
+      </w:r>
+      <w:r>
+        <w:rPr>
+          <w:rStyle w:val="m"/>
+        </w:rPr>
+        <w:t>user</w:t>
+      </w:r>
+      <w:r>
+        <w:rPr>
+          <w:rStyle w:val="m"/>
+        </w:rPr>
+        <w:t>1</w:t>
+      </w:r>
+      <w:r>
+        <w:t xml:space="preserve">: </w:t>
+      </w:r>
+      <w:r>
+        <w:rPr>
+          <w:rStyle w:val="m"/>
+        </w:rPr>
+        <w:t>User</w:t>
+      </w:r>
+      <w:r>
+        <w:t xml:space="preserve"> </w:t>
+      </w:r>
+      <w:r>
+        <w:rPr>
+          <w:rStyle w:val="g"/>
+        </w:rPr>
+        <w:t>=</w:t>
+      </w:r>
+      <w:r>
+        <w:t xml:space="preserve"> {</w:t>
+      </w:r>
+    </w:p>
+    <w:p>
+      <w:pPr>
+        <w:pStyle w:val="NoSpacing"/>
+      </w:pPr>
+      <w:r>
+        <w:t xml:space="preserve">    name: </w:t>
+      </w:r>
+      <w:r>
+        <w:rPr>
+          <w:rStyle w:val="k"/>
+        </w:rPr>
+        <w:t>"John"</w:t>
+      </w:r>
+      <w:r>
+        <w:t>,</w:t>
+      </w:r>
+    </w:p>
+    <w:p>
+      <w:pPr>
+        <w:pStyle w:val="NoSpacing"/>
+      </w:pPr>
+      <w:r>
+        <w:t xml:space="preserve">    age: </w:t>
+      </w:r>
+      <w:r>
+        <w:rPr>
+          <w:rStyle w:val="j"/>
+        </w:rPr>
+        <w:t>30</w:t>
+      </w:r>
+      <w:r>
+        <w:t>,</w:t>
+      </w:r>
+    </w:p>
+    <w:p>
+      <w:pPr>
+        <w:pStyle w:val="NoSpacing"/>
+      </w:pPr>
+      <w:r>
+        <w:t xml:space="preserve">    email: </w:t>
+      </w:r>
+      <w:r>
+        <w:rPr>
+          <w:rStyle w:val="k"/>
+        </w:rPr>
+        <w:t>"john@gmail.com"</w:t>
+      </w:r>
+    </w:p>
+    <w:p>
+      <w:pPr>
+        <w:pStyle w:val="NoSpacing"/>
+      </w:pPr>
+      <w:r>
+        <w:t>};</w:t>
+      </w:r>
+    </w:p>
+    <w:p>
+      <w:pPr>
+        <w:pStyle w:val="NoSpacing"/>
+      </w:pPr>
+      <w:r>
+        <w:t>You can reuse it:</w:t>
+      </w:r>
+    </w:p>
+    <w:p>
+      <w:pPr>
+        <w:pStyle w:val="NoSpacing"/>
+      </w:pPr>
+      <w:r>
+        <w:rPr>
+          <w:rStyle w:val="g"/>
+        </w:rPr>
+        <w:t>const</w:t>
+      </w:r>
+      <w:r>
+        <w:t xml:space="preserve"> </w:t>
+      </w:r>
+      <w:r>
+        <w:rPr>
+          <w:rStyle w:val="m"/>
+        </w:rPr>
+        <w:t>user</w:t>
+      </w:r>
+      <w:r>
+        <w:rPr>
+          <w:rStyle w:val="m"/>
+        </w:rPr>
+        <w:t>2</w:t>
+      </w:r>
+      <w:r>
+        <w:t xml:space="preserve">: </w:t>
+      </w:r>
+      <w:r>
+        <w:rPr>
+          <w:rStyle w:val="m"/>
+        </w:rPr>
+        <w:t>User</w:t>
+      </w:r>
+      <w:r>
+        <w:t xml:space="preserve"> </w:t>
+      </w:r>
+      <w:r>
+        <w:rPr>
+          <w:rStyle w:val="g"/>
+        </w:rPr>
+        <w:t>=</w:t>
+      </w:r>
+      <w:r>
+        <w:t xml:space="preserve"> {</w:t>
+      </w:r>
+    </w:p>
+    <w:p>
+      <w:pPr>
+        <w:pStyle w:val="NoSpacing"/>
+      </w:pPr>
+      <w:r>
+        <w:t xml:space="preserve">    name: </w:t>
+      </w:r>
+      <w:r>
+        <w:rPr>
+          <w:rStyle w:val="k"/>
+        </w:rPr>
+        <w:t>"John"</w:t>
+      </w:r>
+      <w:r>
+        <w:t>,</w:t>
+      </w:r>
+    </w:p>
+    <w:p>
+      <w:pPr>
+        <w:pStyle w:val="NoSpacing"/>
+      </w:pPr>
+      <w:r>
+        <w:t xml:space="preserve">    age: </w:t>
+      </w:r>
+      <w:r>
+        <w:rPr>
+          <w:rStyle w:val="j"/>
+        </w:rPr>
+        <w:t>30</w:t>
+      </w:r>
+      <w:r>
+        <w:t>,</w:t>
+      </w:r>
+    </w:p>
+    <w:p>
+      <w:pPr>
+        <w:pStyle w:val="NoSpacing"/>
+      </w:pPr>
+      <w:r>
+        <w:t xml:space="preserve">    email: </w:t>
+      </w:r>
+      <w:r>
+        <w:rPr>
+          <w:rStyle w:val="k"/>
+        </w:rPr>
+        <w:t>"john@gmail.com"</w:t>
+      </w:r>
+    </w:p>
+    <w:p>
+      <w:pPr>
+        <w:pStyle w:val="NoSpacing"/>
+      </w:pPr>
+      <w:r>
+        <w:t>};</w:t>
+      </w:r>
+    </w:p>
+    <w:p>
+      <w:pPr>
+        <w:pStyle w:val="NoSpacing"/>
+      </w:pPr>
+    </w:p>
+    <w:p>
+      <w:pPr>
+        <w:pStyle w:val="NoSpacing"/>
+      </w:pPr>
+      <w:r>
+        <w:rPr>
+          <w:rStyle w:val="g"/>
+        </w:rPr>
+        <w:t>const</w:t>
+      </w:r>
+      <w:r>
+        <w:t xml:space="preserve"> </w:t>
+      </w:r>
+      <w:r>
+        <w:rPr>
+          <w:rStyle w:val="m"/>
+        </w:rPr>
+        <w:t>user</w:t>
+      </w:r>
+      <w:r>
+        <w:rPr>
+          <w:rStyle w:val="m"/>
+        </w:rPr>
+        <w:t>3</w:t>
+      </w:r>
+      <w:r>
+        <w:t xml:space="preserve">: </w:t>
+      </w:r>
+      <w:r>
+        <w:rPr>
+          <w:rStyle w:val="m"/>
+        </w:rPr>
+        <w:t>User</w:t>
+      </w:r>
+      <w:r>
+        <w:t xml:space="preserve"> </w:t>
+      </w:r>
+      <w:r>
+        <w:rPr>
+          <w:rStyle w:val="g"/>
+        </w:rPr>
+        <w:t>=</w:t>
+      </w:r>
+      <w:r>
+        <w:t xml:space="preserve"> {</w:t>
+      </w:r>
+    </w:p>
+    <w:p>
+      <w:pPr>
+        <w:pStyle w:val="NoSpacing"/>
+      </w:pPr>
+      <w:r>
+        <w:t xml:space="preserve">    name: </w:t>
+      </w:r>
+      <w:r>
+        <w:rPr>
+          <w:rStyle w:val="k"/>
+        </w:rPr>
+        <w:t>"David"</w:t>
+      </w:r>
+      <w:r>
+        <w:t>,</w:t>
+      </w:r>
+    </w:p>
+    <w:p>
+      <w:pPr>
+        <w:pStyle w:val="NoSpacing"/>
+      </w:pPr>
+      <w:r>
+        <w:t xml:space="preserve">    age: </w:t>
+      </w:r>
+      <w:r>
+        <w:rPr>
+          <w:rStyle w:val="j"/>
+        </w:rPr>
+        <w:t>25</w:t>
+      </w:r>
+      <w:r>
+        <w:t>,</w:t>
+      </w:r>
+    </w:p>
+    <w:p>
+      <w:pPr>
+        <w:pStyle w:val="NoSpacing"/>
+      </w:pPr>
+      <w:r>
+        <w:t xml:space="preserve">    email: </w:t>
+      </w:r>
+      <w:r>
+        <w:rPr>
+          <w:rStyle w:val="k"/>
+        </w:rPr>
+        <w:t>"david@gmail.com"</w:t>
+      </w:r>
+    </w:p>
+    <w:p>
+      <w:pPr>
+        <w:pStyle w:val="NoSpacing"/>
+      </w:pPr>
+      <w:r>
+        <w:t>};</w:t>
+      </w:r>
+    </w:p>
+    <w:p>
+      <w:pPr>
+        <w:pStyle w:val="NoSpacing"/>
+      </w:pPr>
+    </w:p>
+    <w:p>
+      <w:pPr>
+        <w:pStyle w:val="NoSpacing"/>
+      </w:pPr>
+    </w:p>
+    <w:p>
+      <w:pPr>
+        <w:pStyle w:val="NoSpacing"/>
+      </w:pPr>
+    </w:p>
+    <w:p>
+      <w:pPr>
+        <w:pStyle w:val="NoSpacing"/>
+      </w:pPr>
+    </w:p>
+    <w:p>
+      <w:pPr>
+        <w:pStyle w:val="NoSpacing"/>
+      </w:pPr>
+    </w:p>
+    <w:p>
+      <w:pPr>
+        <w:pStyle w:val="NoSpacing"/>
+        <w:rPr>
+          <w:b/>
+        </w:rPr>
+      </w:pPr>
+      <w:r>
+        <w:rPr>
+          <w:b/>
+        </w:rPr>
+        <w:lastRenderedPageBreak/>
+        <w:t>Type vs Interface</w:t>
+      </w:r>
+    </w:p>
+    <w:p>
+      <w:pPr>
+        <w:pStyle w:val="NoSpacing"/>
+      </w:pPr>
+      <w:r>
+        <w:t>Both can define object structures.</w:t>
+      </w:r>
+    </w:p>
+    <w:p>
+      <w:pPr>
+        <w:pStyle w:val="NoSpacing"/>
+      </w:pPr>
+    </w:p>
+    <w:p>
+      <w:pPr>
+        <w:pStyle w:val="NoSpacing"/>
+      </w:pPr>
+      <w:r>
+        <w:rPr>
+          <w:rStyle w:val="g"/>
+        </w:rPr>
+        <w:t>type</w:t>
+      </w:r>
+      <w:r>
+        <w:t xml:space="preserve"> </w:t>
+      </w:r>
+      <w:r>
+        <w:rPr>
+          <w:rStyle w:val="m"/>
+        </w:rPr>
+        <w:t>User</w:t>
+      </w:r>
+      <w:r>
+        <w:t xml:space="preserve"> </w:t>
+      </w:r>
+      <w:r>
+        <w:rPr>
+          <w:rStyle w:val="g"/>
+        </w:rPr>
+        <w:t>=</w:t>
+      </w:r>
+      <w:r>
+        <w:t xml:space="preserve"> {</w:t>
+      </w:r>
+    </w:p>
+    <w:p>
+      <w:pPr>
+        <w:pStyle w:val="NoSpacing"/>
+      </w:pPr>
+      <w:r>
+        <w:t xml:space="preserve">    name: </w:t>
+      </w:r>
+      <w:r>
+        <w:rPr>
+          <w:rStyle w:val="m"/>
+        </w:rPr>
+        <w:t>string</w:t>
+      </w:r>
+      <w:r>
+        <w:t>;</w:t>
+      </w:r>
+    </w:p>
+    <w:p>
+      <w:pPr>
+        <w:pStyle w:val="NoSpacing"/>
+      </w:pPr>
+      <w:r>
+        <w:t>};</w:t>
+      </w:r>
+    </w:p>
+    <w:p>
+      <w:pPr>
+        <w:pStyle w:val="NoSpacing"/>
+      </w:pPr>
+    </w:p>
+    <w:p>
+      <w:pPr>
+        <w:pStyle w:val="NoSpacing"/>
+      </w:pPr>
+      <w:r>
+        <w:rPr>
+          <w:rStyle w:val="g"/>
+        </w:rPr>
+        <w:t>interface</w:t>
+      </w:r>
+      <w:r>
+        <w:t xml:space="preserve"> </w:t>
+      </w:r>
+      <w:r>
+        <w:rPr>
+          <w:rStyle w:val="m"/>
+        </w:rPr>
+        <w:t>User</w:t>
+      </w:r>
+      <w:r>
+        <w:t xml:space="preserve"> {</w:t>
+      </w:r>
+    </w:p>
+    <w:p>
+      <w:pPr>
+        <w:pStyle w:val="NoSpacing"/>
+      </w:pPr>
+      <w:r>
+        <w:t xml:space="preserve">    name: </w:t>
+      </w:r>
+      <w:r>
+        <w:rPr>
+          <w:rStyle w:val="m"/>
+        </w:rPr>
+        <w:t>string</w:t>
+      </w:r>
+      <w:r>
+        <w:t>;</w:t>
+      </w:r>
+    </w:p>
+    <w:p>
+      <w:pPr>
+        <w:pStyle w:val="NoSpacing"/>
+      </w:pPr>
+      <w:r>
+        <w:t>}</w:t>
+      </w:r>
+    </w:p>
+    <w:p>
+      <w:pPr>
+        <w:pStyle w:val="NoSpacing"/>
+      </w:pPr>
+    </w:p>
+    <w:p>
+      <w:pPr>
+        <w:pStyle w:val="NoSpacing"/>
+        <w:rPr>
+          <w:rStyle w:val="Strong"/>
+          <w:b w:val="0"/>
+          <w:bCs w:val="0"/>
+        </w:rPr>
+      </w:pPr>
+      <w:r>
+        <w:rPr>
+          <w:rStyle w:val="Strong"/>
+          <w:b w:val="0"/>
+          <w:bCs w:val="0"/>
+        </w:rPr>
+        <w:t>Interfaces are especially useful for defining object/class contracts, while type aliases are more flexible and can represent unions, primitives, tuples, etc.</w:t>
+      </w:r>
+    </w:p>
+    <w:p>
+      <w:pPr>
+        <w:pStyle w:val="NoSpacing"/>
+      </w:pPr>
+    </w:p>
+    <w:p>
+      <w:pPr>
+        <w:pStyle w:val="NoSpacing"/>
+        <w:rPr>
+          <w:b/>
+        </w:rPr>
+      </w:pPr>
+      <w:r>
+        <w:rPr>
+          <w:b/>
+        </w:rPr>
+        <w:t>For example:</w:t>
+      </w:r>
+    </w:p>
+    <w:p>
+      <w:pPr>
+        <w:pStyle w:val="NoSpacing"/>
+      </w:pPr>
+      <w:r>
+        <w:t>type Status = "loading" | "success" | "error";</w:t>
+      </w:r>
+    </w:p>
+    <w:p>
+      <w:pPr>
+        <w:pStyle w:val="NoSpacing"/>
+      </w:pPr>
+    </w:p>
+    <w:p>
+      <w:pPr>
+        <w:pStyle w:val="NoSpacing"/>
+      </w:pPr>
+      <w:r>
+        <w:t xml:space="preserve">In TypeScript, </w:t>
+      </w:r>
+      <w:r>
+        <w:rPr>
+          <w:b/>
+        </w:rPr>
+        <w:t>primitives</w:t>
+      </w:r>
+      <w:r>
+        <w:t xml:space="preserve"> are the basic data types that represent a single simple value. They are not </w:t>
+      </w:r>
+      <w:proofErr w:type="gramStart"/>
+      <w:r>
+        <w:t>objects</w:t>
+      </w:r>
+      <w:proofErr w:type="gramEnd"/>
+      <w:r>
+        <w:t xml:space="preserve"> and don't contain collections of values.</w:t>
+      </w:r>
+    </w:p>
+    <w:p>
+      <w:pPr>
+        <w:pStyle w:val="NoSpacing"/>
+      </w:pPr>
+    </w:p>
+    <w:p>
+      <w:pPr>
+        <w:pStyle w:val="NoSpacing"/>
+      </w:pPr>
+      <w:r>
+        <w:t>TypeScript has 7 main primitive types:</w:t>
+      </w:r>
+    </w:p>
+    <w:tbl>
+      <w:tblPr>
+        <w:tblW w:w="0" w:type="auto"/>
+        <w:tblCellSpacing w:w="15" w:type="dxa"/>
+        <w:tblCellMar>
+          <w:top w:w="15" w:type="dxa"/>
+          <w:left w:w="15" w:type="dxa"/>
+          <w:bottom w:w="15" w:type="dxa"/>
+          <w:right w:w="15" w:type="dxa"/>
+        </w:tblCellMar>
+        <w:tblLook w:val="04A0" w:firstRow="1" w:lastRow="0" w:firstColumn="1" w:lastColumn="0" w:noHBand="0" w:noVBand="1"/>
+      </w:tblPr>
+      <w:tblGrid>
+        <w:gridCol w:w="1035"/>
+        <w:gridCol w:w="1350"/>
+        <w:gridCol w:w="2941"/>
+      </w:tblGrid>
+      <w:tr>
+        <w:trPr>
+          <w:tblHeader/>
+          <w:tblCellSpacing w:w="15" w:type="dxa"/>
+        </w:trPr>
+        <w:tc>
+          <w:tcPr>
+            <w:tcW w:w="0" w:type="auto"/>
+            <w:vAlign w:val="center"/>
+            <w:hideMark/>
+          </w:tcPr>
+          <w:p>
+            <w:pPr>
+              <w:pStyle w:val="NoSpacing"/>
+            </w:pPr>
+            <w:r>
+              <w:t>Primitive</w:t>
+            </w:r>
+          </w:p>
+        </w:tc>
+        <w:tc>
+          <w:tcPr>
+            <w:tcW w:w="0" w:type="auto"/>
+            <w:vAlign w:val="center"/>
+            <w:hideMark/>
+          </w:tcPr>
+          <w:p>
+            <w:pPr>
+              <w:pStyle w:val="NoSpacing"/>
+            </w:pPr>
+            <w:r>
+              <w:t>Example</w:t>
+            </w:r>
+          </w:p>
+        </w:tc>
+        <w:tc>
+          <w:tcPr>
+            <w:tcW w:w="0" w:type="auto"/>
+            <w:vAlign w:val="center"/>
+            <w:hideMark/>
+          </w:tcPr>
+          <w:p>
+            <w:pPr>
+              <w:pStyle w:val="NoSpacing"/>
+            </w:pPr>
+            <w:r>
+              <w:t>Description</w:t>
+            </w:r>
+          </w:p>
+        </w:tc>
+      </w:tr>
+      <w:tr>
+        <w:trPr>
+          <w:tblCellSpacing w:w="15" w:type="dxa"/>
+        </w:trPr>
+        <w:tc>
+          <w:tcPr>
+            <w:tcW w:w="0" w:type="auto"/>
+            <w:vAlign w:val="center"/>
+            <w:hideMark/>
+          </w:tcPr>
+          <w:p>
+            <w:pPr>
+              <w:pStyle w:val="NoSpacing"/>
+            </w:pPr>
+            <w:r>
+              <w:t>string</w:t>
+            </w:r>
+          </w:p>
+        </w:tc>
+        <w:tc>
+          <w:tcPr>
+            <w:tcW w:w="0" w:type="auto"/>
+            <w:vAlign w:val="center"/>
+            <w:hideMark/>
+          </w:tcPr>
+          <w:p>
+            <w:pPr>
+              <w:pStyle w:val="NoSpacing"/>
+            </w:pPr>
+            <w:r>
+              <w:t>"Hello"</w:t>
+            </w:r>
+          </w:p>
+        </w:tc>
+        <w:tc>
+          <w:tcPr>
+            <w:tcW w:w="0" w:type="auto"/>
+            <w:vAlign w:val="center"/>
+            <w:hideMark/>
+          </w:tcPr>
+          <w:p>
+            <w:pPr>
+              <w:pStyle w:val="NoSpacing"/>
+            </w:pPr>
+            <w:r>
+              <w:t>Text</w:t>
+            </w:r>
+          </w:p>
+        </w:tc>
+      </w:tr>
+      <w:tr>
+        <w:trPr>
+          <w:tblCellSpacing w:w="15" w:type="dxa"/>
+        </w:trPr>
+        <w:tc>
+          <w:tcPr>
+            <w:tcW w:w="0" w:type="auto"/>
+            <w:vAlign w:val="center"/>
+            <w:hideMark/>
+          </w:tcPr>
+          <w:p>
+            <w:pPr>
+              <w:pStyle w:val="NoSpacing"/>
+            </w:pPr>
+            <w:r>
+              <w:t>number</w:t>
+            </w:r>
+          </w:p>
+        </w:tc>
+        <w:tc>
+          <w:tcPr>
+            <w:tcW w:w="0" w:type="auto"/>
+            <w:vAlign w:val="center"/>
+            <w:hideMark/>
+          </w:tcPr>
+          <w:p>
+            <w:pPr>
+              <w:pStyle w:val="NoSpacing"/>
+            </w:pPr>
+            <w:r>
+              <w:t>100, 10.5</w:t>
+            </w:r>
+          </w:p>
+        </w:tc>
+        <w:tc>
+          <w:tcPr>
+            <w:tcW w:w="0" w:type="auto"/>
+            <w:vAlign w:val="center"/>
+            <w:hideMark/>
+          </w:tcPr>
+          <w:p>
+            <w:pPr>
+              <w:pStyle w:val="NoSpacing"/>
+            </w:pPr>
+            <w:r>
+              <w:t>Numbers</w:t>
+            </w:r>
+          </w:p>
+        </w:tc>
+      </w:tr>
+      <w:tr>
+        <w:trPr>
+          <w:tblCellSpacing w:w="15" w:type="dxa"/>
+        </w:trPr>
+        <w:tc>
+          <w:tcPr>
+            <w:tcW w:w="0" w:type="auto"/>
+            <w:vAlign w:val="center"/>
+            <w:hideMark/>
+          </w:tcPr>
+          <w:p>
+            <w:pPr>
+              <w:pStyle w:val="NoSpacing"/>
+            </w:pPr>
+            <w:proofErr w:type="spellStart"/>
+            <w:r>
+              <w:t>boolean</w:t>
+            </w:r>
+            <w:proofErr w:type="spellEnd"/>
+          </w:p>
+        </w:tc>
+        <w:tc>
+          <w:tcPr>
+            <w:tcW w:w="0" w:type="auto"/>
+            <w:vAlign w:val="center"/>
+            <w:hideMark/>
+          </w:tcPr>
+          <w:p>
+            <w:pPr>
+              <w:pStyle w:val="NoSpacing"/>
+            </w:pPr>
+            <w:r>
+              <w:t>true, false</w:t>
+            </w:r>
+          </w:p>
+        </w:tc>
+        <w:tc>
+          <w:tcPr>
+            <w:tcW w:w="0" w:type="auto"/>
+            <w:vAlign w:val="center"/>
+            <w:hideMark/>
+          </w:tcPr>
+          <w:p>
+            <w:pPr>
+              <w:pStyle w:val="NoSpacing"/>
+            </w:pPr>
+            <w:r>
+              <w:t>True/false</w:t>
+            </w:r>
+          </w:p>
+        </w:tc>
+      </w:tr>
+      <w:tr>
+        <w:trPr>
+          <w:tblCellSpacing w:w="15" w:type="dxa"/>
+        </w:trPr>
+        <w:tc>
+          <w:tcPr>
+            <w:tcW w:w="0" w:type="auto"/>
+            <w:vAlign w:val="center"/>
+            <w:hideMark/>
+          </w:tcPr>
+          <w:p>
+            <w:pPr>
+              <w:pStyle w:val="NoSpacing"/>
+            </w:pPr>
+            <w:r>
+              <w:t>null</w:t>
+            </w:r>
+          </w:p>
+        </w:tc>
+        <w:tc>
+          <w:tcPr>
+            <w:tcW w:w="0" w:type="auto"/>
+            <w:vAlign w:val="center"/>
+            <w:hideMark/>
+          </w:tcPr>
+          <w:p>
+            <w:pPr>
+              <w:pStyle w:val="NoSpacing"/>
+            </w:pPr>
+            <w:r>
+              <w:t>null</w:t>
+            </w:r>
+          </w:p>
+        </w:tc>
+        <w:tc>
+          <w:tcPr>
+            <w:tcW w:w="0" w:type="auto"/>
+            <w:vAlign w:val="center"/>
+            <w:hideMark/>
+          </w:tcPr>
+          <w:p>
+            <w:pPr>
+              <w:pStyle w:val="NoSpacing"/>
+            </w:pPr>
+            <w:r>
+              <w:t>Intentional absence of a value</w:t>
+            </w:r>
+          </w:p>
+        </w:tc>
+      </w:tr>
+      <w:tr>
+        <w:trPr>
+          <w:tblCellSpacing w:w="15" w:type="dxa"/>
+        </w:trPr>
+        <w:tc>
+          <w:tcPr>
+            <w:tcW w:w="0" w:type="auto"/>
+            <w:vAlign w:val="center"/>
+            <w:hideMark/>
+          </w:tcPr>
+          <w:p>
+            <w:pPr>
+              <w:pStyle w:val="NoSpacing"/>
+            </w:pPr>
+            <w:r>
+              <w:t>undefined</w:t>
+            </w:r>
+          </w:p>
+        </w:tc>
+        <w:tc>
+          <w:tcPr>
+            <w:tcW w:w="0" w:type="auto"/>
+            <w:vAlign w:val="center"/>
+            <w:hideMark/>
+          </w:tcPr>
+          <w:p>
+            <w:pPr>
+              <w:pStyle w:val="NoSpacing"/>
+            </w:pPr>
+            <w:r>
+              <w:t>undefined</w:t>
+            </w:r>
+          </w:p>
+        </w:tc>
+        <w:tc>
+          <w:tcPr>
+            <w:tcW w:w="0" w:type="auto"/>
+            <w:vAlign w:val="center"/>
+            <w:hideMark/>
+          </w:tcPr>
+          <w:p>
+            <w:pPr>
+              <w:pStyle w:val="NoSpacing"/>
+            </w:pPr>
+            <w:r>
+              <w:t>Value has not been assigned</w:t>
+            </w:r>
+          </w:p>
+        </w:tc>
+      </w:tr>
+      <w:tr>
+        <w:trPr>
+          <w:tblCellSpacing w:w="15" w:type="dxa"/>
+        </w:trPr>
+        <w:tc>
+          <w:tcPr>
+            <w:tcW w:w="0" w:type="auto"/>
+            <w:vAlign w:val="center"/>
+            <w:hideMark/>
+          </w:tcPr>
+          <w:p>
+            <w:pPr>
+              <w:pStyle w:val="NoSpacing"/>
+            </w:pPr>
+            <w:proofErr w:type="spellStart"/>
+            <w:r>
+              <w:t>bigint</w:t>
+            </w:r>
+            <w:proofErr w:type="spellEnd"/>
+          </w:p>
+        </w:tc>
+        <w:tc>
+          <w:tcPr>
+            <w:tcW w:w="0" w:type="auto"/>
+            <w:vAlign w:val="center"/>
+            <w:hideMark/>
+          </w:tcPr>
+          <w:p>
+            <w:pPr>
+              <w:pStyle w:val="NoSpacing"/>
+            </w:pPr>
+            <w:r>
+              <w:t>100n</w:t>
+            </w:r>
+          </w:p>
+        </w:tc>
+        <w:tc>
+          <w:tcPr>
+            <w:tcW w:w="0" w:type="auto"/>
+            <w:vAlign w:val="center"/>
+            <w:hideMark/>
+          </w:tcPr>
+          <w:p>
+            <w:pPr>
+              <w:pStyle w:val="NoSpacing"/>
+            </w:pPr>
+            <w:r>
+              <w:t>Very large integers</w:t>
+            </w:r>
+          </w:p>
+        </w:tc>
+      </w:tr>
+      <w:tr>
+        <w:trPr>
+          <w:tblCellSpacing w:w="15" w:type="dxa"/>
+        </w:trPr>
+        <w:tc>
+          <w:tcPr>
+            <w:tcW w:w="0" w:type="auto"/>
+            <w:vAlign w:val="center"/>
+            <w:hideMark/>
+          </w:tcPr>
+          <w:p>
+            <w:pPr>
+              <w:pStyle w:val="NoSpacing"/>
+            </w:pPr>
+            <w:r>
+              <w:t>symbol</w:t>
+            </w:r>
+          </w:p>
+        </w:tc>
+        <w:tc>
+          <w:tcPr>
+            <w:tcW w:w="0" w:type="auto"/>
+            <w:vAlign w:val="center"/>
+            <w:hideMark/>
+          </w:tcPr>
+          <w:p>
+            <w:pPr>
+              <w:pStyle w:val="NoSpacing"/>
+            </w:pPr>
+            <w:r>
+              <w:t>Symbol("id")</w:t>
+            </w:r>
+          </w:p>
+        </w:tc>
+        <w:tc>
+          <w:tcPr>
+            <w:tcW w:w="0" w:type="auto"/>
+            <w:vAlign w:val="center"/>
+            <w:hideMark/>
+          </w:tcPr>
+          <w:p>
+            <w:pPr>
+              <w:pStyle w:val="NoSpacing"/>
+            </w:pPr>
+            <w:r>
+              <w:t>Unique identifiers</w:t>
+            </w:r>
+          </w:p>
+        </w:tc>
+      </w:tr>
+    </w:tbl>
+    <w:p>
+      <w:pPr>
+        <w:pStyle w:val="NoSpacing"/>
+      </w:pPr>
+    </w:p>
+    <w:p>
+      <w:pPr>
+        <w:pStyle w:val="NoSpacing"/>
+        <w:rPr>
+          <w:b/>
+        </w:rPr>
+      </w:pPr>
+      <w:r>
+        <w:rPr>
+          <w:b/>
+        </w:rPr>
+        <w:t>Function Types</w:t>
+      </w:r>
+    </w:p>
+    <w:p>
+      <w:pPr>
+        <w:pStyle w:val="NoSpacing"/>
+      </w:pPr>
+      <w:r>
+        <w:t>You can define the types of function parameters and return values.</w:t>
+      </w:r>
+    </w:p>
+    <w:p>
+      <w:pPr>
+        <w:pStyle w:val="NoSpacing"/>
+      </w:pPr>
+    </w:p>
+    <w:p>
+      <w:pPr>
+        <w:pStyle w:val="NoSpacing"/>
+      </w:pPr>
+      <w:r>
+        <w:rPr>
+          <w:rStyle w:val="g"/>
+        </w:rPr>
+        <w:t>function</w:t>
+      </w:r>
+      <w:r>
+        <w:t xml:space="preserve"> </w:t>
+      </w:r>
+      <w:proofErr w:type="gramStart"/>
+      <w:r>
+        <w:rPr>
+          <w:rStyle w:val="m"/>
+        </w:rPr>
+        <w:t>add</w:t>
+      </w:r>
+      <w:r>
+        <w:t>(</w:t>
+      </w:r>
+      <w:proofErr w:type="gramEnd"/>
+      <w:r>
+        <w:rPr>
+          <w:rStyle w:val="m"/>
+        </w:rPr>
+        <w:t>a</w:t>
+      </w:r>
+      <w:r>
+        <w:t xml:space="preserve">: </w:t>
+      </w:r>
+      <w:r>
+        <w:rPr>
+          <w:rStyle w:val="m"/>
+        </w:rPr>
+        <w:t>number</w:t>
+      </w:r>
+      <w:r>
+        <w:t xml:space="preserve">, </w:t>
+      </w:r>
+      <w:r>
+        <w:rPr>
+          <w:rStyle w:val="m"/>
+        </w:rPr>
+        <w:t>b</w:t>
+      </w:r>
+      <w:r>
+        <w:t xml:space="preserve">: </w:t>
+      </w:r>
+      <w:r>
+        <w:rPr>
+          <w:rStyle w:val="m"/>
+        </w:rPr>
+        <w:t>number</w:t>
+      </w:r>
+      <w:r>
+        <w:t xml:space="preserve">): </w:t>
+      </w:r>
+      <w:r>
+        <w:rPr>
+          <w:rStyle w:val="m"/>
+        </w:rPr>
+        <w:t>number</w:t>
+      </w:r>
+      <w:r>
+        <w:t xml:space="preserve"> {</w:t>
+      </w:r>
+    </w:p>
+    <w:p>
+      <w:pPr>
+        <w:pStyle w:val="NoSpacing"/>
+      </w:pPr>
+      <w:r>
+        <w:t xml:space="preserve">    </w:t>
+      </w:r>
+      <w:r>
+        <w:rPr>
+          <w:rStyle w:val="g"/>
+        </w:rPr>
+        <w:t>return</w:t>
+      </w:r>
+      <w:r>
+        <w:t xml:space="preserve"> </w:t>
+      </w:r>
+      <w:r>
+        <w:rPr>
+          <w:rStyle w:val="m"/>
+        </w:rPr>
+        <w:t>a</w:t>
+      </w:r>
+      <w:r>
+        <w:t xml:space="preserve"> </w:t>
+      </w:r>
+      <w:r>
+        <w:rPr>
+          <w:rStyle w:val="g"/>
+        </w:rPr>
+        <w:t>+</w:t>
+      </w:r>
+      <w:r>
+        <w:t xml:space="preserve"> </w:t>
+      </w:r>
+      <w:r>
+        <w:rPr>
+          <w:rStyle w:val="m"/>
+        </w:rPr>
+        <w:t>b</w:t>
+      </w:r>
+      <w:r>
+        <w:t>;</w:t>
+      </w:r>
+    </w:p>
+    <w:p>
+      <w:pPr>
+        <w:pStyle w:val="NoSpacing"/>
+      </w:pPr>
+      <w:r>
+        <w:t>}</w:t>
+      </w:r>
+    </w:p>
+    <w:p>
+      <w:pPr>
+        <w:pStyle w:val="NoSpacing"/>
+      </w:pPr>
+    </w:p>
+    <w:p>
+      <w:pPr>
+        <w:pStyle w:val="NoSpacing"/>
+      </w:pPr>
+      <w:r>
+        <w:t>Here:</w:t>
+      </w:r>
+    </w:p>
+    <w:p>
+      <w:pPr>
+        <w:pStyle w:val="NoSpacing"/>
+      </w:pPr>
+      <w:r>
+        <w:rPr>
+          <w:rStyle w:val="o"/>
+        </w:rPr>
+        <w:t>a</w:t>
+      </w:r>
+      <w:r>
+        <w:t xml:space="preserve">: </w:t>
+      </w:r>
+      <w:r>
+        <w:rPr>
+          <w:rStyle w:val="m"/>
+        </w:rPr>
+        <w:t>number</w:t>
+      </w:r>
+    </w:p>
+    <w:p>
+      <w:pPr>
+        <w:pStyle w:val="NoSpacing"/>
+      </w:pPr>
+      <w:r>
+        <w:rPr>
+          <w:rStyle w:val="o"/>
+        </w:rPr>
+        <w:t>b</w:t>
+      </w:r>
+      <w:r>
+        <w:t xml:space="preserve">: </w:t>
+      </w:r>
+      <w:r>
+        <w:rPr>
+          <w:rStyle w:val="m"/>
+        </w:rPr>
+        <w:t>number</w:t>
+      </w:r>
+    </w:p>
+    <w:p>
+      <w:pPr>
+        <w:pStyle w:val="NoSpacing"/>
+      </w:pPr>
+      <w:r>
+        <w:t>are parameter types.</w:t>
+      </w:r>
+    </w:p>
+    <w:p>
+      <w:pPr>
+        <w:pStyle w:val="NoSpacing"/>
+      </w:pPr>
+      <w:r>
+        <w:t>And:</w:t>
+      </w:r>
+    </w:p>
+    <w:p>
+      <w:pPr>
+        <w:pStyle w:val="NoSpacing"/>
+      </w:pPr>
+      <w:r>
+        <w:t xml:space="preserve">): </w:t>
+      </w:r>
+      <w:r>
+        <w:rPr>
+          <w:rStyle w:val="m"/>
+        </w:rPr>
+        <w:t>number</w:t>
+      </w:r>
+    </w:p>
+    <w:p>
+      <w:pPr>
+        <w:pStyle w:val="NoSpacing"/>
+      </w:pPr>
+      <w:r>
+        <w:t>is the return type.</w:t>
+      </w:r>
+    </w:p>
+    <w:p>
+      <w:pPr>
+        <w:pStyle w:val="NoSpacing"/>
+      </w:pPr>
+    </w:p>
+    <w:p>
+      <w:pPr>
+        <w:pStyle w:val="NoSpacing"/>
+      </w:pPr>
+      <w:r>
+        <w:t>Calling:</w:t>
+      </w:r>
+    </w:p>
+    <w:p>
+      <w:pPr>
+        <w:pStyle w:val="NoSpacing"/>
+      </w:pPr>
+      <w:proofErr w:type="gramStart"/>
+      <w:r>
+        <w:rPr>
+          <w:rStyle w:val="m"/>
+        </w:rPr>
+        <w:t>add</w:t>
+      </w:r>
+      <w:r>
+        <w:t>(</w:t>
+      </w:r>
+      <w:proofErr w:type="gramEnd"/>
+      <w:r>
+        <w:rPr>
+          <w:rStyle w:val="j"/>
+        </w:rPr>
+        <w:t>10</w:t>
+      </w:r>
+      <w:r>
+        <w:t xml:space="preserve">, </w:t>
+      </w:r>
+      <w:r>
+        <w:rPr>
+          <w:rStyle w:val="j"/>
+        </w:rPr>
+        <w:t>20</w:t>
+      </w:r>
+      <w:r>
+        <w:t>);</w:t>
+      </w:r>
+    </w:p>
+    <w:p>
+      <w:pPr>
+        <w:pStyle w:val="NoSpacing"/>
+      </w:pPr>
+      <w:r>
+        <w:t>works.</w:t>
+      </w:r>
+    </w:p>
+    <w:p>
+      <w:pPr>
+        <w:pStyle w:val="NoSpacing"/>
+      </w:pPr>
+      <w:r>
+        <w:lastRenderedPageBreak/>
+        <w:t>But:</w:t>
+      </w:r>
+    </w:p>
+    <w:p>
+      <w:pPr>
+        <w:pStyle w:val="NoSpacing"/>
+      </w:pPr>
+      <w:proofErr w:type="gramStart"/>
+      <w:r>
+        <w:rPr>
+          <w:rStyle w:val="m"/>
+        </w:rPr>
+        <w:t>add</w:t>
+      </w:r>
+      <w:r>
+        <w:t>(</w:t>
+      </w:r>
+      <w:proofErr w:type="gramEnd"/>
+      <w:r>
+        <w:rPr>
+          <w:rStyle w:val="k"/>
+        </w:rPr>
+        <w:t>"10"</w:t>
+      </w:r>
+      <w:r>
+        <w:t xml:space="preserve">, </w:t>
+      </w:r>
+      <w:r>
+        <w:rPr>
+          <w:rStyle w:val="k"/>
+        </w:rPr>
+        <w:t>"20"</w:t>
+      </w:r>
+      <w:r>
+        <w:t xml:space="preserve">); </w:t>
+      </w:r>
+      <w:r>
+        <w:rPr>
+          <w:rStyle w:val="e"/>
+        </w:rPr>
+        <w:t xml:space="preserve">// </w:t>
+      </w:r>
+      <w:r>
+        <w:rPr>
+          <w:rStyle w:val="e"/>
+          <w:rFonts w:ascii="Segoe UI Emoji" w:hAnsi="Segoe UI Emoji" w:cs="Segoe UI Emoji"/>
+        </w:rPr>
+        <w:t>❌</w:t>
+      </w:r>
+    </w:p>
+    <w:p>
+      <w:pPr>
+        <w:pStyle w:val="NoSpacing"/>
+      </w:pPr>
+      <w:r>
+        <w:t>produces a TypeScript error.</w:t>
+      </w:r>
+    </w:p>
+    <w:p>
+      <w:pPr>
+        <w:pStyle w:val="NoSpacing"/>
+      </w:pPr>
+    </w:p>
+    <w:p>
+      <w:pPr>
+        <w:pStyle w:val="NoSpacing"/>
+        <w:rPr>
+          <w:b/>
+          <w:sz w:val="48"/>
+        </w:rPr>
+      </w:pPr>
+      <w:r>
+        <w:rPr>
+          <w:b/>
+        </w:rPr>
+        <w:t>Optional Properties</w:t>
+      </w:r>
+    </w:p>
+    <w:p>
+      <w:pPr>
+        <w:pStyle w:val="NoSpacing"/>
+      </w:pPr>
+      <w:r>
+        <w:t>Sometimes an object property isn't mandatory.</w:t>
+      </w:r>
+    </w:p>
+    <w:p>
+      <w:pPr>
+        <w:pStyle w:val="NoSpacing"/>
+      </w:pPr>
+      <w:proofErr w:type="gramStart"/>
+      <w:r>
+        <w:t xml:space="preserve">Use </w:t>
+      </w:r>
+      <w:r>
+        <w:rPr>
+          <w:rStyle w:val="HTMLCode"/>
+          <w:rFonts w:eastAsiaTheme="minorHAnsi"/>
+        </w:rPr>
+        <w:t>?</w:t>
+      </w:r>
+      <w:proofErr w:type="gramEnd"/>
+      <w:r>
+        <w:t>.</w:t>
+      </w:r>
+    </w:p>
+    <w:p>
+      <w:pPr>
+        <w:pStyle w:val="NoSpacing"/>
+      </w:pPr>
+      <w:r>
+        <w:rPr>
+          <w:rStyle w:val="g"/>
+        </w:rPr>
+        <w:t>interface</w:t>
+      </w:r>
+      <w:r>
+        <w:t xml:space="preserve"> </w:t>
+      </w:r>
+      <w:r>
+        <w:rPr>
+          <w:rStyle w:val="m"/>
+        </w:rPr>
+        <w:t>User</w:t>
+      </w:r>
+      <w:r>
+        <w:t xml:space="preserve"> {</w:t>
+      </w:r>
+    </w:p>
+    <w:p>
+      <w:pPr>
+        <w:pStyle w:val="NoSpacing"/>
+      </w:pPr>
+      <w:r>
+        <w:t xml:space="preserve">    name: </w:t>
+      </w:r>
+      <w:r>
+        <w:rPr>
+          <w:rStyle w:val="m"/>
+        </w:rPr>
+        <w:t>string</w:t>
+      </w:r>
+      <w:r>
+        <w:t>;</w:t>
+      </w:r>
+    </w:p>
+    <w:p>
+      <w:pPr>
+        <w:pStyle w:val="NoSpacing"/>
+      </w:pPr>
+      <w:r>
+        <w:t xml:space="preserve">    age: </w:t>
+      </w:r>
+      <w:r>
+        <w:rPr>
+          <w:rStyle w:val="m"/>
+        </w:rPr>
+        <w:t>number</w:t>
+      </w:r>
+      <w:r>
+        <w:t>;</w:t>
+      </w:r>
+    </w:p>
+    <w:p>
+      <w:pPr>
+        <w:pStyle w:val="NoSpacing"/>
+      </w:pPr>
+      <w:r>
+        <w:t xml:space="preserve">    </w:t>
+      </w:r>
+      <w:proofErr w:type="gramStart"/>
+      <w:r>
+        <w:t>phone?:</w:t>
+      </w:r>
+      <w:proofErr w:type="gramEnd"/>
+      <w:r>
+        <w:t xml:space="preserve"> </w:t>
+      </w:r>
+      <w:r>
+        <w:rPr>
+          <w:rStyle w:val="m"/>
+        </w:rPr>
+        <w:t>string</w:t>
+      </w:r>
+      <w:r>
+        <w:t>;</w:t>
+      </w:r>
+    </w:p>
+    <w:p>
+      <w:pPr>
+        <w:pStyle w:val="NoSpacing"/>
+      </w:pPr>
+      <w:r>
+        <w:t>}</w:t>
+      </w:r>
+    </w:p>
+    <w:p>
+      <w:pPr>
+        <w:pStyle w:val="NoSpacing"/>
+      </w:pPr>
+    </w:p>
+    <w:p>
+      <w:pPr>
+        <w:pStyle w:val="NoSpacing"/>
+        <w:rPr>
+          <w:b/>
+        </w:rPr>
+      </w:pPr>
+      <w:r>
+        <w:rPr>
+          <w:b/>
+        </w:rPr>
+        <w:t>Now this is valid:</w:t>
+      </w:r>
+    </w:p>
+    <w:p>
+      <w:pPr>
+        <w:pStyle w:val="NoSpacing"/>
+      </w:pPr>
+      <w:r>
+        <w:t>const user: User = {</w:t>
+      </w:r>
+    </w:p>
+    <w:p>
+      <w:pPr>
+        <w:pStyle w:val="NoSpacing"/>
+      </w:pPr>
+      <w:r>
+        <w:t xml:space="preserve">    name: "John",</w:t>
+      </w:r>
+    </w:p>
+    <w:p>
+      <w:pPr>
+        <w:pStyle w:val="NoSpacing"/>
+      </w:pPr>
+      <w:r>
+        <w:t xml:space="preserve">    age: 30</w:t>
+      </w:r>
+    </w:p>
+    <w:p>
+      <w:pPr>
+        <w:pStyle w:val="NoSpacing"/>
+      </w:pPr>
+      <w:r>
+        <w:t>};</w:t>
+      </w:r>
+    </w:p>
+    <w:p>
+      <w:pPr>
+        <w:pStyle w:val="NoSpacing"/>
+        <w:rPr>
+          <w:b/>
+        </w:rPr>
+      </w:pPr>
+      <w:r>
+        <w:rPr>
+          <w:b/>
+        </w:rPr>
+        <w:t>And this is also valid:</w:t>
+      </w:r>
+    </w:p>
+    <w:p>
+      <w:pPr>
+        <w:pStyle w:val="NoSpacing"/>
+      </w:pPr>
+      <w:r>
+        <w:t>const user: User = {</w:t>
+      </w:r>
+    </w:p>
+    <w:p>
+      <w:pPr>
+        <w:pStyle w:val="NoSpacing"/>
+      </w:pPr>
+      <w:r>
+        <w:t xml:space="preserve">    name: "John",</w:t>
+      </w:r>
+    </w:p>
+    <w:p>
+      <w:pPr>
+        <w:pStyle w:val="NoSpacing"/>
+      </w:pPr>
+      <w:r>
+        <w:t xml:space="preserve">    age: 30,</w:t>
+      </w:r>
+    </w:p>
+    <w:p>
+      <w:pPr>
+        <w:pStyle w:val="NoSpacing"/>
+      </w:pPr>
+      <w:r>
+        <w:t xml:space="preserve">    phone: "1234567890"</w:t>
+      </w:r>
+    </w:p>
+    <w:p>
+      <w:pPr>
+        <w:pStyle w:val="NoSpacing"/>
+      </w:pPr>
+      <w:r>
+        <w:t>};</w:t>
+      </w:r>
+    </w:p>
+    <w:p>
+      <w:pPr>
+        <w:pStyle w:val="NoSpacing"/>
+      </w:pPr>
+    </w:p>
+    <w:p>
+      <w:pPr>
+        <w:pStyle w:val="NoSpacing"/>
+        <w:rPr>
+          <w:b/>
+          <w:sz w:val="48"/>
+        </w:rPr>
+      </w:pPr>
+      <w:r>
+        <w:rPr>
+          <w:b/>
+        </w:rPr>
+        <w:t>Union Types</w:t>
+      </w:r>
+    </w:p>
+    <w:p>
+      <w:pPr>
+        <w:pStyle w:val="NoSpacing"/>
+      </w:pPr>
+      <w:r>
+        <w:t>A variable can accept multiple types.</w:t>
+      </w:r>
+    </w:p>
+    <w:p>
+      <w:pPr>
+        <w:pStyle w:val="NoSpacing"/>
+      </w:pPr>
+      <w:r>
+        <w:t xml:space="preserve">Use </w:t>
+      </w:r>
+      <w:r>
+        <w:rPr>
+          <w:rStyle w:val="HTMLCode"/>
+          <w:rFonts w:eastAsiaTheme="minorHAnsi"/>
+        </w:rPr>
+        <w:t>|</w:t>
+      </w:r>
+      <w:r>
+        <w:t>.</w:t>
+      </w:r>
+    </w:p>
+    <w:p>
+      <w:pPr>
+        <w:pStyle w:val="NoSpacing"/>
+      </w:pPr>
+      <w:r>
+        <w:rPr>
+          <w:rStyle w:val="g"/>
+        </w:rPr>
+        <w:t>let</w:t>
+      </w:r>
+      <w:r>
+        <w:t xml:space="preserve"> </w:t>
+      </w:r>
+      <w:r>
+        <w:rPr>
+          <w:rStyle w:val="m"/>
+        </w:rPr>
+        <w:t>id</w:t>
+      </w:r>
+      <w:r>
+        <w:t xml:space="preserve">: </w:t>
+      </w:r>
+      <w:r>
+        <w:rPr>
+          <w:rStyle w:val="m"/>
+        </w:rPr>
+        <w:t>string</w:t>
+      </w:r>
+      <w:r>
+        <w:t xml:space="preserve"> </w:t>
+      </w:r>
+      <w:r>
+        <w:rPr>
+          <w:rStyle w:val="g"/>
+        </w:rPr>
+        <w:t>|</w:t>
+      </w:r>
+      <w:r>
+        <w:t xml:space="preserve"> </w:t>
+      </w:r>
+      <w:r>
+        <w:rPr>
+          <w:rStyle w:val="m"/>
+        </w:rPr>
+        <w:t>number</w:t>
+      </w:r>
+      <w:r>
+        <w:t>;</w:t>
+      </w:r>
+    </w:p>
+    <w:p>
+      <w:pPr>
+        <w:pStyle w:val="NoSpacing"/>
+      </w:pPr>
+    </w:p>
+    <w:p>
+      <w:pPr>
+        <w:pStyle w:val="NoSpacing"/>
+      </w:pPr>
+      <w:r>
+        <w:rPr>
+          <w:rStyle w:val="m"/>
+        </w:rPr>
+        <w:t>id</w:t>
+      </w:r>
+      <w:r>
+        <w:t xml:space="preserve"> </w:t>
+      </w:r>
+      <w:r>
+        <w:rPr>
+          <w:rStyle w:val="g"/>
+        </w:rPr>
+        <w:t>=</w:t>
+      </w:r>
+      <w:r>
+        <w:t xml:space="preserve"> </w:t>
+      </w:r>
+      <w:r>
+        <w:rPr>
+          <w:rStyle w:val="j"/>
+        </w:rPr>
+        <w:t>101</w:t>
+      </w:r>
+      <w:r>
+        <w:t>;</w:t>
+      </w:r>
+    </w:p>
+    <w:p>
+      <w:pPr>
+        <w:pStyle w:val="NoSpacing"/>
+      </w:pPr>
+    </w:p>
+    <w:p>
+      <w:pPr>
+        <w:pStyle w:val="NoSpacing"/>
+      </w:pPr>
+      <w:r>
+        <w:rPr>
+          <w:rStyle w:val="m"/>
+        </w:rPr>
+        <w:t>id</w:t>
+      </w:r>
+      <w:r>
+        <w:t xml:space="preserve"> </w:t>
+      </w:r>
+      <w:r>
+        <w:rPr>
+          <w:rStyle w:val="g"/>
+        </w:rPr>
+        <w:t>=</w:t>
+      </w:r>
+      <w:r>
+        <w:t xml:space="preserve"> </w:t>
+      </w:r>
+      <w:r>
+        <w:rPr>
+          <w:rStyle w:val="k"/>
+        </w:rPr>
+        <w:t>"ABC101"</w:t>
+      </w:r>
+      <w:r>
+        <w:t>;</w:t>
+      </w:r>
+    </w:p>
+    <w:p>
+      <w:pPr>
+        <w:pStyle w:val="NoSpacing"/>
+      </w:pPr>
+    </w:p>
+    <w:p>
+      <w:pPr>
+        <w:pStyle w:val="NoSpacing"/>
+      </w:pPr>
+      <w:r>
+        <w:t>But:</w:t>
+      </w:r>
+    </w:p>
+    <w:p>
+      <w:pPr>
+        <w:pStyle w:val="NoSpacing"/>
+      </w:pPr>
+      <w:r>
+        <w:rPr>
+          <w:rStyle w:val="m"/>
+        </w:rPr>
+        <w:t>id</w:t>
+      </w:r>
+      <w:r>
+        <w:t xml:space="preserve"> </w:t>
+      </w:r>
+      <w:r>
+        <w:rPr>
+          <w:rStyle w:val="g"/>
+        </w:rPr>
+        <w:t>=</w:t>
+      </w:r>
+      <w:r>
+        <w:t xml:space="preserve"> </w:t>
+      </w:r>
+      <w:r>
+        <w:rPr>
+          <w:rStyle w:val="j"/>
+        </w:rPr>
+        <w:t>true</w:t>
+      </w:r>
+      <w:r>
+        <w:t xml:space="preserve">; </w:t>
+      </w:r>
+      <w:r>
+        <w:rPr>
+          <w:rStyle w:val="e"/>
+        </w:rPr>
+        <w:t xml:space="preserve">// </w:t>
+      </w:r>
+      <w:r>
+        <w:rPr>
+          <w:rStyle w:val="e"/>
+          <w:rFonts w:ascii="Segoe UI Emoji" w:hAnsi="Segoe UI Emoji" w:cs="Segoe UI Emoji"/>
+        </w:rPr>
+        <w:t>❌</w:t>
+      </w:r>
+    </w:p>
+    <w:p>
+      <w:pPr>
+        <w:pStyle w:val="NoSpacing"/>
+        <w:rPr>
+          <w:b/>
+        </w:rPr>
+      </w:pPr>
+      <w:r>
+        <w:rPr>
+          <w:b/>
+        </w:rPr>
+        <w:t xml:space="preserve">because </w:t>
+      </w:r>
+      <w:proofErr w:type="spellStart"/>
+      <w:r>
+        <w:rPr>
+          <w:rStyle w:val="HTMLCode"/>
+          <w:rFonts w:ascii="Times New Roman" w:eastAsiaTheme="minorHAnsi" w:hAnsi="Times New Roman" w:cstheme="minorBidi"/>
+          <w:b/>
+          <w:sz w:val="24"/>
+          <w:szCs w:val="22"/>
+        </w:rPr>
+        <w:t>boolean</w:t>
+      </w:r>
+      <w:proofErr w:type="spellEnd"/>
+      <w:r>
+        <w:rPr>
+          <w:b/>
+        </w:rPr>
+        <w:t xml:space="preserve"> isn't allowed.</w:t>
+      </w:r>
+    </w:p>
+    <w:p>
+      <w:pPr>
+        <w:pStyle w:val="NoSpacing"/>
+      </w:pPr>
+    </w:p>
+    <w:p>
+      <w:pPr>
+        <w:pStyle w:val="NoSpacing"/>
+        <w:rPr>
+          <w:b/>
+        </w:rPr>
+      </w:pPr>
+      <w:r>
+        <w:rPr>
+          <w:b/>
+        </w:rPr>
+        <w:t>Literal Types</w:t>
+      </w:r>
+    </w:p>
+    <w:p>
+      <w:pPr>
+        <w:pStyle w:val="NoSpacing"/>
+      </w:pPr>
+      <w:r>
+        <w:t>You can restrict a value to specific values.</w:t>
+      </w:r>
+    </w:p>
+    <w:p>
+      <w:pPr>
+        <w:pStyle w:val="NoSpacing"/>
+      </w:pPr>
+      <w:r>
+        <w:rPr>
+          <w:rStyle w:val="g"/>
+        </w:rPr>
+        <w:t>type</w:t>
+      </w:r>
+      <w:r>
+        <w:t xml:space="preserve"> </w:t>
+      </w:r>
+      <w:r>
+        <w:rPr>
+          <w:rStyle w:val="m"/>
+        </w:rPr>
+        <w:t>Status</w:t>
+      </w:r>
+      <w:r>
+        <w:t xml:space="preserve"> </w:t>
+      </w:r>
+      <w:r>
+        <w:rPr>
+          <w:rStyle w:val="g"/>
+        </w:rPr>
+        <w:t>=</w:t>
+      </w:r>
+      <w:r>
+        <w:t xml:space="preserve"> </w:t>
+      </w:r>
+      <w:r>
+        <w:rPr>
+          <w:rStyle w:val="k"/>
+        </w:rPr>
+        <w:t>"loading"</w:t>
+      </w:r>
+      <w:r>
+        <w:t xml:space="preserve"> </w:t>
+      </w:r>
+      <w:r>
+        <w:rPr>
+          <w:rStyle w:val="g"/>
+        </w:rPr>
+        <w:t>|</w:t>
+      </w:r>
+      <w:r>
+        <w:t xml:space="preserve"> </w:t>
+      </w:r>
+      <w:r>
+        <w:rPr>
+          <w:rStyle w:val="k"/>
+        </w:rPr>
+        <w:t>"success"</w:t>
+      </w:r>
+      <w:r>
+        <w:t xml:space="preserve"> </w:t>
+      </w:r>
+      <w:r>
+        <w:rPr>
+          <w:rStyle w:val="g"/>
+        </w:rPr>
+        <w:t>|</w:t>
+      </w:r>
+      <w:r>
+        <w:t xml:space="preserve"> </w:t>
+      </w:r>
+      <w:r>
+        <w:rPr>
+          <w:rStyle w:val="k"/>
+        </w:rPr>
+        <w:t>"error"</w:t>
+      </w:r>
+      <w:r>
+        <w:t>;</w:t>
+      </w:r>
+    </w:p>
+    <w:p>
+      <w:pPr>
+        <w:pStyle w:val="NoSpacing"/>
+      </w:pPr>
+      <w:r>
+        <w:t>Now:</w:t>
+      </w:r>
+    </w:p>
+    <w:p>
+      <w:pPr>
+        <w:pStyle w:val="NoSpacing"/>
+      </w:pPr>
+      <w:r>
+        <w:rPr>
+          <w:rStyle w:val="g"/>
+        </w:rPr>
+        <w:t>let</w:t>
+      </w:r>
+      <w:r>
+        <w:t xml:space="preserve"> </w:t>
+      </w:r>
+      <w:r>
+        <w:rPr>
+          <w:rStyle w:val="m"/>
+        </w:rPr>
+        <w:t>status</w:t>
+      </w:r>
+      <w:r>
+        <w:t xml:space="preserve">: </w:t>
+      </w:r>
+      <w:r>
+        <w:rPr>
+          <w:rStyle w:val="m"/>
+        </w:rPr>
+        <w:t>Status</w:t>
+      </w:r>
+      <w:r>
+        <w:t>;</w:t>
+      </w:r>
+    </w:p>
+    <w:p>
+      <w:pPr>
+        <w:pStyle w:val="NoSpacing"/>
+      </w:pPr>
+      <w:r>
+        <w:rPr>
+          <w:rStyle w:val="m"/>
+        </w:rPr>
+        <w:t>status</w:t>
+      </w:r>
+      <w:r>
+        <w:t xml:space="preserve"> </w:t>
+      </w:r>
+      <w:r>
+        <w:rPr>
+          <w:rStyle w:val="g"/>
+        </w:rPr>
+        <w:t>=</w:t>
+      </w:r>
+      <w:r>
+        <w:t xml:space="preserve"> </w:t>
+      </w:r>
+      <w:r>
+        <w:rPr>
+          <w:rStyle w:val="k"/>
+        </w:rPr>
+        <w:t>"loading"</w:t>
+      </w:r>
+      <w:r>
+        <w:t>;</w:t>
+      </w:r>
+    </w:p>
+    <w:p>
+      <w:pPr>
+        <w:pStyle w:val="NoSpacing"/>
+      </w:pPr>
+      <w:r>
+        <w:rPr>
+          <w:rStyle w:val="m"/>
+        </w:rPr>
+        <w:t>status</w:t>
+      </w:r>
+      <w:r>
+        <w:t xml:space="preserve"> </w:t>
+      </w:r>
+      <w:r>
+        <w:rPr>
+          <w:rStyle w:val="g"/>
+        </w:rPr>
+        <w:t>=</w:t>
+      </w:r>
+      <w:r>
+        <w:t xml:space="preserve"> </w:t>
+      </w:r>
+      <w:r>
+        <w:rPr>
+          <w:rStyle w:val="k"/>
+        </w:rPr>
+        <w:t>"success"</w:t>
+      </w:r>
+      <w:r>
+        <w:t>;</w:t>
+      </w:r>
+    </w:p>
+    <w:p>
+      <w:pPr>
+        <w:pStyle w:val="NoSpacing"/>
+      </w:pPr>
+      <w:r>
+        <w:rPr>
+          <w:rStyle w:val="m"/>
+        </w:rPr>
+        <w:t>status</w:t>
+      </w:r>
+      <w:r>
+        <w:t xml:space="preserve"> </w:t>
+      </w:r>
+      <w:r>
+        <w:rPr>
+          <w:rStyle w:val="g"/>
+        </w:rPr>
+        <w:t>=</w:t>
+      </w:r>
+      <w:r>
+        <w:t xml:space="preserve"> </w:t>
+      </w:r>
+      <w:r>
+        <w:rPr>
+          <w:rStyle w:val="k"/>
+        </w:rPr>
+        <w:t>"error"</w:t>
+      </w:r>
+      <w:r>
+        <w:t>;</w:t>
+      </w:r>
+    </w:p>
+    <w:p>
+      <w:pPr>
+        <w:pStyle w:val="NoSpacing"/>
+      </w:pPr>
+      <w:r>
+        <w:t>But:</w:t>
+      </w:r>
+    </w:p>
+    <w:p>
+      <w:pPr>
+        <w:pStyle w:val="NoSpacing"/>
+      </w:pPr>
+      <w:r>
+        <w:rPr>
+          <w:rStyle w:val="m"/>
+        </w:rPr>
+        <w:t>status</w:t>
+      </w:r>
+      <w:r>
+        <w:t xml:space="preserve"> </w:t>
+      </w:r>
+      <w:r>
+        <w:rPr>
+          <w:rStyle w:val="g"/>
+        </w:rPr>
+        <w:t>=</w:t>
+      </w:r>
+      <w:r>
+        <w:t xml:space="preserve"> </w:t>
+      </w:r>
+      <w:r>
+        <w:rPr>
+          <w:rStyle w:val="k"/>
+        </w:rPr>
+        <w:t>"completed"</w:t>
+      </w:r>
+      <w:r>
+        <w:t xml:space="preserve">; </w:t>
+      </w:r>
+      <w:r>
+        <w:rPr>
+          <w:rStyle w:val="e"/>
+        </w:rPr>
+        <w:t xml:space="preserve">// </w:t>
+      </w:r>
+      <w:r>
+        <w:rPr>
+          <w:rStyle w:val="e"/>
+          <w:rFonts w:ascii="Segoe UI Emoji" w:hAnsi="Segoe UI Emoji" w:cs="Segoe UI Emoji"/>
+        </w:rPr>
+        <w:t>❌</w:t>
+      </w:r>
+    </w:p>
+    <w:p>
+      <w:pPr>
+        <w:pStyle w:val="NoSpacing"/>
+      </w:pPr>
+      <w:r>
+        <w:t>This is very useful for UI states.</w:t>
+      </w:r>
+    </w:p>
+    <w:p>
+      <w:pPr>
+        <w:pStyle w:val="NoSpacing"/>
+      </w:pPr>
+    </w:p>
+    <w:p>
+      <w:pPr>
+        <w:pStyle w:val="NoSpacing"/>
+        <w:rPr>
+          <w:b/>
+        </w:rPr>
+      </w:pPr>
+      <w:r>
+        <w:rPr>
+          <w:rStyle w:val="HTMLCode"/>
+          <w:rFonts w:ascii="Times New Roman" w:eastAsiaTheme="minorHAnsi" w:hAnsi="Times New Roman" w:cstheme="minorBidi"/>
+          <w:b/>
+          <w:sz w:val="24"/>
+          <w:szCs w:val="22"/>
+        </w:rPr>
+        <w:lastRenderedPageBreak/>
+        <w:t>any</w:t>
+      </w:r>
+    </w:p>
+    <w:p>
+      <w:pPr>
+        <w:pStyle w:val="NoSpacing"/>
+      </w:pPr>
+      <w:r>
+        <w:rPr>
+          <w:rStyle w:val="HTMLCode"/>
+          <w:rFonts w:ascii="Times New Roman" w:eastAsiaTheme="minorHAnsi" w:hAnsi="Times New Roman" w:cstheme="minorBidi"/>
+          <w:sz w:val="24"/>
+          <w:szCs w:val="22"/>
+        </w:rPr>
+        <w:t>any</w:t>
+      </w:r>
+      <w:r>
+        <w:t xml:space="preserve"> basically tells TypeScript:</w:t>
+      </w:r>
+    </w:p>
+    <w:p>
+      <w:pPr>
+        <w:pStyle w:val="NoSpacing"/>
+      </w:pPr>
+      <w:r>
+        <w:t>Don't check this value.</w:t>
+      </w:r>
+    </w:p>
+    <w:p>
+      <w:pPr>
+        <w:pStyle w:val="NoSpacing"/>
+      </w:pPr>
+      <w:r>
+        <w:rPr>
+          <w:rStyle w:val="g"/>
+        </w:rPr>
+        <w:t>let</w:t>
+      </w:r>
+      <w:r>
+        <w:t xml:space="preserve"> </w:t>
+      </w:r>
+      <w:r>
+        <w:rPr>
+          <w:rStyle w:val="m"/>
+        </w:rPr>
+        <w:t>data</w:t>
+      </w:r>
+      <w:r>
+        <w:t xml:space="preserve">: </w:t>
+      </w:r>
+      <w:r>
+        <w:rPr>
+          <w:rStyle w:val="m"/>
+        </w:rPr>
+        <w:t>any</w:t>
+      </w:r>
+      <w:r>
+        <w:t xml:space="preserve"> </w:t>
+      </w:r>
+      <w:r>
+        <w:rPr>
+          <w:rStyle w:val="g"/>
+        </w:rPr>
+        <w:t>=</w:t>
+      </w:r>
+      <w:r>
+        <w:t xml:space="preserve"> </w:t>
+      </w:r>
+      <w:r>
+        <w:rPr>
+          <w:rStyle w:val="j"/>
+        </w:rPr>
+        <w:t>10</w:t>
+      </w:r>
+      <w:r>
+        <w:t>;</w:t>
+      </w:r>
+    </w:p>
+    <w:p>
+      <w:pPr>
+        <w:pStyle w:val="NoSpacing"/>
+      </w:pPr>
+      <w:r>
+        <w:rPr>
+          <w:rStyle w:val="m"/>
+        </w:rPr>
+        <w:t>data</w:t>
+      </w:r>
+      <w:r>
+        <w:t xml:space="preserve"> </w:t>
+      </w:r>
+      <w:r>
+        <w:rPr>
+          <w:rStyle w:val="g"/>
+        </w:rPr>
+        <w:t>=</w:t>
+      </w:r>
+      <w:r>
+        <w:t xml:space="preserve"> </w:t>
+      </w:r>
+      <w:r>
+        <w:rPr>
+          <w:rStyle w:val="k"/>
+        </w:rPr>
+        <w:t>"hello"</w:t>
+      </w:r>
+      <w:r>
+        <w:t>;</w:t>
+      </w:r>
+    </w:p>
+    <w:p>
+      <w:pPr>
+        <w:pStyle w:val="NoSpacing"/>
+      </w:pPr>
+      <w:r>
+        <w:rPr>
+          <w:rStyle w:val="m"/>
+        </w:rPr>
+        <w:t>data</w:t>
+      </w:r>
+      <w:r>
+        <w:t xml:space="preserve"> </w:t>
+      </w:r>
+      <w:r>
+        <w:rPr>
+          <w:rStyle w:val="g"/>
+        </w:rPr>
+        <w:t>=</w:t>
+      </w:r>
+      <w:r>
+        <w:t xml:space="preserve"> </w:t>
+      </w:r>
+      <w:r>
+        <w:rPr>
+          <w:rStyle w:val="j"/>
+        </w:rPr>
+        <w:t>true</w:t>
+      </w:r>
+      <w:r>
+        <w:t>;</w:t>
+      </w:r>
+    </w:p>
+    <w:p>
+      <w:pPr>
+        <w:pStyle w:val="NoSpacing"/>
+      </w:pPr>
+      <w:r>
+        <w:rPr>
+          <w:rStyle w:val="m"/>
+        </w:rPr>
+        <w:t>data</w:t>
+      </w:r>
+      <w:r>
+        <w:t xml:space="preserve"> </w:t>
+      </w:r>
+      <w:r>
+        <w:rPr>
+          <w:rStyle w:val="g"/>
+        </w:rPr>
+        <w:t>=</w:t>
+      </w:r>
+      <w:r>
+        <w:t xml:space="preserve"> {</w:t>
+      </w:r>
+    </w:p>
+    <w:p>
+      <w:pPr>
+        <w:pStyle w:val="NoSpacing"/>
+      </w:pPr>
+      <w:r>
+        <w:t xml:space="preserve">    name: </w:t>
+      </w:r>
+      <w:r>
+        <w:rPr>
+          <w:rStyle w:val="k"/>
+        </w:rPr>
+        <w:t>"John"</w:t>
+      </w:r>
+    </w:p>
+    <w:p>
+      <w:pPr>
+        <w:pStyle w:val="NoSpacing"/>
+      </w:pPr>
+      <w:r>
+        <w:t>};</w:t>
+      </w:r>
+    </w:p>
+    <w:p>
+      <w:pPr>
+        <w:pStyle w:val="NoSpacing"/>
+      </w:pPr>
+    </w:p>
+    <w:p>
+      <w:pPr>
+        <w:pStyle w:val="NoSpacing"/>
+        <w:rPr>
+          <w:b/>
+        </w:rPr>
+      </w:pPr>
+      <w:r>
+        <w:rPr>
+          <w:b/>
+        </w:rPr>
+        <w:t xml:space="preserve">Why should you avoid </w:t>
+      </w:r>
+      <w:r>
+        <w:rPr>
+          <w:rStyle w:val="HTMLCode"/>
+          <w:rFonts w:ascii="Times New Roman" w:eastAsiaTheme="minorHAnsi" w:hAnsi="Times New Roman" w:cstheme="minorBidi"/>
+          <w:b/>
+          <w:sz w:val="24"/>
+          <w:szCs w:val="22"/>
+        </w:rPr>
+        <w:t>any</w:t>
+      </w:r>
+      <w:r>
+        <w:rPr>
+          <w:b/>
+        </w:rPr>
+        <w:t>?</w:t>
+      </w:r>
+    </w:p>
+    <w:p>
+      <w:pPr>
+        <w:pStyle w:val="NoSpacing"/>
+        <w:numPr>
+          <w:ilvl w:val="0"/>
+          <w:numId w:val="37"/>
+        </w:numPr>
+      </w:pPr>
+      <w:r>
+        <w:t>Because it removes one of the biggest benefits of TypeScript.</w:t>
+      </w:r>
+    </w:p>
+    <w:p>
+      <w:pPr>
+        <w:pStyle w:val="NoSpacing"/>
+        <w:numPr>
+          <w:ilvl w:val="0"/>
+          <w:numId w:val="37"/>
+        </w:numPr>
+      </w:pPr>
+      <w:r>
+        <w:t xml:space="preserve">I avoid </w:t>
+      </w:r>
+      <w:r>
+        <w:rPr>
+          <w:rStyle w:val="HTMLCode"/>
+          <w:rFonts w:ascii="Times New Roman" w:eastAsiaTheme="minorHAnsi" w:hAnsi="Times New Roman" w:cstheme="minorBidi"/>
+          <w:sz w:val="24"/>
+          <w:szCs w:val="22"/>
+        </w:rPr>
+        <w:t>any</w:t>
+      </w:r>
+      <w:r>
+        <w:t xml:space="preserve"> whenever possible because it bypasses TypeScript's type checking.</w:t>
+      </w:r>
+    </w:p>
+    <w:p>
+      <w:pPr>
+        <w:pStyle w:val="NoSpacing"/>
+      </w:pPr>
+    </w:p>
+    <w:p>
+      <w:pPr>
+        <w:pStyle w:val="NoSpacing"/>
+        <w:rPr>
+          <w:b/>
+        </w:rPr>
+      </w:pPr>
+      <w:r>
+        <w:rPr>
+          <w:rStyle w:val="HTMLCode"/>
+          <w:rFonts w:ascii="Times New Roman" w:eastAsiaTheme="minorHAnsi" w:hAnsi="Times New Roman" w:cstheme="minorBidi"/>
+          <w:b/>
+          <w:sz w:val="24"/>
+          <w:szCs w:val="22"/>
+        </w:rPr>
+        <w:t>unknown</w:t>
+      </w:r>
+    </w:p>
+    <w:p>
+      <w:pPr>
+        <w:pStyle w:val="NoSpacing"/>
+      </w:pPr>
+      <w:r>
+        <w:rPr>
+          <w:rStyle w:val="HTMLCode"/>
+          <w:rFonts w:ascii="Times New Roman" w:eastAsiaTheme="minorHAnsi" w:hAnsi="Times New Roman" w:cstheme="minorBidi"/>
+          <w:sz w:val="24"/>
+          <w:szCs w:val="22"/>
+        </w:rPr>
+        <w:t>unknown</w:t>
+      </w:r>
+      <w:r>
+        <w:t xml:space="preserve"> is safer than </w:t>
+      </w:r>
+      <w:r>
+        <w:rPr>
+          <w:rStyle w:val="HTMLCode"/>
+          <w:rFonts w:ascii="Times New Roman" w:eastAsiaTheme="minorHAnsi" w:hAnsi="Times New Roman" w:cstheme="minorBidi"/>
+          <w:sz w:val="24"/>
+          <w:szCs w:val="22"/>
+        </w:rPr>
+        <w:t>any</w:t>
+      </w:r>
+      <w:r>
+        <w:t>.</w:t>
+      </w:r>
+    </w:p>
+    <w:p>
+      <w:pPr>
+        <w:pStyle w:val="NoSpacing"/>
+      </w:pPr>
+      <w:r>
+        <w:rPr>
+          <w:rStyle w:val="g"/>
+        </w:rPr>
+        <w:t>let</w:t>
+      </w:r>
+      <w:r>
+        <w:t xml:space="preserve"> </w:t>
+      </w:r>
+      <w:r>
+        <w:rPr>
+          <w:rStyle w:val="m"/>
+        </w:rPr>
+        <w:t>data</w:t>
+      </w:r>
+      <w:r>
+        <w:t xml:space="preserve">: </w:t>
+      </w:r>
+      <w:r>
+        <w:rPr>
+          <w:rStyle w:val="m"/>
+        </w:rPr>
+        <w:t>unknown</w:t>
+      </w:r>
+      <w:r>
+        <w:t>;</w:t>
+      </w:r>
+    </w:p>
+    <w:p>
+      <w:pPr>
+        <w:pStyle w:val="NoSpacing"/>
+      </w:pPr>
+    </w:p>
+    <w:p>
+      <w:pPr>
+        <w:pStyle w:val="NoSpacing"/>
+      </w:pPr>
+      <w:r>
+        <w:rPr>
+          <w:rStyle w:val="m"/>
+        </w:rPr>
+        <w:t>data</w:t>
+      </w:r>
+      <w:r>
+        <w:t xml:space="preserve"> </w:t>
+      </w:r>
+      <w:r>
+        <w:rPr>
+          <w:rStyle w:val="g"/>
+        </w:rPr>
+        <w:t>=</w:t>
+      </w:r>
+      <w:r>
+        <w:t xml:space="preserve"> </w:t>
+      </w:r>
+      <w:r>
+        <w:rPr>
+          <w:rStyle w:val="k"/>
+        </w:rPr>
+        <w:t>"hello"</w:t>
+      </w:r>
+      <w:r>
+        <w:t>;</w:t>
+      </w:r>
+    </w:p>
+    <w:p>
+      <w:pPr>
+        <w:pStyle w:val="NoSpacing"/>
+      </w:pPr>
+      <w:r>
+        <w:rPr>
+          <w:rStyle w:val="m"/>
+        </w:rPr>
+        <w:t>data</w:t>
+      </w:r>
+      <w:r>
+        <w:t xml:space="preserve"> </w:t>
+      </w:r>
+      <w:r>
+        <w:rPr>
+          <w:rStyle w:val="g"/>
+        </w:rPr>
+        <w:t>=</w:t>
+      </w:r>
+      <w:r>
+        <w:t xml:space="preserve"> </w:t>
+      </w:r>
+      <w:r>
+        <w:rPr>
+          <w:rStyle w:val="j"/>
+        </w:rPr>
+        <w:t>100</w:t>
+      </w:r>
+      <w:r>
+        <w:t>;</w:t>
+      </w:r>
+    </w:p>
+    <w:p>
+      <w:pPr>
+        <w:pStyle w:val="NoSpacing"/>
+      </w:pPr>
+      <w:r>
+        <w:rPr>
+          <w:rStyle w:val="m"/>
+        </w:rPr>
+        <w:t>data</w:t>
+      </w:r>
+      <w:r>
+        <w:t xml:space="preserve"> </w:t>
+      </w:r>
+      <w:r>
+        <w:rPr>
+          <w:rStyle w:val="g"/>
+        </w:rPr>
+        <w:t>=</w:t>
+      </w:r>
+      <w:r>
+        <w:t xml:space="preserve"> </w:t>
+      </w:r>
+      <w:r>
+        <w:rPr>
+          <w:rStyle w:val="j"/>
+        </w:rPr>
+        <w:t>true</w:t>
+      </w:r>
+      <w:r>
+        <w:t>;</w:t>
+      </w:r>
+    </w:p>
+    <w:p>
+      <w:pPr>
+        <w:pStyle w:val="NoSpacing"/>
+      </w:pPr>
+      <w:r>
+        <w:t>But before using it, you need to check its type.</w:t>
+      </w:r>
+    </w:p>
+    <w:p>
+      <w:pPr>
+        <w:pStyle w:val="NoSpacing"/>
+      </w:pPr>
+      <w:r>
+        <w:rPr>
+          <w:rStyle w:val="g"/>
+        </w:rPr>
+        <w:t>if</w:t>
+      </w:r>
+      <w:r>
+        <w:t xml:space="preserve"> (</w:t>
+      </w:r>
+      <w:proofErr w:type="spellStart"/>
+      <w:r>
+        <w:rPr>
+          <w:rStyle w:val="g"/>
+        </w:rPr>
+        <w:t>typeof</w:t>
+      </w:r>
+      <w:proofErr w:type="spellEnd"/>
+      <w:r>
+        <w:t xml:space="preserve"> </w:t>
+      </w:r>
+      <w:r>
+        <w:rPr>
+          <w:rStyle w:val="m"/>
+        </w:rPr>
+        <w:t>data</w:t>
+      </w:r>
+      <w:r>
+        <w:t xml:space="preserve"> </w:t>
+      </w:r>
+      <w:r>
+        <w:rPr>
+          <w:rStyle w:val="g"/>
+        </w:rPr>
+        <w:t>===</w:t>
+      </w:r>
+      <w:r>
+        <w:t xml:space="preserve"> </w:t>
+      </w:r>
+      <w:r>
+        <w:rPr>
+          <w:rStyle w:val="k"/>
+        </w:rPr>
+        <w:t>"string"</w:t>
+      </w:r>
+      <w:r>
+        <w:t>) {</w:t>
+      </w:r>
+    </w:p>
+    <w:p>
+      <w:pPr>
+        <w:pStyle w:val="NoSpacing"/>
+      </w:pPr>
+      <w:r>
+        <w:t xml:space="preserve">    </w:t>
+      </w:r>
+      <w:r>
+        <w:rPr>
+          <w:rStyle w:val="m"/>
+        </w:rPr>
+        <w:t>console</w:t>
+      </w:r>
+      <w:r>
+        <w:rPr>
+          <w:rStyle w:val="g"/>
+        </w:rPr>
+        <w:t>.</w:t>
+      </w:r>
+      <w:r>
+        <w:t>log(</w:t>
+      </w:r>
+      <w:proofErr w:type="spellStart"/>
+      <w:proofErr w:type="gramStart"/>
+      <w:r>
+        <w:rPr>
+          <w:rStyle w:val="m"/>
+        </w:rPr>
+        <w:t>data</w:t>
+      </w:r>
+      <w:r>
+        <w:rPr>
+          <w:rStyle w:val="g"/>
+        </w:rPr>
+        <w:t>.</w:t>
+      </w:r>
+      <w:r>
+        <w:t>toUpperCase</w:t>
+      </w:r>
+      <w:proofErr w:type="spellEnd"/>
+      <w:proofErr w:type="gramEnd"/>
+      <w:r>
+        <w:t>());</w:t>
+      </w:r>
+    </w:p>
+    <w:p>
+      <w:pPr>
+        <w:pStyle w:val="NoSpacing"/>
+      </w:pPr>
+      <w:r>
+        <w:t>}</w:t>
+      </w:r>
+    </w:p>
+    <w:p>
+      <w:pPr>
+        <w:pStyle w:val="NoSpacing"/>
+      </w:pPr>
+      <w:r>
+        <w:t xml:space="preserve">This is safer than </w:t>
+      </w:r>
+      <w:r>
+        <w:rPr>
+          <w:rStyle w:val="HTMLCode"/>
+          <w:rFonts w:ascii="Times New Roman" w:eastAsiaTheme="minorHAnsi" w:hAnsi="Times New Roman" w:cstheme="minorBidi"/>
+          <w:sz w:val="24"/>
+          <w:szCs w:val="22"/>
+        </w:rPr>
+        <w:t>any</w:t>
+      </w:r>
+      <w:r>
+        <w:t>.</w:t>
+      </w:r>
+    </w:p>
+    <w:p>
+      <w:pPr>
+        <w:pStyle w:val="NoSpacing"/>
+      </w:pPr>
+    </w:p>
+    <w:p>
+      <w:pPr>
+        <w:pStyle w:val="NoSpacing"/>
+      </w:pPr>
+      <w:r>
+        <w:t>Important interview difference</w:t>
+      </w:r>
+    </w:p>
+    <w:p>
+      <w:pPr>
+        <w:pStyle w:val="NoSpacing"/>
+        <w:numPr>
+          <w:ilvl w:val="0"/>
+          <w:numId w:val="38"/>
+        </w:numPr>
+      </w:pPr>
+      <w:r>
+        <w:t>any     → TypeScript stops checking</w:t>
+      </w:r>
+    </w:p>
+    <w:p>
+      <w:pPr>
+        <w:pStyle w:val="NoSpacing"/>
+        <w:numPr>
+          <w:ilvl w:val="0"/>
+          <w:numId w:val="38"/>
+        </w:numPr>
+      </w:pPr>
+      <w:r>
+        <w:t>unknown → TypeScript requires type checking before usage</w:t>
+      </w:r>
+    </w:p>
+    <w:p>
+      <w:pPr>
+        <w:pStyle w:val="NoSpacing"/>
+      </w:pPr>
+    </w:p>
+    <w:p>
+      <w:pPr>
+        <w:pStyle w:val="NoSpacing"/>
+        <w:rPr>
+          <w:b/>
+        </w:rPr>
+      </w:pPr>
+      <w:r>
+        <w:rPr>
+          <w:rStyle w:val="HTMLCode"/>
+          <w:rFonts w:ascii="Times New Roman" w:eastAsiaTheme="minorHAnsi" w:hAnsi="Times New Roman" w:cstheme="minorBidi"/>
+          <w:b/>
+          <w:sz w:val="24"/>
+          <w:szCs w:val="22"/>
+        </w:rPr>
+        <w:t>void</w:t>
+      </w:r>
+    </w:p>
+    <w:p>
+      <w:pPr>
+        <w:pStyle w:val="NoSpacing"/>
+      </w:pPr>
+      <w:r>
+        <w:t>Used when a function doesn't return anything.</w:t>
+      </w:r>
+    </w:p>
+    <w:p>
+      <w:pPr>
+        <w:pStyle w:val="NoSpacing"/>
+      </w:pPr>
+      <w:r>
+        <w:rPr>
+          <w:rStyle w:val="g"/>
+        </w:rPr>
+        <w:t>function</w:t>
+      </w:r>
+      <w:r>
+        <w:t xml:space="preserve"> </w:t>
+      </w:r>
+      <w:proofErr w:type="spellStart"/>
+      <w:proofErr w:type="gramStart"/>
+      <w:r>
+        <w:rPr>
+          <w:rStyle w:val="m"/>
+        </w:rPr>
+        <w:t>printMessage</w:t>
+      </w:r>
+      <w:proofErr w:type="spellEnd"/>
+      <w:r>
+        <w:t>(</w:t>
+      </w:r>
+      <w:proofErr w:type="gramEnd"/>
+      <w:r>
+        <w:rPr>
+          <w:rStyle w:val="m"/>
+        </w:rPr>
+        <w:t>message</w:t>
+      </w:r>
+      <w:r>
+        <w:t xml:space="preserve">: </w:t>
+      </w:r>
+      <w:r>
+        <w:rPr>
+          <w:rStyle w:val="m"/>
+        </w:rPr>
+        <w:t>string</w:t>
+      </w:r>
+      <w:r>
+        <w:t xml:space="preserve">): </w:t>
+      </w:r>
+      <w:r>
+        <w:rPr>
+          <w:rStyle w:val="g"/>
+        </w:rPr>
+        <w:t>void</w:t>
+      </w:r>
+      <w:r>
+        <w:t xml:space="preserve"> {</w:t>
+      </w:r>
+    </w:p>
+    <w:p>
+      <w:pPr>
+        <w:pStyle w:val="NoSpacing"/>
+      </w:pPr>
+      <w:r>
+        <w:t xml:space="preserve">    </w:t>
+      </w:r>
+      <w:r>
+        <w:rPr>
+          <w:rStyle w:val="m"/>
+        </w:rPr>
+        <w:t>console</w:t>
+      </w:r>
+      <w:r>
+        <w:rPr>
+          <w:rStyle w:val="g"/>
+        </w:rPr>
+        <w:t>.</w:t>
+      </w:r>
+      <w:r>
+        <w:t>log(</w:t>
+      </w:r>
+      <w:r>
+        <w:rPr>
+          <w:rStyle w:val="m"/>
+        </w:rPr>
+        <w:t>message</w:t>
+      </w:r>
+      <w:r>
+        <w:t>);</w:t>
+      </w:r>
+    </w:p>
+    <w:p>
+      <w:pPr>
+        <w:pStyle w:val="NoSpacing"/>
+      </w:pPr>
+      <w:r>
+        <w:t>}</w:t>
+      </w:r>
+    </w:p>
+    <w:p>
+      <w:pPr>
+        <w:pStyle w:val="NoSpacing"/>
+      </w:pPr>
+      <w:r>
+        <w:t>The function performs an action but doesn't return a value.</w:t>
+      </w:r>
+    </w:p>
+    <w:p>
+      <w:pPr>
+        <w:pStyle w:val="NoSpacing"/>
+      </w:pPr>
+    </w:p>
+    <w:p>
+      <w:pPr>
+        <w:pStyle w:val="NoSpacing"/>
+        <w:rPr>
+          <w:b/>
+        </w:rPr>
+      </w:pPr>
+      <w:r>
+        <w:rPr>
+          <w:rStyle w:val="HTMLCode"/>
+          <w:rFonts w:ascii="Times New Roman" w:eastAsiaTheme="minorHAnsi" w:hAnsi="Times New Roman" w:cstheme="minorBidi"/>
+          <w:b/>
+          <w:sz w:val="24"/>
+          <w:szCs w:val="22"/>
+        </w:rPr>
+        <w:t>never</w:t>
+      </w:r>
+    </w:p>
+    <w:p>
+      <w:pPr>
+        <w:pStyle w:val="NoSpacing"/>
+      </w:pPr>
+      <w:r>
+        <w:rPr>
+          <w:rStyle w:val="HTMLCode"/>
+          <w:rFonts w:ascii="Times New Roman" w:eastAsiaTheme="minorHAnsi" w:hAnsi="Times New Roman" w:cstheme="minorBidi"/>
+          <w:sz w:val="24"/>
+          <w:szCs w:val="22"/>
+        </w:rPr>
+        <w:t>never</w:t>
+      </w:r>
+      <w:r>
+        <w:t xml:space="preserve"> represents something that never successfully returns.</w:t>
+      </w:r>
+    </w:p>
+    <w:p>
+      <w:pPr>
+        <w:pStyle w:val="NoSpacing"/>
+      </w:pPr>
+      <w:r>
+        <w:t>For example:</w:t>
+      </w:r>
+    </w:p>
+    <w:p>
+      <w:pPr>
+        <w:pStyle w:val="NoSpacing"/>
+      </w:pPr>
+      <w:r>
+        <w:rPr>
+          <w:rStyle w:val="g"/>
+        </w:rPr>
+        <w:t>function</w:t>
+      </w:r>
+      <w:r>
+        <w:t xml:space="preserve"> </w:t>
+      </w:r>
+      <w:proofErr w:type="spellStart"/>
+      <w:proofErr w:type="gramStart"/>
+      <w:r>
+        <w:rPr>
+          <w:rStyle w:val="m"/>
+        </w:rPr>
+        <w:t>throwError</w:t>
+      </w:r>
+      <w:proofErr w:type="spellEnd"/>
+      <w:r>
+        <w:t>(</w:t>
+      </w:r>
+      <w:proofErr w:type="gramEnd"/>
+      <w:r>
+        <w:rPr>
+          <w:rStyle w:val="m"/>
+        </w:rPr>
+        <w:t>message</w:t>
+      </w:r>
+      <w:r>
+        <w:t xml:space="preserve">: </w:t>
+      </w:r>
+      <w:r>
+        <w:rPr>
+          <w:rStyle w:val="m"/>
+        </w:rPr>
+        <w:t>string</w:t>
+      </w:r>
+      <w:r>
+        <w:t xml:space="preserve">): </w:t>
+      </w:r>
+      <w:r>
+        <w:rPr>
+          <w:rStyle w:val="m"/>
+        </w:rPr>
+        <w:t>never</w:t>
+      </w:r>
+      <w:r>
+        <w:t xml:space="preserve"> {</w:t>
+      </w:r>
+    </w:p>
+    <w:p>
+      <w:pPr>
+        <w:pStyle w:val="NoSpacing"/>
+      </w:pPr>
+      <w:r>
+        <w:t xml:space="preserve">    </w:t>
+      </w:r>
+      <w:r>
+        <w:rPr>
+          <w:rStyle w:val="g"/>
+        </w:rPr>
+        <w:t>throw</w:t>
+      </w:r>
+      <w:r>
+        <w:t xml:space="preserve"> </w:t>
+      </w:r>
+      <w:r>
+        <w:rPr>
+          <w:rStyle w:val="g"/>
+        </w:rPr>
+        <w:t>new</w:t>
+      </w:r>
+      <w:r>
+        <w:t xml:space="preserve"> </w:t>
+      </w:r>
+      <w:r>
+        <w:rPr>
+          <w:rStyle w:val="m"/>
+        </w:rPr>
+        <w:t>Error</w:t>
+      </w:r>
+      <w:r>
+        <w:t>(</w:t>
+      </w:r>
+      <w:r>
+        <w:rPr>
+          <w:rStyle w:val="m"/>
+        </w:rPr>
+        <w:t>message</w:t>
+      </w:r>
+      <w:r>
+        <w:t>);</w:t>
+      </w:r>
+    </w:p>
+    <w:p>
+      <w:pPr>
+        <w:pStyle w:val="NoSpacing"/>
+      </w:pPr>
+      <w:r>
+        <w:t>}</w:t>
+      </w:r>
+    </w:p>
+    <w:p>
+      <w:pPr>
+        <w:pStyle w:val="NoSpacing"/>
+      </w:pPr>
+      <w:r>
+        <w:t>Another example is an exhaustive switch check:</w:t>
+      </w:r>
+    </w:p>
+    <w:p>
+      <w:pPr>
+        <w:pStyle w:val="NoSpacing"/>
+      </w:pPr>
+    </w:p>
+    <w:p>
+      <w:pPr>
+        <w:pStyle w:val="NoSpacing"/>
+        <w:rPr>
+          <w:b/>
+        </w:rPr>
+      </w:pPr>
+      <w:r>
+        <w:rPr>
+          <w:b/>
+        </w:rPr>
+        <w:t>Type Inference</w:t>
+      </w:r>
+    </w:p>
+    <w:p>
+      <w:pPr>
+        <w:pStyle w:val="NoSpacing"/>
+      </w:pPr>
+      <w:r>
+        <w:t>TypeScript can automatically determine types.</w:t>
+      </w:r>
+    </w:p>
+    <w:p>
+      <w:pPr>
+        <w:pStyle w:val="NoSpacing"/>
+      </w:pPr>
+    </w:p>
+    <w:p>
+      <w:pPr>
+        <w:pStyle w:val="NoSpacing"/>
+      </w:pPr>
+    </w:p>
+    <w:p>
+      <w:pPr>
+        <w:pStyle w:val="NoSpacing"/>
+        <w:rPr>
+          <w:b/>
+        </w:rPr>
+      </w:pPr>
+      <w:r>
+        <w:rPr>
+          <w:b/>
+        </w:rPr>
+        <w:lastRenderedPageBreak/>
+        <w:t>Type Assertion</w:t>
+      </w:r>
+    </w:p>
+    <w:p>
+      <w:pPr>
+        <w:pStyle w:val="NoSpacing"/>
+      </w:pPr>
+      <w:r>
+        <w:t>Sometimes you know something about a value that TypeScript doesn't know.</w:t>
+      </w:r>
+    </w:p>
+    <w:p>
+      <w:pPr>
+        <w:pStyle w:val="NoSpacing"/>
+      </w:pPr>
+      <w:r>
+        <w:t>You can tell TypeScript about it.</w:t>
+      </w:r>
+    </w:p>
+    <w:p>
+      <w:pPr>
+        <w:pStyle w:val="NoSpacing"/>
+      </w:pPr>
+    </w:p>
+    <w:p>
+      <w:pPr>
+        <w:pStyle w:val="NoSpacing"/>
+      </w:pPr>
+      <w:r>
+        <w:rPr>
+          <w:rStyle w:val="g"/>
+        </w:rPr>
+        <w:t>const</w:t>
+      </w:r>
+      <w:r>
+        <w:t xml:space="preserve"> </w:t>
+      </w:r>
+      <w:r>
+        <w:rPr>
+          <w:rStyle w:val="m"/>
+        </w:rPr>
+        <w:t>input</w:t>
+      </w:r>
+      <w:r>
+        <w:t xml:space="preserve"> </w:t>
+      </w:r>
+      <w:r>
+        <w:rPr>
+          <w:rStyle w:val="g"/>
+        </w:rPr>
+        <w:t>=</w:t>
+      </w:r>
+      <w:r>
+        <w:t xml:space="preserve"> </w:t>
+      </w:r>
+      <w:proofErr w:type="spellStart"/>
+      <w:proofErr w:type="gramStart"/>
+      <w:r>
+        <w:rPr>
+          <w:rStyle w:val="m"/>
+        </w:rPr>
+        <w:t>document</w:t>
+      </w:r>
+      <w:r>
+        <w:rPr>
+          <w:rStyle w:val="g"/>
+        </w:rPr>
+        <w:t>.</w:t>
+      </w:r>
+      <w:r>
+        <w:t>getElementById</w:t>
+      </w:r>
+      <w:proofErr w:type="spellEnd"/>
+      <w:proofErr w:type="gramEnd"/>
+      <w:r>
+        <w:t>(</w:t>
+      </w:r>
+      <w:r>
+        <w:rPr>
+          <w:rStyle w:val="k"/>
+        </w:rPr>
+        <w:t>"username"</w:t>
+      </w:r>
+      <w:r>
+        <w:t xml:space="preserve">) </w:t>
+      </w:r>
+      <w:r>
+        <w:rPr>
+          <w:rStyle w:val="g"/>
+        </w:rPr>
+        <w:t>as</w:t>
+      </w:r>
+      <w:r>
+        <w:t xml:space="preserve"> </w:t>
+      </w:r>
+      <w:proofErr w:type="spellStart"/>
+      <w:r>
+        <w:rPr>
+          <w:rStyle w:val="m"/>
+        </w:rPr>
+        <w:t>HTMLInputElement</w:t>
+      </w:r>
+      <w:proofErr w:type="spellEnd"/>
+      <w:r>
+        <w:t>;</w:t>
+      </w:r>
+    </w:p>
+    <w:p>
+      <w:pPr>
+        <w:pStyle w:val="NoSpacing"/>
+      </w:pPr>
+      <w:r>
+        <w:t xml:space="preserve">Now TypeScript understands that </w:t>
+      </w:r>
+      <w:r>
+        <w:rPr>
+          <w:rStyle w:val="HTMLCode"/>
+          <w:rFonts w:ascii="Times New Roman" w:eastAsiaTheme="minorHAnsi" w:hAnsi="Times New Roman" w:cstheme="minorBidi"/>
+          <w:sz w:val="24"/>
+          <w:szCs w:val="22"/>
+        </w:rPr>
+        <w:t>input</w:t>
+      </w:r>
+      <w:r>
+        <w:t xml:space="preserve"> is an </w:t>
+      </w:r>
+      <w:proofErr w:type="spellStart"/>
+      <w:r>
+        <w:rPr>
+          <w:rStyle w:val="HTMLCode"/>
+          <w:rFonts w:ascii="Times New Roman" w:eastAsiaTheme="minorHAnsi" w:hAnsi="Times New Roman" w:cstheme="minorBidi"/>
+          <w:sz w:val="24"/>
+          <w:szCs w:val="22"/>
+        </w:rPr>
+        <w:t>HTMLInputElement</w:t>
+      </w:r>
+      <w:proofErr w:type="spellEnd"/>
+      <w:r>
+        <w:t>.</w:t>
+      </w:r>
+    </w:p>
+    <w:p>
+      <w:pPr>
+        <w:pStyle w:val="NoSpacing"/>
+      </w:pPr>
+    </w:p>
+    <w:p>
+      <w:pPr>
+        <w:pStyle w:val="NoSpacing"/>
+        <w:rPr>
+          <w:b/>
+        </w:rPr>
+      </w:pPr>
+      <w:r>
+        <w:rPr>
+          <w:b/>
+        </w:rPr>
+        <w:t>Another syntax:</w:t>
+      </w:r>
+    </w:p>
+    <w:p>
+      <w:pPr>
+        <w:pStyle w:val="NoSpacing"/>
+      </w:pPr>
+      <w:r>
+        <w:rPr>
+          <w:rStyle w:val="g"/>
+        </w:rPr>
+        <w:t>const</w:t>
+      </w:r>
+      <w:r>
+        <w:t xml:space="preserve"> </w:t>
+      </w:r>
+      <w:r>
+        <w:rPr>
+          <w:rStyle w:val="m"/>
+        </w:rPr>
+        <w:t>input</w:t>
+      </w:r>
+      <w:r>
+        <w:t xml:space="preserve"> </w:t>
+      </w:r>
+      <w:r>
+        <w:rPr>
+          <w:rStyle w:val="g"/>
+        </w:rPr>
+        <w:t>=</w:t>
+      </w:r>
+      <w:r>
+        <w:t xml:space="preserve"> </w:t>
+      </w:r>
+      <w:r>
+        <w:rPr>
+          <w:rStyle w:val="o"/>
+        </w:rPr>
+        <w:t>&lt;</w:t>
+      </w:r>
+      <w:proofErr w:type="spellStart"/>
+      <w:r>
+        <w:rPr>
+          <w:rStyle w:val="o"/>
+        </w:rPr>
+        <w:t>HTMLInputElement</w:t>
+      </w:r>
+      <w:proofErr w:type="spellEnd"/>
+      <w:proofErr w:type="gramStart"/>
+      <w:r>
+        <w:rPr>
+          <w:rStyle w:val="o"/>
+        </w:rPr>
+        <w:t>&gt;</w:t>
+      </w:r>
+      <w:r>
+        <w:t>(</w:t>
+      </w:r>
+      <w:proofErr w:type="gramEnd"/>
+    </w:p>
+    <w:p>
+      <w:pPr>
+        <w:pStyle w:val="NoSpacing"/>
+      </w:pPr>
+      <w:r>
+        <w:t xml:space="preserve">    </w:t>
+      </w:r>
+      <w:proofErr w:type="spellStart"/>
+      <w:proofErr w:type="gramStart"/>
+      <w:r>
+        <w:t>document.getElementById</w:t>
+      </w:r>
+      <w:proofErr w:type="spellEnd"/>
+      <w:proofErr w:type="gramEnd"/>
+      <w:r>
+        <w:t>("username")</w:t>
+      </w:r>
+    </w:p>
+    <w:p>
+      <w:pPr>
+        <w:pStyle w:val="NoSpacing"/>
+      </w:pPr>
+      <w:r>
+        <w:t>);</w:t>
+      </w:r>
+    </w:p>
+    <w:p>
+      <w:pPr>
+        <w:pStyle w:val="NoSpacing"/>
+      </w:pPr>
+    </w:p>
+    <w:p>
+      <w:pPr>
+        <w:pStyle w:val="NoSpacing"/>
+      </w:pPr>
+      <w:r>
+        <w:t xml:space="preserve">In React/TSX, prefer </w:t>
+      </w:r>
+      <w:r>
+        <w:rPr>
+          <w:rStyle w:val="HTMLCode"/>
+          <w:rFonts w:ascii="Times New Roman" w:eastAsiaTheme="minorHAnsi" w:hAnsi="Times New Roman" w:cstheme="minorBidi"/>
+          <w:sz w:val="24"/>
+          <w:szCs w:val="22"/>
+        </w:rPr>
+        <w:t>as</w:t>
+      </w:r>
+      <w:r>
+        <w:t xml:space="preserve"> syntax because angle-bracket syntax conflicts with JSX.</w:t>
+      </w:r>
+    </w:p>
+    <w:p>
+      <w:pPr>
+        <w:pStyle w:val="NoSpacing"/>
+      </w:pPr>
+    </w:p>
+    <w:p>
+      <w:pPr>
+        <w:pStyle w:val="NoSpacing"/>
+        <w:rPr>
+          <w:b/>
+        </w:rPr>
+      </w:pPr>
+      <w:r>
+        <w:rPr>
+          <w:b/>
+        </w:rPr>
+        <w:t>Generics</w:t>
+      </w:r>
+    </w:p>
+    <w:p>
+      <w:pPr>
+        <w:pStyle w:val="NoSpacing"/>
+      </w:pPr>
+      <w:r>
+        <w:t>Generics allow you to create reusable code that works with different types while maintaining type safety.</w:t>
+      </w:r>
+    </w:p>
+    <w:p>
+      <w:pPr>
+        <w:pStyle w:val="NoSpacing"/>
+      </w:pPr>
+      <w:r>
+        <w:t>Example:</w:t>
+      </w:r>
+    </w:p>
+    <w:p>
+      <w:pPr>
+        <w:pStyle w:val="NoSpacing"/>
+      </w:pPr>
+      <w:r>
+        <w:rPr>
+          <w:rStyle w:val="g"/>
+        </w:rPr>
+        <w:t>function</w:t>
+      </w:r>
+      <w:r>
+        <w:t xml:space="preserve"> </w:t>
+      </w:r>
+      <w:r>
+        <w:rPr>
+          <w:rStyle w:val="m"/>
+        </w:rPr>
+        <w:t>identity</w:t>
+      </w:r>
+      <w:r>
+        <w:t>&lt;</w:t>
+      </w:r>
+      <w:r>
+        <w:rPr>
+          <w:rStyle w:val="m"/>
+        </w:rPr>
+        <w:t>T</w:t>
+      </w:r>
+      <w:proofErr w:type="gramStart"/>
+      <w:r>
+        <w:t>&gt;(</w:t>
+      </w:r>
+      <w:proofErr w:type="gramEnd"/>
+      <w:r>
+        <w:rPr>
+          <w:rStyle w:val="m"/>
+        </w:rPr>
+        <w:t>value</w:t>
+      </w:r>
+      <w:r>
+        <w:t xml:space="preserve">: </w:t>
+      </w:r>
+      <w:r>
+        <w:rPr>
+          <w:rStyle w:val="m"/>
+        </w:rPr>
+        <w:t>T</w:t>
+      </w:r>
+      <w:r>
+        <w:t xml:space="preserve">): </w:t>
+      </w:r>
+      <w:r>
+        <w:rPr>
+          <w:rStyle w:val="m"/>
+        </w:rPr>
+        <w:t>T</w:t>
+      </w:r>
+      <w:r>
+        <w:t xml:space="preserve"> {</w:t>
+      </w:r>
+    </w:p>
+    <w:p>
+      <w:pPr>
+        <w:pStyle w:val="NoSpacing"/>
+      </w:pPr>
+      <w:r>
+        <w:t xml:space="preserve">    </w:t>
+      </w:r>
+      <w:r>
+        <w:rPr>
+          <w:rStyle w:val="g"/>
+        </w:rPr>
+        <w:t>return</w:t>
+      </w:r>
+      <w:r>
+        <w:t xml:space="preserve"> </w:t>
+      </w:r>
+      <w:r>
+        <w:rPr>
+          <w:rStyle w:val="m"/>
+        </w:rPr>
+        <w:t>value</w:t>
+      </w:r>
+      <w:r>
+        <w:t>;</w:t>
+      </w:r>
+    </w:p>
+    <w:p>
+      <w:pPr>
+        <w:pStyle w:val="NoSpacing"/>
+      </w:pPr>
+      <w:r>
+        <w:t>}</w:t>
+      </w:r>
+    </w:p>
+    <w:p>
+      <w:pPr>
+        <w:pStyle w:val="NoSpacing"/>
+      </w:pPr>
+    </w:p>
+    <w:p>
+      <w:pPr>
+        <w:pStyle w:val="NoSpacing"/>
+      </w:pPr>
+      <w:r>
+        <w:t>Now:</w:t>
+      </w:r>
+    </w:p>
+    <w:p>
+      <w:pPr>
+        <w:pStyle w:val="NoSpacing"/>
+      </w:pPr>
+      <w:r>
+        <w:t xml:space="preserve">const </w:t>
+      </w:r>
+      <w:proofErr w:type="spellStart"/>
+      <w:r>
+        <w:t>numberValue</w:t>
+      </w:r>
+      <w:proofErr w:type="spellEnd"/>
+      <w:r>
+        <w:t xml:space="preserve"> = identity&lt;number</w:t>
+      </w:r>
+      <w:proofErr w:type="gramStart"/>
+      <w:r>
+        <w:t>&gt;(</w:t>
+      </w:r>
+      <w:proofErr w:type="gramEnd"/>
+      <w:r>
+        <w:t>100);</w:t>
+      </w:r>
+    </w:p>
+    <w:p>
+      <w:pPr>
+        <w:pStyle w:val="NoSpacing"/>
+      </w:pPr>
+    </w:p>
+    <w:p>
+      <w:pPr>
+        <w:pStyle w:val="NoSpacing"/>
+      </w:pPr>
+      <w:r>
+        <w:t xml:space="preserve">const </w:t>
+      </w:r>
+      <w:proofErr w:type="spellStart"/>
+      <w:r>
+        <w:t>stringValue</w:t>
+      </w:r>
+      <w:proofErr w:type="spellEnd"/>
+      <w:r>
+        <w:t xml:space="preserve"> = identity&lt;string&gt;("Hello");</w:t>
+      </w:r>
+    </w:p>
+    <w:p>
+      <w:pPr>
+        <w:pStyle w:val="NoSpacing"/>
+      </w:pPr>
+      <w:r>
+        <w:t>TypeScript understands:</w:t>
+      </w:r>
+    </w:p>
+    <w:p>
+      <w:pPr>
+        <w:pStyle w:val="NoSpacing"/>
+      </w:pPr>
+      <w:proofErr w:type="spellStart"/>
+      <w:r>
+        <w:t>numberValue</w:t>
+      </w:r>
+      <w:proofErr w:type="spellEnd"/>
+      <w:r>
+        <w:t xml:space="preserve"> // number</w:t>
+      </w:r>
+    </w:p>
+    <w:p>
+      <w:pPr>
+        <w:pStyle w:val="NoSpacing"/>
+      </w:pPr>
+      <w:proofErr w:type="spellStart"/>
+      <w:r>
+        <w:t>stringValue</w:t>
+      </w:r>
+      <w:proofErr w:type="spellEnd"/>
+      <w:r>
+        <w:t xml:space="preserve"> // string</w:t>
+      </w:r>
+    </w:p>
+    <w:p>
+      <w:pPr>
+        <w:pStyle w:val="NoSpacing"/>
+      </w:pPr>
+    </w:p>
+    <w:p>
+      <w:pPr>
+        <w:pStyle w:val="NoSpacing"/>
+      </w:pPr>
+      <w:r>
+        <w:t>You'll see them frequently in:</w:t>
+      </w:r>
+    </w:p>
+    <w:p>
+      <w:pPr>
+        <w:pStyle w:val="NoSpacing"/>
+        <w:numPr>
+          <w:ilvl w:val="0"/>
+          <w:numId w:val="40"/>
+        </w:numPr>
+      </w:pPr>
+      <w:r>
+        <w:t xml:space="preserve">API responses </w:t>
+      </w:r>
+    </w:p>
+    <w:p>
+      <w:pPr>
+        <w:pStyle w:val="NoSpacing"/>
+        <w:numPr>
+          <w:ilvl w:val="0"/>
+          <w:numId w:val="40"/>
+        </w:numPr>
+      </w:pPr>
+      <w:r>
+        <w:t xml:space="preserve">reusable functions </w:t>
+      </w:r>
+    </w:p>
+    <w:p>
+      <w:pPr>
+        <w:pStyle w:val="NoSpacing"/>
+        <w:numPr>
+          <w:ilvl w:val="0"/>
+          <w:numId w:val="40"/>
+        </w:numPr>
+      </w:pPr>
+      <w:r>
+        <w:t xml:space="preserve">React hooks </w:t>
+      </w:r>
+    </w:p>
+    <w:p>
+      <w:pPr>
+        <w:pStyle w:val="NoSpacing"/>
+        <w:numPr>
+          <w:ilvl w:val="0"/>
+          <w:numId w:val="40"/>
+        </w:numPr>
+      </w:pPr>
+      <w:r>
+        <w:t xml:space="preserve">reusable components </w:t>
+      </w:r>
+    </w:p>
+    <w:p>
+      <w:pPr>
+        <w:pStyle w:val="NoSpacing"/>
+        <w:numPr>
+          <w:ilvl w:val="0"/>
+          <w:numId w:val="40"/>
+        </w:numPr>
+      </w:pPr>
+      <w:r>
+        <w:t>utility functions</w:t>
+      </w:r>
+    </w:p>
+    <w:p>
+      <w:pPr>
+        <w:pStyle w:val="NoSpacing"/>
+      </w:pPr>
+    </w:p>
+    <w:p>
+      <w:pPr>
+        <w:pStyle w:val="NoSpacing"/>
+        <w:rPr>
+          <w:b/>
+        </w:rPr>
+      </w:pPr>
+      <w:r>
+        <w:rPr>
+          <w:b/>
+        </w:rPr>
+        <w:t>Type Narrowing</w:t>
+      </w:r>
+    </w:p>
+    <w:p>
+      <w:pPr>
+        <w:pStyle w:val="NoSpacing"/>
+      </w:pPr>
+      <w:r>
+        <w:t>TypeScript can narrow a broader type based on runtime checks.</w:t>
+      </w:r>
+    </w:p>
+    <w:p>
+      <w:pPr>
+        <w:pStyle w:val="NoSpacing"/>
+      </w:pPr>
+      <w:r>
+        <w:t>Example:</w:t>
+      </w:r>
+    </w:p>
+    <w:p>
+      <w:pPr>
+        <w:pStyle w:val="NoSpacing"/>
+      </w:pPr>
+      <w:r>
+        <w:rPr>
+          <w:rStyle w:val="g"/>
+        </w:rPr>
+        <w:t>function</w:t>
+      </w:r>
+      <w:r>
+        <w:t xml:space="preserve"> </w:t>
+      </w:r>
+      <w:proofErr w:type="spellStart"/>
+      <w:proofErr w:type="gramStart"/>
+      <w:r>
+        <w:rPr>
+          <w:rStyle w:val="m"/>
+        </w:rPr>
+        <w:t>printValue</w:t>
+      </w:r>
+      <w:proofErr w:type="spellEnd"/>
+      <w:r>
+        <w:t>(</w:t>
+      </w:r>
+      <w:proofErr w:type="gramEnd"/>
+      <w:r>
+        <w:rPr>
+          <w:rStyle w:val="m"/>
+        </w:rPr>
+        <w:t>value</w:t>
+      </w:r>
+      <w:r>
+        <w:t xml:space="preserve">: </w:t>
+      </w:r>
+      <w:r>
+        <w:rPr>
+          <w:rStyle w:val="m"/>
+        </w:rPr>
+        <w:t>string</w:t>
+      </w:r>
+      <w:r>
+        <w:t xml:space="preserve"> </w:t>
+      </w:r>
+      <w:r>
+        <w:rPr>
+          <w:rStyle w:val="g"/>
+        </w:rPr>
+        <w:t>|</w:t>
+      </w:r>
+      <w:r>
+        <w:t xml:space="preserve"> </w:t>
+      </w:r>
+      <w:r>
+        <w:rPr>
+          <w:rStyle w:val="m"/>
+        </w:rPr>
+        <w:t>number</w:t>
+      </w:r>
+      <w:r>
+        <w:t>) {</w:t>
+      </w:r>
+    </w:p>
+    <w:p>
+      <w:pPr>
+        <w:pStyle w:val="NoSpacing"/>
+      </w:pPr>
+    </w:p>
+    <w:p>
+      <w:pPr>
+        <w:pStyle w:val="NoSpacing"/>
+      </w:pPr>
+      <w:r>
+        <w:t xml:space="preserve">    </w:t>
+      </w:r>
+      <w:r>
+        <w:rPr>
+          <w:rStyle w:val="g"/>
+        </w:rPr>
+        <w:t>if</w:t>
+      </w:r>
+      <w:r>
+        <w:t xml:space="preserve"> (</w:t>
+      </w:r>
+      <w:proofErr w:type="spellStart"/>
+      <w:r>
+        <w:rPr>
+          <w:rStyle w:val="g"/>
+        </w:rPr>
+        <w:t>typeof</w:t>
+      </w:r>
+      <w:proofErr w:type="spellEnd"/>
+      <w:r>
+        <w:t xml:space="preserve"> </w:t>
+      </w:r>
+      <w:r>
+        <w:rPr>
+          <w:rStyle w:val="m"/>
+        </w:rPr>
+        <w:t>value</w:t>
+      </w:r>
+      <w:r>
+        <w:t xml:space="preserve"> </w:t>
+      </w:r>
+      <w:r>
+        <w:rPr>
+          <w:rStyle w:val="g"/>
+        </w:rPr>
+        <w:t>===</w:t>
+      </w:r>
+      <w:r>
+        <w:t xml:space="preserve"> </w:t>
+      </w:r>
+      <w:r>
+        <w:rPr>
+          <w:rStyle w:val="k"/>
+        </w:rPr>
+        <w:t>"string"</w:t>
+      </w:r>
+      <w:r>
+        <w:t>) {</w:t>
+      </w:r>
+    </w:p>
+    <w:p>
+      <w:pPr>
+        <w:pStyle w:val="NoSpacing"/>
+      </w:pPr>
+      <w:r>
+        <w:t xml:space="preserve">        </w:t>
+      </w:r>
+      <w:r>
+        <w:rPr>
+          <w:rStyle w:val="m"/>
+        </w:rPr>
+        <w:t>console</w:t>
+      </w:r>
+      <w:r>
+        <w:rPr>
+          <w:rStyle w:val="g"/>
+        </w:rPr>
+        <w:t>.</w:t>
+      </w:r>
+      <w:r>
+        <w:t>log(</w:t>
+      </w:r>
+      <w:proofErr w:type="spellStart"/>
+      <w:proofErr w:type="gramStart"/>
+      <w:r>
+        <w:rPr>
+          <w:rStyle w:val="m"/>
+        </w:rPr>
+        <w:t>value</w:t>
+      </w:r>
+      <w:r>
+        <w:rPr>
+          <w:rStyle w:val="g"/>
+        </w:rPr>
+        <w:t>.</w:t>
+      </w:r>
+      <w:r>
+        <w:t>toUpperCase</w:t>
+      </w:r>
+      <w:proofErr w:type="spellEnd"/>
+      <w:proofErr w:type="gramEnd"/>
+      <w:r>
+        <w:t>());</w:t>
+      </w:r>
+    </w:p>
+    <w:p>
+      <w:pPr>
+        <w:pStyle w:val="NoSpacing"/>
+      </w:pPr>
+      <w:r>
+        <w:t xml:space="preserve">    } </w:t>
+      </w:r>
+      <w:r>
+        <w:rPr>
+          <w:rStyle w:val="g"/>
+        </w:rPr>
+        <w:t>else</w:t>
+      </w:r>
+      <w:r>
+        <w:t xml:space="preserve"> {</w:t>
+      </w:r>
+    </w:p>
+    <w:p>
+      <w:pPr>
+        <w:pStyle w:val="NoSpacing"/>
+      </w:pPr>
+      <w:r>
+        <w:t xml:space="preserve">        </w:t>
+      </w:r>
+      <w:r>
+        <w:rPr>
+          <w:rStyle w:val="m"/>
+        </w:rPr>
+        <w:t>console</w:t>
+      </w:r>
+      <w:r>
+        <w:rPr>
+          <w:rStyle w:val="g"/>
+        </w:rPr>
+        <w:t>.</w:t>
+      </w:r>
+      <w:r>
+        <w:t>log(</w:t>
+      </w:r>
+      <w:proofErr w:type="spellStart"/>
+      <w:proofErr w:type="gramStart"/>
+      <w:r>
+        <w:rPr>
+          <w:rStyle w:val="m"/>
+        </w:rPr>
+        <w:t>value</w:t>
+      </w:r>
+      <w:r>
+        <w:rPr>
+          <w:rStyle w:val="g"/>
+        </w:rPr>
+        <w:t>.</w:t>
+      </w:r>
+      <w:r>
+        <w:t>toFixed</w:t>
+      </w:r>
+      <w:proofErr w:type="spellEnd"/>
+      <w:proofErr w:type="gramEnd"/>
+      <w:r>
+        <w:t>(</w:t>
+      </w:r>
+      <w:r>
+        <w:rPr>
+          <w:rStyle w:val="j"/>
+        </w:rPr>
+        <w:t>2</w:t>
+      </w:r>
+      <w:r>
+        <w:t>));</w:t>
+      </w:r>
+    </w:p>
+    <w:p>
+      <w:pPr>
+        <w:pStyle w:val="NoSpacing"/>
+      </w:pPr>
+      <w:r>
+        <w:t xml:space="preserve">    }</w:t>
+      </w:r>
+    </w:p>
+    <w:p>
+      <w:pPr>
+        <w:pStyle w:val="NoSpacing"/>
+      </w:pPr>
+      <w:r>
+        <w:t>}</w:t>
+      </w:r>
+    </w:p>
+    <w:p>
+      <w:pPr>
+        <w:pStyle w:val="NoSpacing"/>
+      </w:pPr>
+    </w:p>
+    <w:p>
+      <w:pPr>
+        <w:pStyle w:val="NoSpacing"/>
+      </w:pPr>
+    </w:p>
+    <w:p>
+      <w:pPr>
+        <w:pStyle w:val="NoSpacing"/>
+      </w:pPr>
+      <w:r>
+        <w:lastRenderedPageBreak/>
+        <w:t>Initially:</w:t>
+      </w:r>
+    </w:p>
+    <w:p>
+      <w:pPr>
+        <w:pStyle w:val="NoSpacing"/>
+      </w:pPr>
+      <w:r>
+        <w:rPr>
+          <w:rStyle w:val="o"/>
+        </w:rPr>
+        <w:t>value</w:t>
+      </w:r>
+      <w:r>
+        <w:t xml:space="preserve">: </w:t>
+      </w:r>
+      <w:r>
+        <w:rPr>
+          <w:rStyle w:val="m"/>
+        </w:rPr>
+        <w:t>string</w:t>
+      </w:r>
+      <w:r>
+        <w:t xml:space="preserve"> </w:t>
+      </w:r>
+      <w:r>
+        <w:rPr>
+          <w:rStyle w:val="g"/>
+        </w:rPr>
+        <w:t>|</w:t>
+      </w:r>
+      <w:r>
+        <w:t xml:space="preserve"> </w:t>
+      </w:r>
+      <w:r>
+        <w:rPr>
+          <w:rStyle w:val="m"/>
+        </w:rPr>
+        <w:t>number</w:t>
+      </w:r>
+    </w:p>
+    <w:p>
+      <w:pPr>
+        <w:pStyle w:val="NoSpacing"/>
+      </w:pPr>
+      <w:r>
+        <w:t xml:space="preserve">Inside the </w:t>
+      </w:r>
+      <w:r>
+        <w:rPr>
+          <w:rStyle w:val="HTMLCode"/>
+          <w:rFonts w:ascii="Times New Roman" w:eastAsiaTheme="minorHAnsi" w:hAnsi="Times New Roman" w:cstheme="minorBidi"/>
+          <w:sz w:val="24"/>
+          <w:szCs w:val="22"/>
+        </w:rPr>
+        <w:t>if</w:t>
+      </w:r>
+      <w:r>
+        <w:t>:</w:t>
+      </w:r>
+    </w:p>
+    <w:p>
+      <w:pPr>
+        <w:pStyle w:val="NoSpacing"/>
+      </w:pPr>
+      <w:r>
+        <w:rPr>
+          <w:rStyle w:val="o"/>
+        </w:rPr>
+        <w:t>value</w:t>
+      </w:r>
+      <w:r>
+        <w:t xml:space="preserve">: </w:t>
+      </w:r>
+      <w:r>
+        <w:rPr>
+          <w:rStyle w:val="m"/>
+        </w:rPr>
+        <w:t>string</w:t>
+      </w:r>
+    </w:p>
+    <w:p>
+      <w:pPr>
+        <w:pStyle w:val="NoSpacing"/>
+      </w:pPr>
+      <w:r>
+        <w:t xml:space="preserve">Inside </w:t>
+      </w:r>
+      <w:r>
+        <w:rPr>
+          <w:rStyle w:val="HTMLCode"/>
+          <w:rFonts w:ascii="Times New Roman" w:eastAsiaTheme="minorHAnsi" w:hAnsi="Times New Roman" w:cstheme="minorBidi"/>
+          <w:sz w:val="24"/>
+          <w:szCs w:val="22"/>
+        </w:rPr>
+        <w:t>else</w:t>
+      </w:r>
+      <w:r>
+        <w:t>:</w:t>
+      </w:r>
+    </w:p>
+    <w:p>
+      <w:pPr>
+        <w:pStyle w:val="NoSpacing"/>
+      </w:pPr>
+      <w:r>
+        <w:rPr>
+          <w:rStyle w:val="o"/>
+        </w:rPr>
+        <w:t>value</w:t>
+      </w:r>
+      <w:r>
+        <w:t xml:space="preserve">: </w:t>
+      </w:r>
+      <w:r>
+        <w:rPr>
+          <w:rStyle w:val="m"/>
+        </w:rPr>
+        <w:t>number</w:t>
+      </w:r>
+    </w:p>
+    <w:p>
+      <w:pPr>
+        <w:pStyle w:val="NoSpacing"/>
+      </w:pPr>
+      <w:r>
+        <w:t xml:space="preserve">This is called </w:t>
+      </w:r>
+      <w:r>
+        <w:rPr>
+          <w:rStyle w:val="Strong"/>
+          <w:b w:val="0"/>
+          <w:bCs w:val="0"/>
+        </w:rPr>
+        <w:t>type narrowing</w:t>
+      </w:r>
+      <w:r>
+        <w:t>.</w:t>
+      </w:r>
+    </w:p>
+    <w:p>
+      <w:pPr>
+        <w:pStyle w:val="NoSpacing"/>
+      </w:pPr>
+    </w:p>
+    <w:p>
+      <w:pPr>
+        <w:pStyle w:val="NoSpacing"/>
+        <w:rPr>
+          <w:b/>
+        </w:rPr>
+      </w:pPr>
+      <w:r>
+        <w:rPr>
+          <w:b/>
+        </w:rPr>
+        <w:t>Type Guards</w:t>
+      </w:r>
+    </w:p>
+    <w:p>
+      <w:pPr>
+        <w:pStyle w:val="NoSpacing"/>
+      </w:pPr>
+      <w:r>
+        <w:t>A type guard helps TypeScript determine the actual type.</w:t>
+      </w:r>
+    </w:p>
+    <w:p>
+      <w:pPr>
+        <w:pStyle w:val="NoSpacing"/>
+      </w:pPr>
+      <w:r>
+        <w:t>Example:</w:t>
+      </w:r>
+    </w:p>
+    <w:p>
+      <w:pPr>
+        <w:pStyle w:val="NoSpacing"/>
+      </w:pPr>
+      <w:r>
+        <w:rPr>
+          <w:rStyle w:val="g"/>
+        </w:rPr>
+        <w:t>function</w:t>
+      </w:r>
+      <w:r>
+        <w:t xml:space="preserve"> </w:t>
+      </w:r>
+      <w:proofErr w:type="spellStart"/>
+      <w:proofErr w:type="gramStart"/>
+      <w:r>
+        <w:rPr>
+          <w:rStyle w:val="m"/>
+        </w:rPr>
+        <w:t>isString</w:t>
+      </w:r>
+      <w:proofErr w:type="spellEnd"/>
+      <w:r>
+        <w:t>(</w:t>
+      </w:r>
+      <w:proofErr w:type="gramEnd"/>
+      <w:r>
+        <w:rPr>
+          <w:rStyle w:val="m"/>
+        </w:rPr>
+        <w:t>value</w:t>
+      </w:r>
+      <w:r>
+        <w:t xml:space="preserve">: </w:t>
+      </w:r>
+      <w:r>
+        <w:rPr>
+          <w:rStyle w:val="m"/>
+        </w:rPr>
+        <w:t>unknown</w:t>
+      </w:r>
+      <w:r>
+        <w:t xml:space="preserve">): </w:t>
+      </w:r>
+      <w:r>
+        <w:rPr>
+          <w:rStyle w:val="m"/>
+        </w:rPr>
+        <w:t>value</w:t>
+      </w:r>
+      <w:r>
+        <w:t xml:space="preserve"> </w:t>
+      </w:r>
+      <w:r>
+        <w:rPr>
+          <w:rStyle w:val="g"/>
+        </w:rPr>
+        <w:t>is</w:t>
+      </w:r>
+      <w:r>
+        <w:t xml:space="preserve"> </w:t>
+      </w:r>
+      <w:r>
+        <w:rPr>
+          <w:rStyle w:val="m"/>
+        </w:rPr>
+        <w:t>string</w:t>
+      </w:r>
+      <w:r>
+        <w:t xml:space="preserve"> {</w:t>
+      </w:r>
+    </w:p>
+    <w:p>
+      <w:pPr>
+        <w:pStyle w:val="NoSpacing"/>
+      </w:pPr>
+      <w:r>
+        <w:t xml:space="preserve">    </w:t>
+      </w:r>
+      <w:r>
+        <w:rPr>
+          <w:rStyle w:val="g"/>
+        </w:rPr>
+        <w:t>return</w:t>
+      </w:r>
+      <w:r>
+        <w:t xml:space="preserve"> </w:t>
+      </w:r>
+      <w:proofErr w:type="spellStart"/>
+      <w:r>
+        <w:rPr>
+          <w:rStyle w:val="g"/>
+        </w:rPr>
+        <w:t>typeof</w:t>
+      </w:r>
+      <w:proofErr w:type="spellEnd"/>
+      <w:r>
+        <w:t xml:space="preserve"> </w:t>
+      </w:r>
+      <w:r>
+        <w:rPr>
+          <w:rStyle w:val="m"/>
+        </w:rPr>
+        <w:t>value</w:t>
+      </w:r>
+      <w:r>
+        <w:t xml:space="preserve"> </w:t>
+      </w:r>
+      <w:r>
+        <w:rPr>
+          <w:rStyle w:val="g"/>
+        </w:rPr>
+        <w:t>===</w:t>
+      </w:r>
+      <w:r>
+        <w:t xml:space="preserve"> </w:t>
+      </w:r>
+      <w:r>
+        <w:rPr>
+          <w:rStyle w:val="k"/>
+        </w:rPr>
+        <w:t>"string"</w:t>
+      </w:r>
+      <w:r>
+        <w:t>;</w:t>
+      </w:r>
+    </w:p>
+    <w:p>
+      <w:pPr>
+        <w:pStyle w:val="NoSpacing"/>
+      </w:pPr>
+      <w:r>
+        <w:t>}</w:t>
+      </w:r>
+    </w:p>
+    <w:p>
+      <w:pPr>
+        <w:pStyle w:val="NoSpacing"/>
+      </w:pPr>
+      <w:r>
+        <w:t>Then:</w:t>
+      </w:r>
+    </w:p>
+    <w:p>
+      <w:pPr>
+        <w:pStyle w:val="NoSpacing"/>
+      </w:pPr>
+      <w:r>
+        <w:rPr>
+          <w:rStyle w:val="g"/>
+        </w:rPr>
+        <w:t>if</w:t>
+      </w:r>
+      <w:r>
+        <w:t xml:space="preserve"> (</w:t>
+      </w:r>
+      <w:proofErr w:type="spellStart"/>
+      <w:r>
+        <w:rPr>
+          <w:rStyle w:val="m"/>
+        </w:rPr>
+        <w:t>isString</w:t>
+      </w:r>
+      <w:proofErr w:type="spellEnd"/>
+      <w:r>
+        <w:t>(</w:t>
+      </w:r>
+      <w:r>
+        <w:rPr>
+          <w:rStyle w:val="m"/>
+        </w:rPr>
+        <w:t>data</w:t>
+      </w:r>
+      <w:r>
+        <w:t>)) {</w:t>
+      </w:r>
+    </w:p>
+    <w:p>
+      <w:pPr>
+        <w:pStyle w:val="NoSpacing"/>
+      </w:pPr>
+      <w:r>
+        <w:t xml:space="preserve">    </w:t>
+      </w:r>
+      <w:r>
+        <w:rPr>
+          <w:rStyle w:val="m"/>
+        </w:rPr>
+        <w:t>console</w:t>
+      </w:r>
+      <w:r>
+        <w:rPr>
+          <w:rStyle w:val="g"/>
+        </w:rPr>
+        <w:t>.</w:t>
+      </w:r>
+      <w:r>
+        <w:t>log(</w:t>
+      </w:r>
+      <w:proofErr w:type="spellStart"/>
+      <w:proofErr w:type="gramStart"/>
+      <w:r>
+        <w:rPr>
+          <w:rStyle w:val="m"/>
+        </w:rPr>
+        <w:t>data</w:t>
+      </w:r>
+      <w:r>
+        <w:rPr>
+          <w:rStyle w:val="g"/>
+        </w:rPr>
+        <w:t>.</w:t>
+      </w:r>
+      <w:r>
+        <w:t>toUpperCase</w:t>
+      </w:r>
+      <w:proofErr w:type="spellEnd"/>
+      <w:proofErr w:type="gramEnd"/>
+      <w:r>
+        <w:t>());</w:t>
+      </w:r>
+    </w:p>
+    <w:p>
+      <w:pPr>
+        <w:pStyle w:val="NoSpacing"/>
+      </w:pPr>
+      <w:r>
+        <w:t>}</w:t>
+      </w:r>
+    </w:p>
+    <w:p>
+      <w:pPr>
+        <w:pStyle w:val="NoSpacing"/>
+      </w:pPr>
+      <w:r>
+        <w:t>This is an important advanced TypeScript concept.</w:t>
+      </w:r>
+    </w:p>
+    <w:p>
+      <w:pPr>
+        <w:pStyle w:val="NoSpacing"/>
+      </w:pPr>
+    </w:p>
+    <w:p>
+      <w:pPr>
+        <w:pStyle w:val="NoSpacing"/>
+        <w:rPr>
+          <w:b/>
+        </w:rPr>
+      </w:pPr>
+      <w:r>
+        <w:rPr>
+          <w:b/>
+        </w:rPr>
+        <w:t>Utility Types</w:t>
+      </w:r>
+    </w:p>
+    <w:p>
+      <w:pPr>
+        <w:pStyle w:val="NoSpacing"/>
+      </w:pPr>
+      <w:r>
+        <w:t>TypeScript provides built-in utility types.</w:t>
+      </w:r>
+    </w:p>
+    <w:p>
+      <w:pPr>
+        <w:pStyle w:val="NoSpacing"/>
+      </w:pPr>
+      <w:r>
+        <w:t>Some important ones:</w:t>
+      </w:r>
+    </w:p>
+    <w:p>
+      <w:pPr>
+        <w:pStyle w:val="NoSpacing"/>
+        <w:numPr>
+          <w:ilvl w:val="0"/>
+          <w:numId w:val="41"/>
+        </w:numPr>
+      </w:pPr>
+      <w:r>
+        <w:t>Partial</w:t>
+      </w:r>
+    </w:p>
+    <w:p>
+      <w:pPr>
+        <w:pStyle w:val="NoSpacing"/>
+        <w:numPr>
+          <w:ilvl w:val="0"/>
+          <w:numId w:val="41"/>
+        </w:numPr>
+      </w:pPr>
+      <w:r>
+        <w:t>Required</w:t>
+      </w:r>
+    </w:p>
+    <w:p>
+      <w:pPr>
+        <w:pStyle w:val="NoSpacing"/>
+        <w:numPr>
+          <w:ilvl w:val="0"/>
+          <w:numId w:val="41"/>
+        </w:numPr>
+      </w:pPr>
+      <w:proofErr w:type="spellStart"/>
+      <w:r>
+        <w:t>Readonly</w:t>
+      </w:r>
+      <w:proofErr w:type="spellEnd"/>
+    </w:p>
+    <w:p>
+      <w:pPr>
+        <w:pStyle w:val="NoSpacing"/>
+        <w:numPr>
+          <w:ilvl w:val="0"/>
+          <w:numId w:val="41"/>
+        </w:numPr>
+      </w:pPr>
+      <w:r>
+        <w:t>Pick</w:t>
+      </w:r>
+    </w:p>
+    <w:p>
+      <w:pPr>
+        <w:pStyle w:val="NoSpacing"/>
+        <w:numPr>
+          <w:ilvl w:val="0"/>
+          <w:numId w:val="41"/>
+        </w:numPr>
+      </w:pPr>
+      <w:r>
+        <w:t>Omit</w:t>
+      </w:r>
+    </w:p>
+    <w:p>
+      <w:pPr>
+        <w:pStyle w:val="NoSpacing"/>
+        <w:numPr>
+          <w:ilvl w:val="0"/>
+          <w:numId w:val="41"/>
+        </w:numPr>
+      </w:pPr>
+      <w:r>
+        <w:t>Record</w:t>
+      </w:r>
+    </w:p>
+    <w:p>
+      <w:pPr>
+        <w:pStyle w:val="NoSpacing"/>
+        <w:numPr>
+          <w:ilvl w:val="0"/>
+          <w:numId w:val="41"/>
+        </w:numPr>
+      </w:pPr>
+      <w:proofErr w:type="spellStart"/>
+      <w:r>
+        <w:t>ReturnType</w:t>
+      </w:r>
+      <w:proofErr w:type="spellEnd"/>
+    </w:p>
+    <w:p>
+      <w:pPr>
+        <w:pStyle w:val="NoSpacing"/>
+        <w:numPr>
+          <w:ilvl w:val="0"/>
+          <w:numId w:val="41"/>
+        </w:numPr>
+      </w:pPr>
+      <w:r>
+        <w:t>Parameters</w:t>
+      </w:r>
+    </w:p>
+    <w:p>
+      <w:pPr>
+        <w:pStyle w:val="NoSpacing"/>
+      </w:pPr>
+    </w:p>
+    <w:p>
+      <w:pPr>
+        <w:pStyle w:val="NoSpacing"/>
+        <w:rPr>
+          <w:b/>
+        </w:rPr>
+      </w:pPr>
+      <w:r>
+        <w:rPr>
+          <w:rStyle w:val="HTMLCode"/>
+          <w:rFonts w:ascii="Times New Roman" w:eastAsiaTheme="minorHAnsi" w:hAnsi="Times New Roman" w:cstheme="minorBidi"/>
+          <w:b/>
+          <w:sz w:val="24"/>
+          <w:szCs w:val="22"/>
+        </w:rPr>
+        <w:t>.</w:t>
+      </w:r>
+      <w:proofErr w:type="spellStart"/>
+      <w:r>
+        <w:rPr>
+          <w:rStyle w:val="HTMLCode"/>
+          <w:rFonts w:ascii="Times New Roman" w:eastAsiaTheme="minorHAnsi" w:hAnsi="Times New Roman" w:cstheme="minorBidi"/>
+          <w:b/>
+          <w:sz w:val="24"/>
+          <w:szCs w:val="22"/>
+        </w:rPr>
+        <w:t>ts</w:t>
+      </w:r>
+      <w:proofErr w:type="spellEnd"/>
+      <w:r>
+        <w:rPr>
+          <w:b/>
+        </w:rPr>
+        <w:t xml:space="preserve"> </w:t>
+      </w:r>
+      <w:proofErr w:type="gramStart"/>
+      <w:r>
+        <w:rPr>
+          <w:b/>
+        </w:rPr>
+        <w:t xml:space="preserve">vs </w:t>
+      </w:r>
+      <w:r>
+        <w:rPr>
+          <w:rStyle w:val="HTMLCode"/>
+          <w:rFonts w:ascii="Times New Roman" w:eastAsiaTheme="minorHAnsi" w:hAnsi="Times New Roman" w:cstheme="minorBidi"/>
+          <w:b/>
+          <w:sz w:val="24"/>
+          <w:szCs w:val="22"/>
+        </w:rPr>
+        <w:t>.</w:t>
+      </w:r>
+      <w:proofErr w:type="spellStart"/>
+      <w:r>
+        <w:rPr>
+          <w:rStyle w:val="HTMLCode"/>
+          <w:rFonts w:ascii="Times New Roman" w:eastAsiaTheme="minorHAnsi" w:hAnsi="Times New Roman" w:cstheme="minorBidi"/>
+          <w:b/>
+          <w:sz w:val="24"/>
+          <w:szCs w:val="22"/>
+        </w:rPr>
+        <w:t>tsx</w:t>
+      </w:r>
+      <w:proofErr w:type="spellEnd"/>
+      <w:proofErr w:type="gramEnd"/>
+    </w:p>
+    <w:p>
+      <w:pPr>
+        <w:pStyle w:val="NoSpacing"/>
+      </w:pPr>
+      <w:r>
+        <w:t>This is frequently asked in React interviews.</w:t>
+      </w:r>
+    </w:p>
+    <w:p>
+      <w:pPr>
+        <w:pStyle w:val="NoSpacing"/>
+      </w:pPr>
+      <w:r>
+        <w:rPr>
+          <w:rStyle w:val="HTMLCode"/>
+          <w:rFonts w:ascii="Times New Roman" w:eastAsiaTheme="minorHAnsi" w:hAnsi="Times New Roman" w:cstheme="minorBidi"/>
+          <w:sz w:val="24"/>
+          <w:szCs w:val="22"/>
+        </w:rPr>
+        <w:t>.</w:t>
+      </w:r>
+      <w:proofErr w:type="spellStart"/>
+      <w:r>
+        <w:rPr>
+          <w:rStyle w:val="HTMLCode"/>
+          <w:rFonts w:ascii="Times New Roman" w:eastAsiaTheme="minorHAnsi" w:hAnsi="Times New Roman" w:cstheme="minorBidi"/>
+          <w:sz w:val="24"/>
+          <w:szCs w:val="22"/>
+        </w:rPr>
+        <w:t>ts</w:t>
+      </w:r>
+      <w:proofErr w:type="spellEnd"/>
+    </w:p>
+    <w:p>
+      <w:pPr>
+        <w:pStyle w:val="NoSpacing"/>
+      </w:pPr>
+      <w:r>
+        <w:t>Used for TypeScript files without JSX.</w:t>
+      </w:r>
+    </w:p>
+    <w:p>
+      <w:pPr>
+        <w:pStyle w:val="NoSpacing"/>
+      </w:pPr>
+      <w:proofErr w:type="spellStart"/>
+      <w:r>
+        <w:t>utils.ts</w:t>
+      </w:r>
+      <w:proofErr w:type="spellEnd"/>
+    </w:p>
+    <w:p>
+      <w:pPr>
+        <w:pStyle w:val="NoSpacing"/>
+      </w:pPr>
+      <w:proofErr w:type="spellStart"/>
+      <w:r>
+        <w:t>api.ts</w:t>
+      </w:r>
+      <w:proofErr w:type="spellEnd"/>
+    </w:p>
+    <w:p>
+      <w:pPr>
+        <w:pStyle w:val="NoSpacing"/>
+      </w:pPr>
+      <w:proofErr w:type="spellStart"/>
+      <w:r>
+        <w:t>types.ts</w:t>
+      </w:r>
+      <w:proofErr w:type="spellEnd"/>
+    </w:p>
+    <w:p>
+      <w:pPr>
+        <w:pStyle w:val="NoSpacing"/>
+      </w:pPr>
+      <w:proofErr w:type="spellStart"/>
+      <w:r>
+        <w:t>services.ts</w:t>
+      </w:r>
+      <w:proofErr w:type="spellEnd"/>
+    </w:p>
+    <w:p>
+      <w:pPr>
+        <w:pStyle w:val="NoSpacing"/>
+      </w:pPr>
+      <w:proofErr w:type="gramStart"/>
+      <w:r>
+        <w:rPr>
+          <w:rStyle w:val="HTMLCode"/>
+          <w:rFonts w:ascii="Times New Roman" w:eastAsiaTheme="minorHAnsi" w:hAnsi="Times New Roman" w:cstheme="minorBidi"/>
+          <w:sz w:val="24"/>
+          <w:szCs w:val="22"/>
+        </w:rPr>
+        <w:t>.</w:t>
+      </w:r>
+      <w:proofErr w:type="spellStart"/>
+      <w:r>
+        <w:rPr>
+          <w:rStyle w:val="HTMLCode"/>
+          <w:rFonts w:ascii="Times New Roman" w:eastAsiaTheme="minorHAnsi" w:hAnsi="Times New Roman" w:cstheme="minorBidi"/>
+          <w:sz w:val="24"/>
+          <w:szCs w:val="22"/>
+        </w:rPr>
+        <w:t>tsx</w:t>
+      </w:r>
+      <w:proofErr w:type="spellEnd"/>
+      <w:proofErr w:type="gramEnd"/>
+    </w:p>
+    <w:p>
+      <w:pPr>
+        <w:pStyle w:val="NoSpacing"/>
+      </w:pPr>
+      <w:r>
+        <w:t>Used when the file contains JSX.</w:t>
+      </w:r>
+    </w:p>
+    <w:p>
+      <w:pPr>
+        <w:pStyle w:val="NoSpacing"/>
+      </w:pPr>
+    </w:p>
+    <w:p>
+      <w:pPr>
+        <w:pStyle w:val="NoSpacing"/>
+      </w:pPr>
+    </w:p>
+    <w:p>
+      <w:pPr>
+        <w:pStyle w:val="NoSpacing"/>
+      </w:pPr>
+    </w:p>
+    <w:p>
+      <w:pPr>
+        <w:pStyle w:val="NoSpacing"/>
+      </w:pPr>
+    </w:p>
+    <w:p>
+      <w:pPr>
+        <w:pStyle w:val="NoSpacing"/>
+      </w:pPr>
+    </w:p>
+    <w:p>
+      <w:pPr>
+        <w:pStyle w:val="NoSpacing"/>
+      </w:pPr>
+    </w:p>
+    <w:p>
+      <w:pPr>
+        <w:pStyle w:val="NoSpacing"/>
+      </w:pPr>
+    </w:p>
+    <w:p>
+      <w:pPr>
+        <w:pStyle w:val="NoSpacing"/>
+      </w:pPr>
+    </w:p>
+    <w:p>
+      <w:pPr>
+        <w:pStyle w:val="NoSpacing"/>
+      </w:pPr>
+      <w:r>
+        <w:lastRenderedPageBreak/>
+        <w:t>How TypeScript works</w:t>
+      </w:r>
+    </w:p>
+    <w:p>
+      <w:pPr>
+        <w:pStyle w:val="NoSpacing"/>
+      </w:pPr>
+    </w:p>
+    <w:p>
+      <w:pPr>
+        <w:pStyle w:val="NoSpacing"/>
+      </w:pPr>
+      <w:r>
+        <w:t>TypeScript code</w:t>
+      </w:r>
+    </w:p>
+    <w:p>
+      <w:pPr>
+        <w:pStyle w:val="NoSpacing"/>
+      </w:pPr>
+      <w:r>
+        <w:t xml:space="preserve">       ↓</w:t>
+      </w:r>
+    </w:p>
+    <w:p>
+      <w:pPr>
+        <w:pStyle w:val="NoSpacing"/>
+      </w:pPr>
+      <w:r>
+        <w:t>Type checking</w:t>
+      </w:r>
+    </w:p>
+    <w:p>
+      <w:pPr>
+        <w:pStyle w:val="NoSpacing"/>
+      </w:pPr>
+      <w:r>
+        <w:t xml:space="preserve">       ↓</w:t>
+      </w:r>
+    </w:p>
+    <w:p>
+      <w:pPr>
+        <w:pStyle w:val="NoSpacing"/>
+      </w:pPr>
+      <w:proofErr w:type="spellStart"/>
+      <w:r>
+        <w:t>Transpilation</w:t>
+      </w:r>
+      <w:proofErr w:type="spellEnd"/>
+    </w:p>
+    <w:p>
+      <w:pPr>
+        <w:pStyle w:val="NoSpacing"/>
+      </w:pPr>
+      <w:r>
+        <w:t xml:space="preserve">       ↓</w:t>
+      </w:r>
+    </w:p>
+    <w:p>
+      <w:pPr>
+        <w:pStyle w:val="NoSpacing"/>
+      </w:pPr>
+      <w:r>
+        <w:t>JavaScript</w:t>
+      </w:r>
+    </w:p>
+    <w:p>
+      <w:pPr>
+        <w:pStyle w:val="NoSpacing"/>
+      </w:pPr>
+      <w:r>
+        <w:t xml:space="preserve">       ↓</w:t>
+      </w:r>
+    </w:p>
+    <w:p>
+      <w:pPr>
+        <w:pStyle w:val="NoSpacing"/>
+      </w:pPr>
+      <w:r>
+        <w:t>Browser</w:t>
+      </w:r>
+    </w:p>
+    <w:p>
+      <w:pPr>
+        <w:pStyle w:val="NoSpacing"/>
+      </w:pPr>
+    </w:p>
+    <w:p>
+      <w:pPr>
+        <w:pStyle w:val="NoSpacing"/>
+        <w:rPr>
+          <w:b/>
+        </w:rPr>
+      </w:pPr>
+      <w:r>
+        <w:rPr>
+          <w:b/>
+        </w:rPr>
+        <w:t>TypeScript Does NOT Replace JavaScript TypeScript is built on top of JavaScript.</w:t>
+      </w:r>
+    </w:p>
+    <w:p>
+      <w:pPr>
+        <w:pStyle w:val="NoSpacing"/>
+      </w:pPr>
       <w:bookmarkStart w:id="0" w:name="_GoBack"/>
       <w:bookmarkEnd w:id="0"/>
-      <w:r>
-        <w:t>map/filter/reduce, and functional components.</w:t>
-      </w:r>
     </w:p>
     <w:sectPr>
       <w:pgSz w:w="11906" w:h="16838"/>
@@ -26513,122 +33690,9 @@
     </w:lvl>
   </w:abstractNum>
   <w:abstractNum w:abstractNumId="3" w15:restartNumberingAfterBreak="0">
-    <w:nsid w:val="08956EDB"/>
-    <w:multiLevelType w:val="hybridMultilevel"/>
-    <w:tmpl w:val="7A3829C8"/>
-    <w:lvl w:ilvl="0" w:tplc="40090001">
-      <w:start w:val="1"/>
-      <w:numFmt w:val="bullet"/>
-      <w:lvlText w:val=""/>
-      <w:lvlJc w:val="left"/>
-      <w:pPr>
-        <w:ind w:left="720" w:hanging="360"/>
-      </w:pPr>
-      <w:rPr>
-        <w:rFonts w:ascii="Symbol" w:hAnsi="Symbol" w:hint="default"/>
-      </w:rPr>
-    </w:lvl>
-    <w:lvl w:ilvl="1" w:tplc="40090003" w:tentative="1">
-      <w:start w:val="1"/>
-      <w:numFmt w:val="bullet"/>
-      <w:lvlText w:val="o"/>
-      <w:lvlJc w:val="left"/>
-      <w:pPr>
-        <w:ind w:left="1440" w:hanging="360"/>
-      </w:pPr>
-      <w:rPr>
-        <w:rFonts w:ascii="Courier New" w:hAnsi="Courier New" w:cs="Courier New" w:hint="default"/>
-      </w:rPr>
-    </w:lvl>
-    <w:lvl w:ilvl="2" w:tplc="40090005" w:tentative="1">
-      <w:start w:val="1"/>
-      <w:numFmt w:val="bullet"/>
-      <w:lvlText w:val=""/>
-      <w:lvlJc w:val="left"/>
-      <w:pPr>
-        <w:ind w:left="2160" w:hanging="360"/>
-      </w:pPr>
-      <w:rPr>
-        <w:rFonts w:ascii="Wingdings" w:hAnsi="Wingdings" w:hint="default"/>
-      </w:rPr>
-    </w:lvl>
-    <w:lvl w:ilvl="3" w:tplc="40090001" w:tentative="1">
-      <w:start w:val="1"/>
-      <w:numFmt w:val="bullet"/>
-      <w:lvlText w:val=""/>
-      <w:lvlJc w:val="left"/>
-      <w:pPr>
-        <w:ind w:left="2880" w:hanging="360"/>
-      </w:pPr>
-      <w:rPr>
-        <w:rFonts w:ascii="Symbol" w:hAnsi="Symbol" w:hint="default"/>
-      </w:rPr>
-    </w:lvl>
-    <w:lvl w:ilvl="4" w:tplc="40090003" w:tentative="1">
-      <w:start w:val="1"/>
-      <w:numFmt w:val="bullet"/>
-      <w:lvlText w:val="o"/>
-      <w:lvlJc w:val="left"/>
-      <w:pPr>
-        <w:ind w:left="3600" w:hanging="360"/>
-      </w:pPr>
-      <w:rPr>
-        <w:rFonts w:ascii="Courier New" w:hAnsi="Courier New" w:cs="Courier New" w:hint="default"/>
-      </w:rPr>
-    </w:lvl>
-    <w:lvl w:ilvl="5" w:tplc="40090005" w:tentative="1">
-      <w:start w:val="1"/>
-      <w:numFmt w:val="bullet"/>
-      <w:lvlText w:val=""/>
-      <w:lvlJc w:val="left"/>
-      <w:pPr>
-        <w:ind w:left="4320" w:hanging="360"/>
-      </w:pPr>
-      <w:rPr>
-        <w:rFonts w:ascii="Wingdings" w:hAnsi="Wingdings" w:hint="default"/>
-      </w:rPr>
-    </w:lvl>
-    <w:lvl w:ilvl="6" w:tplc="40090001" w:tentative="1">
-      <w:start w:val="1"/>
-      <w:numFmt w:val="bullet"/>
-      <w:lvlText w:val=""/>
-      <w:lvlJc w:val="left"/>
-      <w:pPr>
-        <w:ind w:left="5040" w:hanging="360"/>
-      </w:pPr>
-      <w:rPr>
-        <w:rFonts w:ascii="Symbol" w:hAnsi="Symbol" w:hint="default"/>
-      </w:rPr>
-    </w:lvl>
-    <w:lvl w:ilvl="7" w:tplc="40090003" w:tentative="1">
-      <w:start w:val="1"/>
-      <w:numFmt w:val="bullet"/>
-      <w:lvlText w:val="o"/>
-      <w:lvlJc w:val="left"/>
-      <w:pPr>
-        <w:ind w:left="5760" w:hanging="360"/>
-      </w:pPr>
-      <w:rPr>
-        <w:rFonts w:ascii="Courier New" w:hAnsi="Courier New" w:cs="Courier New" w:hint="default"/>
-      </w:rPr>
-    </w:lvl>
-    <w:lvl w:ilvl="8" w:tplc="40090005" w:tentative="1">
-      <w:start w:val="1"/>
-      <w:numFmt w:val="bullet"/>
-      <w:lvlText w:val=""/>
-      <w:lvlJc w:val="left"/>
-      <w:pPr>
-        <w:ind w:left="6480" w:hanging="360"/>
-      </w:pPr>
-      <w:rPr>
-        <w:rFonts w:ascii="Wingdings" w:hAnsi="Wingdings" w:hint="default"/>
-      </w:rPr>
-    </w:lvl>
-  </w:abstractNum>
-  <w:abstractNum w:abstractNumId="4" w15:restartNumberingAfterBreak="0">
-    <w:nsid w:val="0F4D35DE"/>
+    <w:nsid w:val="03CC55BB"/>
     <w:multiLevelType w:val="multilevel"/>
-    <w:tmpl w:val="A4C83796"/>
+    <w:tmpl w:val="70306648"/>
     <w:lvl w:ilvl="0">
       <w:start w:val="1"/>
       <w:numFmt w:val="bullet"/>
@@ -26774,10 +33838,10 @@
       </w:rPr>
     </w:lvl>
   </w:abstractNum>
-  <w:abstractNum w:abstractNumId="5" w15:restartNumberingAfterBreak="0">
-    <w:nsid w:val="165326D1"/>
+  <w:abstractNum w:abstractNumId="4" w15:restartNumberingAfterBreak="0">
+    <w:nsid w:val="08956EDB"/>
     <w:multiLevelType w:val="hybridMultilevel"/>
-    <w:tmpl w:val="8DEAE416"/>
+    <w:tmpl w:val="7A3829C8"/>
     <w:lvl w:ilvl="0" w:tplc="40090001">
       <w:start w:val="1"/>
       <w:numFmt w:val="bullet"/>
@@ -26887,123 +33951,10 @@
       </w:rPr>
     </w:lvl>
   </w:abstractNum>
-  <w:abstractNum w:abstractNumId="6" w15:restartNumberingAfterBreak="0">
-    <w:nsid w:val="1C726C6E"/>
-    <w:multiLevelType w:val="hybridMultilevel"/>
-    <w:tmpl w:val="2E50082A"/>
-    <w:lvl w:ilvl="0" w:tplc="40090001">
-      <w:start w:val="1"/>
-      <w:numFmt w:val="bullet"/>
-      <w:lvlText w:val=""/>
-      <w:lvlJc w:val="left"/>
-      <w:pPr>
-        <w:ind w:left="720" w:hanging="360"/>
-      </w:pPr>
-      <w:rPr>
-        <w:rFonts w:ascii="Symbol" w:hAnsi="Symbol" w:hint="default"/>
-      </w:rPr>
-    </w:lvl>
-    <w:lvl w:ilvl="1" w:tplc="40090003" w:tentative="1">
-      <w:start w:val="1"/>
-      <w:numFmt w:val="bullet"/>
-      <w:lvlText w:val="o"/>
-      <w:lvlJc w:val="left"/>
-      <w:pPr>
-        <w:ind w:left="1440" w:hanging="360"/>
-      </w:pPr>
-      <w:rPr>
-        <w:rFonts w:ascii="Courier New" w:hAnsi="Courier New" w:cs="Courier New" w:hint="default"/>
-      </w:rPr>
-    </w:lvl>
-    <w:lvl w:ilvl="2" w:tplc="40090005" w:tentative="1">
-      <w:start w:val="1"/>
-      <w:numFmt w:val="bullet"/>
-      <w:lvlText w:val=""/>
-      <w:lvlJc w:val="left"/>
-      <w:pPr>
-        <w:ind w:left="2160" w:hanging="360"/>
-      </w:pPr>
-      <w:rPr>
-        <w:rFonts w:ascii="Wingdings" w:hAnsi="Wingdings" w:hint="default"/>
-      </w:rPr>
-    </w:lvl>
-    <w:lvl w:ilvl="3" w:tplc="40090001" w:tentative="1">
-      <w:start w:val="1"/>
-      <w:numFmt w:val="bullet"/>
-      <w:lvlText w:val=""/>
-      <w:lvlJc w:val="left"/>
-      <w:pPr>
-        <w:ind w:left="2880" w:hanging="360"/>
-      </w:pPr>
-      <w:rPr>
-        <w:rFonts w:ascii="Symbol" w:hAnsi="Symbol" w:hint="default"/>
-      </w:rPr>
-    </w:lvl>
-    <w:lvl w:ilvl="4" w:tplc="40090003" w:tentative="1">
-      <w:start w:val="1"/>
-      <w:numFmt w:val="bullet"/>
-      <w:lvlText w:val="o"/>
-      <w:lvlJc w:val="left"/>
-      <w:pPr>
-        <w:ind w:left="3600" w:hanging="360"/>
-      </w:pPr>
-      <w:rPr>
-        <w:rFonts w:ascii="Courier New" w:hAnsi="Courier New" w:cs="Courier New" w:hint="default"/>
-      </w:rPr>
-    </w:lvl>
-    <w:lvl w:ilvl="5" w:tplc="40090005" w:tentative="1">
-      <w:start w:val="1"/>
-      <w:numFmt w:val="bullet"/>
-      <w:lvlText w:val=""/>
-      <w:lvlJc w:val="left"/>
-      <w:pPr>
-        <w:ind w:left="4320" w:hanging="360"/>
-      </w:pPr>
-      <w:rPr>
-        <w:rFonts w:ascii="Wingdings" w:hAnsi="Wingdings" w:hint="default"/>
-      </w:rPr>
-    </w:lvl>
-    <w:lvl w:ilvl="6" w:tplc="40090001" w:tentative="1">
-      <w:start w:val="1"/>
-      <w:numFmt w:val="bullet"/>
-      <w:lvlText w:val=""/>
-      <w:lvlJc w:val="left"/>
-      <w:pPr>
-        <w:ind w:left="5040" w:hanging="360"/>
-      </w:pPr>
-      <w:rPr>
-        <w:rFonts w:ascii="Symbol" w:hAnsi="Symbol" w:hint="default"/>
-      </w:rPr>
-    </w:lvl>
-    <w:lvl w:ilvl="7" w:tplc="40090003" w:tentative="1">
-      <w:start w:val="1"/>
-      <w:numFmt w:val="bullet"/>
-      <w:lvlText w:val="o"/>
-      <w:lvlJc w:val="left"/>
-      <w:pPr>
-        <w:ind w:left="5760" w:hanging="360"/>
-      </w:pPr>
-      <w:rPr>
-        <w:rFonts w:ascii="Courier New" w:hAnsi="Courier New" w:cs="Courier New" w:hint="default"/>
-      </w:rPr>
-    </w:lvl>
-    <w:lvl w:ilvl="8" w:tplc="40090005" w:tentative="1">
-      <w:start w:val="1"/>
-      <w:numFmt w:val="bullet"/>
-      <w:lvlText w:val=""/>
-      <w:lvlJc w:val="left"/>
-      <w:pPr>
-        <w:ind w:left="6480" w:hanging="360"/>
-      </w:pPr>
-      <w:rPr>
-        <w:rFonts w:ascii="Wingdings" w:hAnsi="Wingdings" w:hint="default"/>
-      </w:rPr>
-    </w:lvl>
-  </w:abstractNum>
-  <w:abstractNum w:abstractNumId="7" w15:restartNumberingAfterBreak="0">
-    <w:nsid w:val="236D421B"/>
+  <w:abstractNum w:abstractNumId="5" w15:restartNumberingAfterBreak="0">
+    <w:nsid w:val="0F4D35DE"/>
     <w:multiLevelType w:val="multilevel"/>
-    <w:tmpl w:val="6B16C234"/>
+    <w:tmpl w:val="A4C83796"/>
     <w:lvl w:ilvl="0">
       <w:start w:val="1"/>
       <w:numFmt w:val="bullet"/>
@@ -27149,123 +34100,10 @@
       </w:rPr>
     </w:lvl>
   </w:abstractNum>
-  <w:abstractNum w:abstractNumId="8" w15:restartNumberingAfterBreak="0">
-    <w:nsid w:val="2602675A"/>
-    <w:multiLevelType w:val="multilevel"/>
-    <w:tmpl w:val="8F5681BE"/>
-    <w:lvl w:ilvl="0">
-      <w:start w:val="1"/>
-      <w:numFmt w:val="decimal"/>
-      <w:lvlText w:val="%1."/>
-      <w:lvlJc w:val="left"/>
-      <w:pPr>
-        <w:tabs>
-          <w:tab w:val="num" w:pos="720"/>
-        </w:tabs>
-        <w:ind w:left="720" w:hanging="360"/>
-      </w:pPr>
-    </w:lvl>
-    <w:lvl w:ilvl="1" w:tentative="1">
-      <w:start w:val="1"/>
-      <w:numFmt w:val="decimal"/>
-      <w:lvlText w:val="%2."/>
-      <w:lvlJc w:val="left"/>
-      <w:pPr>
-        <w:tabs>
-          <w:tab w:val="num" w:pos="1440"/>
-        </w:tabs>
-        <w:ind w:left="1440" w:hanging="360"/>
-      </w:pPr>
-    </w:lvl>
-    <w:lvl w:ilvl="2" w:tentative="1">
-      <w:start w:val="1"/>
-      <w:numFmt w:val="decimal"/>
-      <w:lvlText w:val="%3."/>
-      <w:lvlJc w:val="left"/>
-      <w:pPr>
-        <w:tabs>
-          <w:tab w:val="num" w:pos="2160"/>
-        </w:tabs>
-        <w:ind w:left="2160" w:hanging="360"/>
-      </w:pPr>
-    </w:lvl>
-    <w:lvl w:ilvl="3" w:tentative="1">
-      <w:start w:val="1"/>
-      <w:numFmt w:val="decimal"/>
-      <w:lvlText w:val="%4."/>
-      <w:lvlJc w:val="left"/>
-      <w:pPr>
-        <w:tabs>
-          <w:tab w:val="num" w:pos="2880"/>
-        </w:tabs>
-        <w:ind w:left="2880" w:hanging="360"/>
-      </w:pPr>
-    </w:lvl>
-    <w:lvl w:ilvl="4" w:tentative="1">
-      <w:start w:val="1"/>
-      <w:numFmt w:val="decimal"/>
-      <w:lvlText w:val="%5."/>
-      <w:lvlJc w:val="left"/>
-      <w:pPr>
-        <w:tabs>
-          <w:tab w:val="num" w:pos="3600"/>
-        </w:tabs>
-        <w:ind w:left="3600" w:hanging="360"/>
-      </w:pPr>
-    </w:lvl>
-    <w:lvl w:ilvl="5" w:tentative="1">
-      <w:start w:val="1"/>
-      <w:numFmt w:val="decimal"/>
-      <w:lvlText w:val="%6."/>
-      <w:lvlJc w:val="left"/>
-      <w:pPr>
-        <w:tabs>
-          <w:tab w:val="num" w:pos="4320"/>
-        </w:tabs>
-        <w:ind w:left="4320" w:hanging="360"/>
-      </w:pPr>
-    </w:lvl>
-    <w:lvl w:ilvl="6" w:tentative="1">
-      <w:start w:val="1"/>
-      <w:numFmt w:val="decimal"/>
-      <w:lvlText w:val="%7."/>
-      <w:lvlJc w:val="left"/>
-      <w:pPr>
-        <w:tabs>
-          <w:tab w:val="num" w:pos="5040"/>
-        </w:tabs>
-        <w:ind w:left="5040" w:hanging="360"/>
-      </w:pPr>
-    </w:lvl>
-    <w:lvl w:ilvl="7" w:tentative="1">
-      <w:start w:val="1"/>
-      <w:numFmt w:val="decimal"/>
-      <w:lvlText w:val="%8."/>
-      <w:lvlJc w:val="left"/>
-      <w:pPr>
-        <w:tabs>
-          <w:tab w:val="num" w:pos="5760"/>
-        </w:tabs>
-        <w:ind w:left="5760" w:hanging="360"/>
-      </w:pPr>
-    </w:lvl>
-    <w:lvl w:ilvl="8" w:tentative="1">
-      <w:start w:val="1"/>
-      <w:numFmt w:val="decimal"/>
-      <w:lvlText w:val="%9."/>
-      <w:lvlJc w:val="left"/>
-      <w:pPr>
-        <w:tabs>
-          <w:tab w:val="num" w:pos="6480"/>
-        </w:tabs>
-        <w:ind w:left="6480" w:hanging="360"/>
-      </w:pPr>
-    </w:lvl>
-  </w:abstractNum>
-  <w:abstractNum w:abstractNumId="9" w15:restartNumberingAfterBreak="0">
-    <w:nsid w:val="352C298E"/>
+  <w:abstractNum w:abstractNumId="6" w15:restartNumberingAfterBreak="0">
+    <w:nsid w:val="165326D1"/>
     <w:multiLevelType w:val="hybridMultilevel"/>
-    <w:tmpl w:val="100E69FE"/>
+    <w:tmpl w:val="8DEAE416"/>
     <w:lvl w:ilvl="0" w:tplc="40090001">
       <w:start w:val="1"/>
       <w:numFmt w:val="bullet"/>
@@ -27375,10 +34213,123 @@
       </w:rPr>
     </w:lvl>
   </w:abstractNum>
-  <w:abstractNum w:abstractNumId="10" w15:restartNumberingAfterBreak="0">
-    <w:nsid w:val="36FB78F6"/>
+  <w:abstractNum w:abstractNumId="7" w15:restartNumberingAfterBreak="0">
+    <w:nsid w:val="1C726C6E"/>
+    <w:multiLevelType w:val="hybridMultilevel"/>
+    <w:tmpl w:val="2E50082A"/>
+    <w:lvl w:ilvl="0" w:tplc="40090001">
+      <w:start w:val="1"/>
+      <w:numFmt w:val="bullet"/>
+      <w:lvlText w:val=""/>
+      <w:lvlJc w:val="left"/>
+      <w:pPr>
+        <w:ind w:left="720" w:hanging="360"/>
+      </w:pPr>
+      <w:rPr>
+        <w:rFonts w:ascii="Symbol" w:hAnsi="Symbol" w:hint="default"/>
+      </w:rPr>
+    </w:lvl>
+    <w:lvl w:ilvl="1" w:tplc="40090003" w:tentative="1">
+      <w:start w:val="1"/>
+      <w:numFmt w:val="bullet"/>
+      <w:lvlText w:val="o"/>
+      <w:lvlJc w:val="left"/>
+      <w:pPr>
+        <w:ind w:left="1440" w:hanging="360"/>
+      </w:pPr>
+      <w:rPr>
+        <w:rFonts w:ascii="Courier New" w:hAnsi="Courier New" w:cs="Courier New" w:hint="default"/>
+      </w:rPr>
+    </w:lvl>
+    <w:lvl w:ilvl="2" w:tplc="40090005" w:tentative="1">
+      <w:start w:val="1"/>
+      <w:numFmt w:val="bullet"/>
+      <w:lvlText w:val=""/>
+      <w:lvlJc w:val="left"/>
+      <w:pPr>
+        <w:ind w:left="2160" w:hanging="360"/>
+      </w:pPr>
+      <w:rPr>
+        <w:rFonts w:ascii="Wingdings" w:hAnsi="Wingdings" w:hint="default"/>
+      </w:rPr>
+    </w:lvl>
+    <w:lvl w:ilvl="3" w:tplc="40090001" w:tentative="1">
+      <w:start w:val="1"/>
+      <w:numFmt w:val="bullet"/>
+      <w:lvlText w:val=""/>
+      <w:lvlJc w:val="left"/>
+      <w:pPr>
+        <w:ind w:left="2880" w:hanging="360"/>
+      </w:pPr>
+      <w:rPr>
+        <w:rFonts w:ascii="Symbol" w:hAnsi="Symbol" w:hint="default"/>
+      </w:rPr>
+    </w:lvl>
+    <w:lvl w:ilvl="4" w:tplc="40090003" w:tentative="1">
+      <w:start w:val="1"/>
+      <w:numFmt w:val="bullet"/>
+      <w:lvlText w:val="o"/>
+      <w:lvlJc w:val="left"/>
+      <w:pPr>
+        <w:ind w:left="3600" w:hanging="360"/>
+      </w:pPr>
+      <w:rPr>
+        <w:rFonts w:ascii="Courier New" w:hAnsi="Courier New" w:cs="Courier New" w:hint="default"/>
+      </w:rPr>
+    </w:lvl>
+    <w:lvl w:ilvl="5" w:tplc="40090005" w:tentative="1">
+      <w:start w:val="1"/>
+      <w:numFmt w:val="bullet"/>
+      <w:lvlText w:val=""/>
+      <w:lvlJc w:val="left"/>
+      <w:pPr>
+        <w:ind w:left="4320" w:hanging="360"/>
+      </w:pPr>
+      <w:rPr>
+        <w:rFonts w:ascii="Wingdings" w:hAnsi="Wingdings" w:hint="default"/>
+      </w:rPr>
+    </w:lvl>
+    <w:lvl w:ilvl="6" w:tplc="40090001" w:tentative="1">
+      <w:start w:val="1"/>
+      <w:numFmt w:val="bullet"/>
+      <w:lvlText w:val=""/>
+      <w:lvlJc w:val="left"/>
+      <w:pPr>
+        <w:ind w:left="5040" w:hanging="360"/>
+      </w:pPr>
+      <w:rPr>
+        <w:rFonts w:ascii="Symbol" w:hAnsi="Symbol" w:hint="default"/>
+      </w:rPr>
+    </w:lvl>
+    <w:lvl w:ilvl="7" w:tplc="40090003" w:tentative="1">
+      <w:start w:val="1"/>
+      <w:numFmt w:val="bullet"/>
+      <w:lvlText w:val="o"/>
+      <w:lvlJc w:val="left"/>
+      <w:pPr>
+        <w:ind w:left="5760" w:hanging="360"/>
+      </w:pPr>
+      <w:rPr>
+        <w:rFonts w:ascii="Courier New" w:hAnsi="Courier New" w:cs="Courier New" w:hint="default"/>
+      </w:rPr>
+    </w:lvl>
+    <w:lvl w:ilvl="8" w:tplc="40090005" w:tentative="1">
+      <w:start w:val="1"/>
+      <w:numFmt w:val="bullet"/>
+      <w:lvlText w:val=""/>
+      <w:lvlJc w:val="left"/>
+      <w:pPr>
+        <w:ind w:left="6480" w:hanging="360"/>
+      </w:pPr>
+      <w:rPr>
+        <w:rFonts w:ascii="Wingdings" w:hAnsi="Wingdings" w:hint="default"/>
+      </w:rPr>
+    </w:lvl>
+  </w:abstractNum>
+  <w:abstractNum w:abstractNumId="8" w15:restartNumberingAfterBreak="0">
+    <w:nsid w:val="236D421B"/>
     <w:multiLevelType w:val="multilevel"/>
-    <w:tmpl w:val="ABC8A51E"/>
+    <w:tmpl w:val="6B16C234"/>
     <w:lvl w:ilvl="0">
       <w:start w:val="1"/>
       <w:numFmt w:val="bullet"/>
@@ -27524,10 +34475,236 @@
       </w:rPr>
     </w:lvl>
   </w:abstractNum>
+  <w:abstractNum w:abstractNumId="9" w15:restartNumberingAfterBreak="0">
+    <w:nsid w:val="2602675A"/>
+    <w:multiLevelType w:val="multilevel"/>
+    <w:tmpl w:val="8F5681BE"/>
+    <w:lvl w:ilvl="0">
+      <w:start w:val="1"/>
+      <w:numFmt w:val="decimal"/>
+      <w:lvlText w:val="%1."/>
+      <w:lvlJc w:val="left"/>
+      <w:pPr>
+        <w:tabs>
+          <w:tab w:val="num" w:pos="720"/>
+        </w:tabs>
+        <w:ind w:left="720" w:hanging="360"/>
+      </w:pPr>
+    </w:lvl>
+    <w:lvl w:ilvl="1" w:tentative="1">
+      <w:start w:val="1"/>
+      <w:numFmt w:val="decimal"/>
+      <w:lvlText w:val="%2."/>
+      <w:lvlJc w:val="left"/>
+      <w:pPr>
+        <w:tabs>
+          <w:tab w:val="num" w:pos="1440"/>
+        </w:tabs>
+        <w:ind w:left="1440" w:hanging="360"/>
+      </w:pPr>
+    </w:lvl>
+    <w:lvl w:ilvl="2" w:tentative="1">
+      <w:start w:val="1"/>
+      <w:numFmt w:val="decimal"/>
+      <w:lvlText w:val="%3."/>
+      <w:lvlJc w:val="left"/>
+      <w:pPr>
+        <w:tabs>
+          <w:tab w:val="num" w:pos="2160"/>
+        </w:tabs>
+        <w:ind w:left="2160" w:hanging="360"/>
+      </w:pPr>
+    </w:lvl>
+    <w:lvl w:ilvl="3" w:tentative="1">
+      <w:start w:val="1"/>
+      <w:numFmt w:val="decimal"/>
+      <w:lvlText w:val="%4."/>
+      <w:lvlJc w:val="left"/>
+      <w:pPr>
+        <w:tabs>
+          <w:tab w:val="num" w:pos="2880"/>
+        </w:tabs>
+        <w:ind w:left="2880" w:hanging="360"/>
+      </w:pPr>
+    </w:lvl>
+    <w:lvl w:ilvl="4" w:tentative="1">
+      <w:start w:val="1"/>
+      <w:numFmt w:val="decimal"/>
+      <w:lvlText w:val="%5."/>
+      <w:lvlJc w:val="left"/>
+      <w:pPr>
+        <w:tabs>
+          <w:tab w:val="num" w:pos="3600"/>
+        </w:tabs>
+        <w:ind w:left="3600" w:hanging="360"/>
+      </w:pPr>
+    </w:lvl>
+    <w:lvl w:ilvl="5" w:tentative="1">
+      <w:start w:val="1"/>
+      <w:numFmt w:val="decimal"/>
+      <w:lvlText w:val="%6."/>
+      <w:lvlJc w:val="left"/>
+      <w:pPr>
+        <w:tabs>
+          <w:tab w:val="num" w:pos="4320"/>
+        </w:tabs>
+        <w:ind w:left="4320" w:hanging="360"/>
+      </w:pPr>
+    </w:lvl>
+    <w:lvl w:ilvl="6" w:tentative="1">
+      <w:start w:val="1"/>
+      <w:numFmt w:val="decimal"/>
+      <w:lvlText w:val="%7."/>
+      <w:lvlJc w:val="left"/>
+      <w:pPr>
+        <w:tabs>
+          <w:tab w:val="num" w:pos="5040"/>
+        </w:tabs>
+        <w:ind w:left="5040" w:hanging="360"/>
+      </w:pPr>
+    </w:lvl>
+    <w:lvl w:ilvl="7" w:tentative="1">
+      <w:start w:val="1"/>
+      <w:numFmt w:val="decimal"/>
+      <w:lvlText w:val="%8."/>
+      <w:lvlJc w:val="left"/>
+      <w:pPr>
+        <w:tabs>
+          <w:tab w:val="num" w:pos="5760"/>
+        </w:tabs>
+        <w:ind w:left="5760" w:hanging="360"/>
+      </w:pPr>
+    </w:lvl>
+    <w:lvl w:ilvl="8" w:tentative="1">
+      <w:start w:val="1"/>
+      <w:numFmt w:val="decimal"/>
+      <w:lvlText w:val="%9."/>
+      <w:lvlJc w:val="left"/>
+      <w:pPr>
+        <w:tabs>
+          <w:tab w:val="num" w:pos="6480"/>
+        </w:tabs>
+        <w:ind w:left="6480" w:hanging="360"/>
+      </w:pPr>
+    </w:lvl>
+  </w:abstractNum>
+  <w:abstractNum w:abstractNumId="10" w15:restartNumberingAfterBreak="0">
+    <w:nsid w:val="28B9726C"/>
+    <w:multiLevelType w:val="hybridMultilevel"/>
+    <w:tmpl w:val="E8246ED8"/>
+    <w:lvl w:ilvl="0" w:tplc="40090001">
+      <w:start w:val="1"/>
+      <w:numFmt w:val="bullet"/>
+      <w:lvlText w:val=""/>
+      <w:lvlJc w:val="left"/>
+      <w:pPr>
+        <w:ind w:left="720" w:hanging="360"/>
+      </w:pPr>
+      <w:rPr>
+        <w:rFonts w:ascii="Symbol" w:hAnsi="Symbol" w:hint="default"/>
+      </w:rPr>
+    </w:lvl>
+    <w:lvl w:ilvl="1" w:tplc="40090003" w:tentative="1">
+      <w:start w:val="1"/>
+      <w:numFmt w:val="bullet"/>
+      <w:lvlText w:val="o"/>
+      <w:lvlJc w:val="left"/>
+      <w:pPr>
+        <w:ind w:left="1440" w:hanging="360"/>
+      </w:pPr>
+      <w:rPr>
+        <w:rFonts w:ascii="Courier New" w:hAnsi="Courier New" w:cs="Courier New" w:hint="default"/>
+      </w:rPr>
+    </w:lvl>
+    <w:lvl w:ilvl="2" w:tplc="40090005" w:tentative="1">
+      <w:start w:val="1"/>
+      <w:numFmt w:val="bullet"/>
+      <w:lvlText w:val=""/>
+      <w:lvlJc w:val="left"/>
+      <w:pPr>
+        <w:ind w:left="2160" w:hanging="360"/>
+      </w:pPr>
+      <w:rPr>
+        <w:rFonts w:ascii="Wingdings" w:hAnsi="Wingdings" w:hint="default"/>
+      </w:rPr>
+    </w:lvl>
+    <w:lvl w:ilvl="3" w:tplc="40090001" w:tentative="1">
+      <w:start w:val="1"/>
+      <w:numFmt w:val="bullet"/>
+      <w:lvlText w:val=""/>
+      <w:lvlJc w:val="left"/>
+      <w:pPr>
+        <w:ind w:left="2880" w:hanging="360"/>
+      </w:pPr>
+      <w:rPr>
+        <w:rFonts w:ascii="Symbol" w:hAnsi="Symbol" w:hint="default"/>
+      </w:rPr>
+    </w:lvl>
+    <w:lvl w:ilvl="4" w:tplc="40090003" w:tentative="1">
+      <w:start w:val="1"/>
+      <w:numFmt w:val="bullet"/>
+      <w:lvlText w:val="o"/>
+      <w:lvlJc w:val="left"/>
+      <w:pPr>
+        <w:ind w:left="3600" w:hanging="360"/>
+      </w:pPr>
+      <w:rPr>
+        <w:rFonts w:ascii="Courier New" w:hAnsi="Courier New" w:cs="Courier New" w:hint="default"/>
+      </w:rPr>
+    </w:lvl>
+    <w:lvl w:ilvl="5" w:tplc="40090005" w:tentative="1">
+      <w:start w:val="1"/>
+      <w:numFmt w:val="bullet"/>
+      <w:lvlText w:val=""/>
+      <w:lvlJc w:val="left"/>
+      <w:pPr>
+        <w:ind w:left="4320" w:hanging="360"/>
+      </w:pPr>
+      <w:rPr>
+        <w:rFonts w:ascii="Wingdings" w:hAnsi="Wingdings" w:hint="default"/>
+      </w:rPr>
+    </w:lvl>
+    <w:lvl w:ilvl="6" w:tplc="40090001" w:tentative="1">
+      <w:start w:val="1"/>
+      <w:numFmt w:val="bullet"/>
+      <w:lvlText w:val=""/>
+      <w:lvlJc w:val="left"/>
+      <w:pPr>
+        <w:ind w:left="5040" w:hanging="360"/>
+      </w:pPr>
+      <w:rPr>
+        <w:rFonts w:ascii="Symbol" w:hAnsi="Symbol" w:hint="default"/>
+      </w:rPr>
+    </w:lvl>
+    <w:lvl w:ilvl="7" w:tplc="40090003" w:tentative="1">
+      <w:start w:val="1"/>
+      <w:numFmt w:val="bullet"/>
+      <w:lvlText w:val="o"/>
+      <w:lvlJc w:val="left"/>
+      <w:pPr>
+        <w:ind w:left="5760" w:hanging="360"/>
+      </w:pPr>
+      <w:rPr>
+        <w:rFonts w:ascii="Courier New" w:hAnsi="Courier New" w:cs="Courier New" w:hint="default"/>
+      </w:rPr>
+    </w:lvl>
+    <w:lvl w:ilvl="8" w:tplc="40090005" w:tentative="1">
+      <w:start w:val="1"/>
+      <w:numFmt w:val="bullet"/>
+      <w:lvlText w:val=""/>
+      <w:lvlJc w:val="left"/>
+      <w:pPr>
+        <w:ind w:left="6480" w:hanging="360"/>
+      </w:pPr>
+      <w:rPr>
+        <w:rFonts w:ascii="Wingdings" w:hAnsi="Wingdings" w:hint="default"/>
+      </w:rPr>
+    </w:lvl>
+  </w:abstractNum>
   <w:abstractNum w:abstractNumId="11" w15:restartNumberingAfterBreak="0">
-    <w:nsid w:val="3A1F669F"/>
+    <w:nsid w:val="2BED610D"/>
     <w:multiLevelType w:val="multilevel"/>
-    <w:tmpl w:val="83B88AA6"/>
+    <w:tmpl w:val="07B4EC7A"/>
     <w:lvl w:ilvl="0">
       <w:start w:val="1"/>
       <w:numFmt w:val="bullet"/>
@@ -27674,9 +34851,235 @@
     </w:lvl>
   </w:abstractNum>
   <w:abstractNum w:abstractNumId="12" w15:restartNumberingAfterBreak="0">
-    <w:nsid w:val="463C3195"/>
+    <w:nsid w:val="352C298E"/>
+    <w:multiLevelType w:val="hybridMultilevel"/>
+    <w:tmpl w:val="100E69FE"/>
+    <w:lvl w:ilvl="0" w:tplc="40090001">
+      <w:start w:val="1"/>
+      <w:numFmt w:val="bullet"/>
+      <w:lvlText w:val=""/>
+      <w:lvlJc w:val="left"/>
+      <w:pPr>
+        <w:ind w:left="720" w:hanging="360"/>
+      </w:pPr>
+      <w:rPr>
+        <w:rFonts w:ascii="Symbol" w:hAnsi="Symbol" w:hint="default"/>
+      </w:rPr>
+    </w:lvl>
+    <w:lvl w:ilvl="1" w:tplc="40090003" w:tentative="1">
+      <w:start w:val="1"/>
+      <w:numFmt w:val="bullet"/>
+      <w:lvlText w:val="o"/>
+      <w:lvlJc w:val="left"/>
+      <w:pPr>
+        <w:ind w:left="1440" w:hanging="360"/>
+      </w:pPr>
+      <w:rPr>
+        <w:rFonts w:ascii="Courier New" w:hAnsi="Courier New" w:cs="Courier New" w:hint="default"/>
+      </w:rPr>
+    </w:lvl>
+    <w:lvl w:ilvl="2" w:tplc="40090005" w:tentative="1">
+      <w:start w:val="1"/>
+      <w:numFmt w:val="bullet"/>
+      <w:lvlText w:val=""/>
+      <w:lvlJc w:val="left"/>
+      <w:pPr>
+        <w:ind w:left="2160" w:hanging="360"/>
+      </w:pPr>
+      <w:rPr>
+        <w:rFonts w:ascii="Wingdings" w:hAnsi="Wingdings" w:hint="default"/>
+      </w:rPr>
+    </w:lvl>
+    <w:lvl w:ilvl="3" w:tplc="40090001" w:tentative="1">
+      <w:start w:val="1"/>
+      <w:numFmt w:val="bullet"/>
+      <w:lvlText w:val=""/>
+      <w:lvlJc w:val="left"/>
+      <w:pPr>
+        <w:ind w:left="2880" w:hanging="360"/>
+      </w:pPr>
+      <w:rPr>
+        <w:rFonts w:ascii="Symbol" w:hAnsi="Symbol" w:hint="default"/>
+      </w:rPr>
+    </w:lvl>
+    <w:lvl w:ilvl="4" w:tplc="40090003" w:tentative="1">
+      <w:start w:val="1"/>
+      <w:numFmt w:val="bullet"/>
+      <w:lvlText w:val="o"/>
+      <w:lvlJc w:val="left"/>
+      <w:pPr>
+        <w:ind w:left="3600" w:hanging="360"/>
+      </w:pPr>
+      <w:rPr>
+        <w:rFonts w:ascii="Courier New" w:hAnsi="Courier New" w:cs="Courier New" w:hint="default"/>
+      </w:rPr>
+    </w:lvl>
+    <w:lvl w:ilvl="5" w:tplc="40090005" w:tentative="1">
+      <w:start w:val="1"/>
+      <w:numFmt w:val="bullet"/>
+      <w:lvlText w:val=""/>
+      <w:lvlJc w:val="left"/>
+      <w:pPr>
+        <w:ind w:left="4320" w:hanging="360"/>
+      </w:pPr>
+      <w:rPr>
+        <w:rFonts w:ascii="Wingdings" w:hAnsi="Wingdings" w:hint="default"/>
+      </w:rPr>
+    </w:lvl>
+    <w:lvl w:ilvl="6" w:tplc="40090001" w:tentative="1">
+      <w:start w:val="1"/>
+      <w:numFmt w:val="bullet"/>
+      <w:lvlText w:val=""/>
+      <w:lvlJc w:val="left"/>
+      <w:pPr>
+        <w:ind w:left="5040" w:hanging="360"/>
+      </w:pPr>
+      <w:rPr>
+        <w:rFonts w:ascii="Symbol" w:hAnsi="Symbol" w:hint="default"/>
+      </w:rPr>
+    </w:lvl>
+    <w:lvl w:ilvl="7" w:tplc="40090003" w:tentative="1">
+      <w:start w:val="1"/>
+      <w:numFmt w:val="bullet"/>
+      <w:lvlText w:val="o"/>
+      <w:lvlJc w:val="left"/>
+      <w:pPr>
+        <w:ind w:left="5760" w:hanging="360"/>
+      </w:pPr>
+      <w:rPr>
+        <w:rFonts w:ascii="Courier New" w:hAnsi="Courier New" w:cs="Courier New" w:hint="default"/>
+      </w:rPr>
+    </w:lvl>
+    <w:lvl w:ilvl="8" w:tplc="40090005" w:tentative="1">
+      <w:start w:val="1"/>
+      <w:numFmt w:val="bullet"/>
+      <w:lvlText w:val=""/>
+      <w:lvlJc w:val="left"/>
+      <w:pPr>
+        <w:ind w:left="6480" w:hanging="360"/>
+      </w:pPr>
+      <w:rPr>
+        <w:rFonts w:ascii="Wingdings" w:hAnsi="Wingdings" w:hint="default"/>
+      </w:rPr>
+    </w:lvl>
+  </w:abstractNum>
+  <w:abstractNum w:abstractNumId="13" w15:restartNumberingAfterBreak="0">
+    <w:nsid w:val="35EA7FE6"/>
+    <w:multiLevelType w:val="hybridMultilevel"/>
+    <w:tmpl w:val="DCB47844"/>
+    <w:lvl w:ilvl="0" w:tplc="40090001">
+      <w:start w:val="1"/>
+      <w:numFmt w:val="bullet"/>
+      <w:lvlText w:val=""/>
+      <w:lvlJc w:val="left"/>
+      <w:pPr>
+        <w:ind w:left="720" w:hanging="360"/>
+      </w:pPr>
+      <w:rPr>
+        <w:rFonts w:ascii="Symbol" w:hAnsi="Symbol" w:hint="default"/>
+      </w:rPr>
+    </w:lvl>
+    <w:lvl w:ilvl="1" w:tplc="40090003" w:tentative="1">
+      <w:start w:val="1"/>
+      <w:numFmt w:val="bullet"/>
+      <w:lvlText w:val="o"/>
+      <w:lvlJc w:val="left"/>
+      <w:pPr>
+        <w:ind w:left="1440" w:hanging="360"/>
+      </w:pPr>
+      <w:rPr>
+        <w:rFonts w:ascii="Courier New" w:hAnsi="Courier New" w:cs="Courier New" w:hint="default"/>
+      </w:rPr>
+    </w:lvl>
+    <w:lvl w:ilvl="2" w:tplc="40090005" w:tentative="1">
+      <w:start w:val="1"/>
+      <w:numFmt w:val="bullet"/>
+      <w:lvlText w:val=""/>
+      <w:lvlJc w:val="left"/>
+      <w:pPr>
+        <w:ind w:left="2160" w:hanging="360"/>
+      </w:pPr>
+      <w:rPr>
+        <w:rFonts w:ascii="Wingdings" w:hAnsi="Wingdings" w:hint="default"/>
+      </w:rPr>
+    </w:lvl>
+    <w:lvl w:ilvl="3" w:tplc="40090001" w:tentative="1">
+      <w:start w:val="1"/>
+      <w:numFmt w:val="bullet"/>
+      <w:lvlText w:val=""/>
+      <w:lvlJc w:val="left"/>
+      <w:pPr>
+        <w:ind w:left="2880" w:hanging="360"/>
+      </w:pPr>
+      <w:rPr>
+        <w:rFonts w:ascii="Symbol" w:hAnsi="Symbol" w:hint="default"/>
+      </w:rPr>
+    </w:lvl>
+    <w:lvl w:ilvl="4" w:tplc="40090003" w:tentative="1">
+      <w:start w:val="1"/>
+      <w:numFmt w:val="bullet"/>
+      <w:lvlText w:val="o"/>
+      <w:lvlJc w:val="left"/>
+      <w:pPr>
+        <w:ind w:left="3600" w:hanging="360"/>
+      </w:pPr>
+      <w:rPr>
+        <w:rFonts w:ascii="Courier New" w:hAnsi="Courier New" w:cs="Courier New" w:hint="default"/>
+      </w:rPr>
+    </w:lvl>
+    <w:lvl w:ilvl="5" w:tplc="40090005" w:tentative="1">
+      <w:start w:val="1"/>
+      <w:numFmt w:val="bullet"/>
+      <w:lvlText w:val=""/>
+      <w:lvlJc w:val="left"/>
+      <w:pPr>
+        <w:ind w:left="4320" w:hanging="360"/>
+      </w:pPr>
+      <w:rPr>
+        <w:rFonts w:ascii="Wingdings" w:hAnsi="Wingdings" w:hint="default"/>
+      </w:rPr>
+    </w:lvl>
+    <w:lvl w:ilvl="6" w:tplc="40090001" w:tentative="1">
+      <w:start w:val="1"/>
+      <w:numFmt w:val="bullet"/>
+      <w:lvlText w:val=""/>
+      <w:lvlJc w:val="left"/>
+      <w:pPr>
+        <w:ind w:left="5040" w:hanging="360"/>
+      </w:pPr>
+      <w:rPr>
+        <w:rFonts w:ascii="Symbol" w:hAnsi="Symbol" w:hint="default"/>
+      </w:rPr>
+    </w:lvl>
+    <w:lvl w:ilvl="7" w:tplc="40090003" w:tentative="1">
+      <w:start w:val="1"/>
+      <w:numFmt w:val="bullet"/>
+      <w:lvlText w:val="o"/>
+      <w:lvlJc w:val="left"/>
+      <w:pPr>
+        <w:ind w:left="5760" w:hanging="360"/>
+      </w:pPr>
+      <w:rPr>
+        <w:rFonts w:ascii="Courier New" w:hAnsi="Courier New" w:cs="Courier New" w:hint="default"/>
+      </w:rPr>
+    </w:lvl>
+    <w:lvl w:ilvl="8" w:tplc="40090005" w:tentative="1">
+      <w:start w:val="1"/>
+      <w:numFmt w:val="bullet"/>
+      <w:lvlText w:val=""/>
+      <w:lvlJc w:val="left"/>
+      <w:pPr>
+        <w:ind w:left="6480" w:hanging="360"/>
+      </w:pPr>
+      <w:rPr>
+        <w:rFonts w:ascii="Wingdings" w:hAnsi="Wingdings" w:hint="default"/>
+      </w:rPr>
+    </w:lvl>
+  </w:abstractNum>
+  <w:abstractNum w:abstractNumId="14" w15:restartNumberingAfterBreak="0">
+    <w:nsid w:val="36FB78F6"/>
     <w:multiLevelType w:val="multilevel"/>
-    <w:tmpl w:val="B4EA0068"/>
+    <w:tmpl w:val="ABC8A51E"/>
     <w:lvl w:ilvl="0">
       <w:start w:val="1"/>
       <w:numFmt w:val="bullet"/>
@@ -27822,10 +35225,159 @@
       </w:rPr>
     </w:lvl>
   </w:abstractNum>
-  <w:abstractNum w:abstractNumId="13" w15:restartNumberingAfterBreak="0">
-    <w:nsid w:val="49824108"/>
+  <w:abstractNum w:abstractNumId="15" w15:restartNumberingAfterBreak="0">
+    <w:nsid w:val="3A1F669F"/>
+    <w:multiLevelType w:val="multilevel"/>
+    <w:tmpl w:val="83B88AA6"/>
+    <w:lvl w:ilvl="0">
+      <w:start w:val="1"/>
+      <w:numFmt w:val="bullet"/>
+      <w:lvlText w:val=""/>
+      <w:lvlJc w:val="left"/>
+      <w:pPr>
+        <w:tabs>
+          <w:tab w:val="num" w:pos="720"/>
+        </w:tabs>
+        <w:ind w:left="720" w:hanging="360"/>
+      </w:pPr>
+      <w:rPr>
+        <w:rFonts w:ascii="Symbol" w:hAnsi="Symbol" w:hint="default"/>
+        <w:sz w:val="20"/>
+      </w:rPr>
+    </w:lvl>
+    <w:lvl w:ilvl="1" w:tentative="1">
+      <w:start w:val="1"/>
+      <w:numFmt w:val="bullet"/>
+      <w:lvlText w:val="o"/>
+      <w:lvlJc w:val="left"/>
+      <w:pPr>
+        <w:tabs>
+          <w:tab w:val="num" w:pos="1440"/>
+        </w:tabs>
+        <w:ind w:left="1440" w:hanging="360"/>
+      </w:pPr>
+      <w:rPr>
+        <w:rFonts w:ascii="Courier New" w:hAnsi="Courier New" w:hint="default"/>
+        <w:sz w:val="20"/>
+      </w:rPr>
+    </w:lvl>
+    <w:lvl w:ilvl="2" w:tentative="1">
+      <w:start w:val="1"/>
+      <w:numFmt w:val="bullet"/>
+      <w:lvlText w:val=""/>
+      <w:lvlJc w:val="left"/>
+      <w:pPr>
+        <w:tabs>
+          <w:tab w:val="num" w:pos="2160"/>
+        </w:tabs>
+        <w:ind w:left="2160" w:hanging="360"/>
+      </w:pPr>
+      <w:rPr>
+        <w:rFonts w:ascii="Wingdings" w:hAnsi="Wingdings" w:hint="default"/>
+        <w:sz w:val="20"/>
+      </w:rPr>
+    </w:lvl>
+    <w:lvl w:ilvl="3" w:tentative="1">
+      <w:start w:val="1"/>
+      <w:numFmt w:val="bullet"/>
+      <w:lvlText w:val=""/>
+      <w:lvlJc w:val="left"/>
+      <w:pPr>
+        <w:tabs>
+          <w:tab w:val="num" w:pos="2880"/>
+        </w:tabs>
+        <w:ind w:left="2880" w:hanging="360"/>
+      </w:pPr>
+      <w:rPr>
+        <w:rFonts w:ascii="Wingdings" w:hAnsi="Wingdings" w:hint="default"/>
+        <w:sz w:val="20"/>
+      </w:rPr>
+    </w:lvl>
+    <w:lvl w:ilvl="4" w:tentative="1">
+      <w:start w:val="1"/>
+      <w:numFmt w:val="bullet"/>
+      <w:lvlText w:val=""/>
+      <w:lvlJc w:val="left"/>
+      <w:pPr>
+        <w:tabs>
+          <w:tab w:val="num" w:pos="3600"/>
+        </w:tabs>
+        <w:ind w:left="3600" w:hanging="360"/>
+      </w:pPr>
+      <w:rPr>
+        <w:rFonts w:ascii="Wingdings" w:hAnsi="Wingdings" w:hint="default"/>
+        <w:sz w:val="20"/>
+      </w:rPr>
+    </w:lvl>
+    <w:lvl w:ilvl="5" w:tentative="1">
+      <w:start w:val="1"/>
+      <w:numFmt w:val="bullet"/>
+      <w:lvlText w:val=""/>
+      <w:lvlJc w:val="left"/>
+      <w:pPr>
+        <w:tabs>
+          <w:tab w:val="num" w:pos="4320"/>
+        </w:tabs>
+        <w:ind w:left="4320" w:hanging="360"/>
+      </w:pPr>
+      <w:rPr>
+        <w:rFonts w:ascii="Wingdings" w:hAnsi="Wingdings" w:hint="default"/>
+        <w:sz w:val="20"/>
+      </w:rPr>
+    </w:lvl>
+    <w:lvl w:ilvl="6" w:tentative="1">
+      <w:start w:val="1"/>
+      <w:numFmt w:val="bullet"/>
+      <w:lvlText w:val=""/>
+      <w:lvlJc w:val="left"/>
+      <w:pPr>
+        <w:tabs>
+          <w:tab w:val="num" w:pos="5040"/>
+        </w:tabs>
+        <w:ind w:left="5040" w:hanging="360"/>
+      </w:pPr>
+      <w:rPr>
+        <w:rFonts w:ascii="Wingdings" w:hAnsi="Wingdings" w:hint="default"/>
+        <w:sz w:val="20"/>
+      </w:rPr>
+    </w:lvl>
+    <w:lvl w:ilvl="7" w:tentative="1">
+      <w:start w:val="1"/>
+      <w:numFmt w:val="bullet"/>
+      <w:lvlText w:val=""/>
+      <w:lvlJc w:val="left"/>
+      <w:pPr>
+        <w:tabs>
+          <w:tab w:val="num" w:pos="5760"/>
+        </w:tabs>
+        <w:ind w:left="5760" w:hanging="360"/>
+      </w:pPr>
+      <w:rPr>
+        <w:rFonts w:ascii="Wingdings" w:hAnsi="Wingdings" w:hint="default"/>
+        <w:sz w:val="20"/>
+      </w:rPr>
+    </w:lvl>
+    <w:lvl w:ilvl="8" w:tentative="1">
+      <w:start w:val="1"/>
+      <w:numFmt w:val="bullet"/>
+      <w:lvlText w:val=""/>
+      <w:lvlJc w:val="left"/>
+      <w:pPr>
+        <w:tabs>
+          <w:tab w:val="num" w:pos="6480"/>
+        </w:tabs>
+        <w:ind w:left="6480" w:hanging="360"/>
+      </w:pPr>
+      <w:rPr>
+        <w:rFonts w:ascii="Wingdings" w:hAnsi="Wingdings" w:hint="default"/>
+        <w:sz w:val="20"/>
+      </w:rPr>
+    </w:lvl>
+  </w:abstractNum>
+  <w:abstractNum w:abstractNumId="16" w15:restartNumberingAfterBreak="0">
+    <w:nsid w:val="3A534B8B"/>
     <w:multiLevelType w:val="hybridMultilevel"/>
-    <w:tmpl w:val="33E664E6"/>
+    <w:tmpl w:val="D1C4D90C"/>
     <w:lvl w:ilvl="0" w:tplc="40090001">
       <w:start w:val="1"/>
       <w:numFmt w:val="bullet"/>
@@ -27935,10 +35487,10 @@
       </w:rPr>
     </w:lvl>
   </w:abstractNum>
-  <w:abstractNum w:abstractNumId="14" w15:restartNumberingAfterBreak="0">
-    <w:nsid w:val="4F536D34"/>
+  <w:abstractNum w:abstractNumId="17" w15:restartNumberingAfterBreak="0">
+    <w:nsid w:val="3AB86136"/>
     <w:multiLevelType w:val="hybridMultilevel"/>
-    <w:tmpl w:val="5A12C9B0"/>
+    <w:tmpl w:val="54E67142"/>
     <w:lvl w:ilvl="0" w:tplc="40090001">
       <w:start w:val="1"/>
       <w:numFmt w:val="bullet"/>
@@ -28048,10 +35600,10 @@
       </w:rPr>
     </w:lvl>
   </w:abstractNum>
-  <w:abstractNum w:abstractNumId="15" w15:restartNumberingAfterBreak="0">
-    <w:nsid w:val="4F5A78B9"/>
+  <w:abstractNum w:abstractNumId="18" w15:restartNumberingAfterBreak="0">
+    <w:nsid w:val="44CB675A"/>
     <w:multiLevelType w:val="hybridMultilevel"/>
-    <w:tmpl w:val="56BAB812"/>
+    <w:tmpl w:val="6AF838B0"/>
     <w:lvl w:ilvl="0" w:tplc="40090001">
       <w:start w:val="1"/>
       <w:numFmt w:val="bullet"/>
@@ -28161,10 +35713,159 @@
       </w:rPr>
     </w:lvl>
   </w:abstractNum>
-  <w:abstractNum w:abstractNumId="16" w15:restartNumberingAfterBreak="0">
-    <w:nsid w:val="502B45C5"/>
+  <w:abstractNum w:abstractNumId="19" w15:restartNumberingAfterBreak="0">
+    <w:nsid w:val="463C3195"/>
+    <w:multiLevelType w:val="multilevel"/>
+    <w:tmpl w:val="B4EA0068"/>
+    <w:lvl w:ilvl="0">
+      <w:start w:val="1"/>
+      <w:numFmt w:val="bullet"/>
+      <w:lvlText w:val=""/>
+      <w:lvlJc w:val="left"/>
+      <w:pPr>
+        <w:tabs>
+          <w:tab w:val="num" w:pos="720"/>
+        </w:tabs>
+        <w:ind w:left="720" w:hanging="360"/>
+      </w:pPr>
+      <w:rPr>
+        <w:rFonts w:ascii="Symbol" w:hAnsi="Symbol" w:hint="default"/>
+        <w:sz w:val="20"/>
+      </w:rPr>
+    </w:lvl>
+    <w:lvl w:ilvl="1" w:tentative="1">
+      <w:start w:val="1"/>
+      <w:numFmt w:val="bullet"/>
+      <w:lvlText w:val="o"/>
+      <w:lvlJc w:val="left"/>
+      <w:pPr>
+        <w:tabs>
+          <w:tab w:val="num" w:pos="1440"/>
+        </w:tabs>
+        <w:ind w:left="1440" w:hanging="360"/>
+      </w:pPr>
+      <w:rPr>
+        <w:rFonts w:ascii="Courier New" w:hAnsi="Courier New" w:hint="default"/>
+        <w:sz w:val="20"/>
+      </w:rPr>
+    </w:lvl>
+    <w:lvl w:ilvl="2" w:tentative="1">
+      <w:start w:val="1"/>
+      <w:numFmt w:val="bullet"/>
+      <w:lvlText w:val=""/>
+      <w:lvlJc w:val="left"/>
+      <w:pPr>
+        <w:tabs>
+          <w:tab w:val="num" w:pos="2160"/>
+        </w:tabs>
+        <w:ind w:left="2160" w:hanging="360"/>
+      </w:pPr>
+      <w:rPr>
+        <w:rFonts w:ascii="Wingdings" w:hAnsi="Wingdings" w:hint="default"/>
+        <w:sz w:val="20"/>
+      </w:rPr>
+    </w:lvl>
+    <w:lvl w:ilvl="3" w:tentative="1">
+      <w:start w:val="1"/>
+      <w:numFmt w:val="bullet"/>
+      <w:lvlText w:val=""/>
+      <w:lvlJc w:val="left"/>
+      <w:pPr>
+        <w:tabs>
+          <w:tab w:val="num" w:pos="2880"/>
+        </w:tabs>
+        <w:ind w:left="2880" w:hanging="360"/>
+      </w:pPr>
+      <w:rPr>
+        <w:rFonts w:ascii="Wingdings" w:hAnsi="Wingdings" w:hint="default"/>
+        <w:sz w:val="20"/>
+      </w:rPr>
+    </w:lvl>
+    <w:lvl w:ilvl="4" w:tentative="1">
+      <w:start w:val="1"/>
+      <w:numFmt w:val="bullet"/>
+      <w:lvlText w:val=""/>
+      <w:lvlJc w:val="left"/>
+      <w:pPr>
+        <w:tabs>
+          <w:tab w:val="num" w:pos="3600"/>
+        </w:tabs>
+        <w:ind w:left="3600" w:hanging="360"/>
+      </w:pPr>
+      <w:rPr>
+        <w:rFonts w:ascii="Wingdings" w:hAnsi="Wingdings" w:hint="default"/>
+        <w:sz w:val="20"/>
+      </w:rPr>
+    </w:lvl>
+    <w:lvl w:ilvl="5" w:tentative="1">
+      <w:start w:val="1"/>
+      <w:numFmt w:val="bullet"/>
+      <w:lvlText w:val=""/>
+      <w:lvlJc w:val="left"/>
+      <w:pPr>
+        <w:tabs>
+          <w:tab w:val="num" w:pos="4320"/>
+        </w:tabs>
+        <w:ind w:left="4320" w:hanging="360"/>
+      </w:pPr>
+      <w:rPr>
+        <w:rFonts w:ascii="Wingdings" w:hAnsi="Wingdings" w:hint="default"/>
+        <w:sz w:val="20"/>
+      </w:rPr>
+    </w:lvl>
+    <w:lvl w:ilvl="6" w:tentative="1">
+      <w:start w:val="1"/>
+      <w:numFmt w:val="bullet"/>
+      <w:lvlText w:val=""/>
+      <w:lvlJc w:val="left"/>
+      <w:pPr>
+        <w:tabs>
+          <w:tab w:val="num" w:pos="5040"/>
+        </w:tabs>
+        <w:ind w:left="5040" w:hanging="360"/>
+      </w:pPr>
+      <w:rPr>
+        <w:rFonts w:ascii="Wingdings" w:hAnsi="Wingdings" w:hint="default"/>
+        <w:sz w:val="20"/>
+      </w:rPr>
+    </w:lvl>
+    <w:lvl w:ilvl="7" w:tentative="1">
+      <w:start w:val="1"/>
+      <w:numFmt w:val="bullet"/>
+      <w:lvlText w:val=""/>
+      <w:lvlJc w:val="left"/>
+      <w:pPr>
+        <w:tabs>
+          <w:tab w:val="num" w:pos="5760"/>
+        </w:tabs>
+        <w:ind w:left="5760" w:hanging="360"/>
+      </w:pPr>
+      <w:rPr>
+        <w:rFonts w:ascii="Wingdings" w:hAnsi="Wingdings" w:hint="default"/>
+        <w:sz w:val="20"/>
+      </w:rPr>
+    </w:lvl>
+    <w:lvl w:ilvl="8" w:tentative="1">
+      <w:start w:val="1"/>
+      <w:numFmt w:val="bullet"/>
+      <w:lvlText w:val=""/>
+      <w:lvlJc w:val="left"/>
+      <w:pPr>
+        <w:tabs>
+          <w:tab w:val="num" w:pos="6480"/>
+        </w:tabs>
+        <w:ind w:left="6480" w:hanging="360"/>
+      </w:pPr>
+      <w:rPr>
+        <w:rFonts w:ascii="Wingdings" w:hAnsi="Wingdings" w:hint="default"/>
+        <w:sz w:val="20"/>
+      </w:rPr>
+    </w:lvl>
+  </w:abstractNum>
+  <w:abstractNum w:abstractNumId="20" w15:restartNumberingAfterBreak="0">
+    <w:nsid w:val="49824108"/>
     <w:multiLevelType w:val="hybridMultilevel"/>
-    <w:tmpl w:val="C3FAF634"/>
+    <w:tmpl w:val="33E664E6"/>
     <w:lvl w:ilvl="0" w:tplc="40090001">
       <w:start w:val="1"/>
       <w:numFmt w:val="bullet"/>
@@ -28274,10 +35975,10 @@
       </w:rPr>
     </w:lvl>
   </w:abstractNum>
-  <w:abstractNum w:abstractNumId="17" w15:restartNumberingAfterBreak="0">
-    <w:nsid w:val="56EF5396"/>
+  <w:abstractNum w:abstractNumId="21" w15:restartNumberingAfterBreak="0">
+    <w:nsid w:val="4D587F63"/>
     <w:multiLevelType w:val="hybridMultilevel"/>
-    <w:tmpl w:val="BE123260"/>
+    <w:tmpl w:val="B9E4EFB4"/>
     <w:lvl w:ilvl="0" w:tplc="40090001">
       <w:start w:val="1"/>
       <w:numFmt w:val="bullet"/>
@@ -28387,10 +36088,123 @@
       </w:rPr>
     </w:lvl>
   </w:abstractNum>
-  <w:abstractNum w:abstractNumId="18" w15:restartNumberingAfterBreak="0">
-    <w:nsid w:val="57BF7367"/>
+  <w:abstractNum w:abstractNumId="22" w15:restartNumberingAfterBreak="0">
+    <w:nsid w:val="4D894E4F"/>
+    <w:multiLevelType w:val="multilevel"/>
+    <w:tmpl w:val="DDD85928"/>
+    <w:lvl w:ilvl="0">
+      <w:start w:val="1"/>
+      <w:numFmt w:val="decimal"/>
+      <w:lvlText w:val="%1."/>
+      <w:lvlJc w:val="left"/>
+      <w:pPr>
+        <w:tabs>
+          <w:tab w:val="num" w:pos="720"/>
+        </w:tabs>
+        <w:ind w:left="720" w:hanging="360"/>
+      </w:pPr>
+    </w:lvl>
+    <w:lvl w:ilvl="1" w:tentative="1">
+      <w:start w:val="1"/>
+      <w:numFmt w:val="decimal"/>
+      <w:lvlText w:val="%2."/>
+      <w:lvlJc w:val="left"/>
+      <w:pPr>
+        <w:tabs>
+          <w:tab w:val="num" w:pos="1440"/>
+        </w:tabs>
+        <w:ind w:left="1440" w:hanging="360"/>
+      </w:pPr>
+    </w:lvl>
+    <w:lvl w:ilvl="2" w:tentative="1">
+      <w:start w:val="1"/>
+      <w:numFmt w:val="decimal"/>
+      <w:lvlText w:val="%3."/>
+      <w:lvlJc w:val="left"/>
+      <w:pPr>
+        <w:tabs>
+          <w:tab w:val="num" w:pos="2160"/>
+        </w:tabs>
+        <w:ind w:left="2160" w:hanging="360"/>
+      </w:pPr>
+    </w:lvl>
+    <w:lvl w:ilvl="3" w:tentative="1">
+      <w:start w:val="1"/>
+      <w:numFmt w:val="decimal"/>
+      <w:lvlText w:val="%4."/>
+      <w:lvlJc w:val="left"/>
+      <w:pPr>
+        <w:tabs>
+          <w:tab w:val="num" w:pos="2880"/>
+        </w:tabs>
+        <w:ind w:left="2880" w:hanging="360"/>
+      </w:pPr>
+    </w:lvl>
+    <w:lvl w:ilvl="4" w:tentative="1">
+      <w:start w:val="1"/>
+      <w:numFmt w:val="decimal"/>
+      <w:lvlText w:val="%5."/>
+      <w:lvlJc w:val="left"/>
+      <w:pPr>
+        <w:tabs>
+          <w:tab w:val="num" w:pos="3600"/>
+        </w:tabs>
+        <w:ind w:left="3600" w:hanging="360"/>
+      </w:pPr>
+    </w:lvl>
+    <w:lvl w:ilvl="5" w:tentative="1">
+      <w:start w:val="1"/>
+      <w:numFmt w:val="decimal"/>
+      <w:lvlText w:val="%6."/>
+      <w:lvlJc w:val="left"/>
+      <w:pPr>
+        <w:tabs>
+          <w:tab w:val="num" w:pos="4320"/>
+        </w:tabs>
+        <w:ind w:left="4320" w:hanging="360"/>
+      </w:pPr>
+    </w:lvl>
+    <w:lvl w:ilvl="6" w:tentative="1">
+      <w:start w:val="1"/>
+      <w:numFmt w:val="decimal"/>
+      <w:lvlText w:val="%7."/>
+      <w:lvlJc w:val="left"/>
+      <w:pPr>
+        <w:tabs>
+          <w:tab w:val="num" w:pos="5040"/>
+        </w:tabs>
+        <w:ind w:left="5040" w:hanging="360"/>
+      </w:pPr>
+    </w:lvl>
+    <w:lvl w:ilvl="7" w:tentative="1">
+      <w:start w:val="1"/>
+      <w:numFmt w:val="decimal"/>
+      <w:lvlText w:val="%8."/>
+      <w:lvlJc w:val="left"/>
+      <w:pPr>
+        <w:tabs>
+          <w:tab w:val="num" w:pos="5760"/>
+        </w:tabs>
+        <w:ind w:left="5760" w:hanging="360"/>
+      </w:pPr>
+    </w:lvl>
+    <w:lvl w:ilvl="8" w:tentative="1">
+      <w:start w:val="1"/>
+      <w:numFmt w:val="decimal"/>
+      <w:lvlText w:val="%9."/>
+      <w:lvlJc w:val="left"/>
+      <w:pPr>
+        <w:tabs>
+          <w:tab w:val="num" w:pos="6480"/>
+        </w:tabs>
+        <w:ind w:left="6480" w:hanging="360"/>
+      </w:pPr>
+    </w:lvl>
+  </w:abstractNum>
+  <w:abstractNum w:abstractNumId="23" w15:restartNumberingAfterBreak="0">
+    <w:nsid w:val="4F536D34"/>
     <w:multiLevelType w:val="hybridMultilevel"/>
-    <w:tmpl w:val="F27405BC"/>
+    <w:tmpl w:val="5A12C9B0"/>
     <w:lvl w:ilvl="0" w:tplc="40090001">
       <w:start w:val="1"/>
       <w:numFmt w:val="bullet"/>
@@ -28500,10 +36314,10 @@
       </w:rPr>
     </w:lvl>
   </w:abstractNum>
-  <w:abstractNum w:abstractNumId="19" w15:restartNumberingAfterBreak="0">
-    <w:nsid w:val="58ED5799"/>
+  <w:abstractNum w:abstractNumId="24" w15:restartNumberingAfterBreak="0">
+    <w:nsid w:val="4F5A78B9"/>
     <w:multiLevelType w:val="hybridMultilevel"/>
-    <w:tmpl w:val="8D8480C2"/>
+    <w:tmpl w:val="56BAB812"/>
     <w:lvl w:ilvl="0" w:tplc="40090001">
       <w:start w:val="1"/>
       <w:numFmt w:val="bullet"/>
@@ -28613,10 +36427,10 @@
       </w:rPr>
     </w:lvl>
   </w:abstractNum>
-  <w:abstractNum w:abstractNumId="20" w15:restartNumberingAfterBreak="0">
-    <w:nsid w:val="5CE74C5C"/>
+  <w:abstractNum w:abstractNumId="25" w15:restartNumberingAfterBreak="0">
+    <w:nsid w:val="502B45C5"/>
     <w:multiLevelType w:val="hybridMultilevel"/>
-    <w:tmpl w:val="3B3CC878"/>
+    <w:tmpl w:val="C3FAF634"/>
     <w:lvl w:ilvl="0" w:tplc="40090001">
       <w:start w:val="1"/>
       <w:numFmt w:val="bullet"/>
@@ -28726,10 +36540,10 @@
       </w:rPr>
     </w:lvl>
   </w:abstractNum>
-  <w:abstractNum w:abstractNumId="21" w15:restartNumberingAfterBreak="0">
-    <w:nsid w:val="5E1B7FF3"/>
+  <w:abstractNum w:abstractNumId="26" w15:restartNumberingAfterBreak="0">
+    <w:nsid w:val="56EF5396"/>
     <w:multiLevelType w:val="hybridMultilevel"/>
-    <w:tmpl w:val="CCE40520"/>
+    <w:tmpl w:val="BE123260"/>
     <w:lvl w:ilvl="0" w:tplc="40090001">
       <w:start w:val="1"/>
       <w:numFmt w:val="bullet"/>
@@ -28839,10 +36653,10 @@
       </w:rPr>
     </w:lvl>
   </w:abstractNum>
-  <w:abstractNum w:abstractNumId="22" w15:restartNumberingAfterBreak="0">
-    <w:nsid w:val="5F6B4F73"/>
+  <w:abstractNum w:abstractNumId="27" w15:restartNumberingAfterBreak="0">
+    <w:nsid w:val="57BF7367"/>
     <w:multiLevelType w:val="hybridMultilevel"/>
-    <w:tmpl w:val="4DD0AF4A"/>
+    <w:tmpl w:val="F27405BC"/>
     <w:lvl w:ilvl="0" w:tplc="40090001">
       <w:start w:val="1"/>
       <w:numFmt w:val="bullet"/>
@@ -28952,10 +36766,10 @@
       </w:rPr>
     </w:lvl>
   </w:abstractNum>
-  <w:abstractNum w:abstractNumId="23" w15:restartNumberingAfterBreak="0">
-    <w:nsid w:val="68973354"/>
+  <w:abstractNum w:abstractNumId="28" w15:restartNumberingAfterBreak="0">
+    <w:nsid w:val="58ED5799"/>
     <w:multiLevelType w:val="hybridMultilevel"/>
-    <w:tmpl w:val="92763DFA"/>
+    <w:tmpl w:val="8D8480C2"/>
     <w:lvl w:ilvl="0" w:tplc="40090001">
       <w:start w:val="1"/>
       <w:numFmt w:val="bullet"/>
@@ -29065,10 +36879,10 @@
       </w:rPr>
     </w:lvl>
   </w:abstractNum>
-  <w:abstractNum w:abstractNumId="24" w15:restartNumberingAfterBreak="0">
-    <w:nsid w:val="6EEA5337"/>
+  <w:abstractNum w:abstractNumId="29" w15:restartNumberingAfterBreak="0">
+    <w:nsid w:val="59235BAA"/>
     <w:multiLevelType w:val="hybridMultilevel"/>
-    <w:tmpl w:val="67C8E4F2"/>
+    <w:tmpl w:val="836C26B6"/>
     <w:lvl w:ilvl="0" w:tplc="40090001">
       <w:start w:val="1"/>
       <w:numFmt w:val="bullet"/>
@@ -29178,10 +36992,10 @@
       </w:rPr>
     </w:lvl>
   </w:abstractNum>
-  <w:abstractNum w:abstractNumId="25" w15:restartNumberingAfterBreak="0">
-    <w:nsid w:val="700C4900"/>
+  <w:abstractNum w:abstractNumId="30" w15:restartNumberingAfterBreak="0">
+    <w:nsid w:val="5CE74C5C"/>
     <w:multiLevelType w:val="hybridMultilevel"/>
-    <w:tmpl w:val="8F2C004A"/>
+    <w:tmpl w:val="3B3CC878"/>
     <w:lvl w:ilvl="0" w:tplc="40090001">
       <w:start w:val="1"/>
       <w:numFmt w:val="bullet"/>
@@ -29291,10 +37105,10 @@
       </w:rPr>
     </w:lvl>
   </w:abstractNum>
-  <w:abstractNum w:abstractNumId="26" w15:restartNumberingAfterBreak="0">
-    <w:nsid w:val="733921CC"/>
+  <w:abstractNum w:abstractNumId="31" w15:restartNumberingAfterBreak="0">
+    <w:nsid w:val="5E1B7FF3"/>
     <w:multiLevelType w:val="hybridMultilevel"/>
-    <w:tmpl w:val="C3145C06"/>
+    <w:tmpl w:val="CCE40520"/>
     <w:lvl w:ilvl="0" w:tplc="40090001">
       <w:start w:val="1"/>
       <w:numFmt w:val="bullet"/>
@@ -29404,7 +37218,947 @@
       </w:rPr>
     </w:lvl>
   </w:abstractNum>
-  <w:abstractNum w:abstractNumId="27" w15:restartNumberingAfterBreak="0">
+  <w:abstractNum w:abstractNumId="32" w15:restartNumberingAfterBreak="0">
+    <w:nsid w:val="5F6B4F73"/>
+    <w:multiLevelType w:val="hybridMultilevel"/>
+    <w:tmpl w:val="4DD0AF4A"/>
+    <w:lvl w:ilvl="0" w:tplc="40090001">
+      <w:start w:val="1"/>
+      <w:numFmt w:val="bullet"/>
+      <w:lvlText w:val=""/>
+      <w:lvlJc w:val="left"/>
+      <w:pPr>
+        <w:ind w:left="720" w:hanging="360"/>
+      </w:pPr>
+      <w:rPr>
+        <w:rFonts w:ascii="Symbol" w:hAnsi="Symbol" w:hint="default"/>
+      </w:rPr>
+    </w:lvl>
+    <w:lvl w:ilvl="1" w:tplc="40090003" w:tentative="1">
+      <w:start w:val="1"/>
+      <w:numFmt w:val="bullet"/>
+      <w:lvlText w:val="o"/>
+      <w:lvlJc w:val="left"/>
+      <w:pPr>
+        <w:ind w:left="1440" w:hanging="360"/>
+      </w:pPr>
+      <w:rPr>
+        <w:rFonts w:ascii="Courier New" w:hAnsi="Courier New" w:cs="Courier New" w:hint="default"/>
+      </w:rPr>
+    </w:lvl>
+    <w:lvl w:ilvl="2" w:tplc="40090005" w:tentative="1">
+      <w:start w:val="1"/>
+      <w:numFmt w:val="bullet"/>
+      <w:lvlText w:val=""/>
+      <w:lvlJc w:val="left"/>
+      <w:pPr>
+        <w:ind w:left="2160" w:hanging="360"/>
+      </w:pPr>
+      <w:rPr>
+        <w:rFonts w:ascii="Wingdings" w:hAnsi="Wingdings" w:hint="default"/>
+      </w:rPr>
+    </w:lvl>
+    <w:lvl w:ilvl="3" w:tplc="40090001" w:tentative="1">
+      <w:start w:val="1"/>
+      <w:numFmt w:val="bullet"/>
+      <w:lvlText w:val=""/>
+      <w:lvlJc w:val="left"/>
+      <w:pPr>
+        <w:ind w:left="2880" w:hanging="360"/>
+      </w:pPr>
+      <w:rPr>
+        <w:rFonts w:ascii="Symbol" w:hAnsi="Symbol" w:hint="default"/>
+      </w:rPr>
+    </w:lvl>
+    <w:lvl w:ilvl="4" w:tplc="40090003" w:tentative="1">
+      <w:start w:val="1"/>
+      <w:numFmt w:val="bullet"/>
+      <w:lvlText w:val="o"/>
+      <w:lvlJc w:val="left"/>
+      <w:pPr>
+        <w:ind w:left="3600" w:hanging="360"/>
+      </w:pPr>
+      <w:rPr>
+        <w:rFonts w:ascii="Courier New" w:hAnsi="Courier New" w:cs="Courier New" w:hint="default"/>
+      </w:rPr>
+    </w:lvl>
+    <w:lvl w:ilvl="5" w:tplc="40090005" w:tentative="1">
+      <w:start w:val="1"/>
+      <w:numFmt w:val="bullet"/>
+      <w:lvlText w:val=""/>
+      <w:lvlJc w:val="left"/>
+      <w:pPr>
+        <w:ind w:left="4320" w:hanging="360"/>
+      </w:pPr>
+      <w:rPr>
+        <w:rFonts w:ascii="Wingdings" w:hAnsi="Wingdings" w:hint="default"/>
+      </w:rPr>
+    </w:lvl>
+    <w:lvl w:ilvl="6" w:tplc="40090001" w:tentative="1">
+      <w:start w:val="1"/>
+      <w:numFmt w:val="bullet"/>
+      <w:lvlText w:val=""/>
+      <w:lvlJc w:val="left"/>
+      <w:pPr>
+        <w:ind w:left="5040" w:hanging="360"/>
+      </w:pPr>
+      <w:rPr>
+        <w:rFonts w:ascii="Symbol" w:hAnsi="Symbol" w:hint="default"/>
+      </w:rPr>
+    </w:lvl>
+    <w:lvl w:ilvl="7" w:tplc="40090003" w:tentative="1">
+      <w:start w:val="1"/>
+      <w:numFmt w:val="bullet"/>
+      <w:lvlText w:val="o"/>
+      <w:lvlJc w:val="left"/>
+      <w:pPr>
+        <w:ind w:left="5760" w:hanging="360"/>
+      </w:pPr>
+      <w:rPr>
+        <w:rFonts w:ascii="Courier New" w:hAnsi="Courier New" w:cs="Courier New" w:hint="default"/>
+      </w:rPr>
+    </w:lvl>
+    <w:lvl w:ilvl="8" w:tplc="40090005" w:tentative="1">
+      <w:start w:val="1"/>
+      <w:numFmt w:val="bullet"/>
+      <w:lvlText w:val=""/>
+      <w:lvlJc w:val="left"/>
+      <w:pPr>
+        <w:ind w:left="6480" w:hanging="360"/>
+      </w:pPr>
+      <w:rPr>
+        <w:rFonts w:ascii="Wingdings" w:hAnsi="Wingdings" w:hint="default"/>
+      </w:rPr>
+    </w:lvl>
+  </w:abstractNum>
+  <w:abstractNum w:abstractNumId="33" w15:restartNumberingAfterBreak="0">
+    <w:nsid w:val="65930F97"/>
+    <w:multiLevelType w:val="hybridMultilevel"/>
+    <w:tmpl w:val="8FD20DF0"/>
+    <w:lvl w:ilvl="0" w:tplc="40090001">
+      <w:start w:val="1"/>
+      <w:numFmt w:val="bullet"/>
+      <w:lvlText w:val=""/>
+      <w:lvlJc w:val="left"/>
+      <w:pPr>
+        <w:ind w:left="720" w:hanging="360"/>
+      </w:pPr>
+      <w:rPr>
+        <w:rFonts w:ascii="Symbol" w:hAnsi="Symbol" w:hint="default"/>
+      </w:rPr>
+    </w:lvl>
+    <w:lvl w:ilvl="1" w:tplc="40090003" w:tentative="1">
+      <w:start w:val="1"/>
+      <w:numFmt w:val="bullet"/>
+      <w:lvlText w:val="o"/>
+      <w:lvlJc w:val="left"/>
+      <w:pPr>
+        <w:ind w:left="1440" w:hanging="360"/>
+      </w:pPr>
+      <w:rPr>
+        <w:rFonts w:ascii="Courier New" w:hAnsi="Courier New" w:cs="Courier New" w:hint="default"/>
+      </w:rPr>
+    </w:lvl>
+    <w:lvl w:ilvl="2" w:tplc="40090005" w:tentative="1">
+      <w:start w:val="1"/>
+      <w:numFmt w:val="bullet"/>
+      <w:lvlText w:val=""/>
+      <w:lvlJc w:val="left"/>
+      <w:pPr>
+        <w:ind w:left="2160" w:hanging="360"/>
+      </w:pPr>
+      <w:rPr>
+        <w:rFonts w:ascii="Wingdings" w:hAnsi="Wingdings" w:hint="default"/>
+      </w:rPr>
+    </w:lvl>
+    <w:lvl w:ilvl="3" w:tplc="40090001" w:tentative="1">
+      <w:start w:val="1"/>
+      <w:numFmt w:val="bullet"/>
+      <w:lvlText w:val=""/>
+      <w:lvlJc w:val="left"/>
+      <w:pPr>
+        <w:ind w:left="2880" w:hanging="360"/>
+      </w:pPr>
+      <w:rPr>
+        <w:rFonts w:ascii="Symbol" w:hAnsi="Symbol" w:hint="default"/>
+      </w:rPr>
+    </w:lvl>
+    <w:lvl w:ilvl="4" w:tplc="40090003" w:tentative="1">
+      <w:start w:val="1"/>
+      <w:numFmt w:val="bullet"/>
+      <w:lvlText w:val="o"/>
+      <w:lvlJc w:val="left"/>
+      <w:pPr>
+        <w:ind w:left="3600" w:hanging="360"/>
+      </w:pPr>
+      <w:rPr>
+        <w:rFonts w:ascii="Courier New" w:hAnsi="Courier New" w:cs="Courier New" w:hint="default"/>
+      </w:rPr>
+    </w:lvl>
+    <w:lvl w:ilvl="5" w:tplc="40090005" w:tentative="1">
+      <w:start w:val="1"/>
+      <w:numFmt w:val="bullet"/>
+      <w:lvlText w:val=""/>
+      <w:lvlJc w:val="left"/>
+      <w:pPr>
+        <w:ind w:left="4320" w:hanging="360"/>
+      </w:pPr>
+      <w:rPr>
+        <w:rFonts w:ascii="Wingdings" w:hAnsi="Wingdings" w:hint="default"/>
+      </w:rPr>
+    </w:lvl>
+    <w:lvl w:ilvl="6" w:tplc="40090001" w:tentative="1">
+      <w:start w:val="1"/>
+      <w:numFmt w:val="bullet"/>
+      <w:lvlText w:val=""/>
+      <w:lvlJc w:val="left"/>
+      <w:pPr>
+        <w:ind w:left="5040" w:hanging="360"/>
+      </w:pPr>
+      <w:rPr>
+        <w:rFonts w:ascii="Symbol" w:hAnsi="Symbol" w:hint="default"/>
+      </w:rPr>
+    </w:lvl>
+    <w:lvl w:ilvl="7" w:tplc="40090003" w:tentative="1">
+      <w:start w:val="1"/>
+      <w:numFmt w:val="bullet"/>
+      <w:lvlText w:val="o"/>
+      <w:lvlJc w:val="left"/>
+      <w:pPr>
+        <w:ind w:left="5760" w:hanging="360"/>
+      </w:pPr>
+      <w:rPr>
+        <w:rFonts w:ascii="Courier New" w:hAnsi="Courier New" w:cs="Courier New" w:hint="default"/>
+      </w:rPr>
+    </w:lvl>
+    <w:lvl w:ilvl="8" w:tplc="40090005" w:tentative="1">
+      <w:start w:val="1"/>
+      <w:numFmt w:val="bullet"/>
+      <w:lvlText w:val=""/>
+      <w:lvlJc w:val="left"/>
+      <w:pPr>
+        <w:ind w:left="6480" w:hanging="360"/>
+      </w:pPr>
+      <w:rPr>
+        <w:rFonts w:ascii="Wingdings" w:hAnsi="Wingdings" w:hint="default"/>
+      </w:rPr>
+    </w:lvl>
+  </w:abstractNum>
+  <w:abstractNum w:abstractNumId="34" w15:restartNumberingAfterBreak="0">
+    <w:nsid w:val="68973354"/>
+    <w:multiLevelType w:val="hybridMultilevel"/>
+    <w:tmpl w:val="92763DFA"/>
+    <w:lvl w:ilvl="0" w:tplc="40090001">
+      <w:start w:val="1"/>
+      <w:numFmt w:val="bullet"/>
+      <w:lvlText w:val=""/>
+      <w:lvlJc w:val="left"/>
+      <w:pPr>
+        <w:ind w:left="720" w:hanging="360"/>
+      </w:pPr>
+      <w:rPr>
+        <w:rFonts w:ascii="Symbol" w:hAnsi="Symbol" w:hint="default"/>
+      </w:rPr>
+    </w:lvl>
+    <w:lvl w:ilvl="1" w:tplc="40090003" w:tentative="1">
+      <w:start w:val="1"/>
+      <w:numFmt w:val="bullet"/>
+      <w:lvlText w:val="o"/>
+      <w:lvlJc w:val="left"/>
+      <w:pPr>
+        <w:ind w:left="1440" w:hanging="360"/>
+      </w:pPr>
+      <w:rPr>
+        <w:rFonts w:ascii="Courier New" w:hAnsi="Courier New" w:cs="Courier New" w:hint="default"/>
+      </w:rPr>
+    </w:lvl>
+    <w:lvl w:ilvl="2" w:tplc="40090005" w:tentative="1">
+      <w:start w:val="1"/>
+      <w:numFmt w:val="bullet"/>
+      <w:lvlText w:val=""/>
+      <w:lvlJc w:val="left"/>
+      <w:pPr>
+        <w:ind w:left="2160" w:hanging="360"/>
+      </w:pPr>
+      <w:rPr>
+        <w:rFonts w:ascii="Wingdings" w:hAnsi="Wingdings" w:hint="default"/>
+      </w:rPr>
+    </w:lvl>
+    <w:lvl w:ilvl="3" w:tplc="40090001" w:tentative="1">
+      <w:start w:val="1"/>
+      <w:numFmt w:val="bullet"/>
+      <w:lvlText w:val=""/>
+      <w:lvlJc w:val="left"/>
+      <w:pPr>
+        <w:ind w:left="2880" w:hanging="360"/>
+      </w:pPr>
+      <w:rPr>
+        <w:rFonts w:ascii="Symbol" w:hAnsi="Symbol" w:hint="default"/>
+      </w:rPr>
+    </w:lvl>
+    <w:lvl w:ilvl="4" w:tplc="40090003" w:tentative="1">
+      <w:start w:val="1"/>
+      <w:numFmt w:val="bullet"/>
+      <w:lvlText w:val="o"/>
+      <w:lvlJc w:val="left"/>
+      <w:pPr>
+        <w:ind w:left="3600" w:hanging="360"/>
+      </w:pPr>
+      <w:rPr>
+        <w:rFonts w:ascii="Courier New" w:hAnsi="Courier New" w:cs="Courier New" w:hint="default"/>
+      </w:rPr>
+    </w:lvl>
+    <w:lvl w:ilvl="5" w:tplc="40090005" w:tentative="1">
+      <w:start w:val="1"/>
+      <w:numFmt w:val="bullet"/>
+      <w:lvlText w:val=""/>
+      <w:lvlJc w:val="left"/>
+      <w:pPr>
+        <w:ind w:left="4320" w:hanging="360"/>
+      </w:pPr>
+      <w:rPr>
+        <w:rFonts w:ascii="Wingdings" w:hAnsi="Wingdings" w:hint="default"/>
+      </w:rPr>
+    </w:lvl>
+    <w:lvl w:ilvl="6" w:tplc="40090001" w:tentative="1">
+      <w:start w:val="1"/>
+      <w:numFmt w:val="bullet"/>
+      <w:lvlText w:val=""/>
+      <w:lvlJc w:val="left"/>
+      <w:pPr>
+        <w:ind w:left="5040" w:hanging="360"/>
+      </w:pPr>
+      <w:rPr>
+        <w:rFonts w:ascii="Symbol" w:hAnsi="Symbol" w:hint="default"/>
+      </w:rPr>
+    </w:lvl>
+    <w:lvl w:ilvl="7" w:tplc="40090003" w:tentative="1">
+      <w:start w:val="1"/>
+      <w:numFmt w:val="bullet"/>
+      <w:lvlText w:val="o"/>
+      <w:lvlJc w:val="left"/>
+      <w:pPr>
+        <w:ind w:left="5760" w:hanging="360"/>
+      </w:pPr>
+      <w:rPr>
+        <w:rFonts w:ascii="Courier New" w:hAnsi="Courier New" w:cs="Courier New" w:hint="default"/>
+      </w:rPr>
+    </w:lvl>
+    <w:lvl w:ilvl="8" w:tplc="40090005" w:tentative="1">
+      <w:start w:val="1"/>
+      <w:numFmt w:val="bullet"/>
+      <w:lvlText w:val=""/>
+      <w:lvlJc w:val="left"/>
+      <w:pPr>
+        <w:ind w:left="6480" w:hanging="360"/>
+      </w:pPr>
+      <w:rPr>
+        <w:rFonts w:ascii="Wingdings" w:hAnsi="Wingdings" w:hint="default"/>
+      </w:rPr>
+    </w:lvl>
+  </w:abstractNum>
+  <w:abstractNum w:abstractNumId="35" w15:restartNumberingAfterBreak="0">
+    <w:nsid w:val="6DC03FDE"/>
+    <w:multiLevelType w:val="multilevel"/>
+    <w:tmpl w:val="D58012EC"/>
+    <w:lvl w:ilvl="0">
+      <w:start w:val="1"/>
+      <w:numFmt w:val="bullet"/>
+      <w:lvlText w:val=""/>
+      <w:lvlJc w:val="left"/>
+      <w:pPr>
+        <w:tabs>
+          <w:tab w:val="num" w:pos="720"/>
+        </w:tabs>
+        <w:ind w:left="720" w:hanging="360"/>
+      </w:pPr>
+      <w:rPr>
+        <w:rFonts w:ascii="Symbol" w:hAnsi="Symbol" w:hint="default"/>
+        <w:sz w:val="20"/>
+      </w:rPr>
+    </w:lvl>
+    <w:lvl w:ilvl="1" w:tentative="1">
+      <w:start w:val="1"/>
+      <w:numFmt w:val="bullet"/>
+      <w:lvlText w:val="o"/>
+      <w:lvlJc w:val="left"/>
+      <w:pPr>
+        <w:tabs>
+          <w:tab w:val="num" w:pos="1440"/>
+        </w:tabs>
+        <w:ind w:left="1440" w:hanging="360"/>
+      </w:pPr>
+      <w:rPr>
+        <w:rFonts w:ascii="Courier New" w:hAnsi="Courier New" w:hint="default"/>
+        <w:sz w:val="20"/>
+      </w:rPr>
+    </w:lvl>
+    <w:lvl w:ilvl="2" w:tentative="1">
+      <w:start w:val="1"/>
+      <w:numFmt w:val="bullet"/>
+      <w:lvlText w:val=""/>
+      <w:lvlJc w:val="left"/>
+      <w:pPr>
+        <w:tabs>
+          <w:tab w:val="num" w:pos="2160"/>
+        </w:tabs>
+        <w:ind w:left="2160" w:hanging="360"/>
+      </w:pPr>
+      <w:rPr>
+        <w:rFonts w:ascii="Wingdings" w:hAnsi="Wingdings" w:hint="default"/>
+        <w:sz w:val="20"/>
+      </w:rPr>
+    </w:lvl>
+    <w:lvl w:ilvl="3" w:tentative="1">
+      <w:start w:val="1"/>
+      <w:numFmt w:val="bullet"/>
+      <w:lvlText w:val=""/>
+      <w:lvlJc w:val="left"/>
+      <w:pPr>
+        <w:tabs>
+          <w:tab w:val="num" w:pos="2880"/>
+        </w:tabs>
+        <w:ind w:left="2880" w:hanging="360"/>
+      </w:pPr>
+      <w:rPr>
+        <w:rFonts w:ascii="Wingdings" w:hAnsi="Wingdings" w:hint="default"/>
+        <w:sz w:val="20"/>
+      </w:rPr>
+    </w:lvl>
+    <w:lvl w:ilvl="4" w:tentative="1">
+      <w:start w:val="1"/>
+      <w:numFmt w:val="bullet"/>
+      <w:lvlText w:val=""/>
+      <w:lvlJc w:val="left"/>
+      <w:pPr>
+        <w:tabs>
+          <w:tab w:val="num" w:pos="3600"/>
+        </w:tabs>
+        <w:ind w:left="3600" w:hanging="360"/>
+      </w:pPr>
+      <w:rPr>
+        <w:rFonts w:ascii="Wingdings" w:hAnsi="Wingdings" w:hint="default"/>
+        <w:sz w:val="20"/>
+      </w:rPr>
+    </w:lvl>
+    <w:lvl w:ilvl="5" w:tentative="1">
+      <w:start w:val="1"/>
+      <w:numFmt w:val="bullet"/>
+      <w:lvlText w:val=""/>
+      <w:lvlJc w:val="left"/>
+      <w:pPr>
+        <w:tabs>
+          <w:tab w:val="num" w:pos="4320"/>
+        </w:tabs>
+        <w:ind w:left="4320" w:hanging="360"/>
+      </w:pPr>
+      <w:rPr>
+        <w:rFonts w:ascii="Wingdings" w:hAnsi="Wingdings" w:hint="default"/>
+        <w:sz w:val="20"/>
+      </w:rPr>
+    </w:lvl>
+    <w:lvl w:ilvl="6" w:tentative="1">
+      <w:start w:val="1"/>
+      <w:numFmt w:val="bullet"/>
+      <w:lvlText w:val=""/>
+      <w:lvlJc w:val="left"/>
+      <w:pPr>
+        <w:tabs>
+          <w:tab w:val="num" w:pos="5040"/>
+        </w:tabs>
+        <w:ind w:left="5040" w:hanging="360"/>
+      </w:pPr>
+      <w:rPr>
+        <w:rFonts w:ascii="Wingdings" w:hAnsi="Wingdings" w:hint="default"/>
+        <w:sz w:val="20"/>
+      </w:rPr>
+    </w:lvl>
+    <w:lvl w:ilvl="7" w:tentative="1">
+      <w:start w:val="1"/>
+      <w:numFmt w:val="bullet"/>
+      <w:lvlText w:val=""/>
+      <w:lvlJc w:val="left"/>
+      <w:pPr>
+        <w:tabs>
+          <w:tab w:val="num" w:pos="5760"/>
+        </w:tabs>
+        <w:ind w:left="5760" w:hanging="360"/>
+      </w:pPr>
+      <w:rPr>
+        <w:rFonts w:ascii="Wingdings" w:hAnsi="Wingdings" w:hint="default"/>
+        <w:sz w:val="20"/>
+      </w:rPr>
+    </w:lvl>
+    <w:lvl w:ilvl="8" w:tentative="1">
+      <w:start w:val="1"/>
+      <w:numFmt w:val="bullet"/>
+      <w:lvlText w:val=""/>
+      <w:lvlJc w:val="left"/>
+      <w:pPr>
+        <w:tabs>
+          <w:tab w:val="num" w:pos="6480"/>
+        </w:tabs>
+        <w:ind w:left="6480" w:hanging="360"/>
+      </w:pPr>
+      <w:rPr>
+        <w:rFonts w:ascii="Wingdings" w:hAnsi="Wingdings" w:hint="default"/>
+        <w:sz w:val="20"/>
+      </w:rPr>
+    </w:lvl>
+  </w:abstractNum>
+  <w:abstractNum w:abstractNumId="36" w15:restartNumberingAfterBreak="0">
+    <w:nsid w:val="6EEA5337"/>
+    <w:multiLevelType w:val="hybridMultilevel"/>
+    <w:tmpl w:val="67C8E4F2"/>
+    <w:lvl w:ilvl="0" w:tplc="40090001">
+      <w:start w:val="1"/>
+      <w:numFmt w:val="bullet"/>
+      <w:lvlText w:val=""/>
+      <w:lvlJc w:val="left"/>
+      <w:pPr>
+        <w:ind w:left="720" w:hanging="360"/>
+      </w:pPr>
+      <w:rPr>
+        <w:rFonts w:ascii="Symbol" w:hAnsi="Symbol" w:hint="default"/>
+      </w:rPr>
+    </w:lvl>
+    <w:lvl w:ilvl="1" w:tplc="40090003" w:tentative="1">
+      <w:start w:val="1"/>
+      <w:numFmt w:val="bullet"/>
+      <w:lvlText w:val="o"/>
+      <w:lvlJc w:val="left"/>
+      <w:pPr>
+        <w:ind w:left="1440" w:hanging="360"/>
+      </w:pPr>
+      <w:rPr>
+        <w:rFonts w:ascii="Courier New" w:hAnsi="Courier New" w:cs="Courier New" w:hint="default"/>
+      </w:rPr>
+    </w:lvl>
+    <w:lvl w:ilvl="2" w:tplc="40090005" w:tentative="1">
+      <w:start w:val="1"/>
+      <w:numFmt w:val="bullet"/>
+      <w:lvlText w:val=""/>
+      <w:lvlJc w:val="left"/>
+      <w:pPr>
+        <w:ind w:left="2160" w:hanging="360"/>
+      </w:pPr>
+      <w:rPr>
+        <w:rFonts w:ascii="Wingdings" w:hAnsi="Wingdings" w:hint="default"/>
+      </w:rPr>
+    </w:lvl>
+    <w:lvl w:ilvl="3" w:tplc="40090001" w:tentative="1">
+      <w:start w:val="1"/>
+      <w:numFmt w:val="bullet"/>
+      <w:lvlText w:val=""/>
+      <w:lvlJc w:val="left"/>
+      <w:pPr>
+        <w:ind w:left="2880" w:hanging="360"/>
+      </w:pPr>
+      <w:rPr>
+        <w:rFonts w:ascii="Symbol" w:hAnsi="Symbol" w:hint="default"/>
+      </w:rPr>
+    </w:lvl>
+    <w:lvl w:ilvl="4" w:tplc="40090003" w:tentative="1">
+      <w:start w:val="1"/>
+      <w:numFmt w:val="bullet"/>
+      <w:lvlText w:val="o"/>
+      <w:lvlJc w:val="left"/>
+      <w:pPr>
+        <w:ind w:left="3600" w:hanging="360"/>
+      </w:pPr>
+      <w:rPr>
+        <w:rFonts w:ascii="Courier New" w:hAnsi="Courier New" w:cs="Courier New" w:hint="default"/>
+      </w:rPr>
+    </w:lvl>
+    <w:lvl w:ilvl="5" w:tplc="40090005" w:tentative="1">
+      <w:start w:val="1"/>
+      <w:numFmt w:val="bullet"/>
+      <w:lvlText w:val=""/>
+      <w:lvlJc w:val="left"/>
+      <w:pPr>
+        <w:ind w:left="4320" w:hanging="360"/>
+      </w:pPr>
+      <w:rPr>
+        <w:rFonts w:ascii="Wingdings" w:hAnsi="Wingdings" w:hint="default"/>
+      </w:rPr>
+    </w:lvl>
+    <w:lvl w:ilvl="6" w:tplc="40090001" w:tentative="1">
+      <w:start w:val="1"/>
+      <w:numFmt w:val="bullet"/>
+      <w:lvlText w:val=""/>
+      <w:lvlJc w:val="left"/>
+      <w:pPr>
+        <w:ind w:left="5040" w:hanging="360"/>
+      </w:pPr>
+      <w:rPr>
+        <w:rFonts w:ascii="Symbol" w:hAnsi="Symbol" w:hint="default"/>
+      </w:rPr>
+    </w:lvl>
+    <w:lvl w:ilvl="7" w:tplc="40090003" w:tentative="1">
+      <w:start w:val="1"/>
+      <w:numFmt w:val="bullet"/>
+      <w:lvlText w:val="o"/>
+      <w:lvlJc w:val="left"/>
+      <w:pPr>
+        <w:ind w:left="5760" w:hanging="360"/>
+      </w:pPr>
+      <w:rPr>
+        <w:rFonts w:ascii="Courier New" w:hAnsi="Courier New" w:cs="Courier New" w:hint="default"/>
+      </w:rPr>
+    </w:lvl>
+    <w:lvl w:ilvl="8" w:tplc="40090005" w:tentative="1">
+      <w:start w:val="1"/>
+      <w:numFmt w:val="bullet"/>
+      <w:lvlText w:val=""/>
+      <w:lvlJc w:val="left"/>
+      <w:pPr>
+        <w:ind w:left="6480" w:hanging="360"/>
+      </w:pPr>
+      <w:rPr>
+        <w:rFonts w:ascii="Wingdings" w:hAnsi="Wingdings" w:hint="default"/>
+      </w:rPr>
+    </w:lvl>
+  </w:abstractNum>
+  <w:abstractNum w:abstractNumId="37" w15:restartNumberingAfterBreak="0">
+    <w:nsid w:val="700C4900"/>
+    <w:multiLevelType w:val="hybridMultilevel"/>
+    <w:tmpl w:val="8F2C004A"/>
+    <w:lvl w:ilvl="0" w:tplc="40090001">
+      <w:start w:val="1"/>
+      <w:numFmt w:val="bullet"/>
+      <w:lvlText w:val=""/>
+      <w:lvlJc w:val="left"/>
+      <w:pPr>
+        <w:ind w:left="720" w:hanging="360"/>
+      </w:pPr>
+      <w:rPr>
+        <w:rFonts w:ascii="Symbol" w:hAnsi="Symbol" w:hint="default"/>
+      </w:rPr>
+    </w:lvl>
+    <w:lvl w:ilvl="1" w:tplc="40090003" w:tentative="1">
+      <w:start w:val="1"/>
+      <w:numFmt w:val="bullet"/>
+      <w:lvlText w:val="o"/>
+      <w:lvlJc w:val="left"/>
+      <w:pPr>
+        <w:ind w:left="1440" w:hanging="360"/>
+      </w:pPr>
+      <w:rPr>
+        <w:rFonts w:ascii="Courier New" w:hAnsi="Courier New" w:cs="Courier New" w:hint="default"/>
+      </w:rPr>
+    </w:lvl>
+    <w:lvl w:ilvl="2" w:tplc="40090005" w:tentative="1">
+      <w:start w:val="1"/>
+      <w:numFmt w:val="bullet"/>
+      <w:lvlText w:val=""/>
+      <w:lvlJc w:val="left"/>
+      <w:pPr>
+        <w:ind w:left="2160" w:hanging="360"/>
+      </w:pPr>
+      <w:rPr>
+        <w:rFonts w:ascii="Wingdings" w:hAnsi="Wingdings" w:hint="default"/>
+      </w:rPr>
+    </w:lvl>
+    <w:lvl w:ilvl="3" w:tplc="40090001" w:tentative="1">
+      <w:start w:val="1"/>
+      <w:numFmt w:val="bullet"/>
+      <w:lvlText w:val=""/>
+      <w:lvlJc w:val="left"/>
+      <w:pPr>
+        <w:ind w:left="2880" w:hanging="360"/>
+      </w:pPr>
+      <w:rPr>
+        <w:rFonts w:ascii="Symbol" w:hAnsi="Symbol" w:hint="default"/>
+      </w:rPr>
+    </w:lvl>
+    <w:lvl w:ilvl="4" w:tplc="40090003" w:tentative="1">
+      <w:start w:val="1"/>
+      <w:numFmt w:val="bullet"/>
+      <w:lvlText w:val="o"/>
+      <w:lvlJc w:val="left"/>
+      <w:pPr>
+        <w:ind w:left="3600" w:hanging="360"/>
+      </w:pPr>
+      <w:rPr>
+        <w:rFonts w:ascii="Courier New" w:hAnsi="Courier New" w:cs="Courier New" w:hint="default"/>
+      </w:rPr>
+    </w:lvl>
+    <w:lvl w:ilvl="5" w:tplc="40090005" w:tentative="1">
+      <w:start w:val="1"/>
+      <w:numFmt w:val="bullet"/>
+      <w:lvlText w:val=""/>
+      <w:lvlJc w:val="left"/>
+      <w:pPr>
+        <w:ind w:left="4320" w:hanging="360"/>
+      </w:pPr>
+      <w:rPr>
+        <w:rFonts w:ascii="Wingdings" w:hAnsi="Wingdings" w:hint="default"/>
+      </w:rPr>
+    </w:lvl>
+    <w:lvl w:ilvl="6" w:tplc="40090001" w:tentative="1">
+      <w:start w:val="1"/>
+      <w:numFmt w:val="bullet"/>
+      <w:lvlText w:val=""/>
+      <w:lvlJc w:val="left"/>
+      <w:pPr>
+        <w:ind w:left="5040" w:hanging="360"/>
+      </w:pPr>
+      <w:rPr>
+        <w:rFonts w:ascii="Symbol" w:hAnsi="Symbol" w:hint="default"/>
+      </w:rPr>
+    </w:lvl>
+    <w:lvl w:ilvl="7" w:tplc="40090003" w:tentative="1">
+      <w:start w:val="1"/>
+      <w:numFmt w:val="bullet"/>
+      <w:lvlText w:val="o"/>
+      <w:lvlJc w:val="left"/>
+      <w:pPr>
+        <w:ind w:left="5760" w:hanging="360"/>
+      </w:pPr>
+      <w:rPr>
+        <w:rFonts w:ascii="Courier New" w:hAnsi="Courier New" w:cs="Courier New" w:hint="default"/>
+      </w:rPr>
+    </w:lvl>
+    <w:lvl w:ilvl="8" w:tplc="40090005" w:tentative="1">
+      <w:start w:val="1"/>
+      <w:numFmt w:val="bullet"/>
+      <w:lvlText w:val=""/>
+      <w:lvlJc w:val="left"/>
+      <w:pPr>
+        <w:ind w:left="6480" w:hanging="360"/>
+      </w:pPr>
+      <w:rPr>
+        <w:rFonts w:ascii="Wingdings" w:hAnsi="Wingdings" w:hint="default"/>
+      </w:rPr>
+    </w:lvl>
+  </w:abstractNum>
+  <w:abstractNum w:abstractNumId="38" w15:restartNumberingAfterBreak="0">
+    <w:nsid w:val="73135ECE"/>
+    <w:multiLevelType w:val="hybridMultilevel"/>
+    <w:tmpl w:val="03B2FDE6"/>
+    <w:lvl w:ilvl="0" w:tplc="40090001">
+      <w:start w:val="1"/>
+      <w:numFmt w:val="bullet"/>
+      <w:lvlText w:val=""/>
+      <w:lvlJc w:val="left"/>
+      <w:pPr>
+        <w:ind w:left="720" w:hanging="360"/>
+      </w:pPr>
+      <w:rPr>
+        <w:rFonts w:ascii="Symbol" w:hAnsi="Symbol" w:hint="default"/>
+      </w:rPr>
+    </w:lvl>
+    <w:lvl w:ilvl="1" w:tplc="40090003" w:tentative="1">
+      <w:start w:val="1"/>
+      <w:numFmt w:val="bullet"/>
+      <w:lvlText w:val="o"/>
+      <w:lvlJc w:val="left"/>
+      <w:pPr>
+        <w:ind w:left="1440" w:hanging="360"/>
+      </w:pPr>
+      <w:rPr>
+        <w:rFonts w:ascii="Courier New" w:hAnsi="Courier New" w:cs="Courier New" w:hint="default"/>
+      </w:rPr>
+    </w:lvl>
+    <w:lvl w:ilvl="2" w:tplc="40090005" w:tentative="1">
+      <w:start w:val="1"/>
+      <w:numFmt w:val="bullet"/>
+      <w:lvlText w:val=""/>
+      <w:lvlJc w:val="left"/>
+      <w:pPr>
+        <w:ind w:left="2160" w:hanging="360"/>
+      </w:pPr>
+      <w:rPr>
+        <w:rFonts w:ascii="Wingdings" w:hAnsi="Wingdings" w:hint="default"/>
+      </w:rPr>
+    </w:lvl>
+    <w:lvl w:ilvl="3" w:tplc="40090001" w:tentative="1">
+      <w:start w:val="1"/>
+      <w:numFmt w:val="bullet"/>
+      <w:lvlText w:val=""/>
+      <w:lvlJc w:val="left"/>
+      <w:pPr>
+        <w:ind w:left="2880" w:hanging="360"/>
+      </w:pPr>
+      <w:rPr>
+        <w:rFonts w:ascii="Symbol" w:hAnsi="Symbol" w:hint="default"/>
+      </w:rPr>
+    </w:lvl>
+    <w:lvl w:ilvl="4" w:tplc="40090003" w:tentative="1">
+      <w:start w:val="1"/>
+      <w:numFmt w:val="bullet"/>
+      <w:lvlText w:val="o"/>
+      <w:lvlJc w:val="left"/>
+      <w:pPr>
+        <w:ind w:left="3600" w:hanging="360"/>
+      </w:pPr>
+      <w:rPr>
+        <w:rFonts w:ascii="Courier New" w:hAnsi="Courier New" w:cs="Courier New" w:hint="default"/>
+      </w:rPr>
+    </w:lvl>
+    <w:lvl w:ilvl="5" w:tplc="40090005" w:tentative="1">
+      <w:start w:val="1"/>
+      <w:numFmt w:val="bullet"/>
+      <w:lvlText w:val=""/>
+      <w:lvlJc w:val="left"/>
+      <w:pPr>
+        <w:ind w:left="4320" w:hanging="360"/>
+      </w:pPr>
+      <w:rPr>
+        <w:rFonts w:ascii="Wingdings" w:hAnsi="Wingdings" w:hint="default"/>
+      </w:rPr>
+    </w:lvl>
+    <w:lvl w:ilvl="6" w:tplc="40090001" w:tentative="1">
+      <w:start w:val="1"/>
+      <w:numFmt w:val="bullet"/>
+      <w:lvlText w:val=""/>
+      <w:lvlJc w:val="left"/>
+      <w:pPr>
+        <w:ind w:left="5040" w:hanging="360"/>
+      </w:pPr>
+      <w:rPr>
+        <w:rFonts w:ascii="Symbol" w:hAnsi="Symbol" w:hint="default"/>
+      </w:rPr>
+    </w:lvl>
+    <w:lvl w:ilvl="7" w:tplc="40090003" w:tentative="1">
+      <w:start w:val="1"/>
+      <w:numFmt w:val="bullet"/>
+      <w:lvlText w:val="o"/>
+      <w:lvlJc w:val="left"/>
+      <w:pPr>
+        <w:ind w:left="5760" w:hanging="360"/>
+      </w:pPr>
+      <w:rPr>
+        <w:rFonts w:ascii="Courier New" w:hAnsi="Courier New" w:cs="Courier New" w:hint="default"/>
+      </w:rPr>
+    </w:lvl>
+    <w:lvl w:ilvl="8" w:tplc="40090005" w:tentative="1">
+      <w:start w:val="1"/>
+      <w:numFmt w:val="bullet"/>
+      <w:lvlText w:val=""/>
+      <w:lvlJc w:val="left"/>
+      <w:pPr>
+        <w:ind w:left="6480" w:hanging="360"/>
+      </w:pPr>
+      <w:rPr>
+        <w:rFonts w:ascii="Wingdings" w:hAnsi="Wingdings" w:hint="default"/>
+      </w:rPr>
+    </w:lvl>
+  </w:abstractNum>
+  <w:abstractNum w:abstractNumId="39" w15:restartNumberingAfterBreak="0">
+    <w:nsid w:val="733921CC"/>
+    <w:multiLevelType w:val="hybridMultilevel"/>
+    <w:tmpl w:val="C3145C06"/>
+    <w:lvl w:ilvl="0" w:tplc="40090001">
+      <w:start w:val="1"/>
+      <w:numFmt w:val="bullet"/>
+      <w:lvlText w:val=""/>
+      <w:lvlJc w:val="left"/>
+      <w:pPr>
+        <w:ind w:left="720" w:hanging="360"/>
+      </w:pPr>
+      <w:rPr>
+        <w:rFonts w:ascii="Symbol" w:hAnsi="Symbol" w:hint="default"/>
+      </w:rPr>
+    </w:lvl>
+    <w:lvl w:ilvl="1" w:tplc="40090003" w:tentative="1">
+      <w:start w:val="1"/>
+      <w:numFmt w:val="bullet"/>
+      <w:lvlText w:val="o"/>
+      <w:lvlJc w:val="left"/>
+      <w:pPr>
+        <w:ind w:left="1440" w:hanging="360"/>
+      </w:pPr>
+      <w:rPr>
+        <w:rFonts w:ascii="Courier New" w:hAnsi="Courier New" w:cs="Courier New" w:hint="default"/>
+      </w:rPr>
+    </w:lvl>
+    <w:lvl w:ilvl="2" w:tplc="40090005" w:tentative="1">
+      <w:start w:val="1"/>
+      <w:numFmt w:val="bullet"/>
+      <w:lvlText w:val=""/>
+      <w:lvlJc w:val="left"/>
+      <w:pPr>
+        <w:ind w:left="2160" w:hanging="360"/>
+      </w:pPr>
+      <w:rPr>
+        <w:rFonts w:ascii="Wingdings" w:hAnsi="Wingdings" w:hint="default"/>
+      </w:rPr>
+    </w:lvl>
+    <w:lvl w:ilvl="3" w:tplc="40090001" w:tentative="1">
+      <w:start w:val="1"/>
+      <w:numFmt w:val="bullet"/>
+      <w:lvlText w:val=""/>
+      <w:lvlJc w:val="left"/>
+      <w:pPr>
+        <w:ind w:left="2880" w:hanging="360"/>
+      </w:pPr>
+      <w:rPr>
+        <w:rFonts w:ascii="Symbol" w:hAnsi="Symbol" w:hint="default"/>
+      </w:rPr>
+    </w:lvl>
+    <w:lvl w:ilvl="4" w:tplc="40090003" w:tentative="1">
+      <w:start w:val="1"/>
+      <w:numFmt w:val="bullet"/>
+      <w:lvlText w:val="o"/>
+      <w:lvlJc w:val="left"/>
+      <w:pPr>
+        <w:ind w:left="3600" w:hanging="360"/>
+      </w:pPr>
+      <w:rPr>
+        <w:rFonts w:ascii="Courier New" w:hAnsi="Courier New" w:cs="Courier New" w:hint="default"/>
+      </w:rPr>
+    </w:lvl>
+    <w:lvl w:ilvl="5" w:tplc="40090005" w:tentative="1">
+      <w:start w:val="1"/>
+      <w:numFmt w:val="bullet"/>
+      <w:lvlText w:val=""/>
+      <w:lvlJc w:val="left"/>
+      <w:pPr>
+        <w:ind w:left="4320" w:hanging="360"/>
+      </w:pPr>
+      <w:rPr>
+        <w:rFonts w:ascii="Wingdings" w:hAnsi="Wingdings" w:hint="default"/>
+      </w:rPr>
+    </w:lvl>
+    <w:lvl w:ilvl="6" w:tplc="40090001" w:tentative="1">
+      <w:start w:val="1"/>
+      <w:numFmt w:val="bullet"/>
+      <w:lvlText w:val=""/>
+      <w:lvlJc w:val="left"/>
+      <w:pPr>
+        <w:ind w:left="5040" w:hanging="360"/>
+      </w:pPr>
+      <w:rPr>
+        <w:rFonts w:ascii="Symbol" w:hAnsi="Symbol" w:hint="default"/>
+      </w:rPr>
+    </w:lvl>
+    <w:lvl w:ilvl="7" w:tplc="40090003" w:tentative="1">
+      <w:start w:val="1"/>
+      <w:numFmt w:val="bullet"/>
+      <w:lvlText w:val="o"/>
+      <w:lvlJc w:val="left"/>
+      <w:pPr>
+        <w:ind w:left="5760" w:hanging="360"/>
+      </w:pPr>
+      <w:rPr>
+        <w:rFonts w:ascii="Courier New" w:hAnsi="Courier New" w:cs="Courier New" w:hint="default"/>
+      </w:rPr>
+    </w:lvl>
+    <w:lvl w:ilvl="8" w:tplc="40090005" w:tentative="1">
+      <w:start w:val="1"/>
+      <w:numFmt w:val="bullet"/>
+      <w:lvlText w:val=""/>
+      <w:lvlJc w:val="left"/>
+      <w:pPr>
+        <w:ind w:left="6480" w:hanging="360"/>
+      </w:pPr>
+      <w:rPr>
+        <w:rFonts w:ascii="Wingdings" w:hAnsi="Wingdings" w:hint="default"/>
+      </w:rPr>
+    </w:lvl>
+  </w:abstractNum>
+  <w:abstractNum w:abstractNumId="40" w15:restartNumberingAfterBreak="0">
     <w:nsid w:val="7EF84F3F"/>
     <w:multiLevelType w:val="multilevel"/>
     <w:tmpl w:val="E2D6C89A"/>
@@ -29518,88 +38272,127 @@
     </w:lvl>
   </w:abstractNum>
   <w:num w:numId="1">
-    <w:abstractNumId w:val="7"/>
+    <w:abstractNumId w:val="8"/>
   </w:num>
   <w:num w:numId="2">
-    <w:abstractNumId w:val="24"/>
+    <w:abstractNumId w:val="36"/>
   </w:num>
   <w:num w:numId="3">
-    <w:abstractNumId w:val="22"/>
+    <w:abstractNumId w:val="32"/>
   </w:num>
   <w:num w:numId="4">
-    <w:abstractNumId w:val="4"/>
+    <w:abstractNumId w:val="5"/>
   </w:num>
   <w:num w:numId="5">
-    <w:abstractNumId w:val="18"/>
+    <w:abstractNumId w:val="27"/>
   </w:num>
   <w:num w:numId="6">
-    <w:abstractNumId w:val="8"/>
+    <w:abstractNumId w:val="9"/>
   </w:num>
   <w:num w:numId="7">
     <w:abstractNumId w:val="0"/>
   </w:num>
   <w:num w:numId="8">
-    <w:abstractNumId w:val="6"/>
+    <w:abstractNumId w:val="7"/>
   </w:num>
   <w:num w:numId="9">
     <w:abstractNumId w:val="1"/>
   </w:num>
   <w:num w:numId="10">
-    <w:abstractNumId w:val="20"/>
+    <w:abstractNumId w:val="30"/>
   </w:num>
   <w:num w:numId="11">
-    <w:abstractNumId w:val="27"/>
+    <w:abstractNumId w:val="40"/>
   </w:num>
   <w:num w:numId="12">
+    <w:abstractNumId w:val="24"/>
+  </w:num>
+  <w:num w:numId="13">
+    <w:abstractNumId w:val="25"/>
+  </w:num>
+  <w:num w:numId="14">
+    <w:abstractNumId w:val="4"/>
+  </w:num>
+  <w:num w:numId="15">
+    <w:abstractNumId w:val="12"/>
+  </w:num>
+  <w:num w:numId="16">
+    <w:abstractNumId w:val="26"/>
+  </w:num>
+  <w:num w:numId="17">
     <w:abstractNumId w:val="15"/>
   </w:num>
-  <w:num w:numId="13">
-    <w:abstractNumId w:val="16"/>
-  </w:num>
-  <w:num w:numId="14">
-    <w:abstractNumId w:val="3"/>
-  </w:num>
-  <w:num w:numId="15">
-    <w:abstractNumId w:val="9"/>
-  </w:num>
-  <w:num w:numId="16">
-    <w:abstractNumId w:val="17"/>
-  </w:num>
-  <w:num w:numId="17">
-    <w:abstractNumId w:val="11"/>
-  </w:num>
   <w:num w:numId="18">
-    <w:abstractNumId w:val="21"/>
+    <w:abstractNumId w:val="31"/>
   </w:num>
   <w:num w:numId="19">
-    <w:abstractNumId w:val="10"/>
+    <w:abstractNumId w:val="14"/>
   </w:num>
   <w:num w:numId="20">
-    <w:abstractNumId w:val="14"/>
+    <w:abstractNumId w:val="23"/>
   </w:num>
   <w:num w:numId="21">
-    <w:abstractNumId w:val="25"/>
+    <w:abstractNumId w:val="37"/>
   </w:num>
   <w:num w:numId="22">
-    <w:abstractNumId w:val="5"/>
+    <w:abstractNumId w:val="6"/>
   </w:num>
   <w:num w:numId="23">
     <w:abstractNumId w:val="2"/>
   </w:num>
   <w:num w:numId="24">
-    <w:abstractNumId w:val="26"/>
+    <w:abstractNumId w:val="39"/>
   </w:num>
   <w:num w:numId="25">
+    <w:abstractNumId w:val="28"/>
+  </w:num>
+  <w:num w:numId="26">
     <w:abstractNumId w:val="19"/>
   </w:num>
-  <w:num w:numId="26">
-    <w:abstractNumId w:val="12"/>
+  <w:num w:numId="27">
+    <w:abstractNumId w:val="20"/>
   </w:num>
-  <w:num w:numId="27">
+  <w:num w:numId="28">
+    <w:abstractNumId w:val="34"/>
+  </w:num>
+  <w:num w:numId="29">
+    <w:abstractNumId w:val="11"/>
+  </w:num>
+  <w:num w:numId="30">
+    <w:abstractNumId w:val="3"/>
+  </w:num>
+  <w:num w:numId="31">
+    <w:abstractNumId w:val="10"/>
+  </w:num>
+  <w:num w:numId="32">
+    <w:abstractNumId w:val="38"/>
+  </w:num>
+  <w:num w:numId="33">
+    <w:abstractNumId w:val="22"/>
+  </w:num>
+  <w:num w:numId="34">
+    <w:abstractNumId w:val="16"/>
+  </w:num>
+  <w:num w:numId="35">
     <w:abstractNumId w:val="13"/>
   </w:num>
-  <w:num w:numId="28">
-    <w:abstractNumId w:val="23"/>
+  <w:num w:numId="36">
+    <w:abstractNumId w:val="21"/>
+  </w:num>
+  <w:num w:numId="37">
+    <w:abstractNumId w:val="18"/>
+  </w:num>
+  <w:num w:numId="38">
+    <w:abstractNumId w:val="17"/>
+  </w:num>
+  <w:num w:numId="39">
+    <w:abstractNumId w:val="35"/>
+  </w:num>
+  <w:num w:numId="40">
+    <w:abstractNumId w:val="33"/>
+  </w:num>
+  <w:num w:numId="41">
+    <w:abstractNumId w:val="29"/>
   </w:num>
 </w:numbering>
 </file>
@@ -30303,6 +39096,48 @@
     <w:basedOn w:val="DefaultParagraphFont"/>
     <w:rsid w:val="000217E8"/>
   </w:style>
+  <w:style w:type="paragraph" w:styleId="ListParagraph">
+    <w:name w:val="List Paragraph"/>
+    <w:basedOn w:val="Normal"/>
+    <w:uiPriority w:val="34"/>
+    <w:qFormat/>
+    <w:rsid w:val="00B7060B"/>
+    <w:pPr>
+      <w:ind w:left="720"/>
+      <w:contextualSpacing/>
+    </w:pPr>
+  </w:style>
+  <w:style w:type="paragraph" w:customStyle="1" w:styleId="w6asjqtextbase">
+    <w:name w:val="w6asjq_textbase"/>
+    <w:basedOn w:val="Normal"/>
+    <w:rsid w:val="00B7060B"/>
+    <w:pPr>
+      <w:spacing w:before="100" w:beforeAutospacing="1" w:after="100" w:afterAutospacing="1" w:line="240" w:lineRule="auto"/>
+    </w:pPr>
+    <w:rPr>
+      <w:rFonts w:eastAsia="Times New Roman" w:cs="Times New Roman"/>
+      <w:szCs w:val="24"/>
+      <w:lang w:eastAsia="en-IN"/>
+    </w:rPr>
+  </w:style>
+  <w:style w:type="character" w:customStyle="1" w:styleId="w6asjqtextbase1">
+    <w:name w:val="w6asjq_textbase1"/>
+    <w:basedOn w:val="DefaultParagraphFont"/>
+    <w:rsid w:val="00B7060B"/>
+  </w:style>
+  <w:style w:type="paragraph" w:customStyle="1" w:styleId="pswzzqitem">
+    <w:name w:val="pswzzq_item"/>
+    <w:basedOn w:val="Normal"/>
+    <w:rsid w:val="00E8379D"/>
+    <w:pPr>
+      <w:spacing w:before="100" w:beforeAutospacing="1" w:after="100" w:afterAutospacing="1" w:line="240" w:lineRule="auto"/>
+    </w:pPr>
+    <w:rPr>
+      <w:rFonts w:eastAsia="Times New Roman" w:cs="Times New Roman"/>
+      <w:szCs w:val="24"/>
+      <w:lang w:eastAsia="en-IN"/>
+    </w:rPr>
+  </w:style>
 </w:styles>
 </file>
 
